--- a/projet_memoire.docx
+++ b/projet_memoire.docx
@@ -25480,7 +25480,23 @@
           <w:sz w:val="24"/>
           <w:szCs w:val="24"/>
         </w:rPr>
-        <w:t xml:space="preserve">Diagramme de Gérer ses rendez-vous </w:t>
+        <w:t xml:space="preserve">Diagramme de </w:t>
+      </w:r>
+      <w:r>
+        <w:rPr>
+          <w:rFonts w:ascii="Times New Roman" w:hAnsi="Times New Roman" w:cs="Times New Roman"/>
+          <w:sz w:val="24"/>
+          <w:szCs w:val="24"/>
+        </w:rPr>
+        <w:t xml:space="preserve">Séquence de Gérer </w:t>
+      </w:r>
+      <w:r>
+        <w:rPr>
+          <w:rFonts w:ascii="Times New Roman" w:hAnsi="Times New Roman" w:cs="Times New Roman"/>
+          <w:sz w:val="24"/>
+          <w:szCs w:val="24"/>
+        </w:rPr>
+        <w:t xml:space="preserve">rendez-vous </w:t>
       </w:r>
     </w:p>
     <w:p>
@@ -25506,9 +25522,9 @@
         <w:lastRenderedPageBreak/>
         <w:drawing>
           <wp:inline distT="0" distB="0" distL="0" distR="0">
-            <wp:extent cx="5190490" cy="9937115"/>
-            <wp:effectExtent l="0" t="0" r="0" b="6985"/>
-            <wp:docPr id="3" name="Image 3" descr="D:\l3\Memoire_De_Fin_Cycle\photo\prise de rdv.jpg"/>
+            <wp:extent cx="5289550" cy="9429750"/>
+            <wp:effectExtent l="0" t="0" r="6350" b="0"/>
+            <wp:docPr id="17" name="Image 17" descr="D:\l3\Memoire_De_Fin_Cycle\photo\cli.png"/>
             <wp:cNvGraphicFramePr>
               <a:graphicFrameLocks xmlns:a="http://schemas.openxmlformats.org/drawingml/2006/main" noChangeAspect="1"/>
             </wp:cNvGraphicFramePr>
@@ -25516,7 +25532,7 @@
               <a:graphicData uri="http://schemas.openxmlformats.org/drawingml/2006/picture">
                 <pic:pic xmlns:pic="http://schemas.openxmlformats.org/drawingml/2006/picture">
                   <pic:nvPicPr>
-                    <pic:cNvPr id="0" name="Picture 2" descr="D:\l3\Memoire_De_Fin_Cycle\photo\prise de rdv.jpg"/>
+                    <pic:cNvPr id="0" name="Picture 9" descr="D:\l3\Memoire_De_Fin_Cycle\photo\cli.png"/>
                     <pic:cNvPicPr>
                       <a:picLocks noChangeAspect="1" noChangeArrowheads="1"/>
                     </pic:cNvPicPr>
@@ -25537,7 +25553,7 @@
                   <pic:spPr bwMode="auto">
                     <a:xfrm>
                       <a:off x="0" y="0"/>
-                      <a:ext cx="5190490" cy="9937115"/>
+                      <a:ext cx="5289550" cy="9429750"/>
                     </a:xfrm>
                     <a:prstGeom prst="rect">
                       <a:avLst/>
@@ -26180,8 +26196,6 @@
           <w:lang w:eastAsia="fr-FR"/>
         </w:rPr>
       </w:pPr>
-      <w:bookmarkStart w:id="0" w:name="_GoBack"/>
-      <w:bookmarkEnd w:id="0"/>
       <w:r>
         <w:rPr>
           <w:rFonts w:ascii="Times New Roman" w:eastAsia="Times New Roman" w:hAnsi="Times New Roman" w:cs="Times New Roman"/>
@@ -26362,14 +26376,6 @@
           <w:szCs w:val="24"/>
         </w:rPr>
       </w:pPr>
-      <w:r>
-        <w:rPr>
-          <w:rFonts w:ascii="Times New Roman" w:hAnsi="Times New Roman" w:cs="Times New Roman"/>
-          <w:sz w:val="24"/>
-          <w:szCs w:val="24"/>
-        </w:rPr>
-        <w:t>Description :</w:t>
-      </w:r>
     </w:p>
     <w:p>
       <w:pPr>
@@ -26389,7 +26395,15 @@
           <w:sz w:val="24"/>
           <w:szCs w:val="24"/>
         </w:rPr>
-        <w:t>Premier Partie : Identification</w:t>
+        <w:t xml:space="preserve">Diagramme de Séquence de Gérer </w:t>
+      </w:r>
+      <w:r>
+        <w:rPr>
+          <w:rFonts w:ascii="Times New Roman" w:hAnsi="Times New Roman" w:cs="Times New Roman"/>
+          <w:sz w:val="24"/>
+          <w:szCs w:val="24"/>
+        </w:rPr>
+        <w:t>cycle intervention</w:t>
       </w:r>
     </w:p>
     <w:p>
@@ -26404,14 +26418,6 @@
           <w:szCs w:val="24"/>
         </w:rPr>
       </w:pPr>
-      <w:r>
-        <w:rPr>
-          <w:rFonts w:ascii="Times New Roman" w:hAnsi="Times New Roman" w:cs="Times New Roman"/>
-          <w:sz w:val="24"/>
-          <w:szCs w:val="24"/>
-        </w:rPr>
-        <w:t>Nom : Gérer cycle intervention</w:t>
-      </w:r>
     </w:p>
     <w:p>
       <w:pPr>
@@ -26425,14 +26431,6 @@
           <w:szCs w:val="24"/>
         </w:rPr>
       </w:pPr>
-      <w:r>
-        <w:rPr>
-          <w:rFonts w:ascii="Times New Roman" w:hAnsi="Times New Roman" w:cs="Times New Roman"/>
-          <w:sz w:val="24"/>
-          <w:szCs w:val="24"/>
-        </w:rPr>
-        <w:t xml:space="preserve">Acteur : réceptionniste </w:t>
-      </w:r>
     </w:p>
     <w:p>
       <w:pPr>
@@ -26449,58 +26447,60 @@
       <w:r>
         <w:rPr>
           <w:rFonts w:ascii="Times New Roman" w:hAnsi="Times New Roman" w:cs="Times New Roman"/>
-          <w:sz w:val="24"/>
-          <w:szCs w:val="24"/>
-        </w:rPr>
-        <w:t xml:space="preserve">Objectif : </w:t>
-      </w:r>
-      <w:r>
-        <w:rPr>
-          <w:rFonts w:ascii="Times New Roman" w:hAnsi="Times New Roman" w:cs="Times New Roman"/>
-          <w:sz w:val="24"/>
-          <w:szCs w:val="24"/>
-        </w:rPr>
-        <w:t>p</w:t>
-      </w:r>
-      <w:r>
-        <w:rPr>
-          <w:rFonts w:ascii="Times New Roman" w:hAnsi="Times New Roman" w:cs="Times New Roman"/>
-          <w:sz w:val="24"/>
-          <w:szCs w:val="24"/>
-        </w:rPr>
-        <w:t>e</w:t>
-      </w:r>
-      <w:r>
-        <w:rPr>
-          <w:rFonts w:ascii="Times New Roman" w:hAnsi="Times New Roman" w:cs="Times New Roman"/>
-          <w:sz w:val="24"/>
-          <w:szCs w:val="24"/>
-        </w:rPr>
-        <w:t>rmet au</w:t>
-      </w:r>
-      <w:r>
-        <w:rPr>
-          <w:rFonts w:ascii="Times New Roman" w:hAnsi="Times New Roman" w:cs="Times New Roman"/>
-          <w:sz w:val="24"/>
-          <w:szCs w:val="24"/>
-        </w:rPr>
-        <w:t xml:space="preserve"> </w:t>
-      </w:r>
-      <w:r>
-        <w:rPr>
-          <w:rFonts w:ascii="Times New Roman" w:hAnsi="Times New Roman" w:cs="Times New Roman"/>
-          <w:sz w:val="24"/>
-          <w:szCs w:val="24"/>
-        </w:rPr>
-        <w:t xml:space="preserve">réceptionniste </w:t>
-      </w:r>
-      <w:r>
-        <w:rPr>
-          <w:rFonts w:ascii="Times New Roman" w:hAnsi="Times New Roman" w:cs="Times New Roman"/>
-          <w:sz w:val="24"/>
-          <w:szCs w:val="24"/>
-        </w:rPr>
-        <w:t>de créer une intervention, de la suivre jusqu’à la génération d’une facture.</w:t>
+          <w:noProof/>
+          <w:sz w:val="24"/>
+          <w:szCs w:val="24"/>
+          <w:lang w:eastAsia="fr-FR"/>
+        </w:rPr>
+        <w:lastRenderedPageBreak/>
+        <w:drawing>
+          <wp:inline distT="0" distB="0" distL="0" distR="0">
+            <wp:extent cx="5372100" cy="9194800"/>
+            <wp:effectExtent l="0" t="0" r="0" b="6350"/>
+            <wp:docPr id="16" name="Image 16" descr="D:\l3\Memoire_De_Fin_Cycle\photo\rec.png"/>
+            <wp:cNvGraphicFramePr>
+              <a:graphicFrameLocks xmlns:a="http://schemas.openxmlformats.org/drawingml/2006/main" noChangeAspect="1"/>
+            </wp:cNvGraphicFramePr>
+            <a:graphic xmlns:a="http://schemas.openxmlformats.org/drawingml/2006/main">
+              <a:graphicData uri="http://schemas.openxmlformats.org/drawingml/2006/picture">
+                <pic:pic xmlns:pic="http://schemas.openxmlformats.org/drawingml/2006/picture">
+                  <pic:nvPicPr>
+                    <pic:cNvPr id="0" name="Picture 8" descr="D:\l3\Memoire_De_Fin_Cycle\photo\rec.png"/>
+                    <pic:cNvPicPr>
+                      <a:picLocks noChangeAspect="1" noChangeArrowheads="1"/>
+                    </pic:cNvPicPr>
+                  </pic:nvPicPr>
+                  <pic:blipFill>
+                    <a:blip r:embed="rId14">
+                      <a:extLst>
+                        <a:ext uri="{28A0092B-C50C-407E-A947-70E740481C1C}">
+                          <a14:useLocalDpi xmlns:a14="http://schemas.microsoft.com/office/drawing/2010/main" val="0"/>
+                        </a:ext>
+                      </a:extLst>
+                    </a:blip>
+                    <a:srcRect/>
+                    <a:stretch>
+                      <a:fillRect/>
+                    </a:stretch>
+                  </pic:blipFill>
+                  <pic:spPr bwMode="auto">
+                    <a:xfrm>
+                      <a:off x="0" y="0"/>
+                      <a:ext cx="5372100" cy="9194800"/>
+                    </a:xfrm>
+                    <a:prstGeom prst="rect">
+                      <a:avLst/>
+                    </a:prstGeom>
+                    <a:noFill/>
+                    <a:ln>
+                      <a:noFill/>
+                    </a:ln>
+                  </pic:spPr>
+                </pic:pic>
+              </a:graphicData>
+            </a:graphic>
+          </wp:inline>
+        </w:drawing>
       </w:r>
     </w:p>
     <w:p>
@@ -26515,14 +26515,6 @@
           <w:szCs w:val="24"/>
         </w:rPr>
       </w:pPr>
-      <w:r>
-        <w:rPr>
-          <w:rFonts w:ascii="Times New Roman" w:hAnsi="Times New Roman" w:cs="Times New Roman"/>
-          <w:sz w:val="24"/>
-          <w:szCs w:val="24"/>
-        </w:rPr>
-        <w:t>Deuxième partie : Description Scenario</w:t>
-      </w:r>
     </w:p>
     <w:p>
       <w:pPr>
@@ -26542,45 +26534,7 @@
           <w:sz w:val="24"/>
           <w:szCs w:val="24"/>
         </w:rPr>
-        <w:t xml:space="preserve">Précondition : </w:t>
-      </w:r>
-      <w:r>
-        <w:rPr>
-          <w:sz w:val="24"/>
-          <w:szCs w:val="24"/>
-        </w:rPr>
-        <w:t xml:space="preserve">le système doit garantir un état de </w:t>
-      </w:r>
-      <w:r>
-        <w:rPr>
-          <w:bCs/>
-          <w:sz w:val="24"/>
-          <w:szCs w:val="24"/>
-        </w:rPr>
-        <w:t>disponibilité immédiate</w:t>
-      </w:r>
-      <w:r>
-        <w:rPr>
-          <w:sz w:val="24"/>
-          <w:szCs w:val="24"/>
-        </w:rPr>
-        <w:t xml:space="preserve"> et de </w:t>
-      </w:r>
-      <w:r>
-        <w:rPr>
-          <w:bCs/>
-          <w:sz w:val="24"/>
-          <w:szCs w:val="24"/>
-        </w:rPr>
-        <w:t>sécurité</w:t>
-      </w:r>
-      <w:r>
-        <w:rPr>
-          <w:rFonts w:ascii="Times New Roman" w:hAnsi="Times New Roman" w:cs="Times New Roman"/>
-          <w:sz w:val="24"/>
-          <w:szCs w:val="24"/>
-        </w:rPr>
-        <w:t xml:space="preserve">. </w:t>
+        <w:t>Description :</w:t>
       </w:r>
     </w:p>
     <w:p>
@@ -26601,7 +26555,7 @@
           <w:sz w:val="24"/>
           <w:szCs w:val="24"/>
         </w:rPr>
-        <w:t>L’enchainement des messages :</w:t>
+        <w:t>Premier Partie : Identification</w:t>
       </w:r>
     </w:p>
     <w:p>
@@ -26622,7 +26576,218 @@
           <w:sz w:val="24"/>
           <w:szCs w:val="24"/>
         </w:rPr>
-        <w:lastRenderedPageBreak/>
+        <w:t>Nom : Gérer cycle intervention</w:t>
+      </w:r>
+    </w:p>
+    <w:p>
+      <w:pPr>
+        <w:tabs>
+          <w:tab w:val="left" w:pos="5560"/>
+        </w:tabs>
+        <w:ind w:left="360"/>
+        <w:rPr>
+          <w:rFonts w:ascii="Times New Roman" w:hAnsi="Times New Roman" w:cs="Times New Roman"/>
+          <w:sz w:val="24"/>
+          <w:szCs w:val="24"/>
+        </w:rPr>
+      </w:pPr>
+      <w:r>
+        <w:rPr>
+          <w:rFonts w:ascii="Times New Roman" w:hAnsi="Times New Roman" w:cs="Times New Roman"/>
+          <w:sz w:val="24"/>
+          <w:szCs w:val="24"/>
+        </w:rPr>
+        <w:t xml:space="preserve">Acteur : réceptionniste </w:t>
+      </w:r>
+    </w:p>
+    <w:p>
+      <w:pPr>
+        <w:tabs>
+          <w:tab w:val="left" w:pos="5560"/>
+        </w:tabs>
+        <w:ind w:left="360"/>
+        <w:rPr>
+          <w:rFonts w:ascii="Times New Roman" w:hAnsi="Times New Roman" w:cs="Times New Roman"/>
+          <w:sz w:val="24"/>
+          <w:szCs w:val="24"/>
+        </w:rPr>
+      </w:pPr>
+      <w:r>
+        <w:rPr>
+          <w:rFonts w:ascii="Times New Roman" w:hAnsi="Times New Roman" w:cs="Times New Roman"/>
+          <w:sz w:val="24"/>
+          <w:szCs w:val="24"/>
+        </w:rPr>
+        <w:t xml:space="preserve">Objectif : </w:t>
+      </w:r>
+      <w:r>
+        <w:rPr>
+          <w:rFonts w:ascii="Times New Roman" w:hAnsi="Times New Roman" w:cs="Times New Roman"/>
+          <w:sz w:val="24"/>
+          <w:szCs w:val="24"/>
+        </w:rPr>
+        <w:t>p</w:t>
+      </w:r>
+      <w:r>
+        <w:rPr>
+          <w:rFonts w:ascii="Times New Roman" w:hAnsi="Times New Roman" w:cs="Times New Roman"/>
+          <w:sz w:val="24"/>
+          <w:szCs w:val="24"/>
+        </w:rPr>
+        <w:t>e</w:t>
+      </w:r>
+      <w:r>
+        <w:rPr>
+          <w:rFonts w:ascii="Times New Roman" w:hAnsi="Times New Roman" w:cs="Times New Roman"/>
+          <w:sz w:val="24"/>
+          <w:szCs w:val="24"/>
+        </w:rPr>
+        <w:t>rmet au</w:t>
+      </w:r>
+      <w:r>
+        <w:rPr>
+          <w:rFonts w:ascii="Times New Roman" w:hAnsi="Times New Roman" w:cs="Times New Roman"/>
+          <w:sz w:val="24"/>
+          <w:szCs w:val="24"/>
+        </w:rPr>
+        <w:t xml:space="preserve"> </w:t>
+      </w:r>
+      <w:r>
+        <w:rPr>
+          <w:rFonts w:ascii="Times New Roman" w:hAnsi="Times New Roman" w:cs="Times New Roman"/>
+          <w:sz w:val="24"/>
+          <w:szCs w:val="24"/>
+        </w:rPr>
+        <w:t xml:space="preserve">réceptionniste </w:t>
+      </w:r>
+      <w:r>
+        <w:rPr>
+          <w:rFonts w:ascii="Times New Roman" w:hAnsi="Times New Roman" w:cs="Times New Roman"/>
+          <w:sz w:val="24"/>
+          <w:szCs w:val="24"/>
+        </w:rPr>
+        <w:t>de créer une intervention, de la suivre jusqu’à la génération d’une facture.</w:t>
+      </w:r>
+    </w:p>
+    <w:p>
+      <w:pPr>
+        <w:tabs>
+          <w:tab w:val="left" w:pos="5560"/>
+        </w:tabs>
+        <w:ind w:left="360"/>
+        <w:rPr>
+          <w:rFonts w:ascii="Times New Roman" w:hAnsi="Times New Roman" w:cs="Times New Roman"/>
+          <w:sz w:val="24"/>
+          <w:szCs w:val="24"/>
+        </w:rPr>
+      </w:pPr>
+      <w:r>
+        <w:rPr>
+          <w:rFonts w:ascii="Times New Roman" w:hAnsi="Times New Roman" w:cs="Times New Roman"/>
+          <w:sz w:val="24"/>
+          <w:szCs w:val="24"/>
+        </w:rPr>
+        <w:t>Deuxième partie : Description Scenario</w:t>
+      </w:r>
+    </w:p>
+    <w:p>
+      <w:pPr>
+        <w:tabs>
+          <w:tab w:val="left" w:pos="5560"/>
+        </w:tabs>
+        <w:ind w:left="360"/>
+        <w:rPr>
+          <w:rFonts w:ascii="Times New Roman" w:hAnsi="Times New Roman" w:cs="Times New Roman"/>
+          <w:sz w:val="24"/>
+          <w:szCs w:val="24"/>
+        </w:rPr>
+      </w:pPr>
+      <w:r>
+        <w:rPr>
+          <w:rFonts w:ascii="Times New Roman" w:hAnsi="Times New Roman" w:cs="Times New Roman"/>
+          <w:sz w:val="24"/>
+          <w:szCs w:val="24"/>
+        </w:rPr>
+        <w:t xml:space="preserve">Précondition : </w:t>
+      </w:r>
+      <w:r>
+        <w:rPr>
+          <w:sz w:val="24"/>
+          <w:szCs w:val="24"/>
+        </w:rPr>
+        <w:t xml:space="preserve">le système doit garantir un état de </w:t>
+      </w:r>
+      <w:r>
+        <w:rPr>
+          <w:bCs/>
+          <w:sz w:val="24"/>
+          <w:szCs w:val="24"/>
+        </w:rPr>
+        <w:t>disponibilité immédiate</w:t>
+      </w:r>
+      <w:r>
+        <w:rPr>
+          <w:sz w:val="24"/>
+          <w:szCs w:val="24"/>
+        </w:rPr>
+        <w:t xml:space="preserve"> et de </w:t>
+      </w:r>
+      <w:r>
+        <w:rPr>
+          <w:bCs/>
+          <w:sz w:val="24"/>
+          <w:szCs w:val="24"/>
+        </w:rPr>
+        <w:t>sécurité</w:t>
+      </w:r>
+      <w:r>
+        <w:rPr>
+          <w:rFonts w:ascii="Times New Roman" w:hAnsi="Times New Roman" w:cs="Times New Roman"/>
+          <w:sz w:val="24"/>
+          <w:szCs w:val="24"/>
+        </w:rPr>
+        <w:t xml:space="preserve">. </w:t>
+      </w:r>
+    </w:p>
+    <w:p>
+      <w:pPr>
+        <w:tabs>
+          <w:tab w:val="left" w:pos="5560"/>
+        </w:tabs>
+        <w:ind w:left="360"/>
+        <w:rPr>
+          <w:rFonts w:ascii="Times New Roman" w:hAnsi="Times New Roman" w:cs="Times New Roman"/>
+          <w:sz w:val="24"/>
+          <w:szCs w:val="24"/>
+        </w:rPr>
+      </w:pPr>
+      <w:r>
+        <w:rPr>
+          <w:rFonts w:ascii="Times New Roman" w:hAnsi="Times New Roman" w:cs="Times New Roman"/>
+          <w:sz w:val="24"/>
+          <w:szCs w:val="24"/>
+        </w:rPr>
+        <w:t>L’enchainement des messages :</w:t>
+      </w:r>
+    </w:p>
+    <w:p>
+      <w:pPr>
+        <w:tabs>
+          <w:tab w:val="left" w:pos="5560"/>
+        </w:tabs>
+        <w:ind w:left="360"/>
+        <w:rPr>
+          <w:rFonts w:ascii="Times New Roman" w:hAnsi="Times New Roman" w:cs="Times New Roman"/>
+          <w:sz w:val="24"/>
+          <w:szCs w:val="24"/>
+        </w:rPr>
+      </w:pPr>
+      <w:r>
+        <w:rPr>
+          <w:rFonts w:ascii="Times New Roman" w:hAnsi="Times New Roman" w:cs="Times New Roman"/>
+          <w:sz w:val="24"/>
+          <w:szCs w:val="24"/>
+        </w:rPr>
         <w:t>Le réceptionniste saisit ses identifiants</w:t>
       </w:r>
     </w:p>
@@ -27113,7 +27278,7 @@
                     </pic:cNvPicPr>
                   </pic:nvPicPr>
                   <pic:blipFill>
-                    <a:blip r:embed="rId14">
+                    <a:blip r:embed="rId15">
                       <a:extLst>
                         <a:ext uri="{28A0092B-C50C-407E-A947-70E740481C1C}">
                           <a14:useLocalDpi xmlns:a14="http://schemas.microsoft.com/office/drawing/2010/main" val="0"/>
@@ -27170,14 +27335,6 @@
           <w:szCs w:val="24"/>
         </w:rPr>
       </w:pPr>
-      <w:r>
-        <w:rPr>
-          <w:rFonts w:ascii="Times New Roman" w:hAnsi="Times New Roman" w:cs="Times New Roman"/>
-          <w:sz w:val="24"/>
-          <w:szCs w:val="24"/>
-        </w:rPr>
-        <w:t>Description :</w:t>
-      </w:r>
     </w:p>
     <w:p>
       <w:pPr>
@@ -27185,10 +27342,12 @@
           <w:tab w:val="left" w:pos="5560"/>
         </w:tabs>
         <w:ind w:left="360"/>
-      </w:pPr>
-      <w:r>
-        <w:t>Le chef de département saisit ses identifiants</w:t>
-      </w:r>
+        <w:rPr>
+          <w:rFonts w:ascii="Times New Roman" w:hAnsi="Times New Roman" w:cs="Times New Roman"/>
+          <w:sz w:val="24"/>
+          <w:szCs w:val="24"/>
+        </w:rPr>
+      </w:pPr>
     </w:p>
     <w:p>
       <w:pPr>
@@ -27196,10 +27355,80 @@
           <w:tab w:val="left" w:pos="5560"/>
         </w:tabs>
         <w:ind w:left="360"/>
-      </w:pPr>
-      <w:r>
-        <w:t>Le système lui accorde l'accès</w:t>
-      </w:r>
+        <w:rPr>
+          <w:rFonts w:ascii="Times New Roman" w:hAnsi="Times New Roman" w:cs="Times New Roman"/>
+          <w:sz w:val="24"/>
+          <w:szCs w:val="24"/>
+        </w:rPr>
+      </w:pPr>
+      <w:r>
+        <w:rPr>
+          <w:rFonts w:ascii="Times New Roman" w:hAnsi="Times New Roman" w:cs="Times New Roman"/>
+          <w:noProof/>
+          <w:sz w:val="24"/>
+          <w:szCs w:val="24"/>
+          <w:lang w:eastAsia="fr-FR"/>
+        </w:rPr>
+        <w:lastRenderedPageBreak/>
+        <w:drawing>
+          <wp:inline distT="0" distB="0" distL="0" distR="0">
+            <wp:extent cx="5715000" cy="9480550"/>
+            <wp:effectExtent l="0" t="0" r="0" b="6350"/>
+            <wp:docPr id="20" name="Image 20" descr="D:\l3\Memoire_De_Fin_Cycle\photo\cd1.png"/>
+            <wp:cNvGraphicFramePr>
+              <a:graphicFrameLocks xmlns:a="http://schemas.openxmlformats.org/drawingml/2006/main" noChangeAspect="1"/>
+            </wp:cNvGraphicFramePr>
+            <a:graphic xmlns:a="http://schemas.openxmlformats.org/drawingml/2006/main">
+              <a:graphicData uri="http://schemas.openxmlformats.org/drawingml/2006/picture">
+                <pic:pic xmlns:pic="http://schemas.openxmlformats.org/drawingml/2006/picture">
+                  <pic:nvPicPr>
+                    <pic:cNvPr id="0" name="Picture 11" descr="D:\l3\Memoire_De_Fin_Cycle\photo\cd1.png"/>
+                    <pic:cNvPicPr>
+                      <a:picLocks noChangeAspect="1" noChangeArrowheads="1"/>
+                    </pic:cNvPicPr>
+                  </pic:nvPicPr>
+                  <pic:blipFill>
+                    <a:blip r:embed="rId16">
+                      <a:extLst>
+                        <a:ext uri="{28A0092B-C50C-407E-A947-70E740481C1C}">
+                          <a14:useLocalDpi xmlns:a14="http://schemas.microsoft.com/office/drawing/2010/main" val="0"/>
+                        </a:ext>
+                      </a:extLst>
+                    </a:blip>
+                    <a:srcRect/>
+                    <a:stretch>
+                      <a:fillRect/>
+                    </a:stretch>
+                  </pic:blipFill>
+                  <pic:spPr bwMode="auto">
+                    <a:xfrm>
+                      <a:off x="0" y="0"/>
+                      <a:ext cx="5715000" cy="9480550"/>
+                    </a:xfrm>
+                    <a:prstGeom prst="rect">
+                      <a:avLst/>
+                    </a:prstGeom>
+                    <a:noFill/>
+                    <a:ln>
+                      <a:noFill/>
+                    </a:ln>
+                  </pic:spPr>
+                </pic:pic>
+              </a:graphicData>
+            </a:graphic>
+          </wp:inline>
+        </w:drawing>
+      </w:r>
+      <w:r>
+        <w:rPr>
+          <w:rFonts w:ascii="Times New Roman" w:hAnsi="Times New Roman" w:cs="Times New Roman"/>
+          <w:sz w:val="24"/>
+          <w:szCs w:val="24"/>
+        </w:rPr>
+        <w:t xml:space="preserve"> </w:t>
+      </w:r>
+      <w:bookmarkStart w:id="0" w:name="_GoBack"/>
+      <w:bookmarkEnd w:id="0"/>
     </w:p>
     <w:p>
       <w:pPr>
@@ -27207,9 +27436,20 @@
           <w:tab w:val="left" w:pos="5560"/>
         </w:tabs>
         <w:ind w:left="360"/>
-      </w:pPr>
-      <w:r>
-        <w:t>Le chef consulte l'intervention en cours</w:t>
+        <w:rPr>
+          <w:rFonts w:ascii="Times New Roman" w:hAnsi="Times New Roman" w:cs="Times New Roman"/>
+          <w:sz w:val="24"/>
+          <w:szCs w:val="24"/>
+        </w:rPr>
+      </w:pPr>
+      <w:r>
+        <w:rPr>
+          <w:rFonts w:ascii="Times New Roman" w:hAnsi="Times New Roman" w:cs="Times New Roman"/>
+          <w:sz w:val="24"/>
+          <w:szCs w:val="24"/>
+        </w:rPr>
+        <w:lastRenderedPageBreak/>
+        <w:t>Description :</w:t>
       </w:r>
     </w:p>
     <w:p>
@@ -27220,7 +27460,7 @@
         <w:ind w:left="360"/>
       </w:pPr>
       <w:r>
-        <w:t>Le système affiche les détails (diagnostic, travaux prévus)</w:t>
+        <w:t>Le chef de département saisit ses identifiants</w:t>
       </w:r>
     </w:p>
     <w:p>
@@ -27231,7 +27471,7 @@
         <w:ind w:left="360"/>
       </w:pPr>
       <w:r>
-        <w:t>Le chef ajuste le diagnostic suite à un problème découvert pendant les travaux</w:t>
+        <w:t>Le système lui accorde l'accès</w:t>
       </w:r>
     </w:p>
     <w:p>
@@ -27242,7 +27482,7 @@
         <w:ind w:left="360"/>
       </w:pPr>
       <w:r>
-        <w:t>Le système confirme l'ajustement</w:t>
+        <w:t>Le chef consulte l'intervention en cours</w:t>
       </w:r>
     </w:p>
     <w:p>
@@ -27253,7 +27493,7 @@
         <w:ind w:left="360"/>
       </w:pPr>
       <w:r>
-        <w:t>Le chef contrôle l'avancement des travaux</w:t>
+        <w:t>Le système affiche les détails (diagnostic, travaux prévus)</w:t>
       </w:r>
     </w:p>
     <w:p>
@@ -27264,7 +27504,7 @@
         <w:ind w:left="360"/>
       </w:pPr>
       <w:r>
-        <w:t>Le système affiche l'état de progression</w:t>
+        <w:t>Le chef ajuste le diagnostic suite à un problème découvert pendant les travaux</w:t>
       </w:r>
     </w:p>
     <w:p>
@@ -27275,7 +27515,7 @@
         <w:ind w:left="360"/>
       </w:pPr>
       <w:r>
-        <w:t>Le chef met à jour le statut de l'intervention</w:t>
+        <w:t>Le système confirme l'ajustement</w:t>
       </w:r>
     </w:p>
     <w:p>
@@ -27286,7 +27526,7 @@
         <w:ind w:left="360"/>
       </w:pPr>
       <w:r>
-        <w:t>Le système confirme la mise à jour</w:t>
+        <w:t>Le chef contrôle l'avancement des travaux</w:t>
       </w:r>
     </w:p>
     <w:p>
@@ -27297,7 +27537,7 @@
         <w:ind w:left="360"/>
       </w:pPr>
       <w:r>
-        <w:t>Le chef saisit les pièces consommées</w:t>
+        <w:t>Le système affiche l'état de progression</w:t>
       </w:r>
     </w:p>
     <w:p>
@@ -27308,7 +27548,39 @@
         <w:ind w:left="360"/>
       </w:pPr>
       <w:r>
-        <w:lastRenderedPageBreak/>
+        <w:t>Le chef met à jour le statut de l'intervention</w:t>
+      </w:r>
+    </w:p>
+    <w:p>
+      <w:pPr>
+        <w:tabs>
+          <w:tab w:val="left" w:pos="5560"/>
+        </w:tabs>
+        <w:ind w:left="360"/>
+      </w:pPr>
+      <w:r>
+        <w:t>Le système confirme la mise à jour</w:t>
+      </w:r>
+    </w:p>
+    <w:p>
+      <w:pPr>
+        <w:tabs>
+          <w:tab w:val="left" w:pos="5560"/>
+        </w:tabs>
+        <w:ind w:left="360"/>
+      </w:pPr>
+      <w:r>
+        <w:t>Le chef saisit les pièces consommées</w:t>
+      </w:r>
+    </w:p>
+    <w:p>
+      <w:pPr>
+        <w:tabs>
+          <w:tab w:val="left" w:pos="5560"/>
+        </w:tabs>
+        <w:ind w:left="360"/>
+      </w:pPr>
+      <w:r>
         <w:t>Le système met à jour le stock automatiquement</w:t>
       </w:r>
     </w:p>
@@ -27424,6 +27696,7 @@
           <w:szCs w:val="24"/>
           <w:lang w:eastAsia="fr-FR"/>
         </w:rPr>
+        <w:lastRenderedPageBreak/>
         <w:drawing>
           <wp:inline distT="0" distB="0" distL="0" distR="0">
             <wp:extent cx="5760720" cy="3996944"/>
@@ -27442,7 +27715,7 @@
                     </pic:cNvPicPr>
                   </pic:nvPicPr>
                   <pic:blipFill>
-                    <a:blip r:embed="rId15">
+                    <a:blip r:embed="rId17">
                       <a:extLst>
                         <a:ext uri="{28A0092B-C50C-407E-A947-70E740481C1C}">
                           <a14:useLocalDpi xmlns:a14="http://schemas.microsoft.com/office/drawing/2010/main" val="0"/>
@@ -27499,14 +27772,6 @@
           <w:szCs w:val="24"/>
         </w:rPr>
       </w:pPr>
-      <w:r>
-        <w:rPr>
-          <w:rFonts w:ascii="Times New Roman" w:hAnsi="Times New Roman" w:cs="Times New Roman"/>
-          <w:sz w:val="24"/>
-          <w:szCs w:val="24"/>
-        </w:rPr>
-        <w:t>Description :</w:t>
-      </w:r>
     </w:p>
     <w:p>
       <w:pPr>
@@ -27514,10 +27779,12 @@
           <w:tab w:val="left" w:pos="5560"/>
         </w:tabs>
         <w:ind w:left="360"/>
-      </w:pPr>
-      <w:r>
-        <w:t>Le directeur technique (ou chef de département) saisit ses identifiants</w:t>
-      </w:r>
+        <w:rPr>
+          <w:rFonts w:ascii="Times New Roman" w:hAnsi="Times New Roman" w:cs="Times New Roman"/>
+          <w:sz w:val="24"/>
+          <w:szCs w:val="24"/>
+        </w:rPr>
+      </w:pPr>
     </w:p>
     <w:p>
       <w:pPr>
@@ -27525,9 +27792,69 @@
           <w:tab w:val="left" w:pos="5560"/>
         </w:tabs>
         <w:ind w:left="360"/>
-      </w:pPr>
-      <w:r>
-        <w:t>Le système lui accorde l'accès</w:t>
+        <w:rPr>
+          <w:rFonts w:ascii="Times New Roman" w:hAnsi="Times New Roman" w:cs="Times New Roman"/>
+          <w:sz w:val="24"/>
+          <w:szCs w:val="24"/>
+        </w:rPr>
+      </w:pPr>
+      <w:r>
+        <w:rPr>
+          <w:rFonts w:ascii="Times New Roman" w:hAnsi="Times New Roman" w:cs="Times New Roman"/>
+          <w:noProof/>
+          <w:sz w:val="24"/>
+          <w:szCs w:val="24"/>
+          <w:lang w:eastAsia="fr-FR"/>
+        </w:rPr>
+        <w:lastRenderedPageBreak/>
+        <w:drawing>
+          <wp:inline distT="0" distB="0" distL="0" distR="0">
+            <wp:extent cx="5758512" cy="9376410"/>
+            <wp:effectExtent l="0" t="0" r="0" b="0"/>
+            <wp:docPr id="19" name="Image 19" descr="D:\l3\Memoire_De_Fin_Cycle\photo\dt.png"/>
+            <wp:cNvGraphicFramePr>
+              <a:graphicFrameLocks xmlns:a="http://schemas.openxmlformats.org/drawingml/2006/main" noChangeAspect="1"/>
+            </wp:cNvGraphicFramePr>
+            <a:graphic xmlns:a="http://schemas.openxmlformats.org/drawingml/2006/main">
+              <a:graphicData uri="http://schemas.openxmlformats.org/drawingml/2006/picture">
+                <pic:pic xmlns:pic="http://schemas.openxmlformats.org/drawingml/2006/picture">
+                  <pic:nvPicPr>
+                    <pic:cNvPr id="0" name="Picture 10" descr="D:\l3\Memoire_De_Fin_Cycle\photo\dt.png"/>
+                    <pic:cNvPicPr>
+                      <a:picLocks noChangeAspect="1" noChangeArrowheads="1"/>
+                    </pic:cNvPicPr>
+                  </pic:nvPicPr>
+                  <pic:blipFill>
+                    <a:blip r:embed="rId18">
+                      <a:extLst>
+                        <a:ext uri="{28A0092B-C50C-407E-A947-70E740481C1C}">
+                          <a14:useLocalDpi xmlns:a14="http://schemas.microsoft.com/office/drawing/2010/main" val="0"/>
+                        </a:ext>
+                      </a:extLst>
+                    </a:blip>
+                    <a:srcRect/>
+                    <a:stretch>
+                      <a:fillRect/>
+                    </a:stretch>
+                  </pic:blipFill>
+                  <pic:spPr bwMode="auto">
+                    <a:xfrm>
+                      <a:off x="0" y="0"/>
+                      <a:ext cx="5772235" cy="9398754"/>
+                    </a:xfrm>
+                    <a:prstGeom prst="rect">
+                      <a:avLst/>
+                    </a:prstGeom>
+                    <a:noFill/>
+                    <a:ln>
+                      <a:noFill/>
+                    </a:ln>
+                  </pic:spPr>
+                </pic:pic>
+              </a:graphicData>
+            </a:graphic>
+          </wp:inline>
+        </w:drawing>
       </w:r>
     </w:p>
     <w:p>
@@ -27536,10 +27863,12 @@
           <w:tab w:val="left" w:pos="5560"/>
         </w:tabs>
         <w:ind w:left="360"/>
-      </w:pPr>
-      <w:r>
-        <w:t>Il consulte la liste des interventions terminées</w:t>
-      </w:r>
+        <w:rPr>
+          <w:rFonts w:ascii="Times New Roman" w:hAnsi="Times New Roman" w:cs="Times New Roman"/>
+          <w:sz w:val="24"/>
+          <w:szCs w:val="24"/>
+        </w:rPr>
+      </w:pPr>
     </w:p>
     <w:p>
       <w:pPr>
@@ -27547,9 +27876,19 @@
           <w:tab w:val="left" w:pos="5560"/>
         </w:tabs>
         <w:ind w:left="360"/>
-      </w:pPr>
-      <w:r>
-        <w:t>Le système affiche la liste</w:t>
+        <w:rPr>
+          <w:rFonts w:ascii="Times New Roman" w:hAnsi="Times New Roman" w:cs="Times New Roman"/>
+          <w:sz w:val="24"/>
+          <w:szCs w:val="24"/>
+        </w:rPr>
+      </w:pPr>
+      <w:r>
+        <w:rPr>
+          <w:rFonts w:ascii="Times New Roman" w:hAnsi="Times New Roman" w:cs="Times New Roman"/>
+          <w:sz w:val="24"/>
+          <w:szCs w:val="24"/>
+        </w:rPr>
+        <w:t>Description :</w:t>
       </w:r>
     </w:p>
     <w:p>
@@ -27560,7 +27899,7 @@
         <w:ind w:left="360"/>
       </w:pPr>
       <w:r>
-        <w:t>Il sélectionne une intervention</w:t>
+        <w:t>Le directeur technique (ou chef de département) saisit ses identifiants</w:t>
       </w:r>
     </w:p>
     <w:p>
@@ -27571,7 +27910,7 @@
         <w:ind w:left="360"/>
       </w:pPr>
       <w:r>
-        <w:t>Le système affiche les détails des travaux réalisés</w:t>
+        <w:t>Le système lui accorde l'accès</w:t>
       </w:r>
     </w:p>
     <w:p>
@@ -27582,7 +27921,7 @@
         <w:ind w:left="360"/>
       </w:pPr>
       <w:r>
-        <w:t>Il démarre les essais du véhicule</w:t>
+        <w:t>Il consulte la liste des interventions terminées</w:t>
       </w:r>
     </w:p>
     <w:p>
@@ -27593,7 +27932,7 @@
         <w:ind w:left="360"/>
       </w:pPr>
       <w:r>
-        <w:t>Le système confirme le démarrage</w:t>
+        <w:t>Le système affiche la liste</w:t>
       </w:r>
     </w:p>
     <w:p>
@@ -27604,7 +27943,7 @@
         <w:ind w:left="360"/>
       </w:pPr>
       <w:r>
-        <w:t>Si le véhicule est conforme :</w:t>
+        <w:t>Il sélectionne une intervention</w:t>
       </w:r>
     </w:p>
     <w:p>
@@ -27615,8 +27954,7 @@
         <w:ind w:left="360"/>
       </w:pPr>
       <w:r>
-        <w:lastRenderedPageBreak/>
-        <w:t>Il valide les essais</w:t>
+        <w:t>Le système affiche les détails des travaux réalisés</w:t>
       </w:r>
     </w:p>
     <w:p>
@@ -27627,7 +27965,7 @@
         <w:ind w:left="360"/>
       </w:pPr>
       <w:r>
-        <w:t>Le système enregistre la validation</w:t>
+        <w:t>Il démarre les essais du véhicule</w:t>
       </w:r>
     </w:p>
     <w:p>
@@ -27638,7 +27976,7 @@
         <w:ind w:left="360"/>
       </w:pPr>
       <w:r>
-        <w:t>Il autorise la facturation</w:t>
+        <w:t>Le système confirme le démarrage</w:t>
       </w:r>
     </w:p>
     <w:p>
@@ -27649,7 +27987,7 @@
         <w:ind w:left="360"/>
       </w:pPr>
       <w:r>
-        <w:t>Le système notifie le réceptionniste</w:t>
+        <w:t>Si le véhicule est conforme :</w:t>
       </w:r>
     </w:p>
     <w:p>
@@ -27660,7 +27998,7 @@
         <w:ind w:left="360"/>
       </w:pPr>
       <w:r>
-        <w:t>Le système confirme la validation</w:t>
+        <w:t>Il valide les essais</w:t>
       </w:r>
     </w:p>
     <w:p>
@@ -27671,7 +28009,7 @@
         <w:ind w:left="360"/>
       </w:pPr>
       <w:r>
-        <w:t>Si le véhicule est non conforme :</w:t>
+        <w:t>Le système enregistre la validation</w:t>
       </w:r>
     </w:p>
     <w:p>
@@ -27682,7 +28020,7 @@
         <w:ind w:left="360"/>
       </w:pPr>
       <w:r>
-        <w:t>Il signale la non-conformité avec un motif</w:t>
+        <w:t>Il autorise la facturation</w:t>
       </w:r>
     </w:p>
     <w:p>
@@ -27693,7 +28031,7 @@
         <w:ind w:left="360"/>
       </w:pPr>
       <w:r>
-        <w:t>Le système enregistre la non-conformité</w:t>
+        <w:t>Le système notifie le réceptionniste</w:t>
       </w:r>
     </w:p>
     <w:p>
@@ -27704,7 +28042,7 @@
         <w:ind w:left="360"/>
       </w:pPr>
       <w:r>
-        <w:t>Il demande un retour en atelier</w:t>
+        <w:t>Le système confirme la validation</w:t>
       </w:r>
     </w:p>
     <w:p>
@@ -27715,7 +28053,7 @@
         <w:ind w:left="360"/>
       </w:pPr>
       <w:r>
-        <w:t>Le système notifie le chef de département</w:t>
+        <w:t>Si le véhicule est non conforme :</w:t>
       </w:r>
     </w:p>
     <w:p>
@@ -27726,7 +28064,7 @@
         <w:ind w:left="360"/>
       </w:pPr>
       <w:r>
-        <w:t>Le système notifie le réceptionniste</w:t>
+        <w:t>Il signale la non-conformité avec un motif</w:t>
       </w:r>
     </w:p>
     <w:p>
@@ -27737,7 +28075,7 @@
         <w:ind w:left="360"/>
       </w:pPr>
       <w:r>
-        <w:t>Le système confirme le signalement</w:t>
+        <w:t>Le système enregistre la non-conformité</w:t>
       </w:r>
     </w:p>
     <w:p>
@@ -27746,15 +28084,67 @@
           <w:tab w:val="left" w:pos="5560"/>
         </w:tabs>
         <w:ind w:left="360"/>
-        <w:rPr>
-          <w:rFonts w:ascii="Times New Roman" w:hAnsi="Times New Roman" w:cs="Times New Roman"/>
-          <w:sz w:val="24"/>
-          <w:szCs w:val="24"/>
-        </w:rPr>
+      </w:pPr>
+      <w:r>
+        <w:t>Il demande un retour en atelier</w:t>
+      </w:r>
+    </w:p>
+    <w:p>
+      <w:pPr>
+        <w:tabs>
+          <w:tab w:val="left" w:pos="5560"/>
+        </w:tabs>
+        <w:ind w:left="360"/>
+      </w:pPr>
+      <w:r>
+        <w:t>Le système notifie le chef de département</w:t>
+      </w:r>
+    </w:p>
+    <w:p>
+      <w:pPr>
+        <w:tabs>
+          <w:tab w:val="left" w:pos="5560"/>
+        </w:tabs>
+        <w:ind w:left="360"/>
+      </w:pPr>
+      <w:r>
+        <w:t>Le système notifie le réceptionniste</w:t>
+      </w:r>
+    </w:p>
+    <w:p>
+      <w:pPr>
+        <w:tabs>
+          <w:tab w:val="left" w:pos="5560"/>
+        </w:tabs>
+        <w:ind w:left="360"/>
+      </w:pPr>
+      <w:r>
+        <w:t>Le système confirme le signalement</w:t>
+      </w:r>
+    </w:p>
+    <w:p>
+      <w:pPr>
+        <w:tabs>
+          <w:tab w:val="left" w:pos="5560"/>
+        </w:tabs>
+        <w:ind w:left="360"/>
       </w:pPr>
       <w:r>
         <w:t>Le statut de l'intervention passe à "retour atelier"</w:t>
       </w:r>
+    </w:p>
+    <w:p>
+      <w:pPr>
+        <w:tabs>
+          <w:tab w:val="left" w:pos="5560"/>
+        </w:tabs>
+        <w:ind w:left="360"/>
+        <w:rPr>
+          <w:rFonts w:ascii="Times New Roman" w:hAnsi="Times New Roman" w:cs="Times New Roman"/>
+          <w:sz w:val="24"/>
+          <w:szCs w:val="24"/>
+        </w:rPr>
+      </w:pPr>
     </w:p>
     <w:p>
       <w:pPr>
@@ -27837,6 +28227,7 @@
           <w:szCs w:val="24"/>
           <w:lang w:eastAsia="fr-FR"/>
         </w:rPr>
+        <w:lastRenderedPageBreak/>
         <w:drawing>
           <wp:inline distT="0" distB="0" distL="0" distR="0">
             <wp:extent cx="5760720" cy="4381096"/>
@@ -27855,7 +28246,7 @@
                     </pic:cNvPicPr>
                   </pic:nvPicPr>
                   <pic:blipFill>
-                    <a:blip r:embed="rId16">
+                    <a:blip r:embed="rId19">
                       <a:extLst>
                         <a:ext uri="{28A0092B-C50C-407E-A947-70E740481C1C}">
                           <a14:useLocalDpi xmlns:a14="http://schemas.microsoft.com/office/drawing/2010/main" val="0"/>
@@ -27916,6 +28307,88 @@
         <w:tabs>
           <w:tab w:val="left" w:pos="5560"/>
         </w:tabs>
+        <w:rPr>
+          <w:rFonts w:ascii="Times New Roman" w:hAnsi="Times New Roman" w:cs="Times New Roman"/>
+          <w:sz w:val="24"/>
+          <w:szCs w:val="24"/>
+        </w:rPr>
+      </w:pPr>
+    </w:p>
+    <w:p>
+      <w:pPr>
+        <w:tabs>
+          <w:tab w:val="left" w:pos="5560"/>
+        </w:tabs>
+        <w:rPr>
+          <w:rFonts w:ascii="Times New Roman" w:hAnsi="Times New Roman" w:cs="Times New Roman"/>
+          <w:sz w:val="24"/>
+          <w:szCs w:val="24"/>
+        </w:rPr>
+      </w:pPr>
+      <w:r>
+        <w:rPr>
+          <w:rFonts w:ascii="Times New Roman" w:hAnsi="Times New Roman" w:cs="Times New Roman"/>
+          <w:noProof/>
+          <w:sz w:val="24"/>
+          <w:szCs w:val="24"/>
+          <w:lang w:eastAsia="fr-FR"/>
+        </w:rPr>
+        <w:lastRenderedPageBreak/>
+        <w:drawing>
+          <wp:inline distT="0" distB="0" distL="0" distR="0">
+            <wp:extent cx="6026150" cy="9613900"/>
+            <wp:effectExtent l="0" t="0" r="0" b="6350"/>
+            <wp:docPr id="12" name="Image 12" descr="D:\l3\Memoire_De_Fin_Cycle\photo\admin.png"/>
+            <wp:cNvGraphicFramePr>
+              <a:graphicFrameLocks xmlns:a="http://schemas.openxmlformats.org/drawingml/2006/main" noChangeAspect="1"/>
+            </wp:cNvGraphicFramePr>
+            <a:graphic xmlns:a="http://schemas.openxmlformats.org/drawingml/2006/main">
+              <a:graphicData uri="http://schemas.openxmlformats.org/drawingml/2006/picture">
+                <pic:pic xmlns:pic="http://schemas.openxmlformats.org/drawingml/2006/picture">
+                  <pic:nvPicPr>
+                    <pic:cNvPr id="0" name="Picture 4" descr="D:\l3\Memoire_De_Fin_Cycle\photo\admin.png"/>
+                    <pic:cNvPicPr>
+                      <a:picLocks noChangeAspect="1" noChangeArrowheads="1"/>
+                    </pic:cNvPicPr>
+                  </pic:nvPicPr>
+                  <pic:blipFill>
+                    <a:blip r:embed="rId20">
+                      <a:extLst>
+                        <a:ext uri="{28A0092B-C50C-407E-A947-70E740481C1C}">
+                          <a14:useLocalDpi xmlns:a14="http://schemas.microsoft.com/office/drawing/2010/main" val="0"/>
+                        </a:ext>
+                      </a:extLst>
+                    </a:blip>
+                    <a:srcRect/>
+                    <a:stretch>
+                      <a:fillRect/>
+                    </a:stretch>
+                  </pic:blipFill>
+                  <pic:spPr bwMode="auto">
+                    <a:xfrm>
+                      <a:off x="0" y="0"/>
+                      <a:ext cx="6026150" cy="9613900"/>
+                    </a:xfrm>
+                    <a:prstGeom prst="rect">
+                      <a:avLst/>
+                    </a:prstGeom>
+                    <a:noFill/>
+                    <a:ln>
+                      <a:noFill/>
+                    </a:ln>
+                  </pic:spPr>
+                </pic:pic>
+              </a:graphicData>
+            </a:graphic>
+          </wp:inline>
+        </w:drawing>
+      </w:r>
+    </w:p>
+    <w:p>
+      <w:pPr>
+        <w:tabs>
+          <w:tab w:val="left" w:pos="5560"/>
+        </w:tabs>
         <w:ind w:left="360"/>
         <w:rPr>
           <w:rFonts w:ascii="Times New Roman" w:hAnsi="Times New Roman" w:cs="Times New Roman"/>
@@ -27926,19 +28399,101 @@
       <w:r>
         <w:rPr>
           <w:rFonts w:ascii="Times New Roman" w:hAnsi="Times New Roman" w:cs="Times New Roman"/>
-          <w:sz w:val="24"/>
-          <w:szCs w:val="24"/>
-        </w:rPr>
-        <w:t xml:space="preserve">III.  </w:t>
-      </w:r>
-      <w:r>
-        <w:rPr>
-          <w:rFonts w:ascii="Times New Roman" w:hAnsi="Times New Roman" w:cs="Times New Roman"/>
-          <w:sz w:val="24"/>
-          <w:szCs w:val="24"/>
-        </w:rPr>
+          <w:noProof/>
+          <w:sz w:val="24"/>
+          <w:szCs w:val="24"/>
+          <w:lang w:eastAsia="fr-FR"/>
+        </w:rPr>
+        <w:lastRenderedPageBreak/>
+        <w:drawing>
+          <wp:inline distT="0" distB="0" distL="0" distR="0">
+            <wp:extent cx="5295900" cy="8947150"/>
+            <wp:effectExtent l="0" t="0" r="0" b="6350"/>
+            <wp:docPr id="13" name="Image 13" descr="D:\l3\Memoire_De_Fin_Cycle\photo\admin1.png"/>
+            <wp:cNvGraphicFramePr>
+              <a:graphicFrameLocks xmlns:a="http://schemas.openxmlformats.org/drawingml/2006/main" noChangeAspect="1"/>
+            </wp:cNvGraphicFramePr>
+            <a:graphic xmlns:a="http://schemas.openxmlformats.org/drawingml/2006/main">
+              <a:graphicData uri="http://schemas.openxmlformats.org/drawingml/2006/picture">
+                <pic:pic xmlns:pic="http://schemas.openxmlformats.org/drawingml/2006/picture">
+                  <pic:nvPicPr>
+                    <pic:cNvPr id="0" name="Picture 5" descr="D:\l3\Memoire_De_Fin_Cycle\photo\admin1.png"/>
+                    <pic:cNvPicPr>
+                      <a:picLocks noChangeAspect="1" noChangeArrowheads="1"/>
+                    </pic:cNvPicPr>
+                  </pic:nvPicPr>
+                  <pic:blipFill>
+                    <a:blip r:embed="rId21">
+                      <a:extLst>
+                        <a:ext uri="{28A0092B-C50C-407E-A947-70E740481C1C}">
+                          <a14:useLocalDpi xmlns:a14="http://schemas.microsoft.com/office/drawing/2010/main" val="0"/>
+                        </a:ext>
+                      </a:extLst>
+                    </a:blip>
+                    <a:srcRect/>
+                    <a:stretch>
+                      <a:fillRect/>
+                    </a:stretch>
+                  </pic:blipFill>
+                  <pic:spPr bwMode="auto">
+                    <a:xfrm>
+                      <a:off x="0" y="0"/>
+                      <a:ext cx="5295900" cy="8947150"/>
+                    </a:xfrm>
+                    <a:prstGeom prst="rect">
+                      <a:avLst/>
+                    </a:prstGeom>
+                    <a:noFill/>
+                    <a:ln>
+                      <a:noFill/>
+                    </a:ln>
+                  </pic:spPr>
+                </pic:pic>
+              </a:graphicData>
+            </a:graphic>
+          </wp:inline>
+        </w:drawing>
+      </w:r>
+    </w:p>
+    <w:p>
+      <w:pPr>
+        <w:pStyle w:val="Paragraphedeliste"/>
+        <w:numPr>
+          <w:ilvl w:val="0"/>
+          <w:numId w:val="29"/>
+        </w:numPr>
+        <w:tabs>
+          <w:tab w:val="left" w:pos="5560"/>
+        </w:tabs>
+        <w:rPr>
+          <w:rFonts w:ascii="Times New Roman" w:hAnsi="Times New Roman" w:cs="Times New Roman"/>
+          <w:sz w:val="24"/>
+          <w:szCs w:val="24"/>
+        </w:rPr>
+      </w:pPr>
+      <w:r>
+        <w:rPr>
+          <w:rFonts w:ascii="Times New Roman" w:hAnsi="Times New Roman" w:cs="Times New Roman"/>
+          <w:sz w:val="24"/>
+          <w:szCs w:val="24"/>
+        </w:rPr>
+        <w:lastRenderedPageBreak/>
         <w:t>Diagramme de séquence</w:t>
       </w:r>
+    </w:p>
+    <w:p>
+      <w:pPr>
+        <w:pStyle w:val="Paragraphedeliste"/>
+        <w:tabs>
+          <w:tab w:val="left" w:pos="5560"/>
+        </w:tabs>
+        <w:ind w:left="1080"/>
+        <w:rPr>
+          <w:rFonts w:ascii="Times New Roman" w:hAnsi="Times New Roman" w:cs="Times New Roman"/>
+          <w:sz w:val="24"/>
+          <w:szCs w:val="24"/>
+        </w:rPr>
+      </w:pPr>
     </w:p>
     <w:p>
       <w:pPr>
@@ -28035,7 +28590,7 @@
         <v:path o:extrusionok="f" gradientshapeok="t" o:connecttype="rect"/>
         <o:lock v:ext="edit" aspectratio="t"/>
       </v:shapetype>
-      <v:shape id="_x0000_i1029" type="#_x0000_t75" style="width:11.25pt;height:11.25pt" o:bullet="t">
+      <v:shape id="_x0000_i1038" type="#_x0000_t75" style="width:11.5pt;height:11.5pt" o:bullet="t">
         <v:imagedata r:id="rId1" o:title="mso3B8"/>
       </v:shape>
     </w:pict>
@@ -32660,7 +33215,7 @@
 </file>
 
 <file path=customXml/itemProps1.xml><?xml version="1.0" encoding="utf-8"?>
-<ds:datastoreItem xmlns:ds="http://schemas.openxmlformats.org/officeDocument/2006/customXml" ds:itemID="{224C4221-C2E9-454F-B878-E38882292BBD}">
+<ds:datastoreItem xmlns:ds="http://schemas.openxmlformats.org/officeDocument/2006/customXml" ds:itemID="{95A71247-AAE0-4A17-AF37-27E6676B7B19}">
   <ds:schemaRefs>
     <ds:schemaRef ds:uri="http://schemas.openxmlformats.org/officeDocument/2006/bibliography"/>
   </ds:schemaRefs>

--- a/projet_memoire.docx
+++ b/projet_memoire.docx
@@ -25474,30 +25474,6 @@
           <w:szCs w:val="24"/>
         </w:rPr>
       </w:pPr>
-      <w:r>
-        <w:rPr>
-          <w:rFonts w:ascii="Times New Roman" w:hAnsi="Times New Roman" w:cs="Times New Roman"/>
-          <w:sz w:val="24"/>
-          <w:szCs w:val="24"/>
-        </w:rPr>
-        <w:t xml:space="preserve">Diagramme de </w:t>
-      </w:r>
-      <w:r>
-        <w:rPr>
-          <w:rFonts w:ascii="Times New Roman" w:hAnsi="Times New Roman" w:cs="Times New Roman"/>
-          <w:sz w:val="24"/>
-          <w:szCs w:val="24"/>
-        </w:rPr>
-        <w:t xml:space="preserve">Séquence de Gérer </w:t>
-      </w:r>
-      <w:r>
-        <w:rPr>
-          <w:rFonts w:ascii="Times New Roman" w:hAnsi="Times New Roman" w:cs="Times New Roman"/>
-          <w:sz w:val="24"/>
-          <w:szCs w:val="24"/>
-        </w:rPr>
-        <w:t xml:space="preserve">rendez-vous </w:t>
-      </w:r>
     </w:p>
     <w:p>
       <w:pPr>
@@ -25511,6 +25487,119 @@
           <w:szCs w:val="24"/>
         </w:rPr>
       </w:pPr>
+    </w:p>
+    <w:p>
+      <w:pPr>
+        <w:tabs>
+          <w:tab w:val="left" w:pos="5560"/>
+        </w:tabs>
+        <w:ind w:left="360"/>
+        <w:rPr>
+          <w:rFonts w:ascii="Times New Roman" w:hAnsi="Times New Roman" w:cs="Times New Roman"/>
+          <w:sz w:val="24"/>
+          <w:szCs w:val="24"/>
+        </w:rPr>
+      </w:pPr>
+    </w:p>
+    <w:p>
+      <w:pPr>
+        <w:tabs>
+          <w:tab w:val="left" w:pos="5560"/>
+        </w:tabs>
+        <w:ind w:left="360"/>
+        <w:rPr>
+          <w:rFonts w:ascii="Times New Roman" w:hAnsi="Times New Roman" w:cs="Times New Roman"/>
+          <w:sz w:val="24"/>
+          <w:szCs w:val="24"/>
+        </w:rPr>
+      </w:pPr>
+    </w:p>
+    <w:p>
+      <w:pPr>
+        <w:tabs>
+          <w:tab w:val="left" w:pos="5560"/>
+        </w:tabs>
+        <w:ind w:left="360"/>
+        <w:rPr>
+          <w:rFonts w:ascii="Times New Roman" w:hAnsi="Times New Roman" w:cs="Times New Roman"/>
+          <w:sz w:val="24"/>
+          <w:szCs w:val="24"/>
+        </w:rPr>
+      </w:pPr>
+    </w:p>
+    <w:p>
+      <w:pPr>
+        <w:tabs>
+          <w:tab w:val="left" w:pos="5560"/>
+        </w:tabs>
+        <w:ind w:left="360"/>
+        <w:rPr>
+          <w:rFonts w:ascii="Times New Roman" w:hAnsi="Times New Roman" w:cs="Times New Roman"/>
+          <w:sz w:val="24"/>
+          <w:szCs w:val="24"/>
+        </w:rPr>
+      </w:pPr>
+    </w:p>
+    <w:p>
+      <w:pPr>
+        <w:tabs>
+          <w:tab w:val="left" w:pos="5560"/>
+        </w:tabs>
+        <w:ind w:left="360"/>
+        <w:rPr>
+          <w:rFonts w:ascii="Times New Roman" w:hAnsi="Times New Roman" w:cs="Times New Roman"/>
+          <w:sz w:val="24"/>
+          <w:szCs w:val="24"/>
+        </w:rPr>
+      </w:pPr>
+    </w:p>
+    <w:p>
+      <w:pPr>
+        <w:tabs>
+          <w:tab w:val="left" w:pos="5560"/>
+        </w:tabs>
+        <w:ind w:left="360"/>
+        <w:rPr>
+          <w:rFonts w:ascii="Times New Roman" w:hAnsi="Times New Roman" w:cs="Times New Roman"/>
+          <w:sz w:val="24"/>
+          <w:szCs w:val="24"/>
+        </w:rPr>
+      </w:pPr>
+    </w:p>
+    <w:p>
+      <w:pPr>
+        <w:tabs>
+          <w:tab w:val="left" w:pos="5560"/>
+        </w:tabs>
+        <w:ind w:left="360"/>
+        <w:rPr>
+          <w:rFonts w:ascii="Times New Roman" w:hAnsi="Times New Roman" w:cs="Times New Roman"/>
+          <w:sz w:val="24"/>
+          <w:szCs w:val="24"/>
+        </w:rPr>
+      </w:pPr>
+      <w:r>
+        <w:rPr>
+          <w:rFonts w:ascii="Times New Roman" w:hAnsi="Times New Roman" w:cs="Times New Roman"/>
+          <w:sz w:val="24"/>
+          <w:szCs w:val="24"/>
+        </w:rPr>
+        <w:lastRenderedPageBreak/>
+        <w:t>Diagramme de Séquence de s’Authentifier</w:t>
+      </w:r>
+    </w:p>
+    <w:p>
+      <w:pPr>
+        <w:tabs>
+          <w:tab w:val="left" w:pos="5560"/>
+        </w:tabs>
+        <w:ind w:left="360"/>
+        <w:rPr>
+          <w:rFonts w:ascii="Times New Roman" w:hAnsi="Times New Roman" w:cs="Times New Roman"/>
+          <w:sz w:val="24"/>
+          <w:szCs w:val="24"/>
+        </w:rPr>
+      </w:pPr>
       <w:r>
         <w:rPr>
           <w:rFonts w:ascii="Times New Roman" w:hAnsi="Times New Roman" w:cs="Times New Roman"/>
@@ -25519,12 +25608,11 @@
           <w:szCs w:val="24"/>
           <w:lang w:eastAsia="fr-FR"/>
         </w:rPr>
-        <w:lastRenderedPageBreak/>
         <w:drawing>
           <wp:inline distT="0" distB="0" distL="0" distR="0">
-            <wp:extent cx="5289550" cy="9429750"/>
-            <wp:effectExtent l="0" t="0" r="6350" b="0"/>
-            <wp:docPr id="17" name="Image 17" descr="D:\l3\Memoire_De_Fin_Cycle\photo\cli.png"/>
+            <wp:extent cx="4774557" cy="5793105"/>
+            <wp:effectExtent l="0" t="0" r="7620" b="0"/>
+            <wp:docPr id="6" name="Image 6" descr="D:\l3\Memoire_De_Fin_Cycle\photo\authentifier.png"/>
             <wp:cNvGraphicFramePr>
               <a:graphicFrameLocks xmlns:a="http://schemas.openxmlformats.org/drawingml/2006/main" noChangeAspect="1"/>
             </wp:cNvGraphicFramePr>
@@ -25532,7 +25620,7 @@
               <a:graphicData uri="http://schemas.openxmlformats.org/drawingml/2006/picture">
                 <pic:pic xmlns:pic="http://schemas.openxmlformats.org/drawingml/2006/picture">
                   <pic:nvPicPr>
-                    <pic:cNvPr id="0" name="Picture 9" descr="D:\l3\Memoire_De_Fin_Cycle\photo\cli.png"/>
+                    <pic:cNvPr id="0" name="Picture 3" descr="D:\l3\Memoire_De_Fin_Cycle\photo\authentifier.png"/>
                     <pic:cNvPicPr>
                       <a:picLocks noChangeAspect="1" noChangeArrowheads="1"/>
                     </pic:cNvPicPr>
@@ -25553,7 +25641,7 @@
                   <pic:spPr bwMode="auto">
                     <a:xfrm>
                       <a:off x="0" y="0"/>
-                      <a:ext cx="5289550" cy="9429750"/>
+                      <a:ext cx="4778115" cy="5797423"/>
                     </a:xfrm>
                     <a:prstGeom prst="rect">
                       <a:avLst/>
@@ -25569,6 +25657,14 @@
           </wp:inline>
         </w:drawing>
       </w:r>
+      <w:r>
+        <w:rPr>
+          <w:rFonts w:ascii="Times New Roman" w:hAnsi="Times New Roman" w:cs="Times New Roman"/>
+          <w:sz w:val="24"/>
+          <w:szCs w:val="24"/>
+        </w:rPr>
+        <w:t xml:space="preserve"> </w:t>
+      </w:r>
     </w:p>
     <w:p>
       <w:pPr>
@@ -25582,15 +25678,6 @@
           <w:szCs w:val="24"/>
         </w:rPr>
       </w:pPr>
-      <w:r>
-        <w:rPr>
-          <w:rFonts w:ascii="Times New Roman" w:hAnsi="Times New Roman" w:cs="Times New Roman"/>
-          <w:sz w:val="24"/>
-          <w:szCs w:val="24"/>
-        </w:rPr>
-        <w:lastRenderedPageBreak/>
-        <w:t>Description</w:t>
-      </w:r>
     </w:p>
     <w:p>
       <w:pPr>
@@ -25604,14 +25691,6 @@
           <w:szCs w:val="24"/>
         </w:rPr>
       </w:pPr>
-      <w:r>
-        <w:rPr>
-          <w:rFonts w:ascii="Times New Roman" w:hAnsi="Times New Roman" w:cs="Times New Roman"/>
-          <w:sz w:val="24"/>
-          <w:szCs w:val="24"/>
-        </w:rPr>
-        <w:t>Premier Partie : Identification</w:t>
-      </w:r>
     </w:p>
     <w:p>
       <w:pPr>
@@ -25625,22 +25704,6 @@
           <w:szCs w:val="24"/>
         </w:rPr>
       </w:pPr>
-      <w:r>
-        <w:rPr>
-          <w:rFonts w:ascii="Times New Roman" w:hAnsi="Times New Roman" w:cs="Times New Roman"/>
-          <w:sz w:val="24"/>
-          <w:szCs w:val="24"/>
-        </w:rPr>
-        <w:t xml:space="preserve">Nom : </w:t>
-      </w:r>
-      <w:r>
-        <w:rPr>
-          <w:rFonts w:ascii="Times New Roman" w:hAnsi="Times New Roman" w:cs="Times New Roman"/>
-          <w:sz w:val="24"/>
-          <w:szCs w:val="24"/>
-        </w:rPr>
-        <w:t xml:space="preserve">Prise de rendez-vous </w:t>
-      </w:r>
     </w:p>
     <w:p>
       <w:pPr>
@@ -25654,14 +25717,6 @@
           <w:szCs w:val="24"/>
         </w:rPr>
       </w:pPr>
-      <w:r>
-        <w:rPr>
-          <w:rFonts w:ascii="Times New Roman" w:hAnsi="Times New Roman" w:cs="Times New Roman"/>
-          <w:sz w:val="24"/>
-          <w:szCs w:val="24"/>
-        </w:rPr>
-        <w:t>Acteur : Client</w:t>
-      </w:r>
     </w:p>
     <w:p>
       <w:pPr>
@@ -25675,22 +25730,6 @@
           <w:szCs w:val="24"/>
         </w:rPr>
       </w:pPr>
-      <w:r>
-        <w:rPr>
-          <w:rFonts w:ascii="Times New Roman" w:hAnsi="Times New Roman" w:cs="Times New Roman"/>
-          <w:sz w:val="24"/>
-          <w:szCs w:val="24"/>
-        </w:rPr>
-        <w:t xml:space="preserve">Objectif : </w:t>
-      </w:r>
-      <w:r>
-        <w:rPr>
-          <w:rFonts w:ascii="Times New Roman" w:hAnsi="Times New Roman" w:cs="Times New Roman"/>
-          <w:sz w:val="24"/>
-          <w:szCs w:val="24"/>
-        </w:rPr>
-        <w:t>permet au client de l’entreprise de créer un compte et de planifier ses rendez-vous s’il y’a des créneaux disponibles.</w:t>
-      </w:r>
     </w:p>
     <w:p>
       <w:pPr>
@@ -25704,14 +25743,6 @@
           <w:szCs w:val="24"/>
         </w:rPr>
       </w:pPr>
-      <w:r>
-        <w:rPr>
-          <w:rFonts w:ascii="Times New Roman" w:hAnsi="Times New Roman" w:cs="Times New Roman"/>
-          <w:sz w:val="24"/>
-          <w:szCs w:val="24"/>
-        </w:rPr>
-        <w:t xml:space="preserve">Acteur : Client garage automobile </w:t>
-      </w:r>
     </w:p>
     <w:p>
       <w:pPr>
@@ -25725,14 +25756,6 @@
           <w:szCs w:val="24"/>
         </w:rPr>
       </w:pPr>
-      <w:r>
-        <w:rPr>
-          <w:rFonts w:ascii="Times New Roman" w:hAnsi="Times New Roman" w:cs="Times New Roman"/>
-          <w:sz w:val="24"/>
-          <w:szCs w:val="24"/>
-        </w:rPr>
-        <w:t>Deuxième partie : Description Scenario</w:t>
-      </w:r>
     </w:p>
     <w:p>
       <w:pPr>
@@ -25746,21 +25769,41 @@
           <w:szCs w:val="24"/>
         </w:rPr>
       </w:pPr>
-      <w:r>
-        <w:rPr>
-          <w:rFonts w:ascii="Times New Roman" w:hAnsi="Times New Roman" w:cs="Times New Roman"/>
-          <w:sz w:val="24"/>
-          <w:szCs w:val="24"/>
-        </w:rPr>
-        <w:t>Précondition : l’appli</w:t>
-      </w:r>
-      <w:r>
-        <w:rPr>
-          <w:rFonts w:ascii="Times New Roman" w:hAnsi="Times New Roman" w:cs="Times New Roman"/>
-          <w:sz w:val="24"/>
-          <w:szCs w:val="24"/>
-        </w:rPr>
-        <w:t xml:space="preserve">cation doit être opérationnelle, le système doit transmettre à l’interface nécessaires pour afficher les créneaux disponibles. </w:t>
+    </w:p>
+    <w:p>
+      <w:pPr>
+        <w:tabs>
+          <w:tab w:val="left" w:pos="5560"/>
+        </w:tabs>
+        <w:rPr>
+          <w:rFonts w:ascii="Times New Roman" w:hAnsi="Times New Roman" w:cs="Times New Roman"/>
+          <w:sz w:val="24"/>
+          <w:szCs w:val="24"/>
+        </w:rPr>
+      </w:pPr>
+      <w:r>
+        <w:rPr>
+          <w:rFonts w:ascii="Times New Roman" w:hAnsi="Times New Roman" w:cs="Times New Roman"/>
+          <w:sz w:val="24"/>
+          <w:szCs w:val="24"/>
+        </w:rPr>
+        <w:t xml:space="preserve">Diagramme de </w:t>
+      </w:r>
+      <w:r>
+        <w:rPr>
+          <w:rFonts w:ascii="Times New Roman" w:hAnsi="Times New Roman" w:cs="Times New Roman"/>
+          <w:sz w:val="24"/>
+          <w:szCs w:val="24"/>
+        </w:rPr>
+        <w:t xml:space="preserve">Séquence de Gérer </w:t>
+      </w:r>
+      <w:r>
+        <w:rPr>
+          <w:rFonts w:ascii="Times New Roman" w:hAnsi="Times New Roman" w:cs="Times New Roman"/>
+          <w:sz w:val="24"/>
+          <w:szCs w:val="24"/>
+        </w:rPr>
+        <w:t xml:space="preserve">rendez-vous </w:t>
       </w:r>
     </w:p>
     <w:p>
@@ -25775,14 +25818,6 @@
           <w:szCs w:val="24"/>
         </w:rPr>
       </w:pPr>
-      <w:r>
-        <w:rPr>
-          <w:rFonts w:ascii="Times New Roman" w:hAnsi="Times New Roman" w:cs="Times New Roman"/>
-          <w:sz w:val="24"/>
-          <w:szCs w:val="24"/>
-        </w:rPr>
-        <w:t>L’enchainement des messages :</w:t>
-      </w:r>
     </w:p>
     <w:p>
       <w:pPr>
@@ -25802,7 +25837,7 @@
           <w:sz w:val="24"/>
           <w:szCs w:val="24"/>
         </w:rPr>
-        <w:t>Le client ouvre l'application</w:t>
+        <w:t>Description</w:t>
       </w:r>
     </w:p>
     <w:p>
@@ -25823,7 +25858,7 @@
           <w:sz w:val="24"/>
           <w:szCs w:val="24"/>
         </w:rPr>
-        <w:t>Le système affiche automatiquement les créneaux disponibles</w:t>
+        <w:t>Premier Partie : Identification</w:t>
       </w:r>
     </w:p>
     <w:p>
@@ -25844,7 +25879,15 @@
           <w:sz w:val="24"/>
           <w:szCs w:val="24"/>
         </w:rPr>
-        <w:t>Le client sélectionne une date et une heure</w:t>
+        <w:t xml:space="preserve">Nom : </w:t>
+      </w:r>
+      <w:r>
+        <w:rPr>
+          <w:rFonts w:ascii="Times New Roman" w:hAnsi="Times New Roman" w:cs="Times New Roman"/>
+          <w:sz w:val="24"/>
+          <w:szCs w:val="24"/>
+        </w:rPr>
+        <w:t xml:space="preserve">Prise de rendez-vous </w:t>
       </w:r>
     </w:p>
     <w:p>
@@ -25865,7 +25908,7 @@
           <w:sz w:val="24"/>
           <w:szCs w:val="24"/>
         </w:rPr>
-        <w:t>Le système lui demande de se connecter avant de continuer</w:t>
+        <w:t>Acteur : Client</w:t>
       </w:r>
     </w:p>
     <w:p>
@@ -25886,7 +25929,15 @@
           <w:sz w:val="24"/>
           <w:szCs w:val="24"/>
         </w:rPr>
-        <w:t>Si le client a déjà un compte :</w:t>
+        <w:t xml:space="preserve">Objectif : </w:t>
+      </w:r>
+      <w:r>
+        <w:rPr>
+          <w:rFonts w:ascii="Times New Roman" w:hAnsi="Times New Roman" w:cs="Times New Roman"/>
+          <w:sz w:val="24"/>
+          <w:szCs w:val="24"/>
+        </w:rPr>
+        <w:t>permet au client de l’entreprise de créer un compte et de planifier ses rendez-vous s’il y’a des créneaux disponibles.</w:t>
       </w:r>
     </w:p>
     <w:p>
@@ -25907,7 +25958,7 @@
           <w:sz w:val="24"/>
           <w:szCs w:val="24"/>
         </w:rPr>
-        <w:t>Il saisit son identifiant et son mot de passe</w:t>
+        <w:t xml:space="preserve">Acteur : Client garage automobile </w:t>
       </w:r>
     </w:p>
     <w:p>
@@ -25928,7 +25979,7 @@
           <w:sz w:val="24"/>
           <w:szCs w:val="24"/>
         </w:rPr>
-        <w:t>Le système lui accorde l'accès</w:t>
+        <w:t>Deuxième partie : Description Scenario</w:t>
       </w:r>
     </w:p>
     <w:p>
@@ -25949,7 +26000,15 @@
           <w:sz w:val="24"/>
           <w:szCs w:val="24"/>
         </w:rPr>
-        <w:t>Si le client n'a pas de compte :</w:t>
+        <w:t>Précondition : l’appli</w:t>
+      </w:r>
+      <w:r>
+        <w:rPr>
+          <w:rFonts w:ascii="Times New Roman" w:hAnsi="Times New Roman" w:cs="Times New Roman"/>
+          <w:sz w:val="24"/>
+          <w:szCs w:val="24"/>
+        </w:rPr>
+        <w:t xml:space="preserve">cation doit être opérationnelle, le système doit transmettre à l’interface nécessaires pour afficher les créneaux disponibles. </w:t>
       </w:r>
     </w:p>
     <w:p>
@@ -25970,7 +26029,7 @@
           <w:sz w:val="24"/>
           <w:szCs w:val="24"/>
         </w:rPr>
-        <w:t>Il crée un nouveau compte avec ses informations</w:t>
+        <w:t>L’enchainement des messages :</w:t>
       </w:r>
     </w:p>
     <w:p>
@@ -25991,7 +26050,7 @@
           <w:sz w:val="24"/>
           <w:szCs w:val="24"/>
         </w:rPr>
-        <w:t>Le système confirme la création du compte</w:t>
+        <w:t>Le client ouvre l'application</w:t>
       </w:r>
     </w:p>
     <w:p>
@@ -26012,7 +26071,7 @@
           <w:sz w:val="24"/>
           <w:szCs w:val="24"/>
         </w:rPr>
-        <w:t>Le client se connecte avec ses nouveaux identifiants</w:t>
+        <w:t>Le système affiche automatiquement les créneaux disponibles</w:t>
       </w:r>
     </w:p>
     <w:p>
@@ -26033,7 +26092,7 @@
           <w:sz w:val="24"/>
           <w:szCs w:val="24"/>
         </w:rPr>
-        <w:t>Le système lui accorde l'accès</w:t>
+        <w:t>Le client sélectionne une date et une heure</w:t>
       </w:r>
     </w:p>
     <w:p>
@@ -26054,6 +26113,195 @@
           <w:sz w:val="24"/>
           <w:szCs w:val="24"/>
         </w:rPr>
+        <w:t>Le système lui demande de se connecter avant de continuer</w:t>
+      </w:r>
+    </w:p>
+    <w:p>
+      <w:pPr>
+        <w:tabs>
+          <w:tab w:val="left" w:pos="5560"/>
+        </w:tabs>
+        <w:ind w:left="360"/>
+        <w:rPr>
+          <w:rFonts w:ascii="Times New Roman" w:hAnsi="Times New Roman" w:cs="Times New Roman"/>
+          <w:sz w:val="24"/>
+          <w:szCs w:val="24"/>
+        </w:rPr>
+      </w:pPr>
+      <w:r>
+        <w:rPr>
+          <w:rFonts w:ascii="Times New Roman" w:hAnsi="Times New Roman" w:cs="Times New Roman"/>
+          <w:sz w:val="24"/>
+          <w:szCs w:val="24"/>
+        </w:rPr>
+        <w:t>Si le client a déjà un compte :</w:t>
+      </w:r>
+    </w:p>
+    <w:p>
+      <w:pPr>
+        <w:tabs>
+          <w:tab w:val="left" w:pos="5560"/>
+        </w:tabs>
+        <w:ind w:left="360"/>
+        <w:rPr>
+          <w:rFonts w:ascii="Times New Roman" w:hAnsi="Times New Roman" w:cs="Times New Roman"/>
+          <w:sz w:val="24"/>
+          <w:szCs w:val="24"/>
+        </w:rPr>
+      </w:pPr>
+      <w:r>
+        <w:rPr>
+          <w:rFonts w:ascii="Times New Roman" w:hAnsi="Times New Roman" w:cs="Times New Roman"/>
+          <w:sz w:val="24"/>
+          <w:szCs w:val="24"/>
+        </w:rPr>
+        <w:t>Il saisit son identifiant et son mot de passe</w:t>
+      </w:r>
+    </w:p>
+    <w:p>
+      <w:pPr>
+        <w:tabs>
+          <w:tab w:val="left" w:pos="5560"/>
+        </w:tabs>
+        <w:ind w:left="360"/>
+        <w:rPr>
+          <w:rFonts w:ascii="Times New Roman" w:hAnsi="Times New Roman" w:cs="Times New Roman"/>
+          <w:sz w:val="24"/>
+          <w:szCs w:val="24"/>
+        </w:rPr>
+      </w:pPr>
+      <w:r>
+        <w:rPr>
+          <w:rFonts w:ascii="Times New Roman" w:hAnsi="Times New Roman" w:cs="Times New Roman"/>
+          <w:sz w:val="24"/>
+          <w:szCs w:val="24"/>
+        </w:rPr>
+        <w:t>Le système lui accorde l'accès</w:t>
+      </w:r>
+    </w:p>
+    <w:p>
+      <w:pPr>
+        <w:tabs>
+          <w:tab w:val="left" w:pos="5560"/>
+        </w:tabs>
+        <w:ind w:left="360"/>
+        <w:rPr>
+          <w:rFonts w:ascii="Times New Roman" w:hAnsi="Times New Roman" w:cs="Times New Roman"/>
+          <w:sz w:val="24"/>
+          <w:szCs w:val="24"/>
+        </w:rPr>
+      </w:pPr>
+      <w:r>
+        <w:rPr>
+          <w:rFonts w:ascii="Times New Roman" w:hAnsi="Times New Roman" w:cs="Times New Roman"/>
+          <w:sz w:val="24"/>
+          <w:szCs w:val="24"/>
+        </w:rPr>
+        <w:t>Si le client n'a pas de compte :</w:t>
+      </w:r>
+    </w:p>
+    <w:p>
+      <w:pPr>
+        <w:tabs>
+          <w:tab w:val="left" w:pos="5560"/>
+        </w:tabs>
+        <w:ind w:left="360"/>
+        <w:rPr>
+          <w:rFonts w:ascii="Times New Roman" w:hAnsi="Times New Roman" w:cs="Times New Roman"/>
+          <w:sz w:val="24"/>
+          <w:szCs w:val="24"/>
+        </w:rPr>
+      </w:pPr>
+      <w:r>
+        <w:rPr>
+          <w:rFonts w:ascii="Times New Roman" w:hAnsi="Times New Roman" w:cs="Times New Roman"/>
+          <w:sz w:val="24"/>
+          <w:szCs w:val="24"/>
+        </w:rPr>
+        <w:t>Il crée un nouveau compte avec ses informations</w:t>
+      </w:r>
+    </w:p>
+    <w:p>
+      <w:pPr>
+        <w:tabs>
+          <w:tab w:val="left" w:pos="5560"/>
+        </w:tabs>
+        <w:ind w:left="360"/>
+        <w:rPr>
+          <w:rFonts w:ascii="Times New Roman" w:hAnsi="Times New Roman" w:cs="Times New Roman"/>
+          <w:sz w:val="24"/>
+          <w:szCs w:val="24"/>
+        </w:rPr>
+      </w:pPr>
+      <w:r>
+        <w:rPr>
+          <w:rFonts w:ascii="Times New Roman" w:hAnsi="Times New Roman" w:cs="Times New Roman"/>
+          <w:sz w:val="24"/>
+          <w:szCs w:val="24"/>
+        </w:rPr>
+        <w:t>Le système confirme la création du compte</w:t>
+      </w:r>
+    </w:p>
+    <w:p>
+      <w:pPr>
+        <w:tabs>
+          <w:tab w:val="left" w:pos="5560"/>
+        </w:tabs>
+        <w:ind w:left="360"/>
+        <w:rPr>
+          <w:rFonts w:ascii="Times New Roman" w:hAnsi="Times New Roman" w:cs="Times New Roman"/>
+          <w:sz w:val="24"/>
+          <w:szCs w:val="24"/>
+        </w:rPr>
+      </w:pPr>
+      <w:r>
+        <w:rPr>
+          <w:rFonts w:ascii="Times New Roman" w:hAnsi="Times New Roman" w:cs="Times New Roman"/>
+          <w:sz w:val="24"/>
+          <w:szCs w:val="24"/>
+        </w:rPr>
+        <w:t>Le client se connecte avec ses nouveaux identifiants</w:t>
+      </w:r>
+    </w:p>
+    <w:p>
+      <w:pPr>
+        <w:tabs>
+          <w:tab w:val="left" w:pos="5560"/>
+        </w:tabs>
+        <w:ind w:left="360"/>
+        <w:rPr>
+          <w:rFonts w:ascii="Times New Roman" w:hAnsi="Times New Roman" w:cs="Times New Roman"/>
+          <w:sz w:val="24"/>
+          <w:szCs w:val="24"/>
+        </w:rPr>
+      </w:pPr>
+      <w:r>
+        <w:rPr>
+          <w:rFonts w:ascii="Times New Roman" w:hAnsi="Times New Roman" w:cs="Times New Roman"/>
+          <w:sz w:val="24"/>
+          <w:szCs w:val="24"/>
+        </w:rPr>
+        <w:t>Le système lui accorde l'accès</w:t>
+      </w:r>
+    </w:p>
+    <w:p>
+      <w:pPr>
+        <w:tabs>
+          <w:tab w:val="left" w:pos="5560"/>
+        </w:tabs>
+        <w:ind w:left="360"/>
+        <w:rPr>
+          <w:rFonts w:ascii="Times New Roman" w:hAnsi="Times New Roman" w:cs="Times New Roman"/>
+          <w:sz w:val="24"/>
+          <w:szCs w:val="24"/>
+        </w:rPr>
+      </w:pPr>
+      <w:r>
+        <w:rPr>
+          <w:rFonts w:ascii="Times New Roman" w:hAnsi="Times New Roman" w:cs="Times New Roman"/>
+          <w:sz w:val="24"/>
+          <w:szCs w:val="24"/>
+        </w:rPr>
         <w:t>Le client confirme son rendez-vous</w:t>
       </w:r>
     </w:p>
@@ -26182,6 +26430,7 @@
           <w:szCs w:val="24"/>
           <w:lang w:eastAsia="fr-FR"/>
         </w:rPr>
+        <w:lastRenderedPageBreak/>
         <w:t>Le système propose un autre créneau disponible</w:t>
       </w:r>
     </w:p>
@@ -26203,8 +26452,89 @@
           <w:szCs w:val="24"/>
           <w:lang w:eastAsia="fr-FR"/>
         </w:rPr>
+        <w:t>Le client recommence la sélection</w:t>
+      </w:r>
+    </w:p>
+    <w:p>
+      <w:pPr>
+        <w:spacing w:before="100" w:beforeAutospacing="1" w:after="100" w:afterAutospacing="1" w:line="240" w:lineRule="auto"/>
+        <w:ind w:firstLine="360"/>
+        <w:rPr>
+          <w:rFonts w:ascii="Times New Roman" w:eastAsia="Times New Roman" w:hAnsi="Times New Roman" w:cs="Times New Roman"/>
+          <w:sz w:val="24"/>
+          <w:szCs w:val="24"/>
+          <w:lang w:eastAsia="fr-FR"/>
+        </w:rPr>
+      </w:pPr>
+    </w:p>
+    <w:p>
+      <w:pPr>
+        <w:spacing w:before="100" w:beforeAutospacing="1" w:after="100" w:afterAutospacing="1" w:line="240" w:lineRule="auto"/>
+        <w:ind w:firstLine="360"/>
+        <w:rPr>
+          <w:rFonts w:ascii="Times New Roman" w:eastAsia="Times New Roman" w:hAnsi="Times New Roman" w:cs="Times New Roman"/>
+          <w:sz w:val="24"/>
+          <w:szCs w:val="24"/>
+          <w:lang w:eastAsia="fr-FR"/>
+        </w:rPr>
+      </w:pPr>
+      <w:r>
+        <w:rPr>
+          <w:rFonts w:ascii="Times New Roman" w:eastAsia="Times New Roman" w:hAnsi="Times New Roman" w:cs="Times New Roman"/>
+          <w:noProof/>
+          <w:sz w:val="24"/>
+          <w:szCs w:val="24"/>
+          <w:lang w:eastAsia="fr-FR"/>
+        </w:rPr>
         <w:lastRenderedPageBreak/>
-        <w:t>Le client recommence la sélection</w:t>
+        <w:drawing>
+          <wp:inline distT="0" distB="0" distL="0" distR="0">
+            <wp:extent cx="5324475" cy="9248140"/>
+            <wp:effectExtent l="0" t="0" r="9525" b="0"/>
+            <wp:docPr id="11" name="Image 11" descr="D:\l3\Memoire_De_Fin_Cycle\photo\clie.png"/>
+            <wp:cNvGraphicFramePr>
+              <a:graphicFrameLocks xmlns:a="http://schemas.openxmlformats.org/drawingml/2006/main" noChangeAspect="1"/>
+            </wp:cNvGraphicFramePr>
+            <a:graphic xmlns:a="http://schemas.openxmlformats.org/drawingml/2006/main">
+              <a:graphicData uri="http://schemas.openxmlformats.org/drawingml/2006/picture">
+                <pic:pic xmlns:pic="http://schemas.openxmlformats.org/drawingml/2006/picture">
+                  <pic:nvPicPr>
+                    <pic:cNvPr id="0" name="Picture 5" descr="D:\l3\Memoire_De_Fin_Cycle\photo\clie.png"/>
+                    <pic:cNvPicPr>
+                      <a:picLocks noChangeAspect="1" noChangeArrowheads="1"/>
+                    </pic:cNvPicPr>
+                  </pic:nvPicPr>
+                  <pic:blipFill>
+                    <a:blip r:embed="rId13">
+                      <a:extLst>
+                        <a:ext uri="{28A0092B-C50C-407E-A947-70E740481C1C}">
+                          <a14:useLocalDpi xmlns:a14="http://schemas.microsoft.com/office/drawing/2010/main" val="0"/>
+                        </a:ext>
+                      </a:extLst>
+                    </a:blip>
+                    <a:srcRect/>
+                    <a:stretch>
+                      <a:fillRect/>
+                    </a:stretch>
+                  </pic:blipFill>
+                  <pic:spPr bwMode="auto">
+                    <a:xfrm>
+                      <a:off x="0" y="0"/>
+                      <a:ext cx="5324475" cy="9248140"/>
+                    </a:xfrm>
+                    <a:prstGeom prst="rect">
+                      <a:avLst/>
+                    </a:prstGeom>
+                    <a:noFill/>
+                    <a:ln>
+                      <a:noFill/>
+                    </a:ln>
+                  </pic:spPr>
+                </pic:pic>
+              </a:graphicData>
+            </a:graphic>
+          </wp:inline>
+        </w:drawing>
       </w:r>
     </w:p>
     <w:p>
@@ -26317,7 +26647,7 @@
                     </pic:cNvPicPr>
                   </pic:nvPicPr>
                   <pic:blipFill>
-                    <a:blip r:embed="rId13">
+                    <a:blip r:embed="rId14">
                       <a:extLst>
                         <a:ext uri="{28A0092B-C50C-407E-A947-70E740481C1C}">
                           <a14:useLocalDpi xmlns:a14="http://schemas.microsoft.com/office/drawing/2010/main" val="0"/>
@@ -26431,6 +26761,14 @@
           <w:szCs w:val="24"/>
         </w:rPr>
       </w:pPr>
+      <w:r>
+        <w:rPr>
+          <w:rFonts w:ascii="Times New Roman" w:hAnsi="Times New Roman" w:cs="Times New Roman"/>
+          <w:sz w:val="24"/>
+          <w:szCs w:val="24"/>
+        </w:rPr>
+        <w:t>Description :</w:t>
+      </w:r>
     </w:p>
     <w:p>
       <w:pPr>
@@ -26447,6 +26785,652 @@
       <w:r>
         <w:rPr>
           <w:rFonts w:ascii="Times New Roman" w:hAnsi="Times New Roman" w:cs="Times New Roman"/>
+          <w:sz w:val="24"/>
+          <w:szCs w:val="24"/>
+        </w:rPr>
+        <w:t>Premier Partie : Identification</w:t>
+      </w:r>
+    </w:p>
+    <w:p>
+      <w:pPr>
+        <w:tabs>
+          <w:tab w:val="left" w:pos="5560"/>
+        </w:tabs>
+        <w:ind w:left="360"/>
+        <w:rPr>
+          <w:rFonts w:ascii="Times New Roman" w:hAnsi="Times New Roman" w:cs="Times New Roman"/>
+          <w:sz w:val="24"/>
+          <w:szCs w:val="24"/>
+        </w:rPr>
+      </w:pPr>
+      <w:r>
+        <w:rPr>
+          <w:rFonts w:ascii="Times New Roman" w:hAnsi="Times New Roman" w:cs="Times New Roman"/>
+          <w:sz w:val="24"/>
+          <w:szCs w:val="24"/>
+        </w:rPr>
+        <w:t>Nom : Gérer cycle intervention</w:t>
+      </w:r>
+    </w:p>
+    <w:p>
+      <w:pPr>
+        <w:tabs>
+          <w:tab w:val="left" w:pos="5560"/>
+        </w:tabs>
+        <w:ind w:left="360"/>
+        <w:rPr>
+          <w:rFonts w:ascii="Times New Roman" w:hAnsi="Times New Roman" w:cs="Times New Roman"/>
+          <w:sz w:val="24"/>
+          <w:szCs w:val="24"/>
+        </w:rPr>
+      </w:pPr>
+      <w:r>
+        <w:rPr>
+          <w:rFonts w:ascii="Times New Roman" w:hAnsi="Times New Roman" w:cs="Times New Roman"/>
+          <w:sz w:val="24"/>
+          <w:szCs w:val="24"/>
+        </w:rPr>
+        <w:t xml:space="preserve">Acteur : réceptionniste </w:t>
+      </w:r>
+    </w:p>
+    <w:p>
+      <w:pPr>
+        <w:tabs>
+          <w:tab w:val="left" w:pos="5560"/>
+        </w:tabs>
+        <w:ind w:left="360"/>
+        <w:rPr>
+          <w:rFonts w:ascii="Times New Roman" w:hAnsi="Times New Roman" w:cs="Times New Roman"/>
+          <w:sz w:val="24"/>
+          <w:szCs w:val="24"/>
+        </w:rPr>
+      </w:pPr>
+      <w:r>
+        <w:rPr>
+          <w:rFonts w:ascii="Times New Roman" w:hAnsi="Times New Roman" w:cs="Times New Roman"/>
+          <w:sz w:val="24"/>
+          <w:szCs w:val="24"/>
+        </w:rPr>
+        <w:t xml:space="preserve">Objectif : </w:t>
+      </w:r>
+      <w:r>
+        <w:rPr>
+          <w:rFonts w:ascii="Times New Roman" w:hAnsi="Times New Roman" w:cs="Times New Roman"/>
+          <w:sz w:val="24"/>
+          <w:szCs w:val="24"/>
+        </w:rPr>
+        <w:t>p</w:t>
+      </w:r>
+      <w:r>
+        <w:rPr>
+          <w:rFonts w:ascii="Times New Roman" w:hAnsi="Times New Roman" w:cs="Times New Roman"/>
+          <w:sz w:val="24"/>
+          <w:szCs w:val="24"/>
+        </w:rPr>
+        <w:t>e</w:t>
+      </w:r>
+      <w:r>
+        <w:rPr>
+          <w:rFonts w:ascii="Times New Roman" w:hAnsi="Times New Roman" w:cs="Times New Roman"/>
+          <w:sz w:val="24"/>
+          <w:szCs w:val="24"/>
+        </w:rPr>
+        <w:t>rmet au</w:t>
+      </w:r>
+      <w:r>
+        <w:rPr>
+          <w:rFonts w:ascii="Times New Roman" w:hAnsi="Times New Roman" w:cs="Times New Roman"/>
+          <w:sz w:val="24"/>
+          <w:szCs w:val="24"/>
+        </w:rPr>
+        <w:t xml:space="preserve"> </w:t>
+      </w:r>
+      <w:r>
+        <w:rPr>
+          <w:rFonts w:ascii="Times New Roman" w:hAnsi="Times New Roman" w:cs="Times New Roman"/>
+          <w:sz w:val="24"/>
+          <w:szCs w:val="24"/>
+        </w:rPr>
+        <w:t xml:space="preserve">réceptionniste </w:t>
+      </w:r>
+      <w:r>
+        <w:rPr>
+          <w:rFonts w:ascii="Times New Roman" w:hAnsi="Times New Roman" w:cs="Times New Roman"/>
+          <w:sz w:val="24"/>
+          <w:szCs w:val="24"/>
+        </w:rPr>
+        <w:t>de créer une intervention, de la suivre jusqu’à la génération d’une facture.</w:t>
+      </w:r>
+    </w:p>
+    <w:p>
+      <w:pPr>
+        <w:tabs>
+          <w:tab w:val="left" w:pos="5560"/>
+        </w:tabs>
+        <w:ind w:left="360"/>
+        <w:rPr>
+          <w:rFonts w:ascii="Times New Roman" w:hAnsi="Times New Roman" w:cs="Times New Roman"/>
+          <w:sz w:val="24"/>
+          <w:szCs w:val="24"/>
+        </w:rPr>
+      </w:pPr>
+      <w:r>
+        <w:rPr>
+          <w:rFonts w:ascii="Times New Roman" w:hAnsi="Times New Roman" w:cs="Times New Roman"/>
+          <w:sz w:val="24"/>
+          <w:szCs w:val="24"/>
+        </w:rPr>
+        <w:t>Deuxième partie : Description Scenario</w:t>
+      </w:r>
+    </w:p>
+    <w:p>
+      <w:pPr>
+        <w:tabs>
+          <w:tab w:val="left" w:pos="5560"/>
+        </w:tabs>
+        <w:ind w:left="360"/>
+        <w:rPr>
+          <w:rFonts w:ascii="Times New Roman" w:hAnsi="Times New Roman" w:cs="Times New Roman"/>
+          <w:sz w:val="24"/>
+          <w:szCs w:val="24"/>
+        </w:rPr>
+      </w:pPr>
+      <w:r>
+        <w:rPr>
+          <w:rFonts w:ascii="Times New Roman" w:hAnsi="Times New Roman" w:cs="Times New Roman"/>
+          <w:sz w:val="24"/>
+          <w:szCs w:val="24"/>
+        </w:rPr>
+        <w:lastRenderedPageBreak/>
+        <w:t xml:space="preserve">Précondition : </w:t>
+      </w:r>
+      <w:r>
+        <w:rPr>
+          <w:sz w:val="24"/>
+          <w:szCs w:val="24"/>
+        </w:rPr>
+        <w:t xml:space="preserve">le système doit garantir un état de </w:t>
+      </w:r>
+      <w:r>
+        <w:rPr>
+          <w:bCs/>
+          <w:sz w:val="24"/>
+          <w:szCs w:val="24"/>
+        </w:rPr>
+        <w:t>disponibilité immédiate</w:t>
+      </w:r>
+      <w:r>
+        <w:rPr>
+          <w:sz w:val="24"/>
+          <w:szCs w:val="24"/>
+        </w:rPr>
+        <w:t xml:space="preserve"> et de </w:t>
+      </w:r>
+      <w:r>
+        <w:rPr>
+          <w:bCs/>
+          <w:sz w:val="24"/>
+          <w:szCs w:val="24"/>
+        </w:rPr>
+        <w:t>sécurité</w:t>
+      </w:r>
+      <w:r>
+        <w:rPr>
+          <w:rFonts w:ascii="Times New Roman" w:hAnsi="Times New Roman" w:cs="Times New Roman"/>
+          <w:sz w:val="24"/>
+          <w:szCs w:val="24"/>
+        </w:rPr>
+        <w:t xml:space="preserve">. </w:t>
+      </w:r>
+    </w:p>
+    <w:p>
+      <w:pPr>
+        <w:tabs>
+          <w:tab w:val="left" w:pos="5560"/>
+        </w:tabs>
+        <w:ind w:left="360"/>
+        <w:rPr>
+          <w:rFonts w:ascii="Times New Roman" w:hAnsi="Times New Roman" w:cs="Times New Roman"/>
+          <w:sz w:val="24"/>
+          <w:szCs w:val="24"/>
+        </w:rPr>
+      </w:pPr>
+      <w:r>
+        <w:rPr>
+          <w:rFonts w:ascii="Times New Roman" w:hAnsi="Times New Roman" w:cs="Times New Roman"/>
+          <w:sz w:val="24"/>
+          <w:szCs w:val="24"/>
+        </w:rPr>
+        <w:t>L’enchainement des messages :</w:t>
+      </w:r>
+    </w:p>
+    <w:p>
+      <w:pPr>
+        <w:tabs>
+          <w:tab w:val="left" w:pos="5560"/>
+        </w:tabs>
+        <w:ind w:left="360"/>
+        <w:rPr>
+          <w:rFonts w:ascii="Times New Roman" w:hAnsi="Times New Roman" w:cs="Times New Roman"/>
+          <w:sz w:val="24"/>
+          <w:szCs w:val="24"/>
+        </w:rPr>
+      </w:pPr>
+      <w:r>
+        <w:rPr>
+          <w:rFonts w:ascii="Times New Roman" w:hAnsi="Times New Roman" w:cs="Times New Roman"/>
+          <w:sz w:val="24"/>
+          <w:szCs w:val="24"/>
+        </w:rPr>
+        <w:t>Le réceptionniste saisit ses identifiants</w:t>
+      </w:r>
+    </w:p>
+    <w:p>
+      <w:pPr>
+        <w:tabs>
+          <w:tab w:val="left" w:pos="5560"/>
+        </w:tabs>
+        <w:ind w:left="360"/>
+        <w:rPr>
+          <w:rFonts w:ascii="Times New Roman" w:hAnsi="Times New Roman" w:cs="Times New Roman"/>
+          <w:sz w:val="24"/>
+          <w:szCs w:val="24"/>
+        </w:rPr>
+      </w:pPr>
+      <w:r>
+        <w:rPr>
+          <w:rFonts w:ascii="Times New Roman" w:hAnsi="Times New Roman" w:cs="Times New Roman"/>
+          <w:sz w:val="24"/>
+          <w:szCs w:val="24"/>
+        </w:rPr>
+        <w:t>Le système lui accorde l'accès</w:t>
+      </w:r>
+    </w:p>
+    <w:p>
+      <w:pPr>
+        <w:tabs>
+          <w:tab w:val="left" w:pos="5560"/>
+        </w:tabs>
+        <w:ind w:left="360"/>
+        <w:rPr>
+          <w:rFonts w:ascii="Times New Roman" w:hAnsi="Times New Roman" w:cs="Times New Roman"/>
+          <w:sz w:val="24"/>
+          <w:szCs w:val="24"/>
+        </w:rPr>
+      </w:pPr>
+      <w:r>
+        <w:rPr>
+          <w:rFonts w:ascii="Times New Roman" w:hAnsi="Times New Roman" w:cs="Times New Roman"/>
+          <w:sz w:val="24"/>
+          <w:szCs w:val="24"/>
+        </w:rPr>
+        <w:t>Le réceptionniste recherche le client et son véhicule</w:t>
+      </w:r>
+    </w:p>
+    <w:p>
+      <w:pPr>
+        <w:tabs>
+          <w:tab w:val="left" w:pos="5560"/>
+        </w:tabs>
+        <w:ind w:left="360"/>
+        <w:rPr>
+          <w:rFonts w:ascii="Times New Roman" w:hAnsi="Times New Roman" w:cs="Times New Roman"/>
+          <w:sz w:val="24"/>
+          <w:szCs w:val="24"/>
+        </w:rPr>
+      </w:pPr>
+      <w:r>
+        <w:rPr>
+          <w:rFonts w:ascii="Times New Roman" w:hAnsi="Times New Roman" w:cs="Times New Roman"/>
+          <w:sz w:val="24"/>
+          <w:szCs w:val="24"/>
+        </w:rPr>
+        <w:t>Le système affiche la fiche client</w:t>
+      </w:r>
+    </w:p>
+    <w:p>
+      <w:pPr>
+        <w:tabs>
+          <w:tab w:val="left" w:pos="5560"/>
+        </w:tabs>
+        <w:ind w:left="360"/>
+        <w:rPr>
+          <w:rFonts w:ascii="Times New Roman" w:hAnsi="Times New Roman" w:cs="Times New Roman"/>
+          <w:sz w:val="24"/>
+          <w:szCs w:val="24"/>
+        </w:rPr>
+      </w:pPr>
+      <w:r>
+        <w:rPr>
+          <w:rFonts w:ascii="Times New Roman" w:hAnsi="Times New Roman" w:cs="Times New Roman"/>
+          <w:sz w:val="24"/>
+          <w:szCs w:val="24"/>
+        </w:rPr>
+        <w:t>Le réceptionniste crée l'ordre d'intervention</w:t>
+      </w:r>
+    </w:p>
+    <w:p>
+      <w:pPr>
+        <w:tabs>
+          <w:tab w:val="left" w:pos="5560"/>
+        </w:tabs>
+        <w:ind w:left="360"/>
+        <w:rPr>
+          <w:rFonts w:ascii="Times New Roman" w:hAnsi="Times New Roman" w:cs="Times New Roman"/>
+          <w:sz w:val="24"/>
+          <w:szCs w:val="24"/>
+        </w:rPr>
+      </w:pPr>
+      <w:r>
+        <w:rPr>
+          <w:rFonts w:ascii="Times New Roman" w:hAnsi="Times New Roman" w:cs="Times New Roman"/>
+          <w:sz w:val="24"/>
+          <w:szCs w:val="24"/>
+        </w:rPr>
+        <w:t>Le système confirme la création avec un numéro d'ordre</w:t>
+      </w:r>
+    </w:p>
+    <w:p>
+      <w:pPr>
+        <w:tabs>
+          <w:tab w:val="left" w:pos="5560"/>
+        </w:tabs>
+        <w:ind w:left="360"/>
+        <w:rPr>
+          <w:rFonts w:ascii="Times New Roman" w:hAnsi="Times New Roman" w:cs="Times New Roman"/>
+          <w:sz w:val="24"/>
+          <w:szCs w:val="24"/>
+        </w:rPr>
+      </w:pPr>
+      <w:r>
+        <w:rPr>
+          <w:rFonts w:ascii="Times New Roman" w:hAnsi="Times New Roman" w:cs="Times New Roman"/>
+          <w:sz w:val="24"/>
+          <w:szCs w:val="24"/>
+        </w:rPr>
+        <w:t>Le réceptionniste affecte l'ordre au département concerné</w:t>
+      </w:r>
+    </w:p>
+    <w:p>
+      <w:pPr>
+        <w:tabs>
+          <w:tab w:val="left" w:pos="5560"/>
+        </w:tabs>
+        <w:ind w:left="360"/>
+        <w:rPr>
+          <w:rFonts w:ascii="Times New Roman" w:hAnsi="Times New Roman" w:cs="Times New Roman"/>
+          <w:sz w:val="24"/>
+          <w:szCs w:val="24"/>
+        </w:rPr>
+      </w:pPr>
+      <w:r>
+        <w:rPr>
+          <w:rFonts w:ascii="Times New Roman" w:hAnsi="Times New Roman" w:cs="Times New Roman"/>
+          <w:sz w:val="24"/>
+          <w:szCs w:val="24"/>
+        </w:rPr>
+        <w:t>Le système confirme l'affectation</w:t>
+      </w:r>
+    </w:p>
+    <w:p>
+      <w:pPr>
+        <w:tabs>
+          <w:tab w:val="left" w:pos="5560"/>
+        </w:tabs>
+        <w:ind w:left="360"/>
+        <w:rPr>
+          <w:rFonts w:ascii="Times New Roman" w:hAnsi="Times New Roman" w:cs="Times New Roman"/>
+          <w:sz w:val="24"/>
+          <w:szCs w:val="24"/>
+        </w:rPr>
+      </w:pPr>
+      <w:r>
+        <w:rPr>
+          <w:rFonts w:ascii="Times New Roman" w:hAnsi="Times New Roman" w:cs="Times New Roman"/>
+          <w:sz w:val="24"/>
+          <w:szCs w:val="24"/>
+        </w:rPr>
+        <w:t>Le réceptionniste consulte l'avancement</w:t>
+      </w:r>
+    </w:p>
+    <w:p>
+      <w:pPr>
+        <w:tabs>
+          <w:tab w:val="left" w:pos="5560"/>
+        </w:tabs>
+        <w:ind w:left="360"/>
+        <w:rPr>
+          <w:rFonts w:ascii="Times New Roman" w:hAnsi="Times New Roman" w:cs="Times New Roman"/>
+          <w:sz w:val="24"/>
+          <w:szCs w:val="24"/>
+        </w:rPr>
+      </w:pPr>
+      <w:r>
+        <w:rPr>
+          <w:rFonts w:ascii="Times New Roman" w:hAnsi="Times New Roman" w:cs="Times New Roman"/>
+          <w:sz w:val="24"/>
+          <w:szCs w:val="24"/>
+        </w:rPr>
+        <w:t>Le système affiche le statut actuel</w:t>
+      </w:r>
+    </w:p>
+    <w:p>
+      <w:pPr>
+        <w:tabs>
+          <w:tab w:val="left" w:pos="5560"/>
+        </w:tabs>
+        <w:ind w:left="360"/>
+        <w:rPr>
+          <w:rFonts w:ascii="Times New Roman" w:hAnsi="Times New Roman" w:cs="Times New Roman"/>
+          <w:sz w:val="24"/>
+          <w:szCs w:val="24"/>
+        </w:rPr>
+      </w:pPr>
+      <w:r>
+        <w:rPr>
+          <w:rFonts w:ascii="Times New Roman" w:hAnsi="Times New Roman" w:cs="Times New Roman"/>
+          <w:sz w:val="24"/>
+          <w:szCs w:val="24"/>
+        </w:rPr>
+        <w:t>Le réceptionniste met à jour le statut</w:t>
+      </w:r>
+    </w:p>
+    <w:p>
+      <w:pPr>
+        <w:tabs>
+          <w:tab w:val="left" w:pos="5560"/>
+        </w:tabs>
+        <w:ind w:left="360"/>
+        <w:rPr>
+          <w:rFonts w:ascii="Times New Roman" w:hAnsi="Times New Roman" w:cs="Times New Roman"/>
+          <w:sz w:val="24"/>
+          <w:szCs w:val="24"/>
+        </w:rPr>
+      </w:pPr>
+      <w:r>
+        <w:rPr>
+          <w:rFonts w:ascii="Times New Roman" w:hAnsi="Times New Roman" w:cs="Times New Roman"/>
+          <w:sz w:val="24"/>
+          <w:szCs w:val="24"/>
+        </w:rPr>
+        <w:t>Le système confirme la mise à jour</w:t>
+      </w:r>
+    </w:p>
+    <w:p>
+      <w:pPr>
+        <w:tabs>
+          <w:tab w:val="left" w:pos="5560"/>
+        </w:tabs>
+        <w:ind w:left="360"/>
+        <w:rPr>
+          <w:rFonts w:ascii="Times New Roman" w:hAnsi="Times New Roman" w:cs="Times New Roman"/>
+          <w:sz w:val="24"/>
+          <w:szCs w:val="24"/>
+        </w:rPr>
+      </w:pPr>
+      <w:r>
+        <w:rPr>
+          <w:rFonts w:ascii="Times New Roman" w:hAnsi="Times New Roman" w:cs="Times New Roman"/>
+          <w:sz w:val="24"/>
+          <w:szCs w:val="24"/>
+        </w:rPr>
+        <w:t>Si les essais sont validés :</w:t>
+      </w:r>
+    </w:p>
+    <w:p>
+      <w:pPr>
+        <w:tabs>
+          <w:tab w:val="left" w:pos="5560"/>
+        </w:tabs>
+        <w:ind w:left="360"/>
+        <w:rPr>
+          <w:rFonts w:ascii="Times New Roman" w:hAnsi="Times New Roman" w:cs="Times New Roman"/>
+          <w:sz w:val="24"/>
+          <w:szCs w:val="24"/>
+        </w:rPr>
+      </w:pPr>
+      <w:r>
+        <w:rPr>
+          <w:rFonts w:ascii="Times New Roman" w:hAnsi="Times New Roman" w:cs="Times New Roman"/>
+          <w:sz w:val="24"/>
+          <w:szCs w:val="24"/>
+        </w:rPr>
+        <w:t>Le réceptionniste clôture l'intervention</w:t>
+      </w:r>
+    </w:p>
+    <w:p>
+      <w:pPr>
+        <w:tabs>
+          <w:tab w:val="left" w:pos="5560"/>
+        </w:tabs>
+        <w:ind w:left="360"/>
+        <w:rPr>
+          <w:rFonts w:ascii="Times New Roman" w:hAnsi="Times New Roman" w:cs="Times New Roman"/>
+          <w:sz w:val="24"/>
+          <w:szCs w:val="24"/>
+        </w:rPr>
+      </w:pPr>
+      <w:r>
+        <w:rPr>
+          <w:rFonts w:ascii="Times New Roman" w:hAnsi="Times New Roman" w:cs="Times New Roman"/>
+          <w:sz w:val="24"/>
+          <w:szCs w:val="24"/>
+        </w:rPr>
+        <w:t>Le système confirme la clôture</w:t>
+      </w:r>
+    </w:p>
+    <w:p>
+      <w:pPr>
+        <w:tabs>
+          <w:tab w:val="left" w:pos="5560"/>
+        </w:tabs>
+        <w:ind w:left="360"/>
+        <w:rPr>
+          <w:rFonts w:ascii="Times New Roman" w:hAnsi="Times New Roman" w:cs="Times New Roman"/>
+          <w:sz w:val="24"/>
+          <w:szCs w:val="24"/>
+        </w:rPr>
+      </w:pPr>
+      <w:r>
+        <w:rPr>
+          <w:rFonts w:ascii="Times New Roman" w:hAnsi="Times New Roman" w:cs="Times New Roman"/>
+          <w:sz w:val="24"/>
+          <w:szCs w:val="24"/>
+        </w:rPr>
+        <w:t>Si retour en atelier :</w:t>
+      </w:r>
+    </w:p>
+    <w:p>
+      <w:pPr>
+        <w:tabs>
+          <w:tab w:val="left" w:pos="5560"/>
+        </w:tabs>
+        <w:ind w:left="360"/>
+        <w:rPr>
+          <w:rFonts w:ascii="Times New Roman" w:hAnsi="Times New Roman" w:cs="Times New Roman"/>
+          <w:sz w:val="24"/>
+          <w:szCs w:val="24"/>
+        </w:rPr>
+      </w:pPr>
+      <w:r>
+        <w:rPr>
+          <w:rFonts w:ascii="Times New Roman" w:hAnsi="Times New Roman" w:cs="Times New Roman"/>
+          <w:sz w:val="24"/>
+          <w:szCs w:val="24"/>
+        </w:rPr>
+        <w:t>Le système notifie le retour en atelier</w:t>
+      </w:r>
+    </w:p>
+    <w:p>
+      <w:pPr>
+        <w:tabs>
+          <w:tab w:val="left" w:pos="5560"/>
+        </w:tabs>
+        <w:ind w:left="360"/>
+        <w:rPr>
+          <w:rFonts w:ascii="Times New Roman" w:hAnsi="Times New Roman" w:cs="Times New Roman"/>
+          <w:sz w:val="24"/>
+          <w:szCs w:val="24"/>
+        </w:rPr>
+      </w:pPr>
+      <w:r>
+        <w:rPr>
+          <w:rFonts w:ascii="Times New Roman" w:hAnsi="Times New Roman" w:cs="Times New Roman"/>
+          <w:sz w:val="24"/>
+          <w:szCs w:val="24"/>
+        </w:rPr>
+        <w:t>Le réceptionniste met à jour le statut</w:t>
+      </w:r>
+    </w:p>
+    <w:p>
+      <w:pPr>
+        <w:tabs>
+          <w:tab w:val="left" w:pos="5560"/>
+        </w:tabs>
+        <w:ind w:left="360"/>
+        <w:rPr>
+          <w:rFonts w:ascii="Times New Roman" w:hAnsi="Times New Roman" w:cs="Times New Roman"/>
+          <w:sz w:val="24"/>
+          <w:szCs w:val="24"/>
+        </w:rPr>
+      </w:pPr>
+      <w:r>
+        <w:rPr>
+          <w:rFonts w:ascii="Times New Roman" w:hAnsi="Times New Roman" w:cs="Times New Roman"/>
+          <w:sz w:val="24"/>
+          <w:szCs w:val="24"/>
+        </w:rPr>
+        <w:t>Le cycle de suivi recommence</w:t>
+      </w:r>
+    </w:p>
+    <w:p>
+      <w:pPr>
+        <w:tabs>
+          <w:tab w:val="left" w:pos="5560"/>
+        </w:tabs>
+        <w:ind w:left="360"/>
+        <w:rPr>
+          <w:rFonts w:ascii="Times New Roman" w:hAnsi="Times New Roman" w:cs="Times New Roman"/>
+          <w:sz w:val="24"/>
+          <w:szCs w:val="24"/>
+        </w:rPr>
+      </w:pPr>
+    </w:p>
+    <w:p>
+      <w:pPr>
+        <w:tabs>
+          <w:tab w:val="left" w:pos="5560"/>
+        </w:tabs>
+        <w:ind w:left="360"/>
+        <w:rPr>
+          <w:rFonts w:ascii="Times New Roman" w:hAnsi="Times New Roman" w:cs="Times New Roman"/>
+          <w:sz w:val="24"/>
+          <w:szCs w:val="24"/>
+        </w:rPr>
+      </w:pPr>
+      <w:r>
+        <w:rPr>
+          <w:rFonts w:ascii="Times New Roman" w:hAnsi="Times New Roman" w:cs="Times New Roman"/>
           <w:noProof/>
           <w:sz w:val="24"/>
           <w:szCs w:val="24"/>
@@ -26455,9 +27439,9 @@
         <w:lastRenderedPageBreak/>
         <w:drawing>
           <wp:inline distT="0" distB="0" distL="0" distR="0">
-            <wp:extent cx="5372100" cy="9194800"/>
-            <wp:effectExtent l="0" t="0" r="0" b="6350"/>
-            <wp:docPr id="16" name="Image 16" descr="D:\l3\Memoire_De_Fin_Cycle\photo\rec.png"/>
+            <wp:extent cx="5370187" cy="9212033"/>
+            <wp:effectExtent l="0" t="0" r="2540" b="8255"/>
+            <wp:docPr id="14" name="Image 14" descr="D:\l3\Memoire_De_Fin_Cycle\photo\rect.png"/>
             <wp:cNvGraphicFramePr>
               <a:graphicFrameLocks xmlns:a="http://schemas.openxmlformats.org/drawingml/2006/main" noChangeAspect="1"/>
             </wp:cNvGraphicFramePr>
@@ -26465,13 +27449,13 @@
               <a:graphicData uri="http://schemas.openxmlformats.org/drawingml/2006/picture">
                 <pic:pic xmlns:pic="http://schemas.openxmlformats.org/drawingml/2006/picture">
                   <pic:nvPicPr>
-                    <pic:cNvPr id="0" name="Picture 8" descr="D:\l3\Memoire_De_Fin_Cycle\photo\rec.png"/>
+                    <pic:cNvPr id="0" name="Picture 7" descr="D:\l3\Memoire_De_Fin_Cycle\photo\rect.png"/>
                     <pic:cNvPicPr>
                       <a:picLocks noChangeAspect="1" noChangeArrowheads="1"/>
                     </pic:cNvPicPr>
                   </pic:nvPicPr>
                   <pic:blipFill>
-                    <a:blip r:embed="rId14">
+                    <a:blip r:embed="rId15">
                       <a:extLst>
                         <a:ext uri="{28A0092B-C50C-407E-A947-70E740481C1C}">
                           <a14:useLocalDpi xmlns:a14="http://schemas.microsoft.com/office/drawing/2010/main" val="0"/>
@@ -26486,7 +27470,7 @@
                   <pic:spPr bwMode="auto">
                     <a:xfrm>
                       <a:off x="0" y="0"/>
-                      <a:ext cx="5372100" cy="9194800"/>
+                      <a:ext cx="5375327" cy="9220849"/>
                     </a:xfrm>
                     <a:prstGeom prst="rect">
                       <a:avLst/>
@@ -26518,672 +27502,6 @@
     </w:p>
     <w:p>
       <w:pPr>
-        <w:tabs>
-          <w:tab w:val="left" w:pos="5560"/>
-        </w:tabs>
-        <w:ind w:left="360"/>
-        <w:rPr>
-          <w:rFonts w:ascii="Times New Roman" w:hAnsi="Times New Roman" w:cs="Times New Roman"/>
-          <w:sz w:val="24"/>
-          <w:szCs w:val="24"/>
-        </w:rPr>
-      </w:pPr>
-      <w:r>
-        <w:rPr>
-          <w:rFonts w:ascii="Times New Roman" w:hAnsi="Times New Roman" w:cs="Times New Roman"/>
-          <w:sz w:val="24"/>
-          <w:szCs w:val="24"/>
-        </w:rPr>
-        <w:t>Description :</w:t>
-      </w:r>
-    </w:p>
-    <w:p>
-      <w:pPr>
-        <w:tabs>
-          <w:tab w:val="left" w:pos="5560"/>
-        </w:tabs>
-        <w:ind w:left="360"/>
-        <w:rPr>
-          <w:rFonts w:ascii="Times New Roman" w:hAnsi="Times New Roman" w:cs="Times New Roman"/>
-          <w:sz w:val="24"/>
-          <w:szCs w:val="24"/>
-        </w:rPr>
-      </w:pPr>
-      <w:r>
-        <w:rPr>
-          <w:rFonts w:ascii="Times New Roman" w:hAnsi="Times New Roman" w:cs="Times New Roman"/>
-          <w:sz w:val="24"/>
-          <w:szCs w:val="24"/>
-        </w:rPr>
-        <w:t>Premier Partie : Identification</w:t>
-      </w:r>
-    </w:p>
-    <w:p>
-      <w:pPr>
-        <w:tabs>
-          <w:tab w:val="left" w:pos="5560"/>
-        </w:tabs>
-        <w:ind w:left="360"/>
-        <w:rPr>
-          <w:rFonts w:ascii="Times New Roman" w:hAnsi="Times New Roman" w:cs="Times New Roman"/>
-          <w:sz w:val="24"/>
-          <w:szCs w:val="24"/>
-        </w:rPr>
-      </w:pPr>
-      <w:r>
-        <w:rPr>
-          <w:rFonts w:ascii="Times New Roman" w:hAnsi="Times New Roman" w:cs="Times New Roman"/>
-          <w:sz w:val="24"/>
-          <w:szCs w:val="24"/>
-        </w:rPr>
-        <w:t>Nom : Gérer cycle intervention</w:t>
-      </w:r>
-    </w:p>
-    <w:p>
-      <w:pPr>
-        <w:tabs>
-          <w:tab w:val="left" w:pos="5560"/>
-        </w:tabs>
-        <w:ind w:left="360"/>
-        <w:rPr>
-          <w:rFonts w:ascii="Times New Roman" w:hAnsi="Times New Roman" w:cs="Times New Roman"/>
-          <w:sz w:val="24"/>
-          <w:szCs w:val="24"/>
-        </w:rPr>
-      </w:pPr>
-      <w:r>
-        <w:rPr>
-          <w:rFonts w:ascii="Times New Roman" w:hAnsi="Times New Roman" w:cs="Times New Roman"/>
-          <w:sz w:val="24"/>
-          <w:szCs w:val="24"/>
-        </w:rPr>
-        <w:t xml:space="preserve">Acteur : réceptionniste </w:t>
-      </w:r>
-    </w:p>
-    <w:p>
-      <w:pPr>
-        <w:tabs>
-          <w:tab w:val="left" w:pos="5560"/>
-        </w:tabs>
-        <w:ind w:left="360"/>
-        <w:rPr>
-          <w:rFonts w:ascii="Times New Roman" w:hAnsi="Times New Roman" w:cs="Times New Roman"/>
-          <w:sz w:val="24"/>
-          <w:szCs w:val="24"/>
-        </w:rPr>
-      </w:pPr>
-      <w:r>
-        <w:rPr>
-          <w:rFonts w:ascii="Times New Roman" w:hAnsi="Times New Roman" w:cs="Times New Roman"/>
-          <w:sz w:val="24"/>
-          <w:szCs w:val="24"/>
-        </w:rPr>
-        <w:t xml:space="preserve">Objectif : </w:t>
-      </w:r>
-      <w:r>
-        <w:rPr>
-          <w:rFonts w:ascii="Times New Roman" w:hAnsi="Times New Roman" w:cs="Times New Roman"/>
-          <w:sz w:val="24"/>
-          <w:szCs w:val="24"/>
-        </w:rPr>
-        <w:t>p</w:t>
-      </w:r>
-      <w:r>
-        <w:rPr>
-          <w:rFonts w:ascii="Times New Roman" w:hAnsi="Times New Roman" w:cs="Times New Roman"/>
-          <w:sz w:val="24"/>
-          <w:szCs w:val="24"/>
-        </w:rPr>
-        <w:t>e</w:t>
-      </w:r>
-      <w:r>
-        <w:rPr>
-          <w:rFonts w:ascii="Times New Roman" w:hAnsi="Times New Roman" w:cs="Times New Roman"/>
-          <w:sz w:val="24"/>
-          <w:szCs w:val="24"/>
-        </w:rPr>
-        <w:t>rmet au</w:t>
-      </w:r>
-      <w:r>
-        <w:rPr>
-          <w:rFonts w:ascii="Times New Roman" w:hAnsi="Times New Roman" w:cs="Times New Roman"/>
-          <w:sz w:val="24"/>
-          <w:szCs w:val="24"/>
-        </w:rPr>
-        <w:t xml:space="preserve"> </w:t>
-      </w:r>
-      <w:r>
-        <w:rPr>
-          <w:rFonts w:ascii="Times New Roman" w:hAnsi="Times New Roman" w:cs="Times New Roman"/>
-          <w:sz w:val="24"/>
-          <w:szCs w:val="24"/>
-        </w:rPr>
-        <w:t xml:space="preserve">réceptionniste </w:t>
-      </w:r>
-      <w:r>
-        <w:rPr>
-          <w:rFonts w:ascii="Times New Roman" w:hAnsi="Times New Roman" w:cs="Times New Roman"/>
-          <w:sz w:val="24"/>
-          <w:szCs w:val="24"/>
-        </w:rPr>
-        <w:t>de créer une intervention, de la suivre jusqu’à la génération d’une facture.</w:t>
-      </w:r>
-    </w:p>
-    <w:p>
-      <w:pPr>
-        <w:tabs>
-          <w:tab w:val="left" w:pos="5560"/>
-        </w:tabs>
-        <w:ind w:left="360"/>
-        <w:rPr>
-          <w:rFonts w:ascii="Times New Roman" w:hAnsi="Times New Roman" w:cs="Times New Roman"/>
-          <w:sz w:val="24"/>
-          <w:szCs w:val="24"/>
-        </w:rPr>
-      </w:pPr>
-      <w:r>
-        <w:rPr>
-          <w:rFonts w:ascii="Times New Roman" w:hAnsi="Times New Roman" w:cs="Times New Roman"/>
-          <w:sz w:val="24"/>
-          <w:szCs w:val="24"/>
-        </w:rPr>
-        <w:t>Deuxième partie : Description Scenario</w:t>
-      </w:r>
-    </w:p>
-    <w:p>
-      <w:pPr>
-        <w:tabs>
-          <w:tab w:val="left" w:pos="5560"/>
-        </w:tabs>
-        <w:ind w:left="360"/>
-        <w:rPr>
-          <w:rFonts w:ascii="Times New Roman" w:hAnsi="Times New Roman" w:cs="Times New Roman"/>
-          <w:sz w:val="24"/>
-          <w:szCs w:val="24"/>
-        </w:rPr>
-      </w:pPr>
-      <w:r>
-        <w:rPr>
-          <w:rFonts w:ascii="Times New Roman" w:hAnsi="Times New Roman" w:cs="Times New Roman"/>
-          <w:sz w:val="24"/>
-          <w:szCs w:val="24"/>
-        </w:rPr>
-        <w:t xml:space="preserve">Précondition : </w:t>
-      </w:r>
-      <w:r>
-        <w:rPr>
-          <w:sz w:val="24"/>
-          <w:szCs w:val="24"/>
-        </w:rPr>
-        <w:t xml:space="preserve">le système doit garantir un état de </w:t>
-      </w:r>
-      <w:r>
-        <w:rPr>
-          <w:bCs/>
-          <w:sz w:val="24"/>
-          <w:szCs w:val="24"/>
-        </w:rPr>
-        <w:t>disponibilité immédiate</w:t>
-      </w:r>
-      <w:r>
-        <w:rPr>
-          <w:sz w:val="24"/>
-          <w:szCs w:val="24"/>
-        </w:rPr>
-        <w:t xml:space="preserve"> et de </w:t>
-      </w:r>
-      <w:r>
-        <w:rPr>
-          <w:bCs/>
-          <w:sz w:val="24"/>
-          <w:szCs w:val="24"/>
-        </w:rPr>
-        <w:t>sécurité</w:t>
-      </w:r>
-      <w:r>
-        <w:rPr>
-          <w:rFonts w:ascii="Times New Roman" w:hAnsi="Times New Roman" w:cs="Times New Roman"/>
-          <w:sz w:val="24"/>
-          <w:szCs w:val="24"/>
-        </w:rPr>
-        <w:t xml:space="preserve">. </w:t>
-      </w:r>
-    </w:p>
-    <w:p>
-      <w:pPr>
-        <w:tabs>
-          <w:tab w:val="left" w:pos="5560"/>
-        </w:tabs>
-        <w:ind w:left="360"/>
-        <w:rPr>
-          <w:rFonts w:ascii="Times New Roman" w:hAnsi="Times New Roman" w:cs="Times New Roman"/>
-          <w:sz w:val="24"/>
-          <w:szCs w:val="24"/>
-        </w:rPr>
-      </w:pPr>
-      <w:r>
-        <w:rPr>
-          <w:rFonts w:ascii="Times New Roman" w:hAnsi="Times New Roman" w:cs="Times New Roman"/>
-          <w:sz w:val="24"/>
-          <w:szCs w:val="24"/>
-        </w:rPr>
-        <w:t>L’enchainement des messages :</w:t>
-      </w:r>
-    </w:p>
-    <w:p>
-      <w:pPr>
-        <w:tabs>
-          <w:tab w:val="left" w:pos="5560"/>
-        </w:tabs>
-        <w:ind w:left="360"/>
-        <w:rPr>
-          <w:rFonts w:ascii="Times New Roman" w:hAnsi="Times New Roman" w:cs="Times New Roman"/>
-          <w:sz w:val="24"/>
-          <w:szCs w:val="24"/>
-        </w:rPr>
-      </w:pPr>
-      <w:r>
-        <w:rPr>
-          <w:rFonts w:ascii="Times New Roman" w:hAnsi="Times New Roman" w:cs="Times New Roman"/>
-          <w:sz w:val="24"/>
-          <w:szCs w:val="24"/>
-        </w:rPr>
-        <w:t>Le réceptionniste saisit ses identifiants</w:t>
-      </w:r>
-    </w:p>
-    <w:p>
-      <w:pPr>
-        <w:tabs>
-          <w:tab w:val="left" w:pos="5560"/>
-        </w:tabs>
-        <w:ind w:left="360"/>
-        <w:rPr>
-          <w:rFonts w:ascii="Times New Roman" w:hAnsi="Times New Roman" w:cs="Times New Roman"/>
-          <w:sz w:val="24"/>
-          <w:szCs w:val="24"/>
-        </w:rPr>
-      </w:pPr>
-      <w:r>
-        <w:rPr>
-          <w:rFonts w:ascii="Times New Roman" w:hAnsi="Times New Roman" w:cs="Times New Roman"/>
-          <w:sz w:val="24"/>
-          <w:szCs w:val="24"/>
-        </w:rPr>
-        <w:t>Le système lui accorde l'accès</w:t>
-      </w:r>
-    </w:p>
-    <w:p>
-      <w:pPr>
-        <w:tabs>
-          <w:tab w:val="left" w:pos="5560"/>
-        </w:tabs>
-        <w:ind w:left="360"/>
-        <w:rPr>
-          <w:rFonts w:ascii="Times New Roman" w:hAnsi="Times New Roman" w:cs="Times New Roman"/>
-          <w:sz w:val="24"/>
-          <w:szCs w:val="24"/>
-        </w:rPr>
-      </w:pPr>
-      <w:r>
-        <w:rPr>
-          <w:rFonts w:ascii="Times New Roman" w:hAnsi="Times New Roman" w:cs="Times New Roman"/>
-          <w:sz w:val="24"/>
-          <w:szCs w:val="24"/>
-        </w:rPr>
-        <w:t>Le réceptionniste recherche le client et son véhicule</w:t>
-      </w:r>
-    </w:p>
-    <w:p>
-      <w:pPr>
-        <w:tabs>
-          <w:tab w:val="left" w:pos="5560"/>
-        </w:tabs>
-        <w:ind w:left="360"/>
-        <w:rPr>
-          <w:rFonts w:ascii="Times New Roman" w:hAnsi="Times New Roman" w:cs="Times New Roman"/>
-          <w:sz w:val="24"/>
-          <w:szCs w:val="24"/>
-        </w:rPr>
-      </w:pPr>
-      <w:r>
-        <w:rPr>
-          <w:rFonts w:ascii="Times New Roman" w:hAnsi="Times New Roman" w:cs="Times New Roman"/>
-          <w:sz w:val="24"/>
-          <w:szCs w:val="24"/>
-        </w:rPr>
-        <w:t>Le système affiche la fiche client</w:t>
-      </w:r>
-    </w:p>
-    <w:p>
-      <w:pPr>
-        <w:tabs>
-          <w:tab w:val="left" w:pos="5560"/>
-        </w:tabs>
-        <w:ind w:left="360"/>
-        <w:rPr>
-          <w:rFonts w:ascii="Times New Roman" w:hAnsi="Times New Roman" w:cs="Times New Roman"/>
-          <w:sz w:val="24"/>
-          <w:szCs w:val="24"/>
-        </w:rPr>
-      </w:pPr>
-      <w:r>
-        <w:rPr>
-          <w:rFonts w:ascii="Times New Roman" w:hAnsi="Times New Roman" w:cs="Times New Roman"/>
-          <w:sz w:val="24"/>
-          <w:szCs w:val="24"/>
-        </w:rPr>
-        <w:t>Le réceptionniste crée l'ordre d'intervention</w:t>
-      </w:r>
-    </w:p>
-    <w:p>
-      <w:pPr>
-        <w:tabs>
-          <w:tab w:val="left" w:pos="5560"/>
-        </w:tabs>
-        <w:ind w:left="360"/>
-        <w:rPr>
-          <w:rFonts w:ascii="Times New Roman" w:hAnsi="Times New Roman" w:cs="Times New Roman"/>
-          <w:sz w:val="24"/>
-          <w:szCs w:val="24"/>
-        </w:rPr>
-      </w:pPr>
-      <w:r>
-        <w:rPr>
-          <w:rFonts w:ascii="Times New Roman" w:hAnsi="Times New Roman" w:cs="Times New Roman"/>
-          <w:sz w:val="24"/>
-          <w:szCs w:val="24"/>
-        </w:rPr>
-        <w:t>Le système confirme la création avec un numéro d'ordre</w:t>
-      </w:r>
-    </w:p>
-    <w:p>
-      <w:pPr>
-        <w:tabs>
-          <w:tab w:val="left" w:pos="5560"/>
-        </w:tabs>
-        <w:ind w:left="360"/>
-        <w:rPr>
-          <w:rFonts w:ascii="Times New Roman" w:hAnsi="Times New Roman" w:cs="Times New Roman"/>
-          <w:sz w:val="24"/>
-          <w:szCs w:val="24"/>
-        </w:rPr>
-      </w:pPr>
-      <w:r>
-        <w:rPr>
-          <w:rFonts w:ascii="Times New Roman" w:hAnsi="Times New Roman" w:cs="Times New Roman"/>
-          <w:sz w:val="24"/>
-          <w:szCs w:val="24"/>
-        </w:rPr>
-        <w:t>Le réceptionniste affecte l'ordre au département concerné</w:t>
-      </w:r>
-    </w:p>
-    <w:p>
-      <w:pPr>
-        <w:tabs>
-          <w:tab w:val="left" w:pos="5560"/>
-        </w:tabs>
-        <w:ind w:left="360"/>
-        <w:rPr>
-          <w:rFonts w:ascii="Times New Roman" w:hAnsi="Times New Roman" w:cs="Times New Roman"/>
-          <w:sz w:val="24"/>
-          <w:szCs w:val="24"/>
-        </w:rPr>
-      </w:pPr>
-      <w:r>
-        <w:rPr>
-          <w:rFonts w:ascii="Times New Roman" w:hAnsi="Times New Roman" w:cs="Times New Roman"/>
-          <w:sz w:val="24"/>
-          <w:szCs w:val="24"/>
-        </w:rPr>
-        <w:t>Le système confirme l'affectation</w:t>
-      </w:r>
-    </w:p>
-    <w:p>
-      <w:pPr>
-        <w:tabs>
-          <w:tab w:val="left" w:pos="5560"/>
-        </w:tabs>
-        <w:ind w:left="360"/>
-        <w:rPr>
-          <w:rFonts w:ascii="Times New Roman" w:hAnsi="Times New Roman" w:cs="Times New Roman"/>
-          <w:sz w:val="24"/>
-          <w:szCs w:val="24"/>
-        </w:rPr>
-      </w:pPr>
-      <w:r>
-        <w:rPr>
-          <w:rFonts w:ascii="Times New Roman" w:hAnsi="Times New Roman" w:cs="Times New Roman"/>
-          <w:sz w:val="24"/>
-          <w:szCs w:val="24"/>
-        </w:rPr>
-        <w:t>Le réceptionniste consulte l'avancement</w:t>
-      </w:r>
-    </w:p>
-    <w:p>
-      <w:pPr>
-        <w:tabs>
-          <w:tab w:val="left" w:pos="5560"/>
-        </w:tabs>
-        <w:ind w:left="360"/>
-        <w:rPr>
-          <w:rFonts w:ascii="Times New Roman" w:hAnsi="Times New Roman" w:cs="Times New Roman"/>
-          <w:sz w:val="24"/>
-          <w:szCs w:val="24"/>
-        </w:rPr>
-      </w:pPr>
-      <w:r>
-        <w:rPr>
-          <w:rFonts w:ascii="Times New Roman" w:hAnsi="Times New Roman" w:cs="Times New Roman"/>
-          <w:sz w:val="24"/>
-          <w:szCs w:val="24"/>
-        </w:rPr>
-        <w:t>Le système affiche le statut actuel</w:t>
-      </w:r>
-    </w:p>
-    <w:p>
-      <w:pPr>
-        <w:tabs>
-          <w:tab w:val="left" w:pos="5560"/>
-        </w:tabs>
-        <w:ind w:left="360"/>
-        <w:rPr>
-          <w:rFonts w:ascii="Times New Roman" w:hAnsi="Times New Roman" w:cs="Times New Roman"/>
-          <w:sz w:val="24"/>
-          <w:szCs w:val="24"/>
-        </w:rPr>
-      </w:pPr>
-      <w:r>
-        <w:rPr>
-          <w:rFonts w:ascii="Times New Roman" w:hAnsi="Times New Roman" w:cs="Times New Roman"/>
-          <w:sz w:val="24"/>
-          <w:szCs w:val="24"/>
-        </w:rPr>
-        <w:t>Le réceptionniste met à jour le statut</w:t>
-      </w:r>
-    </w:p>
-    <w:p>
-      <w:pPr>
-        <w:tabs>
-          <w:tab w:val="left" w:pos="5560"/>
-        </w:tabs>
-        <w:ind w:left="360"/>
-        <w:rPr>
-          <w:rFonts w:ascii="Times New Roman" w:hAnsi="Times New Roman" w:cs="Times New Roman"/>
-          <w:sz w:val="24"/>
-          <w:szCs w:val="24"/>
-        </w:rPr>
-      </w:pPr>
-      <w:r>
-        <w:rPr>
-          <w:rFonts w:ascii="Times New Roman" w:hAnsi="Times New Roman" w:cs="Times New Roman"/>
-          <w:sz w:val="24"/>
-          <w:szCs w:val="24"/>
-        </w:rPr>
-        <w:t>Le système confirme la mise à jour</w:t>
-      </w:r>
-    </w:p>
-    <w:p>
-      <w:pPr>
-        <w:tabs>
-          <w:tab w:val="left" w:pos="5560"/>
-        </w:tabs>
-        <w:ind w:left="360"/>
-        <w:rPr>
-          <w:rFonts w:ascii="Times New Roman" w:hAnsi="Times New Roman" w:cs="Times New Roman"/>
-          <w:sz w:val="24"/>
-          <w:szCs w:val="24"/>
-        </w:rPr>
-      </w:pPr>
-      <w:r>
-        <w:rPr>
-          <w:rFonts w:ascii="Times New Roman" w:hAnsi="Times New Roman" w:cs="Times New Roman"/>
-          <w:sz w:val="24"/>
-          <w:szCs w:val="24"/>
-        </w:rPr>
-        <w:t>Si les essais sont validés :</w:t>
-      </w:r>
-    </w:p>
-    <w:p>
-      <w:pPr>
-        <w:tabs>
-          <w:tab w:val="left" w:pos="5560"/>
-        </w:tabs>
-        <w:ind w:left="360"/>
-        <w:rPr>
-          <w:rFonts w:ascii="Times New Roman" w:hAnsi="Times New Roman" w:cs="Times New Roman"/>
-          <w:sz w:val="24"/>
-          <w:szCs w:val="24"/>
-        </w:rPr>
-      </w:pPr>
-      <w:r>
-        <w:rPr>
-          <w:rFonts w:ascii="Times New Roman" w:hAnsi="Times New Roman" w:cs="Times New Roman"/>
-          <w:sz w:val="24"/>
-          <w:szCs w:val="24"/>
-        </w:rPr>
-        <w:t>Le réceptionniste clôture l'intervention</w:t>
-      </w:r>
-    </w:p>
-    <w:p>
-      <w:pPr>
-        <w:tabs>
-          <w:tab w:val="left" w:pos="5560"/>
-        </w:tabs>
-        <w:ind w:left="360"/>
-        <w:rPr>
-          <w:rFonts w:ascii="Times New Roman" w:hAnsi="Times New Roman" w:cs="Times New Roman"/>
-          <w:sz w:val="24"/>
-          <w:szCs w:val="24"/>
-        </w:rPr>
-      </w:pPr>
-      <w:r>
-        <w:rPr>
-          <w:rFonts w:ascii="Times New Roman" w:hAnsi="Times New Roman" w:cs="Times New Roman"/>
-          <w:sz w:val="24"/>
-          <w:szCs w:val="24"/>
-        </w:rPr>
-        <w:t>Le système confirme la clôture</w:t>
-      </w:r>
-    </w:p>
-    <w:p>
-      <w:pPr>
-        <w:tabs>
-          <w:tab w:val="left" w:pos="5560"/>
-        </w:tabs>
-        <w:ind w:left="360"/>
-        <w:rPr>
-          <w:rFonts w:ascii="Times New Roman" w:hAnsi="Times New Roman" w:cs="Times New Roman"/>
-          <w:sz w:val="24"/>
-          <w:szCs w:val="24"/>
-        </w:rPr>
-      </w:pPr>
-      <w:r>
-        <w:rPr>
-          <w:rFonts w:ascii="Times New Roman" w:hAnsi="Times New Roman" w:cs="Times New Roman"/>
-          <w:sz w:val="24"/>
-          <w:szCs w:val="24"/>
-        </w:rPr>
-        <w:t>Si retour en atelier :</w:t>
-      </w:r>
-    </w:p>
-    <w:p>
-      <w:pPr>
-        <w:tabs>
-          <w:tab w:val="left" w:pos="5560"/>
-        </w:tabs>
-        <w:ind w:left="360"/>
-        <w:rPr>
-          <w:rFonts w:ascii="Times New Roman" w:hAnsi="Times New Roman" w:cs="Times New Roman"/>
-          <w:sz w:val="24"/>
-          <w:szCs w:val="24"/>
-        </w:rPr>
-      </w:pPr>
-      <w:r>
-        <w:rPr>
-          <w:rFonts w:ascii="Times New Roman" w:hAnsi="Times New Roman" w:cs="Times New Roman"/>
-          <w:sz w:val="24"/>
-          <w:szCs w:val="24"/>
-        </w:rPr>
-        <w:t>Le système notifie le retour en atelier</w:t>
-      </w:r>
-    </w:p>
-    <w:p>
-      <w:pPr>
-        <w:tabs>
-          <w:tab w:val="left" w:pos="5560"/>
-        </w:tabs>
-        <w:ind w:left="360"/>
-        <w:rPr>
-          <w:rFonts w:ascii="Times New Roman" w:hAnsi="Times New Roman" w:cs="Times New Roman"/>
-          <w:sz w:val="24"/>
-          <w:szCs w:val="24"/>
-        </w:rPr>
-      </w:pPr>
-      <w:r>
-        <w:rPr>
-          <w:rFonts w:ascii="Times New Roman" w:hAnsi="Times New Roman" w:cs="Times New Roman"/>
-          <w:sz w:val="24"/>
-          <w:szCs w:val="24"/>
-        </w:rPr>
-        <w:t>Le réceptionniste met à jour le statut</w:t>
-      </w:r>
-    </w:p>
-    <w:p>
-      <w:pPr>
-        <w:tabs>
-          <w:tab w:val="left" w:pos="5560"/>
-        </w:tabs>
-        <w:ind w:left="360"/>
-        <w:rPr>
-          <w:rFonts w:ascii="Times New Roman" w:hAnsi="Times New Roman" w:cs="Times New Roman"/>
-          <w:sz w:val="24"/>
-          <w:szCs w:val="24"/>
-        </w:rPr>
-      </w:pPr>
-      <w:r>
-        <w:rPr>
-          <w:rFonts w:ascii="Times New Roman" w:hAnsi="Times New Roman" w:cs="Times New Roman"/>
-          <w:sz w:val="24"/>
-          <w:szCs w:val="24"/>
-        </w:rPr>
-        <w:t>Le cycle de suivi recommence</w:t>
-      </w:r>
-    </w:p>
-    <w:p>
-      <w:pPr>
-        <w:tabs>
-          <w:tab w:val="left" w:pos="5560"/>
-        </w:tabs>
-        <w:ind w:left="360"/>
-        <w:rPr>
-          <w:rFonts w:ascii="Times New Roman" w:hAnsi="Times New Roman" w:cs="Times New Roman"/>
-          <w:sz w:val="24"/>
-          <w:szCs w:val="24"/>
-        </w:rPr>
-      </w:pPr>
-    </w:p>
-    <w:p>
-      <w:pPr>
         <w:pStyle w:val="Paragraphedeliste"/>
         <w:numPr>
           <w:ilvl w:val="1"/>
@@ -27259,7 +27577,6 @@
           <w:szCs w:val="24"/>
           <w:lang w:eastAsia="fr-FR"/>
         </w:rPr>
-        <w:lastRenderedPageBreak/>
         <w:drawing>
           <wp:inline distT="0" distB="0" distL="0" distR="0">
             <wp:extent cx="5760720" cy="4927055"/>
@@ -27278,7 +27595,7 @@
                     </pic:cNvPicPr>
                   </pic:nvPicPr>
                   <pic:blipFill>
-                    <a:blip r:embed="rId15">
+                    <a:blip r:embed="rId16">
                       <a:extLst>
                         <a:ext uri="{28A0092B-C50C-407E-A947-70E740481C1C}">
                           <a14:useLocalDpi xmlns:a14="http://schemas.microsoft.com/office/drawing/2010/main" val="0"/>
@@ -27364,17 +27681,214 @@
       <w:r>
         <w:rPr>
           <w:rFonts w:ascii="Times New Roman" w:hAnsi="Times New Roman" w:cs="Times New Roman"/>
+          <w:sz w:val="24"/>
+          <w:szCs w:val="24"/>
+        </w:rPr>
+        <w:t xml:space="preserve"> </w:t>
+      </w:r>
+    </w:p>
+    <w:p>
+      <w:pPr>
+        <w:tabs>
+          <w:tab w:val="left" w:pos="5560"/>
+        </w:tabs>
+        <w:ind w:left="360"/>
+        <w:rPr>
+          <w:rFonts w:ascii="Times New Roman" w:hAnsi="Times New Roman" w:cs="Times New Roman"/>
+          <w:sz w:val="24"/>
+          <w:szCs w:val="24"/>
+        </w:rPr>
+      </w:pPr>
+      <w:r>
+        <w:rPr>
+          <w:rFonts w:ascii="Times New Roman" w:hAnsi="Times New Roman" w:cs="Times New Roman"/>
+          <w:sz w:val="24"/>
+          <w:szCs w:val="24"/>
+        </w:rPr>
+        <w:t>Description :</w:t>
+      </w:r>
+    </w:p>
+    <w:p>
+      <w:pPr>
+        <w:tabs>
+          <w:tab w:val="left" w:pos="5560"/>
+        </w:tabs>
+        <w:ind w:left="360"/>
+      </w:pPr>
+      <w:r>
+        <w:t>Le chef de département saisit ses identifiants</w:t>
+      </w:r>
+    </w:p>
+    <w:p>
+      <w:pPr>
+        <w:tabs>
+          <w:tab w:val="left" w:pos="5560"/>
+        </w:tabs>
+        <w:ind w:left="360"/>
+      </w:pPr>
+      <w:r>
+        <w:t>Le système lui accorde l'accès</w:t>
+      </w:r>
+    </w:p>
+    <w:p>
+      <w:pPr>
+        <w:tabs>
+          <w:tab w:val="left" w:pos="5560"/>
+        </w:tabs>
+        <w:ind w:left="360"/>
+      </w:pPr>
+      <w:r>
+        <w:t>Le chef consulte l'intervention en cours</w:t>
+      </w:r>
+    </w:p>
+    <w:p>
+      <w:pPr>
+        <w:tabs>
+          <w:tab w:val="left" w:pos="5560"/>
+        </w:tabs>
+        <w:ind w:left="360"/>
+      </w:pPr>
+      <w:r>
+        <w:t>Le système affiche les détails (diagnostic, travaux prévus)</w:t>
+      </w:r>
+    </w:p>
+    <w:p>
+      <w:pPr>
+        <w:tabs>
+          <w:tab w:val="left" w:pos="5560"/>
+        </w:tabs>
+        <w:ind w:left="360"/>
+      </w:pPr>
+      <w:r>
+        <w:t>Le chef ajuste le diagnostic suite à un problème découvert pendant les travaux</w:t>
+      </w:r>
+    </w:p>
+    <w:p>
+      <w:pPr>
+        <w:tabs>
+          <w:tab w:val="left" w:pos="5560"/>
+        </w:tabs>
+        <w:ind w:left="360"/>
+      </w:pPr>
+      <w:r>
+        <w:t>Le système confirme l'ajustement</w:t>
+      </w:r>
+    </w:p>
+    <w:p>
+      <w:pPr>
+        <w:tabs>
+          <w:tab w:val="left" w:pos="5560"/>
+        </w:tabs>
+        <w:ind w:left="360"/>
+      </w:pPr>
+      <w:r>
+        <w:lastRenderedPageBreak/>
+        <w:t>Le chef contrôle l'avancement des travaux</w:t>
+      </w:r>
+    </w:p>
+    <w:p>
+      <w:pPr>
+        <w:tabs>
+          <w:tab w:val="left" w:pos="5560"/>
+        </w:tabs>
+        <w:ind w:left="360"/>
+      </w:pPr>
+      <w:r>
+        <w:t>Le système affiche l'état de progression</w:t>
+      </w:r>
+    </w:p>
+    <w:p>
+      <w:pPr>
+        <w:tabs>
+          <w:tab w:val="left" w:pos="5560"/>
+        </w:tabs>
+        <w:ind w:left="360"/>
+      </w:pPr>
+      <w:r>
+        <w:t>Le chef met à jour le statut de l'intervention</w:t>
+      </w:r>
+    </w:p>
+    <w:p>
+      <w:pPr>
+        <w:tabs>
+          <w:tab w:val="left" w:pos="5560"/>
+        </w:tabs>
+        <w:ind w:left="360"/>
+      </w:pPr>
+      <w:r>
+        <w:t>Le système confirme la mise à jour</w:t>
+      </w:r>
+    </w:p>
+    <w:p>
+      <w:pPr>
+        <w:tabs>
+          <w:tab w:val="left" w:pos="5560"/>
+        </w:tabs>
+        <w:ind w:left="360"/>
+      </w:pPr>
+      <w:r>
+        <w:t>Le chef saisit les pièces consommées</w:t>
+      </w:r>
+    </w:p>
+    <w:p>
+      <w:pPr>
+        <w:tabs>
+          <w:tab w:val="left" w:pos="5560"/>
+        </w:tabs>
+        <w:ind w:left="360"/>
+      </w:pPr>
+      <w:r>
+        <w:t>Le système met à jour le stock automatiquement</w:t>
+      </w:r>
+    </w:p>
+    <w:p>
+      <w:pPr>
+        <w:tabs>
+          <w:tab w:val="left" w:pos="5560"/>
+        </w:tabs>
+        <w:ind w:left="360"/>
+      </w:pPr>
+      <w:r>
+        <w:t>Le système confirme l'enregistrement</w:t>
+      </w:r>
+    </w:p>
+    <w:p>
+      <w:pPr>
+        <w:tabs>
+          <w:tab w:val="left" w:pos="5560"/>
+        </w:tabs>
+        <w:ind w:left="360"/>
+      </w:pPr>
+      <w:r>
+        <w:t>Le chef termine la supervision en marquant l'intervention comme terminée</w:t>
+      </w:r>
+    </w:p>
+    <w:p>
+      <w:pPr>
+        <w:tabs>
+          <w:tab w:val="left" w:pos="5560"/>
+        </w:tabs>
+        <w:ind w:left="360"/>
+      </w:pPr>
+    </w:p>
+    <w:p>
+      <w:pPr>
+        <w:tabs>
+          <w:tab w:val="left" w:pos="5560"/>
+        </w:tabs>
+        <w:ind w:left="360"/>
+      </w:pPr>
+      <w:r>
+        <w:rPr>
           <w:noProof/>
-          <w:sz w:val="24"/>
-          <w:szCs w:val="24"/>
           <w:lang w:eastAsia="fr-FR"/>
         </w:rPr>
         <w:lastRenderedPageBreak/>
         <w:drawing>
           <wp:inline distT="0" distB="0" distL="0" distR="0">
-            <wp:extent cx="5715000" cy="9480550"/>
-            <wp:effectExtent l="0" t="0" r="0" b="6350"/>
-            <wp:docPr id="20" name="Image 20" descr="D:\l3\Memoire_De_Fin_Cycle\photo\cd1.png"/>
+            <wp:extent cx="5579110" cy="8409305"/>
+            <wp:effectExtent l="0" t="0" r="2540" b="0"/>
+            <wp:docPr id="15" name="Image 15" descr="D:\l3\Memoire_De_Fin_Cycle\photo\cdpt.png"/>
             <wp:cNvGraphicFramePr>
               <a:graphicFrameLocks xmlns:a="http://schemas.openxmlformats.org/drawingml/2006/main" noChangeAspect="1"/>
             </wp:cNvGraphicFramePr>
@@ -27382,13 +27896,13 @@
               <a:graphicData uri="http://schemas.openxmlformats.org/drawingml/2006/picture">
                 <pic:pic xmlns:pic="http://schemas.openxmlformats.org/drawingml/2006/picture">
                   <pic:nvPicPr>
-                    <pic:cNvPr id="0" name="Picture 11" descr="D:\l3\Memoire_De_Fin_Cycle\photo\cd1.png"/>
+                    <pic:cNvPr id="0" name="Picture 8" descr="D:\l3\Memoire_De_Fin_Cycle\photo\cdpt.png"/>
                     <pic:cNvPicPr>
                       <a:picLocks noChangeAspect="1" noChangeArrowheads="1"/>
                     </pic:cNvPicPr>
                   </pic:nvPicPr>
                   <pic:blipFill>
-                    <a:blip r:embed="rId16">
+                    <a:blip r:embed="rId17">
                       <a:extLst>
                         <a:ext uri="{28A0092B-C50C-407E-A947-70E740481C1C}">
                           <a14:useLocalDpi xmlns:a14="http://schemas.microsoft.com/office/drawing/2010/main" val="0"/>
@@ -27403,7 +27917,7 @@
                   <pic:spPr bwMode="auto">
                     <a:xfrm>
                       <a:off x="0" y="0"/>
-                      <a:ext cx="5715000" cy="9480550"/>
+                      <a:ext cx="5579110" cy="8409305"/>
                     </a:xfrm>
                     <a:prstGeom prst="rect">
                       <a:avLst/>
@@ -27419,192 +27933,6 @@
           </wp:inline>
         </w:drawing>
       </w:r>
-      <w:r>
-        <w:rPr>
-          <w:rFonts w:ascii="Times New Roman" w:hAnsi="Times New Roman" w:cs="Times New Roman"/>
-          <w:sz w:val="24"/>
-          <w:szCs w:val="24"/>
-        </w:rPr>
-        <w:t xml:space="preserve"> </w:t>
-      </w:r>
-      <w:bookmarkStart w:id="0" w:name="_GoBack"/>
-      <w:bookmarkEnd w:id="0"/>
-    </w:p>
-    <w:p>
-      <w:pPr>
-        <w:tabs>
-          <w:tab w:val="left" w:pos="5560"/>
-        </w:tabs>
-        <w:ind w:left="360"/>
-        <w:rPr>
-          <w:rFonts w:ascii="Times New Roman" w:hAnsi="Times New Roman" w:cs="Times New Roman"/>
-          <w:sz w:val="24"/>
-          <w:szCs w:val="24"/>
-        </w:rPr>
-      </w:pPr>
-      <w:r>
-        <w:rPr>
-          <w:rFonts w:ascii="Times New Roman" w:hAnsi="Times New Roman" w:cs="Times New Roman"/>
-          <w:sz w:val="24"/>
-          <w:szCs w:val="24"/>
-        </w:rPr>
-        <w:lastRenderedPageBreak/>
-        <w:t>Description :</w:t>
-      </w:r>
-    </w:p>
-    <w:p>
-      <w:pPr>
-        <w:tabs>
-          <w:tab w:val="left" w:pos="5560"/>
-        </w:tabs>
-        <w:ind w:left="360"/>
-      </w:pPr>
-      <w:r>
-        <w:t>Le chef de département saisit ses identifiants</w:t>
-      </w:r>
-    </w:p>
-    <w:p>
-      <w:pPr>
-        <w:tabs>
-          <w:tab w:val="left" w:pos="5560"/>
-        </w:tabs>
-        <w:ind w:left="360"/>
-      </w:pPr>
-      <w:r>
-        <w:t>Le système lui accorde l'accès</w:t>
-      </w:r>
-    </w:p>
-    <w:p>
-      <w:pPr>
-        <w:tabs>
-          <w:tab w:val="left" w:pos="5560"/>
-        </w:tabs>
-        <w:ind w:left="360"/>
-      </w:pPr>
-      <w:r>
-        <w:t>Le chef consulte l'intervention en cours</w:t>
-      </w:r>
-    </w:p>
-    <w:p>
-      <w:pPr>
-        <w:tabs>
-          <w:tab w:val="left" w:pos="5560"/>
-        </w:tabs>
-        <w:ind w:left="360"/>
-      </w:pPr>
-      <w:r>
-        <w:t>Le système affiche les détails (diagnostic, travaux prévus)</w:t>
-      </w:r>
-    </w:p>
-    <w:p>
-      <w:pPr>
-        <w:tabs>
-          <w:tab w:val="left" w:pos="5560"/>
-        </w:tabs>
-        <w:ind w:left="360"/>
-      </w:pPr>
-      <w:r>
-        <w:t>Le chef ajuste le diagnostic suite à un problème découvert pendant les travaux</w:t>
-      </w:r>
-    </w:p>
-    <w:p>
-      <w:pPr>
-        <w:tabs>
-          <w:tab w:val="left" w:pos="5560"/>
-        </w:tabs>
-        <w:ind w:left="360"/>
-      </w:pPr>
-      <w:r>
-        <w:t>Le système confirme l'ajustement</w:t>
-      </w:r>
-    </w:p>
-    <w:p>
-      <w:pPr>
-        <w:tabs>
-          <w:tab w:val="left" w:pos="5560"/>
-        </w:tabs>
-        <w:ind w:left="360"/>
-      </w:pPr>
-      <w:r>
-        <w:t>Le chef contrôle l'avancement des travaux</w:t>
-      </w:r>
-    </w:p>
-    <w:p>
-      <w:pPr>
-        <w:tabs>
-          <w:tab w:val="left" w:pos="5560"/>
-        </w:tabs>
-        <w:ind w:left="360"/>
-      </w:pPr>
-      <w:r>
-        <w:t>Le système affiche l'état de progression</w:t>
-      </w:r>
-    </w:p>
-    <w:p>
-      <w:pPr>
-        <w:tabs>
-          <w:tab w:val="left" w:pos="5560"/>
-        </w:tabs>
-        <w:ind w:left="360"/>
-      </w:pPr>
-      <w:r>
-        <w:t>Le chef met à jour le statut de l'intervention</w:t>
-      </w:r>
-    </w:p>
-    <w:p>
-      <w:pPr>
-        <w:tabs>
-          <w:tab w:val="left" w:pos="5560"/>
-        </w:tabs>
-        <w:ind w:left="360"/>
-      </w:pPr>
-      <w:r>
-        <w:t>Le système confirme la mise à jour</w:t>
-      </w:r>
-    </w:p>
-    <w:p>
-      <w:pPr>
-        <w:tabs>
-          <w:tab w:val="left" w:pos="5560"/>
-        </w:tabs>
-        <w:ind w:left="360"/>
-      </w:pPr>
-      <w:r>
-        <w:t>Le chef saisit les pièces consommées</w:t>
-      </w:r>
-    </w:p>
-    <w:p>
-      <w:pPr>
-        <w:tabs>
-          <w:tab w:val="left" w:pos="5560"/>
-        </w:tabs>
-        <w:ind w:left="360"/>
-      </w:pPr>
-      <w:r>
-        <w:t>Le système met à jour le stock automatiquement</w:t>
-      </w:r>
-    </w:p>
-    <w:p>
-      <w:pPr>
-        <w:tabs>
-          <w:tab w:val="left" w:pos="5560"/>
-        </w:tabs>
-        <w:ind w:left="360"/>
-      </w:pPr>
-      <w:r>
-        <w:t>Le système confirme l'enregistrement</w:t>
-      </w:r>
-    </w:p>
-    <w:p>
-      <w:pPr>
-        <w:tabs>
-          <w:tab w:val="left" w:pos="5560"/>
-        </w:tabs>
-        <w:ind w:left="360"/>
-      </w:pPr>
-      <w:r>
-        <w:t>Le chef termine la supervision en marquant l'intervention comme terminée</w:t>
-      </w:r>
     </w:p>
     <w:p>
       <w:pPr>
@@ -27641,6 +27969,7 @@
           <w:sz w:val="24"/>
           <w:szCs w:val="24"/>
         </w:rPr>
+        <w:lastRenderedPageBreak/>
         <w:t>Diagramme de cas</w:t>
       </w:r>
       <w:r>
@@ -27696,7 +28025,6 @@
           <w:szCs w:val="24"/>
           <w:lang w:eastAsia="fr-FR"/>
         </w:rPr>
-        <w:lastRenderedPageBreak/>
         <w:drawing>
           <wp:inline distT="0" distB="0" distL="0" distR="0">
             <wp:extent cx="5760720" cy="3996944"/>
@@ -27715,7 +28043,7 @@
                     </pic:cNvPicPr>
                   </pic:nvPicPr>
                   <pic:blipFill>
-                    <a:blip r:embed="rId17">
+                    <a:blip r:embed="rId18">
                       <a:extLst>
                         <a:ext uri="{28A0092B-C50C-407E-A947-70E740481C1C}">
                           <a14:useLocalDpi xmlns:a14="http://schemas.microsoft.com/office/drawing/2010/main" val="0"/>
@@ -27798,6 +28126,309 @@
           <w:szCs w:val="24"/>
         </w:rPr>
       </w:pPr>
+    </w:p>
+    <w:p>
+      <w:pPr>
+        <w:tabs>
+          <w:tab w:val="left" w:pos="5560"/>
+        </w:tabs>
+        <w:ind w:left="360"/>
+        <w:rPr>
+          <w:rFonts w:ascii="Times New Roman" w:hAnsi="Times New Roman" w:cs="Times New Roman"/>
+          <w:sz w:val="24"/>
+          <w:szCs w:val="24"/>
+        </w:rPr>
+      </w:pPr>
+    </w:p>
+    <w:p>
+      <w:pPr>
+        <w:tabs>
+          <w:tab w:val="left" w:pos="5560"/>
+        </w:tabs>
+        <w:ind w:left="360"/>
+        <w:rPr>
+          <w:rFonts w:ascii="Times New Roman" w:hAnsi="Times New Roman" w:cs="Times New Roman"/>
+          <w:sz w:val="24"/>
+          <w:szCs w:val="24"/>
+        </w:rPr>
+      </w:pPr>
+      <w:r>
+        <w:rPr>
+          <w:rFonts w:ascii="Times New Roman" w:hAnsi="Times New Roman" w:cs="Times New Roman"/>
+          <w:sz w:val="24"/>
+          <w:szCs w:val="24"/>
+        </w:rPr>
+        <w:t>Description :</w:t>
+      </w:r>
+    </w:p>
+    <w:p>
+      <w:pPr>
+        <w:tabs>
+          <w:tab w:val="left" w:pos="5560"/>
+        </w:tabs>
+        <w:ind w:left="360"/>
+      </w:pPr>
+      <w:r>
+        <w:t>Le directeur technique (ou chef de département) saisit ses identifiants</w:t>
+      </w:r>
+    </w:p>
+    <w:p>
+      <w:pPr>
+        <w:tabs>
+          <w:tab w:val="left" w:pos="5560"/>
+        </w:tabs>
+        <w:ind w:left="360"/>
+      </w:pPr>
+      <w:r>
+        <w:t>Le système lui accorde l'accès</w:t>
+      </w:r>
+    </w:p>
+    <w:p>
+      <w:pPr>
+        <w:tabs>
+          <w:tab w:val="left" w:pos="5560"/>
+        </w:tabs>
+        <w:ind w:left="360"/>
+      </w:pPr>
+      <w:r>
+        <w:t>Il consulte la liste des interventions terminées</w:t>
+      </w:r>
+    </w:p>
+    <w:p>
+      <w:pPr>
+        <w:tabs>
+          <w:tab w:val="left" w:pos="5560"/>
+        </w:tabs>
+        <w:ind w:left="360"/>
+      </w:pPr>
+      <w:r>
+        <w:t>Le système affiche la liste</w:t>
+      </w:r>
+    </w:p>
+    <w:p>
+      <w:pPr>
+        <w:tabs>
+          <w:tab w:val="left" w:pos="5560"/>
+        </w:tabs>
+        <w:ind w:left="360"/>
+      </w:pPr>
+      <w:r>
+        <w:t>Il sélectionne une intervention</w:t>
+      </w:r>
+    </w:p>
+    <w:p>
+      <w:pPr>
+        <w:tabs>
+          <w:tab w:val="left" w:pos="5560"/>
+        </w:tabs>
+        <w:ind w:left="360"/>
+      </w:pPr>
+      <w:r>
+        <w:t>Le système affiche les détails des travaux réalisés</w:t>
+      </w:r>
+    </w:p>
+    <w:p>
+      <w:pPr>
+        <w:tabs>
+          <w:tab w:val="left" w:pos="5560"/>
+        </w:tabs>
+        <w:ind w:left="360"/>
+      </w:pPr>
+      <w:r>
+        <w:t>Il démarre les essais du véhicule</w:t>
+      </w:r>
+    </w:p>
+    <w:p>
+      <w:pPr>
+        <w:tabs>
+          <w:tab w:val="left" w:pos="5560"/>
+        </w:tabs>
+        <w:ind w:left="360"/>
+      </w:pPr>
+      <w:r>
+        <w:t>Le système confirme le démarrage</w:t>
+      </w:r>
+    </w:p>
+    <w:p>
+      <w:pPr>
+        <w:tabs>
+          <w:tab w:val="left" w:pos="5560"/>
+        </w:tabs>
+        <w:ind w:left="360"/>
+      </w:pPr>
+      <w:r>
+        <w:t>Si le véhicule est conforme :</w:t>
+      </w:r>
+    </w:p>
+    <w:p>
+      <w:pPr>
+        <w:tabs>
+          <w:tab w:val="left" w:pos="5560"/>
+        </w:tabs>
+        <w:ind w:left="360"/>
+      </w:pPr>
+      <w:r>
+        <w:lastRenderedPageBreak/>
+        <w:t>Il valide les essais</w:t>
+      </w:r>
+    </w:p>
+    <w:p>
+      <w:pPr>
+        <w:tabs>
+          <w:tab w:val="left" w:pos="5560"/>
+        </w:tabs>
+        <w:ind w:left="360"/>
+      </w:pPr>
+      <w:r>
+        <w:t>Le système enregistre la validation</w:t>
+      </w:r>
+    </w:p>
+    <w:p>
+      <w:pPr>
+        <w:tabs>
+          <w:tab w:val="left" w:pos="5560"/>
+        </w:tabs>
+        <w:ind w:left="360"/>
+      </w:pPr>
+      <w:r>
+        <w:t>Il autorise la facturation</w:t>
+      </w:r>
+    </w:p>
+    <w:p>
+      <w:pPr>
+        <w:tabs>
+          <w:tab w:val="left" w:pos="5560"/>
+        </w:tabs>
+        <w:ind w:left="360"/>
+      </w:pPr>
+      <w:r>
+        <w:t>Le système notifie le réceptionniste</w:t>
+      </w:r>
+    </w:p>
+    <w:p>
+      <w:pPr>
+        <w:tabs>
+          <w:tab w:val="left" w:pos="5560"/>
+        </w:tabs>
+        <w:ind w:left="360"/>
+      </w:pPr>
+      <w:r>
+        <w:t>Le système confirme la validation</w:t>
+      </w:r>
+    </w:p>
+    <w:p>
+      <w:pPr>
+        <w:tabs>
+          <w:tab w:val="left" w:pos="5560"/>
+        </w:tabs>
+        <w:ind w:left="360"/>
+      </w:pPr>
+      <w:r>
+        <w:t>Si le véhicule est non conforme :</w:t>
+      </w:r>
+    </w:p>
+    <w:p>
+      <w:pPr>
+        <w:tabs>
+          <w:tab w:val="left" w:pos="5560"/>
+        </w:tabs>
+        <w:ind w:left="360"/>
+      </w:pPr>
+      <w:r>
+        <w:t>Il signale la non-conformité avec un motif</w:t>
+      </w:r>
+    </w:p>
+    <w:p>
+      <w:pPr>
+        <w:tabs>
+          <w:tab w:val="left" w:pos="5560"/>
+        </w:tabs>
+        <w:ind w:left="360"/>
+      </w:pPr>
+      <w:r>
+        <w:t>Le système enregistre la non-conformité</w:t>
+      </w:r>
+    </w:p>
+    <w:p>
+      <w:pPr>
+        <w:tabs>
+          <w:tab w:val="left" w:pos="5560"/>
+        </w:tabs>
+        <w:ind w:left="360"/>
+      </w:pPr>
+      <w:r>
+        <w:t>Il demande un retour en atelier</w:t>
+      </w:r>
+    </w:p>
+    <w:p>
+      <w:pPr>
+        <w:tabs>
+          <w:tab w:val="left" w:pos="5560"/>
+        </w:tabs>
+        <w:ind w:left="360"/>
+      </w:pPr>
+      <w:r>
+        <w:t>Le système notifie le chef de département</w:t>
+      </w:r>
+    </w:p>
+    <w:p>
+      <w:pPr>
+        <w:tabs>
+          <w:tab w:val="left" w:pos="5560"/>
+        </w:tabs>
+        <w:ind w:left="360"/>
+      </w:pPr>
+      <w:r>
+        <w:t>Le système notifie le réceptionniste</w:t>
+      </w:r>
+    </w:p>
+    <w:p>
+      <w:pPr>
+        <w:tabs>
+          <w:tab w:val="left" w:pos="5560"/>
+        </w:tabs>
+        <w:ind w:left="360"/>
+      </w:pPr>
+      <w:r>
+        <w:t>Le système confirme le signalement</w:t>
+      </w:r>
+    </w:p>
+    <w:p>
+      <w:pPr>
+        <w:tabs>
+          <w:tab w:val="left" w:pos="5560"/>
+        </w:tabs>
+        <w:ind w:left="360"/>
+      </w:pPr>
+      <w:r>
+        <w:t>Le statut de l'intervention passe à "retour atelier"</w:t>
+      </w:r>
+    </w:p>
+    <w:p>
+      <w:pPr>
+        <w:tabs>
+          <w:tab w:val="left" w:pos="5560"/>
+        </w:tabs>
+        <w:ind w:left="360"/>
+        <w:rPr>
+          <w:rFonts w:ascii="Times New Roman" w:hAnsi="Times New Roman" w:cs="Times New Roman"/>
+          <w:sz w:val="24"/>
+          <w:szCs w:val="24"/>
+        </w:rPr>
+      </w:pPr>
+    </w:p>
+    <w:p>
+      <w:pPr>
+        <w:tabs>
+          <w:tab w:val="left" w:pos="5560"/>
+        </w:tabs>
+        <w:ind w:left="360"/>
+        <w:rPr>
+          <w:rFonts w:ascii="Times New Roman" w:hAnsi="Times New Roman" w:cs="Times New Roman"/>
+          <w:sz w:val="24"/>
+          <w:szCs w:val="24"/>
+        </w:rPr>
+      </w:pPr>
       <w:r>
         <w:rPr>
           <w:rFonts w:ascii="Times New Roman" w:hAnsi="Times New Roman" w:cs="Times New Roman"/>
@@ -27809,9 +28440,9 @@
         <w:lastRenderedPageBreak/>
         <w:drawing>
           <wp:inline distT="0" distB="0" distL="0" distR="0">
-            <wp:extent cx="5758512" cy="9376410"/>
-            <wp:effectExtent l="0" t="0" r="0" b="0"/>
-            <wp:docPr id="19" name="Image 19" descr="D:\l3\Memoire_De_Fin_Cycle\photo\dt.png"/>
+            <wp:extent cx="5760720" cy="8835576"/>
+            <wp:effectExtent l="0" t="0" r="0" b="3810"/>
+            <wp:docPr id="21" name="Image 21" descr="D:\l3\Memoire_De_Fin_Cycle\photo\cdpt1.png"/>
             <wp:cNvGraphicFramePr>
               <a:graphicFrameLocks xmlns:a="http://schemas.openxmlformats.org/drawingml/2006/main" noChangeAspect="1"/>
             </wp:cNvGraphicFramePr>
@@ -27819,13 +28450,13 @@
               <a:graphicData uri="http://schemas.openxmlformats.org/drawingml/2006/picture">
                 <pic:pic xmlns:pic="http://schemas.openxmlformats.org/drawingml/2006/picture">
                   <pic:nvPicPr>
-                    <pic:cNvPr id="0" name="Picture 10" descr="D:\l3\Memoire_De_Fin_Cycle\photo\dt.png"/>
+                    <pic:cNvPr id="0" name="Picture 9" descr="D:\l3\Memoire_De_Fin_Cycle\photo\cdpt1.png"/>
                     <pic:cNvPicPr>
                       <a:picLocks noChangeAspect="1" noChangeArrowheads="1"/>
                     </pic:cNvPicPr>
                   </pic:nvPicPr>
                   <pic:blipFill>
-                    <a:blip r:embed="rId18">
+                    <a:blip r:embed="rId19">
                       <a:extLst>
                         <a:ext uri="{28A0092B-C50C-407E-A947-70E740481C1C}">
                           <a14:useLocalDpi xmlns:a14="http://schemas.microsoft.com/office/drawing/2010/main" val="0"/>
@@ -27840,7 +28471,7 @@
                   <pic:spPr bwMode="auto">
                     <a:xfrm>
                       <a:off x="0" y="0"/>
-                      <a:ext cx="5772235" cy="9398754"/>
+                      <a:ext cx="5760720" cy="8835576"/>
                     </a:xfrm>
                     <a:prstGeom prst="rect">
                       <a:avLst/>
@@ -27859,295 +28490,6 @@
     </w:p>
     <w:p>
       <w:pPr>
-        <w:tabs>
-          <w:tab w:val="left" w:pos="5560"/>
-        </w:tabs>
-        <w:ind w:left="360"/>
-        <w:rPr>
-          <w:rFonts w:ascii="Times New Roman" w:hAnsi="Times New Roman" w:cs="Times New Roman"/>
-          <w:sz w:val="24"/>
-          <w:szCs w:val="24"/>
-        </w:rPr>
-      </w:pPr>
-    </w:p>
-    <w:p>
-      <w:pPr>
-        <w:tabs>
-          <w:tab w:val="left" w:pos="5560"/>
-        </w:tabs>
-        <w:ind w:left="360"/>
-        <w:rPr>
-          <w:rFonts w:ascii="Times New Roman" w:hAnsi="Times New Roman" w:cs="Times New Roman"/>
-          <w:sz w:val="24"/>
-          <w:szCs w:val="24"/>
-        </w:rPr>
-      </w:pPr>
-      <w:r>
-        <w:rPr>
-          <w:rFonts w:ascii="Times New Roman" w:hAnsi="Times New Roman" w:cs="Times New Roman"/>
-          <w:sz w:val="24"/>
-          <w:szCs w:val="24"/>
-        </w:rPr>
-        <w:t>Description :</w:t>
-      </w:r>
-    </w:p>
-    <w:p>
-      <w:pPr>
-        <w:tabs>
-          <w:tab w:val="left" w:pos="5560"/>
-        </w:tabs>
-        <w:ind w:left="360"/>
-      </w:pPr>
-      <w:r>
-        <w:t>Le directeur technique (ou chef de département) saisit ses identifiants</w:t>
-      </w:r>
-    </w:p>
-    <w:p>
-      <w:pPr>
-        <w:tabs>
-          <w:tab w:val="left" w:pos="5560"/>
-        </w:tabs>
-        <w:ind w:left="360"/>
-      </w:pPr>
-      <w:r>
-        <w:t>Le système lui accorde l'accès</w:t>
-      </w:r>
-    </w:p>
-    <w:p>
-      <w:pPr>
-        <w:tabs>
-          <w:tab w:val="left" w:pos="5560"/>
-        </w:tabs>
-        <w:ind w:left="360"/>
-      </w:pPr>
-      <w:r>
-        <w:t>Il consulte la liste des interventions terminées</w:t>
-      </w:r>
-    </w:p>
-    <w:p>
-      <w:pPr>
-        <w:tabs>
-          <w:tab w:val="left" w:pos="5560"/>
-        </w:tabs>
-        <w:ind w:left="360"/>
-      </w:pPr>
-      <w:r>
-        <w:t>Le système affiche la liste</w:t>
-      </w:r>
-    </w:p>
-    <w:p>
-      <w:pPr>
-        <w:tabs>
-          <w:tab w:val="left" w:pos="5560"/>
-        </w:tabs>
-        <w:ind w:left="360"/>
-      </w:pPr>
-      <w:r>
-        <w:t>Il sélectionne une intervention</w:t>
-      </w:r>
-    </w:p>
-    <w:p>
-      <w:pPr>
-        <w:tabs>
-          <w:tab w:val="left" w:pos="5560"/>
-        </w:tabs>
-        <w:ind w:left="360"/>
-      </w:pPr>
-      <w:r>
-        <w:t>Le système affiche les détails des travaux réalisés</w:t>
-      </w:r>
-    </w:p>
-    <w:p>
-      <w:pPr>
-        <w:tabs>
-          <w:tab w:val="left" w:pos="5560"/>
-        </w:tabs>
-        <w:ind w:left="360"/>
-      </w:pPr>
-      <w:r>
-        <w:t>Il démarre les essais du véhicule</w:t>
-      </w:r>
-    </w:p>
-    <w:p>
-      <w:pPr>
-        <w:tabs>
-          <w:tab w:val="left" w:pos="5560"/>
-        </w:tabs>
-        <w:ind w:left="360"/>
-      </w:pPr>
-      <w:r>
-        <w:t>Le système confirme le démarrage</w:t>
-      </w:r>
-    </w:p>
-    <w:p>
-      <w:pPr>
-        <w:tabs>
-          <w:tab w:val="left" w:pos="5560"/>
-        </w:tabs>
-        <w:ind w:left="360"/>
-      </w:pPr>
-      <w:r>
-        <w:t>Si le véhicule est conforme :</w:t>
-      </w:r>
-    </w:p>
-    <w:p>
-      <w:pPr>
-        <w:tabs>
-          <w:tab w:val="left" w:pos="5560"/>
-        </w:tabs>
-        <w:ind w:left="360"/>
-      </w:pPr>
-      <w:r>
-        <w:t>Il valide les essais</w:t>
-      </w:r>
-    </w:p>
-    <w:p>
-      <w:pPr>
-        <w:tabs>
-          <w:tab w:val="left" w:pos="5560"/>
-        </w:tabs>
-        <w:ind w:left="360"/>
-      </w:pPr>
-      <w:r>
-        <w:t>Le système enregistre la validation</w:t>
-      </w:r>
-    </w:p>
-    <w:p>
-      <w:pPr>
-        <w:tabs>
-          <w:tab w:val="left" w:pos="5560"/>
-        </w:tabs>
-        <w:ind w:left="360"/>
-      </w:pPr>
-      <w:r>
-        <w:t>Il autorise la facturation</w:t>
-      </w:r>
-    </w:p>
-    <w:p>
-      <w:pPr>
-        <w:tabs>
-          <w:tab w:val="left" w:pos="5560"/>
-        </w:tabs>
-        <w:ind w:left="360"/>
-      </w:pPr>
-      <w:r>
-        <w:t>Le système notifie le réceptionniste</w:t>
-      </w:r>
-    </w:p>
-    <w:p>
-      <w:pPr>
-        <w:tabs>
-          <w:tab w:val="left" w:pos="5560"/>
-        </w:tabs>
-        <w:ind w:left="360"/>
-      </w:pPr>
-      <w:r>
-        <w:t>Le système confirme la validation</w:t>
-      </w:r>
-    </w:p>
-    <w:p>
-      <w:pPr>
-        <w:tabs>
-          <w:tab w:val="left" w:pos="5560"/>
-        </w:tabs>
-        <w:ind w:left="360"/>
-      </w:pPr>
-      <w:r>
-        <w:t>Si le véhicule est non conforme :</w:t>
-      </w:r>
-    </w:p>
-    <w:p>
-      <w:pPr>
-        <w:tabs>
-          <w:tab w:val="left" w:pos="5560"/>
-        </w:tabs>
-        <w:ind w:left="360"/>
-      </w:pPr>
-      <w:r>
-        <w:t>Il signale la non-conformité avec un motif</w:t>
-      </w:r>
-    </w:p>
-    <w:p>
-      <w:pPr>
-        <w:tabs>
-          <w:tab w:val="left" w:pos="5560"/>
-        </w:tabs>
-        <w:ind w:left="360"/>
-      </w:pPr>
-      <w:r>
-        <w:t>Le système enregistre la non-conformité</w:t>
-      </w:r>
-    </w:p>
-    <w:p>
-      <w:pPr>
-        <w:tabs>
-          <w:tab w:val="left" w:pos="5560"/>
-        </w:tabs>
-        <w:ind w:left="360"/>
-      </w:pPr>
-      <w:r>
-        <w:t>Il demande un retour en atelier</w:t>
-      </w:r>
-    </w:p>
-    <w:p>
-      <w:pPr>
-        <w:tabs>
-          <w:tab w:val="left" w:pos="5560"/>
-        </w:tabs>
-        <w:ind w:left="360"/>
-      </w:pPr>
-      <w:r>
-        <w:t>Le système notifie le chef de département</w:t>
-      </w:r>
-    </w:p>
-    <w:p>
-      <w:pPr>
-        <w:tabs>
-          <w:tab w:val="left" w:pos="5560"/>
-        </w:tabs>
-        <w:ind w:left="360"/>
-      </w:pPr>
-      <w:r>
-        <w:t>Le système notifie le réceptionniste</w:t>
-      </w:r>
-    </w:p>
-    <w:p>
-      <w:pPr>
-        <w:tabs>
-          <w:tab w:val="left" w:pos="5560"/>
-        </w:tabs>
-        <w:ind w:left="360"/>
-      </w:pPr>
-      <w:r>
-        <w:t>Le système confirme le signalement</w:t>
-      </w:r>
-    </w:p>
-    <w:p>
-      <w:pPr>
-        <w:tabs>
-          <w:tab w:val="left" w:pos="5560"/>
-        </w:tabs>
-        <w:ind w:left="360"/>
-      </w:pPr>
-      <w:r>
-        <w:t>Le statut de l'intervention passe à "retour atelier"</w:t>
-      </w:r>
-    </w:p>
-    <w:p>
-      <w:pPr>
-        <w:tabs>
-          <w:tab w:val="left" w:pos="5560"/>
-        </w:tabs>
-        <w:ind w:left="360"/>
-        <w:rPr>
-          <w:rFonts w:ascii="Times New Roman" w:hAnsi="Times New Roman" w:cs="Times New Roman"/>
-          <w:sz w:val="24"/>
-          <w:szCs w:val="24"/>
-        </w:rPr>
-      </w:pPr>
-    </w:p>
-    <w:p>
-      <w:pPr>
         <w:pStyle w:val="Paragraphedeliste"/>
         <w:numPr>
           <w:ilvl w:val="1"/>
@@ -28168,6 +28510,7 @@
           <w:sz w:val="24"/>
           <w:szCs w:val="24"/>
         </w:rPr>
+        <w:lastRenderedPageBreak/>
         <w:t>Diagramme de cas</w:t>
       </w:r>
       <w:r>
@@ -28227,7 +28570,6 @@
           <w:szCs w:val="24"/>
           <w:lang w:eastAsia="fr-FR"/>
         </w:rPr>
-        <w:lastRenderedPageBreak/>
         <w:drawing>
           <wp:inline distT="0" distB="0" distL="0" distR="0">
             <wp:extent cx="5760720" cy="4381096"/>
@@ -28246,7 +28588,7 @@
                     </pic:cNvPicPr>
                   </pic:nvPicPr>
                   <pic:blipFill>
-                    <a:blip r:embed="rId19">
+                    <a:blip r:embed="rId20">
                       <a:extLst>
                         <a:ext uri="{28A0092B-C50C-407E-A947-70E740481C1C}">
                           <a14:useLocalDpi xmlns:a14="http://schemas.microsoft.com/office/drawing/2010/main" val="0"/>
@@ -28336,9 +28678,9 @@
         <w:lastRenderedPageBreak/>
         <w:drawing>
           <wp:inline distT="0" distB="0" distL="0" distR="0">
-            <wp:extent cx="6026150" cy="9613900"/>
-            <wp:effectExtent l="0" t="0" r="0" b="6350"/>
-            <wp:docPr id="12" name="Image 12" descr="D:\l3\Memoire_De_Fin_Cycle\photo\admin.png"/>
+            <wp:extent cx="5058137" cy="8964295"/>
+            <wp:effectExtent l="0" t="0" r="9525" b="8255"/>
+            <wp:docPr id="23" name="Image 23" descr="D:\l3\Memoire_De_Fin_Cycle\photo\adm2.png"/>
             <wp:cNvGraphicFramePr>
               <a:graphicFrameLocks xmlns:a="http://schemas.openxmlformats.org/drawingml/2006/main" noChangeAspect="1"/>
             </wp:cNvGraphicFramePr>
@@ -28346,78 +28688,7 @@
               <a:graphicData uri="http://schemas.openxmlformats.org/drawingml/2006/picture">
                 <pic:pic xmlns:pic="http://schemas.openxmlformats.org/drawingml/2006/picture">
                   <pic:nvPicPr>
-                    <pic:cNvPr id="0" name="Picture 4" descr="D:\l3\Memoire_De_Fin_Cycle\photo\admin.png"/>
-                    <pic:cNvPicPr>
-                      <a:picLocks noChangeAspect="1" noChangeArrowheads="1"/>
-                    </pic:cNvPicPr>
-                  </pic:nvPicPr>
-                  <pic:blipFill>
-                    <a:blip r:embed="rId20">
-                      <a:extLst>
-                        <a:ext uri="{28A0092B-C50C-407E-A947-70E740481C1C}">
-                          <a14:useLocalDpi xmlns:a14="http://schemas.microsoft.com/office/drawing/2010/main" val="0"/>
-                        </a:ext>
-                      </a:extLst>
-                    </a:blip>
-                    <a:srcRect/>
-                    <a:stretch>
-                      <a:fillRect/>
-                    </a:stretch>
-                  </pic:blipFill>
-                  <pic:spPr bwMode="auto">
-                    <a:xfrm>
-                      <a:off x="0" y="0"/>
-                      <a:ext cx="6026150" cy="9613900"/>
-                    </a:xfrm>
-                    <a:prstGeom prst="rect">
-                      <a:avLst/>
-                    </a:prstGeom>
-                    <a:noFill/>
-                    <a:ln>
-                      <a:noFill/>
-                    </a:ln>
-                  </pic:spPr>
-                </pic:pic>
-              </a:graphicData>
-            </a:graphic>
-          </wp:inline>
-        </w:drawing>
-      </w:r>
-    </w:p>
-    <w:p>
-      <w:pPr>
-        <w:tabs>
-          <w:tab w:val="left" w:pos="5560"/>
-        </w:tabs>
-        <w:ind w:left="360"/>
-        <w:rPr>
-          <w:rFonts w:ascii="Times New Roman" w:hAnsi="Times New Roman" w:cs="Times New Roman"/>
-          <w:sz w:val="24"/>
-          <w:szCs w:val="24"/>
-        </w:rPr>
-      </w:pPr>
-      <w:r>
-        <w:rPr>
-          <w:rFonts w:ascii="Times New Roman" w:hAnsi="Times New Roman" w:cs="Times New Roman"/>
-          <w:noProof/>
-          <w:sz w:val="24"/>
-          <w:szCs w:val="24"/>
-          <w:lang w:eastAsia="fr-FR"/>
-        </w:rPr>
-        <w:lastRenderedPageBreak/>
-        <w:drawing>
-          <wp:inline distT="0" distB="0" distL="0" distR="0">
-            <wp:extent cx="5295900" cy="8947150"/>
-            <wp:effectExtent l="0" t="0" r="0" b="6350"/>
-            <wp:docPr id="13" name="Image 13" descr="D:\l3\Memoire_De_Fin_Cycle\photo\admin1.png"/>
-            <wp:cNvGraphicFramePr>
-              <a:graphicFrameLocks xmlns:a="http://schemas.openxmlformats.org/drawingml/2006/main" noChangeAspect="1"/>
-            </wp:cNvGraphicFramePr>
-            <a:graphic xmlns:a="http://schemas.openxmlformats.org/drawingml/2006/main">
-              <a:graphicData uri="http://schemas.openxmlformats.org/drawingml/2006/picture">
-                <pic:pic xmlns:pic="http://schemas.openxmlformats.org/drawingml/2006/picture">
-                  <pic:nvPicPr>
-                    <pic:cNvPr id="0" name="Picture 5" descr="D:\l3\Memoire_De_Fin_Cycle\photo\admin1.png"/>
+                    <pic:cNvPr id="0" name="Picture 11" descr="D:\l3\Memoire_De_Fin_Cycle\photo\adm2.png"/>
                     <pic:cNvPicPr>
                       <a:picLocks noChangeAspect="1" noChangeArrowheads="1"/>
                     </pic:cNvPicPr>
@@ -28438,7 +28709,7 @@
                   <pic:spPr bwMode="auto">
                     <a:xfrm>
                       <a:off x="0" y="0"/>
-                      <a:ext cx="5295900" cy="8947150"/>
+                      <a:ext cx="5060607" cy="8968673"/>
                     </a:xfrm>
                     <a:prstGeom prst="rect">
                       <a:avLst/>
@@ -28457,6 +28728,90 @@
     </w:p>
     <w:p>
       <w:pPr>
+        <w:tabs>
+          <w:tab w:val="left" w:pos="5560"/>
+        </w:tabs>
+        <w:ind w:left="360"/>
+        <w:rPr>
+          <w:rFonts w:ascii="Times New Roman" w:hAnsi="Times New Roman" w:cs="Times New Roman"/>
+          <w:sz w:val="24"/>
+          <w:szCs w:val="24"/>
+        </w:rPr>
+      </w:pPr>
+      <w:r>
+        <w:rPr>
+          <w:rFonts w:ascii="Times New Roman" w:hAnsi="Times New Roman" w:cs="Times New Roman"/>
+          <w:noProof/>
+          <w:sz w:val="24"/>
+          <w:szCs w:val="24"/>
+          <w:lang w:eastAsia="fr-FR"/>
+        </w:rPr>
+        <w:lastRenderedPageBreak/>
+        <w:drawing>
+          <wp:inline distT="0" distB="0" distL="0" distR="0">
+            <wp:extent cx="5376440" cy="7418494"/>
+            <wp:effectExtent l="0" t="0" r="0" b="0"/>
+            <wp:docPr id="22" name="Image 22" descr="D:\l3\Memoire_De_Fin_Cycle\photo\ad1.png"/>
+            <wp:cNvGraphicFramePr>
+              <a:graphicFrameLocks xmlns:a="http://schemas.openxmlformats.org/drawingml/2006/main" noChangeAspect="1"/>
+            </wp:cNvGraphicFramePr>
+            <a:graphic xmlns:a="http://schemas.openxmlformats.org/drawingml/2006/main">
+              <a:graphicData uri="http://schemas.openxmlformats.org/drawingml/2006/picture">
+                <pic:pic xmlns:pic="http://schemas.openxmlformats.org/drawingml/2006/picture">
+                  <pic:nvPicPr>
+                    <pic:cNvPr id="0" name="Picture 10" descr="D:\l3\Memoire_De_Fin_Cycle\photo\ad1.png"/>
+                    <pic:cNvPicPr>
+                      <a:picLocks noChangeAspect="1" noChangeArrowheads="1"/>
+                    </pic:cNvPicPr>
+                  </pic:nvPicPr>
+                  <pic:blipFill>
+                    <a:blip r:embed="rId22">
+                      <a:extLst>
+                        <a:ext uri="{28A0092B-C50C-407E-A947-70E740481C1C}">
+                          <a14:useLocalDpi xmlns:a14="http://schemas.microsoft.com/office/drawing/2010/main" val="0"/>
+                        </a:ext>
+                      </a:extLst>
+                    </a:blip>
+                    <a:srcRect/>
+                    <a:stretch>
+                      <a:fillRect/>
+                    </a:stretch>
+                  </pic:blipFill>
+                  <pic:spPr bwMode="auto">
+                    <a:xfrm>
+                      <a:off x="0" y="0"/>
+                      <a:ext cx="5386350" cy="7432168"/>
+                    </a:xfrm>
+                    <a:prstGeom prst="rect">
+                      <a:avLst/>
+                    </a:prstGeom>
+                    <a:noFill/>
+                    <a:ln>
+                      <a:noFill/>
+                    </a:ln>
+                  </pic:spPr>
+                </pic:pic>
+              </a:graphicData>
+            </a:graphic>
+          </wp:inline>
+        </w:drawing>
+      </w:r>
+    </w:p>
+    <w:p>
+      <w:pPr>
+        <w:tabs>
+          <w:tab w:val="left" w:pos="5560"/>
+        </w:tabs>
+        <w:ind w:left="360"/>
+        <w:rPr>
+          <w:rFonts w:ascii="Times New Roman" w:hAnsi="Times New Roman" w:cs="Times New Roman"/>
+          <w:sz w:val="24"/>
+          <w:szCs w:val="24"/>
+        </w:rPr>
+      </w:pPr>
+    </w:p>
+    <w:p>
+      <w:pPr>
         <w:pStyle w:val="Paragraphedeliste"/>
         <w:numPr>
           <w:ilvl w:val="0"/>
@@ -28477,7 +28832,6 @@
           <w:sz w:val="24"/>
           <w:szCs w:val="24"/>
         </w:rPr>
-        <w:lastRenderedPageBreak/>
         <w:t>Diagramme de séquence</w:t>
       </w:r>
     </w:p>
@@ -28494,6 +28848,91 @@
           <w:szCs w:val="24"/>
         </w:rPr>
       </w:pPr>
+    </w:p>
+    <w:p>
+      <w:pPr>
+        <w:spacing w:before="100" w:beforeAutospacing="1" w:after="100" w:afterAutospacing="1" w:line="240" w:lineRule="auto"/>
+        <w:rPr>
+          <w:rFonts w:ascii="Times New Roman" w:eastAsia="Times New Roman" w:hAnsi="Times New Roman" w:cs="Times New Roman"/>
+          <w:sz w:val="24"/>
+          <w:szCs w:val="24"/>
+          <w:lang w:eastAsia="fr-FR"/>
+        </w:rPr>
+      </w:pPr>
+      <w:r>
+        <w:rPr>
+          <w:rFonts w:ascii="Times New Roman" w:eastAsia="Times New Roman" w:hAnsi="Times New Roman" w:cs="Times New Roman"/>
+          <w:noProof/>
+          <w:sz w:val="24"/>
+          <w:szCs w:val="24"/>
+          <w:lang w:eastAsia="fr-FR"/>
+        </w:rPr>
+        <w:lastRenderedPageBreak/>
+        <w:drawing>
+          <wp:inline distT="0" distB="0" distL="0" distR="0">
+            <wp:extent cx="6436387" cy="5533101"/>
+            <wp:effectExtent l="0" t="0" r="2540" b="0"/>
+            <wp:docPr id="3" name="Image 3" descr="D:\l3\Memoire_De_Fin_Cycle\dClasse.drawio.png"/>
+            <wp:cNvGraphicFramePr>
+              <a:graphicFrameLocks xmlns:a="http://schemas.openxmlformats.org/drawingml/2006/main" noChangeAspect="1"/>
+            </wp:cNvGraphicFramePr>
+            <a:graphic xmlns:a="http://schemas.openxmlformats.org/drawingml/2006/main">
+              <a:graphicData uri="http://schemas.openxmlformats.org/drawingml/2006/picture">
+                <pic:pic xmlns:pic="http://schemas.openxmlformats.org/drawingml/2006/picture">
+                  <pic:nvPicPr>
+                    <pic:cNvPr id="0" name="Picture 2" descr="D:\l3\Memoire_De_Fin_Cycle\dClasse.drawio.png"/>
+                    <pic:cNvPicPr>
+                      <a:picLocks noChangeAspect="1" noChangeArrowheads="1"/>
+                    </pic:cNvPicPr>
+                  </pic:nvPicPr>
+                  <pic:blipFill>
+                    <a:blip r:embed="rId23" cstate="print">
+                      <a:extLst>
+                        <a:ext uri="{28A0092B-C50C-407E-A947-70E740481C1C}">
+                          <a14:useLocalDpi xmlns:a14="http://schemas.microsoft.com/office/drawing/2010/main" val="0"/>
+                        </a:ext>
+                      </a:extLst>
+                    </a:blip>
+                    <a:srcRect/>
+                    <a:stretch>
+                      <a:fillRect/>
+                    </a:stretch>
+                  </pic:blipFill>
+                  <pic:spPr bwMode="auto">
+                    <a:xfrm>
+                      <a:off x="0" y="0"/>
+                      <a:ext cx="6449463" cy="5544342"/>
+                    </a:xfrm>
+                    <a:prstGeom prst="rect">
+                      <a:avLst/>
+                    </a:prstGeom>
+                    <a:noFill/>
+                    <a:ln>
+                      <a:noFill/>
+                    </a:ln>
+                  </pic:spPr>
+                </pic:pic>
+              </a:graphicData>
+            </a:graphic>
+          </wp:inline>
+        </w:drawing>
+      </w:r>
+    </w:p>
+    <w:p>
+      <w:pPr>
+        <w:pStyle w:val="Paragraphedeliste"/>
+        <w:tabs>
+          <w:tab w:val="left" w:pos="5560"/>
+        </w:tabs>
+        <w:ind w:left="1080"/>
+        <w:rPr>
+          <w:rFonts w:ascii="Times New Roman" w:hAnsi="Times New Roman" w:cs="Times New Roman"/>
+          <w:sz w:val="24"/>
+          <w:szCs w:val="24"/>
+        </w:rPr>
+      </w:pPr>
+      <w:bookmarkStart w:id="0" w:name="_GoBack"/>
+      <w:bookmarkEnd w:id="0"/>
     </w:p>
     <w:p>
       <w:pPr>
@@ -28590,7 +29029,7 @@
         <v:path o:extrusionok="f" gradientshapeok="t" o:connecttype="rect"/>
         <o:lock v:ext="edit" aspectratio="t"/>
       </v:shapetype>
-      <v:shape id="_x0000_i1038" type="#_x0000_t75" style="width:11.5pt;height:11.5pt" o:bullet="t">
+      <v:shape id="_x0000_i1027" type="#_x0000_t75" style="width:11.4pt;height:11.4pt" o:bullet="t">
         <v:imagedata r:id="rId1" o:title="mso3B8"/>
       </v:shape>
     </w:pict>
@@ -33215,7 +33654,7 @@
 </file>
 
 <file path=customXml/itemProps1.xml><?xml version="1.0" encoding="utf-8"?>
-<ds:datastoreItem xmlns:ds="http://schemas.openxmlformats.org/officeDocument/2006/customXml" ds:itemID="{95A71247-AAE0-4A17-AF37-27E6676B7B19}">
+<ds:datastoreItem xmlns:ds="http://schemas.openxmlformats.org/officeDocument/2006/customXml" ds:itemID="{1FA90143-A869-4524-9B6D-C22535A53D5A}">
   <ds:schemaRefs>
     <ds:schemaRef ds:uri="http://schemas.openxmlformats.org/officeDocument/2006/bibliography"/>
   </ds:schemaRefs>

--- a/projet_memoire.docx
+++ b/projet_memoire.docx
@@ -119,6 +119,24 @@
           <w:szCs w:val="40"/>
         </w:rPr>
         <w:t> : cas Génération automobile</w:t>
+      </w:r>
+      <w:r>
+        <w:rPr>
+          <w:rFonts w:ascii="Times New Roman" w:hAnsi="Times New Roman" w:cs="Times New Roman"/>
+          <w:color w:val="FF0000"/>
+          <w:sz w:val="40"/>
+          <w:szCs w:val="40"/>
+        </w:rPr>
+        <w:t xml:space="preserve"> </w:t>
+      </w:r>
+      <w:r>
+        <w:rPr>
+          <w:rFonts w:ascii="Times New Roman" w:hAnsi="Times New Roman" w:cs="Times New Roman"/>
+          <w:color w:val="FF0000"/>
+          <w:sz w:val="40"/>
+          <w:szCs w:val="40"/>
+        </w:rPr>
+        <w:tab/>
       </w:r>
     </w:p>
     <w:p>
@@ -28812,28 +28830,135 @@
     </w:p>
     <w:p>
       <w:pPr>
+        <w:spacing w:line="240" w:lineRule="auto"/>
+        <w:jc w:val="both"/>
+        <w:rPr>
+          <w:rFonts w:ascii="Times New Roman" w:hAnsi="Times New Roman" w:cs="Times New Roman"/>
+          <w:sz w:val="24"/>
+          <w:szCs w:val="24"/>
+        </w:rPr>
+      </w:pPr>
+      <w:r>
+        <w:rPr>
+          <w:rFonts w:ascii="Times New Roman" w:hAnsi="Times New Roman" w:cs="Times New Roman"/>
+          <w:sz w:val="24"/>
+          <w:szCs w:val="24"/>
+        </w:rPr>
+        <w:t>Chapitre 6 : Point de vue statique</w:t>
+      </w:r>
+    </w:p>
+    <w:p>
+      <w:pPr>
         <w:pStyle w:val="Paragraphedeliste"/>
         <w:numPr>
           <w:ilvl w:val="0"/>
-          <w:numId w:val="29"/>
+          <w:numId w:val="30"/>
         </w:numPr>
-        <w:tabs>
-          <w:tab w:val="left" w:pos="5560"/>
-        </w:tabs>
-        <w:rPr>
-          <w:rFonts w:ascii="Times New Roman" w:hAnsi="Times New Roman" w:cs="Times New Roman"/>
-          <w:sz w:val="24"/>
-          <w:szCs w:val="24"/>
-        </w:rPr>
-      </w:pPr>
-      <w:r>
-        <w:rPr>
-          <w:rFonts w:ascii="Times New Roman" w:hAnsi="Times New Roman" w:cs="Times New Roman"/>
-          <w:sz w:val="24"/>
-          <w:szCs w:val="24"/>
-        </w:rPr>
-        <w:t>Diagramme de séquence</w:t>
-      </w:r>
+        <w:spacing w:line="240" w:lineRule="auto"/>
+        <w:jc w:val="both"/>
+        <w:rPr>
+          <w:rFonts w:ascii="Times New Roman" w:hAnsi="Times New Roman" w:cs="Times New Roman"/>
+          <w:sz w:val="24"/>
+          <w:szCs w:val="24"/>
+        </w:rPr>
+      </w:pPr>
+      <w:r>
+        <w:rPr>
+          <w:rFonts w:ascii="Times New Roman" w:hAnsi="Times New Roman" w:cs="Times New Roman"/>
+          <w:sz w:val="24"/>
+          <w:szCs w:val="24"/>
+        </w:rPr>
+        <w:t>Diagramme de classes</w:t>
+      </w:r>
+    </w:p>
+    <w:p>
+      <w:pPr>
+        <w:spacing w:line="240" w:lineRule="auto"/>
+        <w:jc w:val="both"/>
+        <w:rPr>
+          <w:rFonts w:ascii="Times New Roman" w:hAnsi="Times New Roman" w:cs="Times New Roman"/>
+          <w:sz w:val="24"/>
+          <w:szCs w:val="24"/>
+        </w:rPr>
+      </w:pPr>
+      <w:r>
+        <w:rPr>
+          <w:rFonts w:ascii="Times New Roman" w:hAnsi="Times New Roman" w:cs="Times New Roman"/>
+          <w:color w:val="404243"/>
+          <w:sz w:val="24"/>
+          <w:szCs w:val="24"/>
+          <w:shd w:val="clear" w:color="auto" w:fill="FFFFFF"/>
+        </w:rPr>
+        <w:lastRenderedPageBreak/>
+        <w:t>Un </w:t>
+      </w:r>
+      <w:hyperlink r:id="rId23" w:history="1">
+        <w:r>
+          <w:rPr>
+            <w:rStyle w:val="Lienhypertexte"/>
+            <w:rFonts w:ascii="Times New Roman" w:hAnsi="Times New Roman" w:cs="Times New Roman"/>
+            <w:color w:val="auto"/>
+            <w:sz w:val="24"/>
+            <w:szCs w:val="24"/>
+            <w:u w:val="none"/>
+            <w:shd w:val="clear" w:color="auto" w:fill="FFFFFF"/>
+          </w:rPr>
+          <w:t>diagramme de classe</w:t>
+        </w:r>
+      </w:hyperlink>
+      <w:r>
+        <w:rPr>
+          <w:rStyle w:val="Lienhypertexte"/>
+          <w:rFonts w:ascii="Times New Roman" w:hAnsi="Times New Roman" w:cs="Times New Roman"/>
+          <w:color w:val="auto"/>
+          <w:sz w:val="24"/>
+          <w:szCs w:val="24"/>
+          <w:u w:val="none"/>
+          <w:shd w:val="clear" w:color="auto" w:fill="FFFFFF"/>
+        </w:rPr>
+        <w:t>s</w:t>
+      </w:r>
+      <w:r>
+        <w:rPr>
+          <w:rFonts w:ascii="Times New Roman" w:hAnsi="Times New Roman" w:cs="Times New Roman"/>
+          <w:sz w:val="24"/>
+          <w:szCs w:val="24"/>
+          <w:u w:val="single"/>
+          <w:shd w:val="clear" w:color="auto" w:fill="FFFFFF"/>
+        </w:rPr>
+        <w:t> </w:t>
+      </w:r>
+      <w:r>
+        <w:rPr>
+          <w:rFonts w:ascii="Times New Roman" w:hAnsi="Times New Roman" w:cs="Times New Roman"/>
+          <w:color w:val="404243"/>
+          <w:sz w:val="24"/>
+          <w:szCs w:val="24"/>
+          <w:shd w:val="clear" w:color="auto" w:fill="FFFFFF"/>
+        </w:rPr>
+        <w:t>est un type de diagramme UML qui décrit un système en visualisant les différents types d’objets au sein d’un système et les types de relations statiques qui existent entre eux. Il illustre également les opérations et les attributs des classes</w:t>
+      </w:r>
+      <w:r>
+        <w:rPr>
+          <w:rFonts w:ascii="Times New Roman" w:hAnsi="Times New Roman" w:cs="Times New Roman"/>
+          <w:color w:val="404243"/>
+          <w:sz w:val="24"/>
+          <w:szCs w:val="24"/>
+          <w:shd w:val="clear" w:color="auto" w:fill="FFFFFF"/>
+        </w:rPr>
+        <w:t>.</w:t>
+      </w:r>
+    </w:p>
+    <w:p>
+      <w:pPr>
+        <w:spacing w:line="240" w:lineRule="auto"/>
+        <w:jc w:val="both"/>
+        <w:rPr>
+          <w:rFonts w:ascii="Times New Roman" w:hAnsi="Times New Roman" w:cs="Times New Roman"/>
+          <w:sz w:val="24"/>
+          <w:szCs w:val="24"/>
+        </w:rPr>
+      </w:pPr>
     </w:p>
     <w:p>
       <w:pPr>
@@ -28867,7 +28992,6 @@
           <w:szCs w:val="24"/>
           <w:lang w:eastAsia="fr-FR"/>
         </w:rPr>
-        <w:lastRenderedPageBreak/>
         <w:drawing>
           <wp:inline distT="0" distB="0" distL="0" distR="0">
             <wp:extent cx="6436387" cy="5533101"/>
@@ -28886,7 +29010,7 @@
                     </pic:cNvPicPr>
                   </pic:nvPicPr>
                   <pic:blipFill>
-                    <a:blip r:embed="rId23" cstate="print">
+                    <a:blip r:embed="rId24" cstate="print">
                       <a:extLst>
                         <a:ext uri="{28A0092B-C50C-407E-A947-70E740481C1C}">
                           <a14:useLocalDpi xmlns:a14="http://schemas.microsoft.com/office/drawing/2010/main" val="0"/>
@@ -28931,14 +29055,6261 @@
           <w:szCs w:val="24"/>
         </w:rPr>
       </w:pPr>
-      <w:bookmarkStart w:id="0" w:name="_GoBack"/>
-      <w:bookmarkEnd w:id="0"/>
     </w:p>
     <w:p>
       <w:pPr>
         <w:tabs>
           <w:tab w:val="left" w:pos="5560"/>
         </w:tabs>
+        <w:rPr>
+          <w:rFonts w:ascii="Times New Roman" w:hAnsi="Times New Roman" w:cs="Times New Roman"/>
+          <w:sz w:val="24"/>
+          <w:szCs w:val="24"/>
+        </w:rPr>
+      </w:pPr>
+    </w:p>
+    <w:p>
+      <w:pPr>
+        <w:tabs>
+          <w:tab w:val="left" w:pos="5560"/>
+        </w:tabs>
+        <w:rPr>
+          <w:rFonts w:ascii="Times New Roman" w:hAnsi="Times New Roman" w:cs="Times New Roman"/>
+          <w:sz w:val="24"/>
+          <w:szCs w:val="24"/>
+        </w:rPr>
+      </w:pPr>
+    </w:p>
+    <w:p>
+      <w:pPr>
+        <w:tabs>
+          <w:tab w:val="left" w:pos="5560"/>
+        </w:tabs>
+        <w:rPr>
+          <w:rFonts w:ascii="Times New Roman" w:hAnsi="Times New Roman" w:cs="Times New Roman"/>
+          <w:sz w:val="24"/>
+          <w:szCs w:val="24"/>
+        </w:rPr>
+      </w:pPr>
+    </w:p>
+    <w:p>
+      <w:pPr>
+        <w:tabs>
+          <w:tab w:val="left" w:pos="5560"/>
+        </w:tabs>
+        <w:rPr>
+          <w:rFonts w:ascii="Times New Roman" w:hAnsi="Times New Roman" w:cs="Times New Roman"/>
+          <w:sz w:val="24"/>
+          <w:szCs w:val="24"/>
+        </w:rPr>
+      </w:pPr>
+    </w:p>
+    <w:p>
+      <w:pPr>
+        <w:tabs>
+          <w:tab w:val="left" w:pos="5560"/>
+        </w:tabs>
+        <w:rPr>
+          <w:rFonts w:ascii="Times New Roman" w:hAnsi="Times New Roman" w:cs="Times New Roman"/>
+          <w:sz w:val="24"/>
+          <w:szCs w:val="24"/>
+        </w:rPr>
+      </w:pPr>
+    </w:p>
+    <w:p>
+      <w:pPr>
+        <w:spacing w:line="240" w:lineRule="auto"/>
+        <w:jc w:val="both"/>
+        <w:rPr>
+          <w:rFonts w:ascii="Times New Roman" w:hAnsi="Times New Roman" w:cs="Times New Roman"/>
+          <w:sz w:val="24"/>
+          <w:szCs w:val="24"/>
+        </w:rPr>
+      </w:pPr>
+      <w:r>
+        <w:rPr>
+          <w:rFonts w:ascii="Times New Roman" w:hAnsi="Times New Roman" w:cs="Times New Roman"/>
+          <w:sz w:val="32"/>
+          <w:szCs w:val="32"/>
+        </w:rPr>
+        <w:lastRenderedPageBreak/>
+        <w:t>Quatrième partie</w:t>
+      </w:r>
+      <w:r>
+        <w:rPr>
+          <w:rFonts w:ascii="Times New Roman" w:hAnsi="Times New Roman" w:cs="Times New Roman"/>
+          <w:sz w:val="24"/>
+          <w:szCs w:val="24"/>
+        </w:rPr>
+        <w:t> : REALISATION ET IMPLEMENTATION</w:t>
+      </w:r>
+    </w:p>
+    <w:p>
+      <w:pPr>
+        <w:spacing w:line="240" w:lineRule="auto"/>
+        <w:jc w:val="both"/>
+        <w:rPr>
+          <w:rFonts w:ascii="Times New Roman" w:hAnsi="Times New Roman" w:cs="Times New Roman"/>
+          <w:sz w:val="24"/>
+          <w:szCs w:val="24"/>
+        </w:rPr>
+      </w:pPr>
+      <w:r>
+        <w:rPr>
+          <w:rFonts w:ascii="Times New Roman" w:hAnsi="Times New Roman" w:cs="Times New Roman"/>
+          <w:sz w:val="24"/>
+          <w:szCs w:val="24"/>
+        </w:rPr>
+        <w:t xml:space="preserve">Chapitre 7 : Implémentation </w:t>
+      </w:r>
+    </w:p>
+    <w:p>
+      <w:pPr>
+        <w:pStyle w:val="Paragraphedeliste"/>
+        <w:numPr>
+          <w:ilvl w:val="0"/>
+          <w:numId w:val="31"/>
+        </w:numPr>
+        <w:jc w:val="both"/>
+        <w:rPr>
+          <w:rFonts w:ascii="Times New Roman" w:hAnsi="Times New Roman" w:cs="Times New Roman"/>
+          <w:bCs/>
+          <w:sz w:val="24"/>
+          <w:szCs w:val="24"/>
+        </w:rPr>
+      </w:pPr>
+      <w:r>
+        <w:rPr>
+          <w:rFonts w:ascii="Times New Roman" w:hAnsi="Times New Roman" w:cs="Times New Roman"/>
+          <w:bCs/>
+          <w:sz w:val="24"/>
+          <w:szCs w:val="24"/>
+        </w:rPr>
+        <w:t xml:space="preserve">Etude et choix de quelques langages de programmation </w:t>
+      </w:r>
+    </w:p>
+    <w:p>
+      <w:pPr>
+        <w:tabs>
+          <w:tab w:val="left" w:pos="5560"/>
+        </w:tabs>
+        <w:rPr>
+          <w:rFonts w:ascii="Times New Roman" w:hAnsi="Times New Roman" w:cs="Times New Roman"/>
+          <w:sz w:val="24"/>
+          <w:szCs w:val="24"/>
+        </w:rPr>
+      </w:pPr>
+      <w:r>
+        <w:rPr>
+          <w:rFonts w:ascii="Times New Roman" w:hAnsi="Times New Roman" w:cs="Times New Roman"/>
+          <w:sz w:val="24"/>
+          <w:szCs w:val="24"/>
+        </w:rPr>
+        <w:t>Le choix du langage de programmation est une étape cruciale dans le développement d'une application web. Il conditionne la qualité, la maintenabilité et les performances de la solution finale. Dans cette section, nous présentons une étude comparative des principaux langages utilisés dans le développement web, avant de justifier notre choix final.</w:t>
+      </w:r>
+    </w:p>
+    <w:p>
+      <w:pPr>
+        <w:tabs>
+          <w:tab w:val="left" w:pos="5560"/>
+        </w:tabs>
+        <w:rPr>
+          <w:rFonts w:ascii="Times New Roman" w:hAnsi="Times New Roman" w:cs="Times New Roman"/>
+          <w:sz w:val="24"/>
+          <w:szCs w:val="24"/>
+        </w:rPr>
+      </w:pPr>
+      <w:r>
+        <w:rPr>
+          <w:rFonts w:ascii="Times New Roman" w:hAnsi="Times New Roman" w:cs="Times New Roman"/>
+          <w:sz w:val="24"/>
+          <w:szCs w:val="24"/>
+        </w:rPr>
+        <w:t>Les langages de programmation web</w:t>
+      </w:r>
+    </w:p>
+    <w:p>
+      <w:pPr>
+        <w:tabs>
+          <w:tab w:val="left" w:pos="5560"/>
+        </w:tabs>
+      </w:pPr>
+      <w:r>
+        <w:rPr>
+          <w:rFonts w:ascii="Times New Roman" w:hAnsi="Times New Roman" w:cs="Times New Roman"/>
+          <w:noProof/>
+          <w:color w:val="000000" w:themeColor="text1"/>
+          <w:sz w:val="24"/>
+          <w:szCs w:val="24"/>
+          <w:lang w:eastAsia="fr-FR"/>
+        </w:rPr>
+        <w:drawing>
+          <wp:anchor distT="0" distB="0" distL="114300" distR="114300" simplePos="0" relativeHeight="251659264" behindDoc="1" locked="0" layoutInCell="1" allowOverlap="1" wp14:anchorId="4F9572F9" wp14:editId="3368A77B">
+            <wp:simplePos x="0" y="0"/>
+            <wp:positionH relativeFrom="column">
+              <wp:posOffset>464185</wp:posOffset>
+            </wp:positionH>
+            <wp:positionV relativeFrom="paragraph">
+              <wp:posOffset>103505</wp:posOffset>
+            </wp:positionV>
+            <wp:extent cx="857250" cy="457200"/>
+            <wp:effectExtent l="0" t="0" r="0" b="0"/>
+            <wp:wrapTight wrapText="bothSides">
+              <wp:wrapPolygon edited="0">
+                <wp:start x="0" y="0"/>
+                <wp:lineTo x="0" y="20700"/>
+                <wp:lineTo x="21120" y="20700"/>
+                <wp:lineTo x="21120" y="0"/>
+                <wp:lineTo x="0" y="0"/>
+              </wp:wrapPolygon>
+            </wp:wrapTight>
+            <wp:docPr id="43" name="Image 43"/>
+            <wp:cNvGraphicFramePr>
+              <a:graphicFrameLocks xmlns:a="http://schemas.openxmlformats.org/drawingml/2006/main" noChangeAspect="1"/>
+            </wp:cNvGraphicFramePr>
+            <a:graphic xmlns:a="http://schemas.openxmlformats.org/drawingml/2006/main">
+              <a:graphicData uri="http://schemas.openxmlformats.org/drawingml/2006/picture">
+                <pic:pic xmlns:pic="http://schemas.openxmlformats.org/drawingml/2006/picture">
+                  <pic:nvPicPr>
+                    <pic:cNvPr id="34" name="IMG-20220829-WA0014.jpg"/>
+                    <pic:cNvPicPr/>
+                  </pic:nvPicPr>
+                  <pic:blipFill>
+                    <a:blip r:embed="rId25" cstate="print">
+                      <a:extLst>
+                        <a:ext uri="{28A0092B-C50C-407E-A947-70E740481C1C}">
+                          <a14:useLocalDpi xmlns:a14="http://schemas.microsoft.com/office/drawing/2010/main" val="0"/>
+                        </a:ext>
+                      </a:extLst>
+                    </a:blip>
+                    <a:stretch>
+                      <a:fillRect/>
+                    </a:stretch>
+                  </pic:blipFill>
+                  <pic:spPr>
+                    <a:xfrm>
+                      <a:off x="0" y="0"/>
+                      <a:ext cx="857250" cy="457200"/>
+                    </a:xfrm>
+                    <a:prstGeom prst="rect">
+                      <a:avLst/>
+                    </a:prstGeom>
+                  </pic:spPr>
+                </pic:pic>
+              </a:graphicData>
+            </a:graphic>
+            <wp14:sizeRelH relativeFrom="margin">
+              <wp14:pctWidth>0</wp14:pctWidth>
+            </wp14:sizeRelH>
+            <wp14:sizeRelV relativeFrom="margin">
+              <wp14:pctHeight>0</wp14:pctHeight>
+            </wp14:sizeRelV>
+          </wp:anchor>
+        </w:drawing>
+      </w:r>
+    </w:p>
+    <w:p>
+      <w:pPr>
+        <w:tabs>
+          <w:tab w:val="left" w:pos="5560"/>
+        </w:tabs>
+        <w:rPr>
+          <w:rFonts w:ascii="Times New Roman" w:hAnsi="Times New Roman" w:cs="Times New Roman"/>
+          <w:sz w:val="24"/>
+          <w:szCs w:val="24"/>
+        </w:rPr>
+      </w:pPr>
+      <w:r>
+        <w:rPr>
+          <w:rFonts w:ascii="Times New Roman" w:hAnsi="Times New Roman" w:cs="Times New Roman"/>
+          <w:sz w:val="24"/>
+          <w:szCs w:val="24"/>
+        </w:rPr>
+        <w:t>PHP</w:t>
+      </w:r>
+      <w:r>
+        <w:rPr>
+          <w:rFonts w:ascii="Times New Roman" w:hAnsi="Times New Roman" w:cs="Times New Roman"/>
+          <w:sz w:val="24"/>
+          <w:szCs w:val="24"/>
+        </w:rPr>
+        <w:t xml:space="preserve">    </w:t>
+      </w:r>
+    </w:p>
+    <w:p>
+      <w:pPr>
+        <w:spacing w:before="100" w:beforeAutospacing="1" w:after="100" w:afterAutospacing="1" w:line="240" w:lineRule="auto"/>
+        <w:rPr>
+          <w:rFonts w:ascii="Times New Roman" w:eastAsia="Times New Roman" w:hAnsi="Times New Roman" w:cs="Times New Roman"/>
+          <w:sz w:val="24"/>
+          <w:szCs w:val="24"/>
+          <w:lang w:eastAsia="fr-FR"/>
+        </w:rPr>
+      </w:pPr>
+      <w:r>
+        <w:rPr>
+          <w:rFonts w:ascii="Times New Roman" w:eastAsia="Times New Roman" w:hAnsi="Times New Roman" w:cs="Times New Roman"/>
+          <w:sz w:val="24"/>
+          <w:szCs w:val="24"/>
+          <w:lang w:eastAsia="fr-FR"/>
+        </w:rPr>
+        <w:t xml:space="preserve">PHP est un langage de programmation orienté objet, côté serveur, créé par </w:t>
+      </w:r>
+      <w:r>
+        <w:rPr>
+          <w:rFonts w:ascii="Times New Roman" w:eastAsia="Times New Roman" w:hAnsi="Times New Roman" w:cs="Times New Roman"/>
+          <w:b/>
+          <w:bCs/>
+          <w:sz w:val="24"/>
+          <w:szCs w:val="24"/>
+          <w:lang w:eastAsia="fr-FR"/>
+        </w:rPr>
+        <w:t>Rasmus Lerdorf en 1994</w:t>
+      </w:r>
+      <w:r>
+        <w:rPr>
+          <w:rFonts w:ascii="Times New Roman" w:eastAsia="Times New Roman" w:hAnsi="Times New Roman" w:cs="Times New Roman"/>
+          <w:sz w:val="24"/>
+          <w:szCs w:val="24"/>
+          <w:lang w:eastAsia="fr-FR"/>
+        </w:rPr>
+        <w:t xml:space="preserve">. Il est aujourd'hui l'un des langages les plus utilisés dans le développement web, alimentant plus de </w:t>
+      </w:r>
+      <w:r>
+        <w:rPr>
+          <w:rFonts w:ascii="Times New Roman" w:eastAsia="Times New Roman" w:hAnsi="Times New Roman" w:cs="Times New Roman"/>
+          <w:b/>
+          <w:bCs/>
+          <w:sz w:val="24"/>
+          <w:szCs w:val="24"/>
+          <w:lang w:eastAsia="fr-FR"/>
+        </w:rPr>
+        <w:t>78% des sites web</w:t>
+      </w:r>
+      <w:r>
+        <w:rPr>
+          <w:rFonts w:ascii="Times New Roman" w:eastAsia="Times New Roman" w:hAnsi="Times New Roman" w:cs="Times New Roman"/>
+          <w:sz w:val="24"/>
+          <w:szCs w:val="24"/>
+          <w:lang w:eastAsia="fr-FR"/>
+        </w:rPr>
+        <w:t xml:space="preserve"> dont WordPress, Facebook et Wikipedia.</w:t>
+      </w:r>
+    </w:p>
+    <w:p>
+      <w:pPr>
+        <w:spacing w:before="100" w:beforeAutospacing="1" w:after="100" w:afterAutospacing="1" w:line="240" w:lineRule="auto"/>
+        <w:rPr>
+          <w:rFonts w:ascii="Times New Roman" w:eastAsia="Times New Roman" w:hAnsi="Times New Roman" w:cs="Times New Roman"/>
+          <w:sz w:val="24"/>
+          <w:szCs w:val="24"/>
+          <w:lang w:eastAsia="fr-FR"/>
+        </w:rPr>
+      </w:pPr>
+      <w:r>
+        <w:rPr>
+          <w:rFonts w:ascii="Times New Roman" w:eastAsia="Times New Roman" w:hAnsi="Times New Roman" w:cs="Times New Roman"/>
+          <w:b/>
+          <w:bCs/>
+          <w:sz w:val="24"/>
+          <w:szCs w:val="24"/>
+          <w:lang w:eastAsia="fr-FR"/>
+        </w:rPr>
+        <w:t>Caractéristiques principales</w:t>
+      </w:r>
+    </w:p>
+    <w:p>
+      <w:pPr>
+        <w:numPr>
+          <w:ilvl w:val="0"/>
+          <w:numId w:val="32"/>
+        </w:numPr>
+        <w:spacing w:before="100" w:beforeAutospacing="1" w:after="100" w:afterAutospacing="1" w:line="240" w:lineRule="auto"/>
+        <w:rPr>
+          <w:rFonts w:ascii="Times New Roman" w:eastAsia="Times New Roman" w:hAnsi="Times New Roman" w:cs="Times New Roman"/>
+          <w:sz w:val="24"/>
+          <w:szCs w:val="24"/>
+          <w:lang w:eastAsia="fr-FR"/>
+        </w:rPr>
+      </w:pPr>
+      <w:r>
+        <w:rPr>
+          <w:rFonts w:ascii="Times New Roman" w:eastAsia="Times New Roman" w:hAnsi="Times New Roman" w:cs="Times New Roman"/>
+          <w:sz w:val="24"/>
+          <w:szCs w:val="24"/>
+          <w:lang w:eastAsia="fr-FR"/>
+        </w:rPr>
+        <w:t>Langage interprété, côté serveur</w:t>
+      </w:r>
+    </w:p>
+    <w:p>
+      <w:pPr>
+        <w:numPr>
+          <w:ilvl w:val="0"/>
+          <w:numId w:val="32"/>
+        </w:numPr>
+        <w:spacing w:before="100" w:beforeAutospacing="1" w:after="100" w:afterAutospacing="1" w:line="240" w:lineRule="auto"/>
+        <w:rPr>
+          <w:rFonts w:ascii="Times New Roman" w:eastAsia="Times New Roman" w:hAnsi="Times New Roman" w:cs="Times New Roman"/>
+          <w:sz w:val="24"/>
+          <w:szCs w:val="24"/>
+          <w:lang w:eastAsia="fr-FR"/>
+        </w:rPr>
+      </w:pPr>
+      <w:r>
+        <w:rPr>
+          <w:rFonts w:ascii="Times New Roman" w:eastAsia="Times New Roman" w:hAnsi="Times New Roman" w:cs="Times New Roman"/>
+          <w:sz w:val="24"/>
+          <w:szCs w:val="24"/>
+          <w:lang w:eastAsia="fr-FR"/>
+        </w:rPr>
+        <w:t>Orienté objet depuis PHP 5</w:t>
+      </w:r>
+    </w:p>
+    <w:p>
+      <w:pPr>
+        <w:numPr>
+          <w:ilvl w:val="0"/>
+          <w:numId w:val="32"/>
+        </w:numPr>
+        <w:spacing w:before="100" w:beforeAutospacing="1" w:after="100" w:afterAutospacing="1" w:line="240" w:lineRule="auto"/>
+        <w:rPr>
+          <w:rFonts w:ascii="Times New Roman" w:eastAsia="Times New Roman" w:hAnsi="Times New Roman" w:cs="Times New Roman"/>
+          <w:sz w:val="24"/>
+          <w:szCs w:val="24"/>
+          <w:lang w:eastAsia="fr-FR"/>
+        </w:rPr>
+      </w:pPr>
+      <w:r>
+        <w:rPr>
+          <w:rFonts w:ascii="Times New Roman" w:eastAsia="Times New Roman" w:hAnsi="Times New Roman" w:cs="Times New Roman"/>
+          <w:sz w:val="24"/>
+          <w:szCs w:val="24"/>
+          <w:lang w:eastAsia="fr-FR"/>
+        </w:rPr>
+        <w:t>Intégration native avec les bases de données (MySQL, PostgreSQL)</w:t>
+      </w:r>
+    </w:p>
+    <w:p>
+      <w:pPr>
+        <w:numPr>
+          <w:ilvl w:val="0"/>
+          <w:numId w:val="32"/>
+        </w:numPr>
+        <w:spacing w:before="100" w:beforeAutospacing="1" w:after="100" w:afterAutospacing="1" w:line="240" w:lineRule="auto"/>
+        <w:rPr>
+          <w:rFonts w:ascii="Times New Roman" w:eastAsia="Times New Roman" w:hAnsi="Times New Roman" w:cs="Times New Roman"/>
+          <w:sz w:val="24"/>
+          <w:szCs w:val="24"/>
+          <w:lang w:eastAsia="fr-FR"/>
+        </w:rPr>
+      </w:pPr>
+      <w:r>
+        <w:rPr>
+          <w:rFonts w:ascii="Times New Roman" w:eastAsia="Times New Roman" w:hAnsi="Times New Roman" w:cs="Times New Roman"/>
+          <w:sz w:val="24"/>
+          <w:szCs w:val="24"/>
+          <w:lang w:eastAsia="fr-FR"/>
+        </w:rPr>
+        <w:t>Large communauté et écosystème riche</w:t>
+      </w:r>
+    </w:p>
+    <w:p>
+      <w:pPr>
+        <w:numPr>
+          <w:ilvl w:val="0"/>
+          <w:numId w:val="32"/>
+        </w:numPr>
+        <w:spacing w:before="100" w:beforeAutospacing="1" w:after="100" w:afterAutospacing="1" w:line="240" w:lineRule="auto"/>
+        <w:rPr>
+          <w:rFonts w:ascii="Times New Roman" w:eastAsia="Times New Roman" w:hAnsi="Times New Roman" w:cs="Times New Roman"/>
+          <w:sz w:val="24"/>
+          <w:szCs w:val="24"/>
+          <w:lang w:eastAsia="fr-FR"/>
+        </w:rPr>
+      </w:pPr>
+      <w:r>
+        <w:rPr>
+          <w:rFonts w:ascii="Times New Roman" w:eastAsia="Times New Roman" w:hAnsi="Times New Roman" w:cs="Times New Roman"/>
+          <w:sz w:val="24"/>
+          <w:szCs w:val="24"/>
+          <w:lang w:eastAsia="fr-FR"/>
+        </w:rPr>
+        <w:t>Nombreux frameworks disponibles (Laravel, Symfony, CodeIgniter)</w:t>
+      </w:r>
+    </w:p>
+    <w:p>
+      <w:pPr>
+        <w:tabs>
+          <w:tab w:val="left" w:pos="5560"/>
+        </w:tabs>
+      </w:pPr>
+      <w:r>
+        <w:rPr>
+          <w:rFonts w:ascii="Times New Roman" w:hAnsi="Times New Roman" w:cs="Times New Roman"/>
+          <w:noProof/>
+          <w:color w:val="000000" w:themeColor="text1"/>
+          <w:sz w:val="24"/>
+          <w:szCs w:val="24"/>
+          <w:lang w:eastAsia="fr-FR"/>
+        </w:rPr>
+        <w:drawing>
+          <wp:anchor distT="0" distB="0" distL="114300" distR="114300" simplePos="0" relativeHeight="251661312" behindDoc="1" locked="0" layoutInCell="1" allowOverlap="1" wp14:anchorId="5AF689E3" wp14:editId="3F14BD14">
+            <wp:simplePos x="0" y="0"/>
+            <wp:positionH relativeFrom="column">
+              <wp:posOffset>684577</wp:posOffset>
+            </wp:positionH>
+            <wp:positionV relativeFrom="paragraph">
+              <wp:posOffset>119095</wp:posOffset>
+            </wp:positionV>
+            <wp:extent cx="1238250" cy="428625"/>
+            <wp:effectExtent l="0" t="0" r="0" b="9525"/>
+            <wp:wrapTight wrapText="bothSides">
+              <wp:wrapPolygon edited="0">
+                <wp:start x="1329" y="0"/>
+                <wp:lineTo x="0" y="1920"/>
+                <wp:lineTo x="0" y="20160"/>
+                <wp:lineTo x="1329" y="21120"/>
+                <wp:lineTo x="19938" y="21120"/>
+                <wp:lineTo x="21268" y="20160"/>
+                <wp:lineTo x="21268" y="1920"/>
+                <wp:lineTo x="19938" y="0"/>
+                <wp:lineTo x="1329" y="0"/>
+              </wp:wrapPolygon>
+            </wp:wrapTight>
+            <wp:docPr id="40" name="Image 40"/>
+            <wp:cNvGraphicFramePr>
+              <a:graphicFrameLocks xmlns:a="http://schemas.openxmlformats.org/drawingml/2006/main" noChangeAspect="1"/>
+            </wp:cNvGraphicFramePr>
+            <a:graphic xmlns:a="http://schemas.openxmlformats.org/drawingml/2006/main">
+              <a:graphicData uri="http://schemas.openxmlformats.org/drawingml/2006/picture">
+                <pic:pic xmlns:pic="http://schemas.openxmlformats.org/drawingml/2006/picture">
+                  <pic:nvPicPr>
+                    <pic:cNvPr id="40" name="IMG-20220829-WA0017.jpg"/>
+                    <pic:cNvPicPr/>
+                  </pic:nvPicPr>
+                  <pic:blipFill>
+                    <a:blip r:embed="rId26" cstate="print">
+                      <a:extLst>
+                        <a:ext uri="{28A0092B-C50C-407E-A947-70E740481C1C}">
+                          <a14:useLocalDpi xmlns:a14="http://schemas.microsoft.com/office/drawing/2010/main" val="0"/>
+                        </a:ext>
+                      </a:extLst>
+                    </a:blip>
+                    <a:stretch>
+                      <a:fillRect/>
+                    </a:stretch>
+                  </pic:blipFill>
+                  <pic:spPr>
+                    <a:xfrm>
+                      <a:off x="0" y="0"/>
+                      <a:ext cx="1238250" cy="428625"/>
+                    </a:xfrm>
+                    <a:prstGeom prst="rect">
+                      <a:avLst/>
+                    </a:prstGeom>
+                    <a:ln>
+                      <a:noFill/>
+                    </a:ln>
+                    <a:effectLst>
+                      <a:softEdge rad="112500"/>
+                    </a:effectLst>
+                  </pic:spPr>
+                </pic:pic>
+              </a:graphicData>
+            </a:graphic>
+            <wp14:sizeRelH relativeFrom="page">
+              <wp14:pctWidth>0</wp14:pctWidth>
+            </wp14:sizeRelH>
+            <wp14:sizeRelV relativeFrom="page">
+              <wp14:pctHeight>0</wp14:pctHeight>
+            </wp14:sizeRelV>
+          </wp:anchor>
+        </w:drawing>
+      </w:r>
+    </w:p>
+    <w:p>
+      <w:pPr>
+        <w:tabs>
+          <w:tab w:val="left" w:pos="5560"/>
+        </w:tabs>
+        <w:rPr>
+          <w:rFonts w:ascii="Times New Roman" w:hAnsi="Times New Roman" w:cs="Times New Roman"/>
+          <w:sz w:val="24"/>
+          <w:szCs w:val="24"/>
+        </w:rPr>
+      </w:pPr>
+      <w:r>
+        <w:rPr>
+          <w:rFonts w:ascii="Times New Roman" w:hAnsi="Times New Roman" w:cs="Times New Roman"/>
+          <w:sz w:val="24"/>
+          <w:szCs w:val="24"/>
+        </w:rPr>
+        <w:t xml:space="preserve">Python    </w:t>
+      </w:r>
+    </w:p>
+    <w:p>
+      <w:pPr>
+        <w:spacing w:before="100" w:beforeAutospacing="1" w:after="100" w:afterAutospacing="1" w:line="240" w:lineRule="auto"/>
+        <w:rPr>
+          <w:rFonts w:ascii="Times New Roman" w:eastAsia="Times New Roman" w:hAnsi="Times New Roman" w:cs="Times New Roman"/>
+          <w:sz w:val="24"/>
+          <w:szCs w:val="24"/>
+          <w:lang w:eastAsia="fr-FR"/>
+        </w:rPr>
+      </w:pPr>
+      <w:r>
+        <w:rPr>
+          <w:rFonts w:ascii="Times New Roman" w:eastAsia="Times New Roman" w:hAnsi="Times New Roman" w:cs="Times New Roman"/>
+          <w:sz w:val="24"/>
+          <w:szCs w:val="24"/>
+          <w:lang w:eastAsia="fr-FR"/>
+        </w:rPr>
+        <w:t xml:space="preserve">Python est un langage de programmation polyvalent créé par </w:t>
+      </w:r>
+      <w:r>
+        <w:rPr>
+          <w:rFonts w:ascii="Times New Roman" w:eastAsia="Times New Roman" w:hAnsi="Times New Roman" w:cs="Times New Roman"/>
+          <w:b/>
+          <w:bCs/>
+          <w:sz w:val="24"/>
+          <w:szCs w:val="24"/>
+          <w:lang w:eastAsia="fr-FR"/>
+        </w:rPr>
+        <w:t>Guido van Rossum en 1991</w:t>
+      </w:r>
+      <w:r>
+        <w:rPr>
+          <w:rFonts w:ascii="Times New Roman" w:eastAsia="Times New Roman" w:hAnsi="Times New Roman" w:cs="Times New Roman"/>
+          <w:sz w:val="24"/>
+          <w:szCs w:val="24"/>
+          <w:lang w:eastAsia="fr-FR"/>
+        </w:rPr>
+        <w:t>. Il est reconnu pour sa syntaxe simple et lisible, ce qui en fait l'un des langages les plus appréciés des développeurs.</w:t>
+      </w:r>
+    </w:p>
+    <w:p>
+      <w:pPr>
+        <w:spacing w:before="100" w:beforeAutospacing="1" w:after="100" w:afterAutospacing="1" w:line="240" w:lineRule="auto"/>
+        <w:rPr>
+          <w:rFonts w:ascii="Times New Roman" w:eastAsia="Times New Roman" w:hAnsi="Times New Roman" w:cs="Times New Roman"/>
+          <w:sz w:val="24"/>
+          <w:szCs w:val="24"/>
+          <w:lang w:eastAsia="fr-FR"/>
+        </w:rPr>
+      </w:pPr>
+      <w:r>
+        <w:rPr>
+          <w:rFonts w:ascii="Times New Roman" w:eastAsia="Times New Roman" w:hAnsi="Times New Roman" w:cs="Times New Roman"/>
+          <w:b/>
+          <w:bCs/>
+          <w:sz w:val="24"/>
+          <w:szCs w:val="24"/>
+          <w:lang w:eastAsia="fr-FR"/>
+        </w:rPr>
+        <w:t>Caractéristiques principales</w:t>
+      </w:r>
+    </w:p>
+    <w:p>
+      <w:pPr>
+        <w:numPr>
+          <w:ilvl w:val="0"/>
+          <w:numId w:val="33"/>
+        </w:numPr>
+        <w:spacing w:before="100" w:beforeAutospacing="1" w:after="100" w:afterAutospacing="1" w:line="240" w:lineRule="auto"/>
+        <w:rPr>
+          <w:rFonts w:ascii="Times New Roman" w:eastAsia="Times New Roman" w:hAnsi="Times New Roman" w:cs="Times New Roman"/>
+          <w:sz w:val="24"/>
+          <w:szCs w:val="24"/>
+          <w:lang w:eastAsia="fr-FR"/>
+        </w:rPr>
+      </w:pPr>
+      <w:r>
+        <w:rPr>
+          <w:rFonts w:ascii="Times New Roman" w:eastAsia="Times New Roman" w:hAnsi="Times New Roman" w:cs="Times New Roman"/>
+          <w:sz w:val="24"/>
+          <w:szCs w:val="24"/>
+          <w:lang w:eastAsia="fr-FR"/>
+        </w:rPr>
+        <w:t>Langage interprété, multi-paradigme</w:t>
+      </w:r>
+    </w:p>
+    <w:p>
+      <w:pPr>
+        <w:numPr>
+          <w:ilvl w:val="0"/>
+          <w:numId w:val="33"/>
+        </w:numPr>
+        <w:spacing w:before="100" w:beforeAutospacing="1" w:after="100" w:afterAutospacing="1" w:line="240" w:lineRule="auto"/>
+        <w:rPr>
+          <w:rFonts w:ascii="Times New Roman" w:eastAsia="Times New Roman" w:hAnsi="Times New Roman" w:cs="Times New Roman"/>
+          <w:sz w:val="24"/>
+          <w:szCs w:val="24"/>
+          <w:lang w:eastAsia="fr-FR"/>
+        </w:rPr>
+      </w:pPr>
+      <w:r>
+        <w:rPr>
+          <w:rFonts w:ascii="Times New Roman" w:eastAsia="Times New Roman" w:hAnsi="Times New Roman" w:cs="Times New Roman"/>
+          <w:sz w:val="24"/>
+          <w:szCs w:val="24"/>
+          <w:lang w:eastAsia="fr-FR"/>
+        </w:rPr>
+        <w:t>Syntaxe simple et lisible</w:t>
+      </w:r>
+    </w:p>
+    <w:p>
+      <w:pPr>
+        <w:numPr>
+          <w:ilvl w:val="0"/>
+          <w:numId w:val="33"/>
+        </w:numPr>
+        <w:spacing w:before="100" w:beforeAutospacing="1" w:after="100" w:afterAutospacing="1" w:line="240" w:lineRule="auto"/>
+        <w:rPr>
+          <w:rFonts w:ascii="Times New Roman" w:eastAsia="Times New Roman" w:hAnsi="Times New Roman" w:cs="Times New Roman"/>
+          <w:sz w:val="24"/>
+          <w:szCs w:val="24"/>
+          <w:lang w:eastAsia="fr-FR"/>
+        </w:rPr>
+      </w:pPr>
+      <w:r>
+        <w:rPr>
+          <w:rFonts w:ascii="Times New Roman" w:eastAsia="Times New Roman" w:hAnsi="Times New Roman" w:cs="Times New Roman"/>
+          <w:sz w:val="24"/>
+          <w:szCs w:val="24"/>
+          <w:lang w:eastAsia="fr-FR"/>
+        </w:rPr>
+        <w:t>Très utilisé en intelligence artificielle et data science</w:t>
+      </w:r>
+    </w:p>
+    <w:p>
+      <w:pPr>
+        <w:numPr>
+          <w:ilvl w:val="0"/>
+          <w:numId w:val="33"/>
+        </w:numPr>
+        <w:spacing w:before="100" w:beforeAutospacing="1" w:after="100" w:afterAutospacing="1" w:line="240" w:lineRule="auto"/>
+        <w:rPr>
+          <w:rFonts w:ascii="Times New Roman" w:eastAsia="Times New Roman" w:hAnsi="Times New Roman" w:cs="Times New Roman"/>
+          <w:sz w:val="24"/>
+          <w:szCs w:val="24"/>
+          <w:lang w:val="en-GB" w:eastAsia="fr-FR"/>
+        </w:rPr>
+      </w:pPr>
+      <w:r>
+        <w:rPr>
+          <w:rFonts w:ascii="Times New Roman" w:eastAsia="Times New Roman" w:hAnsi="Times New Roman" w:cs="Times New Roman"/>
+          <w:sz w:val="24"/>
+          <w:szCs w:val="24"/>
+          <w:lang w:val="en-GB" w:eastAsia="fr-FR"/>
+        </w:rPr>
+        <w:t>Frameworks web : Django, Flask, FastAPI</w:t>
+      </w:r>
+    </w:p>
+    <w:p>
+      <w:pPr>
+        <w:spacing w:before="100" w:beforeAutospacing="1" w:after="100" w:afterAutospacing="1" w:line="240" w:lineRule="auto"/>
+        <w:rPr>
+          <w:rFonts w:ascii="Times New Roman" w:hAnsi="Times New Roman" w:cs="Times New Roman"/>
+          <w:sz w:val="24"/>
+          <w:szCs w:val="24"/>
+          <w:lang w:val="en-GB"/>
+        </w:rPr>
+      </w:pPr>
+      <w:r>
+        <w:rPr>
+          <w:rFonts w:ascii="Times New Roman" w:hAnsi="Times New Roman" w:cs="Times New Roman"/>
+          <w:noProof/>
+          <w:color w:val="000000" w:themeColor="text1"/>
+          <w:sz w:val="24"/>
+          <w:szCs w:val="24"/>
+          <w:lang w:eastAsia="fr-FR"/>
+        </w:rPr>
+        <w:drawing>
+          <wp:anchor distT="0" distB="0" distL="114300" distR="114300" simplePos="0" relativeHeight="251663360" behindDoc="1" locked="0" layoutInCell="1" allowOverlap="1" wp14:anchorId="2B4CC019" wp14:editId="3A725327">
+            <wp:simplePos x="0" y="0"/>
+            <wp:positionH relativeFrom="margin">
+              <wp:posOffset>527050</wp:posOffset>
+            </wp:positionH>
+            <wp:positionV relativeFrom="paragraph">
+              <wp:posOffset>247650</wp:posOffset>
+            </wp:positionV>
+            <wp:extent cx="963295" cy="406400"/>
+            <wp:effectExtent l="0" t="0" r="8255" b="0"/>
+            <wp:wrapTight wrapText="bothSides">
+              <wp:wrapPolygon edited="0">
+                <wp:start x="0" y="0"/>
+                <wp:lineTo x="0" y="20250"/>
+                <wp:lineTo x="21358" y="20250"/>
+                <wp:lineTo x="21358" y="0"/>
+                <wp:lineTo x="0" y="0"/>
+              </wp:wrapPolygon>
+            </wp:wrapTight>
+            <wp:docPr id="41" name="Image 41"/>
+            <wp:cNvGraphicFramePr>
+              <a:graphicFrameLocks xmlns:a="http://schemas.openxmlformats.org/drawingml/2006/main" noChangeAspect="1"/>
+            </wp:cNvGraphicFramePr>
+            <a:graphic xmlns:a="http://schemas.openxmlformats.org/drawingml/2006/main">
+              <a:graphicData uri="http://schemas.openxmlformats.org/drawingml/2006/picture">
+                <pic:pic xmlns:pic="http://schemas.openxmlformats.org/drawingml/2006/picture">
+                  <pic:nvPicPr>
+                    <pic:cNvPr id="31" name="IMG-20220829-WA0018.jpg"/>
+                    <pic:cNvPicPr/>
+                  </pic:nvPicPr>
+                  <pic:blipFill>
+                    <a:blip r:embed="rId27">
+                      <a:extLst>
+                        <a:ext uri="{28A0092B-C50C-407E-A947-70E740481C1C}">
+                          <a14:useLocalDpi xmlns:a14="http://schemas.microsoft.com/office/drawing/2010/main" val="0"/>
+                        </a:ext>
+                      </a:extLst>
+                    </a:blip>
+                    <a:stretch>
+                      <a:fillRect/>
+                    </a:stretch>
+                  </pic:blipFill>
+                  <pic:spPr>
+                    <a:xfrm>
+                      <a:off x="0" y="0"/>
+                      <a:ext cx="963295" cy="406400"/>
+                    </a:xfrm>
+                    <a:prstGeom prst="rect">
+                      <a:avLst/>
+                    </a:prstGeom>
+                  </pic:spPr>
+                </pic:pic>
+              </a:graphicData>
+            </a:graphic>
+            <wp14:sizeRelH relativeFrom="margin">
+              <wp14:pctWidth>0</wp14:pctWidth>
+            </wp14:sizeRelH>
+            <wp14:sizeRelV relativeFrom="margin">
+              <wp14:pctHeight>0</wp14:pctHeight>
+            </wp14:sizeRelV>
+          </wp:anchor>
+        </w:drawing>
+      </w:r>
+    </w:p>
+    <w:p>
+      <w:pPr>
+        <w:spacing w:before="100" w:beforeAutospacing="1" w:after="100" w:afterAutospacing="1" w:line="240" w:lineRule="auto"/>
+        <w:rPr>
+          <w:rFonts w:ascii="Times New Roman" w:eastAsia="Times New Roman" w:hAnsi="Times New Roman" w:cs="Times New Roman"/>
+          <w:sz w:val="24"/>
+          <w:szCs w:val="24"/>
+          <w:lang w:eastAsia="fr-FR"/>
+        </w:rPr>
+      </w:pPr>
+      <w:r>
+        <w:rPr>
+          <w:rFonts w:ascii="Times New Roman" w:hAnsi="Times New Roman" w:cs="Times New Roman"/>
+          <w:sz w:val="24"/>
+          <w:szCs w:val="24"/>
+        </w:rPr>
+        <w:t>Java</w:t>
+      </w:r>
+      <w:r>
+        <w:rPr>
+          <w:rFonts w:ascii="Times New Roman" w:hAnsi="Times New Roman" w:cs="Times New Roman"/>
+          <w:sz w:val="24"/>
+          <w:szCs w:val="24"/>
+        </w:rPr>
+        <w:t xml:space="preserve">    </w:t>
+      </w:r>
+    </w:p>
+    <w:p>
+      <w:pPr>
+        <w:tabs>
+          <w:tab w:val="left" w:pos="1086"/>
+        </w:tabs>
+        <w:rPr>
+          <w:rFonts w:ascii="Times New Roman" w:hAnsi="Times New Roman" w:cs="Times New Roman"/>
+          <w:sz w:val="24"/>
+          <w:szCs w:val="24"/>
+        </w:rPr>
+      </w:pPr>
+    </w:p>
+    <w:p>
+      <w:pPr>
+        <w:tabs>
+          <w:tab w:val="left" w:pos="1086"/>
+        </w:tabs>
+        <w:rPr>
+          <w:rFonts w:ascii="Times New Roman" w:hAnsi="Times New Roman" w:cs="Times New Roman"/>
+          <w:sz w:val="24"/>
+          <w:szCs w:val="24"/>
+        </w:rPr>
+      </w:pPr>
+    </w:p>
+    <w:p>
+      <w:pPr>
+        <w:spacing w:before="100" w:beforeAutospacing="1" w:after="100" w:afterAutospacing="1" w:line="240" w:lineRule="auto"/>
+        <w:rPr>
+          <w:rFonts w:ascii="Times New Roman" w:eastAsia="Times New Roman" w:hAnsi="Times New Roman" w:cs="Times New Roman"/>
+          <w:sz w:val="24"/>
+          <w:szCs w:val="24"/>
+          <w:lang w:eastAsia="fr-FR"/>
+        </w:rPr>
+      </w:pPr>
+      <w:r>
+        <w:rPr>
+          <w:rFonts w:ascii="Times New Roman" w:eastAsia="Times New Roman" w:hAnsi="Times New Roman" w:cs="Times New Roman"/>
+          <w:sz w:val="24"/>
+          <w:szCs w:val="24"/>
+          <w:lang w:eastAsia="fr-FR"/>
+        </w:rPr>
+        <w:lastRenderedPageBreak/>
+        <w:t xml:space="preserve">Java est un langage de programmation orienté objet créé par </w:t>
+      </w:r>
+      <w:r>
+        <w:rPr>
+          <w:rFonts w:ascii="Times New Roman" w:eastAsia="Times New Roman" w:hAnsi="Times New Roman" w:cs="Times New Roman"/>
+          <w:b/>
+          <w:bCs/>
+          <w:sz w:val="24"/>
+          <w:szCs w:val="24"/>
+          <w:lang w:eastAsia="fr-FR"/>
+        </w:rPr>
+        <w:t>Sun Microsystems en 1995</w:t>
+      </w:r>
+      <w:r>
+        <w:rPr>
+          <w:rFonts w:ascii="Times New Roman" w:eastAsia="Times New Roman" w:hAnsi="Times New Roman" w:cs="Times New Roman"/>
+          <w:sz w:val="24"/>
+          <w:szCs w:val="24"/>
+          <w:lang w:eastAsia="fr-FR"/>
+        </w:rPr>
+        <w:t>. Il est très utilisé dans les applications d'entreprise grâce à sa robustesse et sa portabilité.</w:t>
+      </w:r>
+    </w:p>
+    <w:p>
+      <w:pPr>
+        <w:spacing w:before="100" w:beforeAutospacing="1" w:after="100" w:afterAutospacing="1" w:line="240" w:lineRule="auto"/>
+        <w:rPr>
+          <w:rFonts w:ascii="Times New Roman" w:eastAsia="Times New Roman" w:hAnsi="Times New Roman" w:cs="Times New Roman"/>
+          <w:sz w:val="24"/>
+          <w:szCs w:val="24"/>
+          <w:lang w:eastAsia="fr-FR"/>
+        </w:rPr>
+      </w:pPr>
+      <w:r>
+        <w:rPr>
+          <w:rFonts w:ascii="Times New Roman" w:eastAsia="Times New Roman" w:hAnsi="Times New Roman" w:cs="Times New Roman"/>
+          <w:b/>
+          <w:bCs/>
+          <w:sz w:val="24"/>
+          <w:szCs w:val="24"/>
+          <w:lang w:eastAsia="fr-FR"/>
+        </w:rPr>
+        <w:t>Caractéristiques principales</w:t>
+      </w:r>
+    </w:p>
+    <w:p>
+      <w:pPr>
+        <w:numPr>
+          <w:ilvl w:val="0"/>
+          <w:numId w:val="34"/>
+        </w:numPr>
+        <w:spacing w:before="100" w:beforeAutospacing="1" w:after="100" w:afterAutospacing="1" w:line="240" w:lineRule="auto"/>
+        <w:rPr>
+          <w:rFonts w:ascii="Times New Roman" w:eastAsia="Times New Roman" w:hAnsi="Times New Roman" w:cs="Times New Roman"/>
+          <w:sz w:val="24"/>
+          <w:szCs w:val="24"/>
+          <w:lang w:eastAsia="fr-FR"/>
+        </w:rPr>
+      </w:pPr>
+      <w:r>
+        <w:rPr>
+          <w:rFonts w:ascii="Times New Roman" w:eastAsia="Times New Roman" w:hAnsi="Times New Roman" w:cs="Times New Roman"/>
+          <w:sz w:val="24"/>
+          <w:szCs w:val="24"/>
+          <w:lang w:eastAsia="fr-FR"/>
+        </w:rPr>
+        <w:t>Langage compilé, fortement typé</w:t>
+      </w:r>
+    </w:p>
+    <w:p>
+      <w:pPr>
+        <w:numPr>
+          <w:ilvl w:val="0"/>
+          <w:numId w:val="34"/>
+        </w:numPr>
+        <w:spacing w:before="100" w:beforeAutospacing="1" w:after="100" w:afterAutospacing="1" w:line="240" w:lineRule="auto"/>
+        <w:rPr>
+          <w:rFonts w:ascii="Times New Roman" w:eastAsia="Times New Roman" w:hAnsi="Times New Roman" w:cs="Times New Roman"/>
+          <w:sz w:val="24"/>
+          <w:szCs w:val="24"/>
+          <w:lang w:val="en-GB" w:eastAsia="fr-FR"/>
+        </w:rPr>
+      </w:pPr>
+      <w:r>
+        <w:rPr>
+          <w:rFonts w:ascii="Times New Roman" w:eastAsia="Times New Roman" w:hAnsi="Times New Roman" w:cs="Times New Roman"/>
+          <w:sz w:val="24"/>
+          <w:szCs w:val="24"/>
+          <w:lang w:val="en-GB" w:eastAsia="fr-FR"/>
+        </w:rPr>
+        <w:t>Principe "Write Once, Run Anywhere"</w:t>
+      </w:r>
+    </w:p>
+    <w:p>
+      <w:pPr>
+        <w:numPr>
+          <w:ilvl w:val="0"/>
+          <w:numId w:val="34"/>
+        </w:numPr>
+        <w:spacing w:before="100" w:beforeAutospacing="1" w:after="100" w:afterAutospacing="1" w:line="240" w:lineRule="auto"/>
+        <w:rPr>
+          <w:rFonts w:ascii="Times New Roman" w:eastAsia="Times New Roman" w:hAnsi="Times New Roman" w:cs="Times New Roman"/>
+          <w:sz w:val="24"/>
+          <w:szCs w:val="24"/>
+          <w:lang w:eastAsia="fr-FR"/>
+        </w:rPr>
+      </w:pPr>
+      <w:r>
+        <w:rPr>
+          <w:rFonts w:ascii="Times New Roman" w:eastAsia="Times New Roman" w:hAnsi="Times New Roman" w:cs="Times New Roman"/>
+          <w:sz w:val="24"/>
+          <w:szCs w:val="24"/>
+          <w:lang w:eastAsia="fr-FR"/>
+        </w:rPr>
+        <w:t>Très utilisé dans les grandes entreprises</w:t>
+      </w:r>
+    </w:p>
+    <w:p>
+      <w:pPr>
+        <w:numPr>
+          <w:ilvl w:val="0"/>
+          <w:numId w:val="34"/>
+        </w:numPr>
+        <w:spacing w:before="100" w:beforeAutospacing="1" w:after="100" w:afterAutospacing="1" w:line="240" w:lineRule="auto"/>
+        <w:rPr>
+          <w:rFonts w:ascii="Times New Roman" w:eastAsia="Times New Roman" w:hAnsi="Times New Roman" w:cs="Times New Roman"/>
+          <w:sz w:val="24"/>
+          <w:szCs w:val="24"/>
+          <w:lang w:eastAsia="fr-FR"/>
+        </w:rPr>
+      </w:pPr>
+      <w:r>
+        <w:rPr>
+          <w:rFonts w:ascii="Times New Roman" w:eastAsia="Times New Roman" w:hAnsi="Times New Roman" w:cs="Times New Roman"/>
+          <w:sz w:val="24"/>
+          <w:szCs w:val="24"/>
+          <w:lang w:eastAsia="fr-FR"/>
+        </w:rPr>
+        <w:t>Frameworks web : Spring, Jakarta EE</w:t>
+      </w:r>
+    </w:p>
+    <w:p>
+      <w:pPr>
+        <w:tabs>
+          <w:tab w:val="left" w:pos="1086"/>
+        </w:tabs>
+        <w:rPr>
+          <w:rFonts w:ascii="Times New Roman" w:hAnsi="Times New Roman" w:cs="Times New Roman"/>
+          <w:sz w:val="24"/>
+          <w:szCs w:val="24"/>
+        </w:rPr>
+      </w:pPr>
+      <w:r>
+        <w:rPr>
+          <w:rFonts w:ascii="Times New Roman" w:hAnsi="Times New Roman" w:cs="Times New Roman"/>
+          <w:b/>
+          <w:noProof/>
+          <w:color w:val="000000" w:themeColor="text1"/>
+          <w:sz w:val="24"/>
+          <w:szCs w:val="24"/>
+          <w:u w:val="single"/>
+          <w:lang w:eastAsia="fr-FR"/>
+        </w:rPr>
+        <w:drawing>
+          <wp:anchor distT="0" distB="0" distL="114300" distR="114300" simplePos="0" relativeHeight="251665408" behindDoc="1" locked="0" layoutInCell="1" allowOverlap="1" wp14:anchorId="7BD3E739" wp14:editId="0B5A6A86">
+            <wp:simplePos x="0" y="0"/>
+            <wp:positionH relativeFrom="column">
+              <wp:posOffset>806450</wp:posOffset>
+            </wp:positionH>
+            <wp:positionV relativeFrom="paragraph">
+              <wp:posOffset>140970</wp:posOffset>
+            </wp:positionV>
+            <wp:extent cx="1323975" cy="441960"/>
+            <wp:effectExtent l="0" t="0" r="9525" b="0"/>
+            <wp:wrapTight wrapText="bothSides">
+              <wp:wrapPolygon edited="0">
+                <wp:start x="0" y="0"/>
+                <wp:lineTo x="0" y="20483"/>
+                <wp:lineTo x="21445" y="20483"/>
+                <wp:lineTo x="21445" y="0"/>
+                <wp:lineTo x="0" y="0"/>
+              </wp:wrapPolygon>
+            </wp:wrapTight>
+            <wp:docPr id="39" name="Image 39"/>
+            <wp:cNvGraphicFramePr>
+              <a:graphicFrameLocks xmlns:a="http://schemas.openxmlformats.org/drawingml/2006/main" noChangeAspect="1"/>
+            </wp:cNvGraphicFramePr>
+            <a:graphic xmlns:a="http://schemas.openxmlformats.org/drawingml/2006/main">
+              <a:graphicData uri="http://schemas.openxmlformats.org/drawingml/2006/picture">
+                <pic:pic xmlns:pic="http://schemas.openxmlformats.org/drawingml/2006/picture">
+                  <pic:nvPicPr>
+                    <pic:cNvPr id="18" name="IMG-20220829-WA0019.jpg"/>
+                    <pic:cNvPicPr/>
+                  </pic:nvPicPr>
+                  <pic:blipFill>
+                    <a:blip r:embed="rId28">
+                      <a:extLst>
+                        <a:ext uri="{28A0092B-C50C-407E-A947-70E740481C1C}">
+                          <a14:useLocalDpi xmlns:a14="http://schemas.microsoft.com/office/drawing/2010/main" val="0"/>
+                        </a:ext>
+                      </a:extLst>
+                    </a:blip>
+                    <a:stretch>
+                      <a:fillRect/>
+                    </a:stretch>
+                  </pic:blipFill>
+                  <pic:spPr>
+                    <a:xfrm>
+                      <a:off x="0" y="0"/>
+                      <a:ext cx="1323975" cy="441960"/>
+                    </a:xfrm>
+                    <a:prstGeom prst="rect">
+                      <a:avLst/>
+                    </a:prstGeom>
+                  </pic:spPr>
+                </pic:pic>
+              </a:graphicData>
+            </a:graphic>
+            <wp14:sizeRelV relativeFrom="margin">
+              <wp14:pctHeight>0</wp14:pctHeight>
+            </wp14:sizeRelV>
+          </wp:anchor>
+        </w:drawing>
+      </w:r>
+    </w:p>
+    <w:p>
+      <w:pPr>
+        <w:tabs>
+          <w:tab w:val="left" w:pos="1086"/>
+        </w:tabs>
+        <w:rPr>
+          <w:rFonts w:ascii="Times New Roman" w:hAnsi="Times New Roman" w:cs="Times New Roman"/>
+          <w:sz w:val="24"/>
+          <w:szCs w:val="24"/>
+        </w:rPr>
+      </w:pPr>
+      <w:r>
+        <w:rPr>
+          <w:rFonts w:ascii="Times New Roman" w:hAnsi="Times New Roman" w:cs="Times New Roman"/>
+          <w:sz w:val="24"/>
+          <w:szCs w:val="24"/>
+        </w:rPr>
+        <w:t>JavaScript</w:t>
+      </w:r>
+      <w:r>
+        <w:rPr>
+          <w:rFonts w:ascii="Times New Roman" w:hAnsi="Times New Roman" w:cs="Times New Roman"/>
+          <w:sz w:val="24"/>
+          <w:szCs w:val="24"/>
+        </w:rPr>
+        <w:t xml:space="preserve">    </w:t>
+      </w:r>
+    </w:p>
+    <w:p>
+      <w:pPr>
+        <w:rPr>
+          <w:rFonts w:ascii="Times New Roman" w:hAnsi="Times New Roman" w:cs="Times New Roman"/>
+          <w:sz w:val="24"/>
+          <w:szCs w:val="24"/>
+        </w:rPr>
+      </w:pPr>
+    </w:p>
+    <w:p>
+      <w:pPr>
+        <w:spacing w:before="100" w:beforeAutospacing="1" w:after="100" w:afterAutospacing="1" w:line="240" w:lineRule="auto"/>
+        <w:rPr>
+          <w:rFonts w:ascii="Times New Roman" w:eastAsia="Times New Roman" w:hAnsi="Times New Roman" w:cs="Times New Roman"/>
+          <w:sz w:val="24"/>
+          <w:szCs w:val="24"/>
+          <w:lang w:eastAsia="fr-FR"/>
+        </w:rPr>
+      </w:pPr>
+      <w:r>
+        <w:rPr>
+          <w:rFonts w:ascii="Times New Roman" w:eastAsia="Times New Roman" w:hAnsi="Times New Roman" w:cs="Times New Roman"/>
+          <w:sz w:val="24"/>
+          <w:szCs w:val="24"/>
+          <w:lang w:eastAsia="fr-FR"/>
+        </w:rPr>
+        <w:t xml:space="preserve">JavaScript est un langage créé par </w:t>
+      </w:r>
+      <w:r>
+        <w:rPr>
+          <w:rFonts w:ascii="Times New Roman" w:eastAsia="Times New Roman" w:hAnsi="Times New Roman" w:cs="Times New Roman"/>
+          <w:b/>
+          <w:bCs/>
+          <w:sz w:val="24"/>
+          <w:szCs w:val="24"/>
+          <w:lang w:eastAsia="fr-FR"/>
+        </w:rPr>
+        <w:t>Brendan Eich en 1995</w:t>
+      </w:r>
+      <w:r>
+        <w:rPr>
+          <w:rFonts w:ascii="Times New Roman" w:eastAsia="Times New Roman" w:hAnsi="Times New Roman" w:cs="Times New Roman"/>
+          <w:sz w:val="24"/>
+          <w:szCs w:val="24"/>
+          <w:lang w:eastAsia="fr-FR"/>
+        </w:rPr>
+        <w:t xml:space="preserve">, initialement conçu pour le navigateur. Node.js, créé en </w:t>
+      </w:r>
+      <w:r>
+        <w:rPr>
+          <w:rFonts w:ascii="Times New Roman" w:eastAsia="Times New Roman" w:hAnsi="Times New Roman" w:cs="Times New Roman"/>
+          <w:b/>
+          <w:bCs/>
+          <w:sz w:val="24"/>
+          <w:szCs w:val="24"/>
+          <w:lang w:eastAsia="fr-FR"/>
+        </w:rPr>
+        <w:t>2009</w:t>
+      </w:r>
+      <w:r>
+        <w:rPr>
+          <w:rFonts w:ascii="Times New Roman" w:eastAsia="Times New Roman" w:hAnsi="Times New Roman" w:cs="Times New Roman"/>
+          <w:sz w:val="24"/>
+          <w:szCs w:val="24"/>
+          <w:lang w:eastAsia="fr-FR"/>
+        </w:rPr>
+        <w:t>, permet d'utiliser JavaScript côté serveur, ouvrant la voie au développement full-stack en JavaScript.</w:t>
+      </w:r>
+    </w:p>
+    <w:p>
+      <w:pPr>
+        <w:spacing w:before="100" w:beforeAutospacing="1" w:after="100" w:afterAutospacing="1" w:line="240" w:lineRule="auto"/>
+        <w:rPr>
+          <w:rFonts w:ascii="Times New Roman" w:eastAsia="Times New Roman" w:hAnsi="Times New Roman" w:cs="Times New Roman"/>
+          <w:sz w:val="24"/>
+          <w:szCs w:val="24"/>
+          <w:lang w:eastAsia="fr-FR"/>
+        </w:rPr>
+      </w:pPr>
+      <w:r>
+        <w:rPr>
+          <w:rFonts w:ascii="Times New Roman" w:eastAsia="Times New Roman" w:hAnsi="Times New Roman" w:cs="Times New Roman"/>
+          <w:b/>
+          <w:bCs/>
+          <w:sz w:val="24"/>
+          <w:szCs w:val="24"/>
+          <w:lang w:eastAsia="fr-FR"/>
+        </w:rPr>
+        <w:t>Caractéristiques principales</w:t>
+      </w:r>
+    </w:p>
+    <w:p>
+      <w:pPr>
+        <w:numPr>
+          <w:ilvl w:val="0"/>
+          <w:numId w:val="35"/>
+        </w:numPr>
+        <w:spacing w:before="100" w:beforeAutospacing="1" w:after="100" w:afterAutospacing="1" w:line="240" w:lineRule="auto"/>
+        <w:rPr>
+          <w:rFonts w:ascii="Times New Roman" w:eastAsia="Times New Roman" w:hAnsi="Times New Roman" w:cs="Times New Roman"/>
+          <w:sz w:val="24"/>
+          <w:szCs w:val="24"/>
+          <w:lang w:eastAsia="fr-FR"/>
+        </w:rPr>
+      </w:pPr>
+      <w:r>
+        <w:rPr>
+          <w:rFonts w:ascii="Times New Roman" w:eastAsia="Times New Roman" w:hAnsi="Times New Roman" w:cs="Times New Roman"/>
+          <w:sz w:val="24"/>
+          <w:szCs w:val="24"/>
+          <w:lang w:eastAsia="fr-FR"/>
+        </w:rPr>
+        <w:t>Langage interprété, asynchrone</w:t>
+      </w:r>
+    </w:p>
+    <w:p>
+      <w:pPr>
+        <w:numPr>
+          <w:ilvl w:val="0"/>
+          <w:numId w:val="35"/>
+        </w:numPr>
+        <w:spacing w:before="100" w:beforeAutospacing="1" w:after="100" w:afterAutospacing="1" w:line="240" w:lineRule="auto"/>
+        <w:rPr>
+          <w:rFonts w:ascii="Times New Roman" w:eastAsia="Times New Roman" w:hAnsi="Times New Roman" w:cs="Times New Roman"/>
+          <w:sz w:val="24"/>
+          <w:szCs w:val="24"/>
+          <w:lang w:eastAsia="fr-FR"/>
+        </w:rPr>
+      </w:pPr>
+      <w:r>
+        <w:rPr>
+          <w:rFonts w:ascii="Times New Roman" w:eastAsia="Times New Roman" w:hAnsi="Times New Roman" w:cs="Times New Roman"/>
+          <w:sz w:val="24"/>
+          <w:szCs w:val="24"/>
+          <w:lang w:eastAsia="fr-FR"/>
+        </w:rPr>
+        <w:t>Utilisable côté client ET côté serveur (Node.js)</w:t>
+      </w:r>
+    </w:p>
+    <w:p>
+      <w:pPr>
+        <w:numPr>
+          <w:ilvl w:val="0"/>
+          <w:numId w:val="35"/>
+        </w:numPr>
+        <w:spacing w:before="100" w:beforeAutospacing="1" w:after="100" w:afterAutospacing="1" w:line="240" w:lineRule="auto"/>
+        <w:rPr>
+          <w:rFonts w:ascii="Times New Roman" w:eastAsia="Times New Roman" w:hAnsi="Times New Roman" w:cs="Times New Roman"/>
+          <w:sz w:val="24"/>
+          <w:szCs w:val="24"/>
+          <w:lang w:eastAsia="fr-FR"/>
+        </w:rPr>
+      </w:pPr>
+      <w:r>
+        <w:rPr>
+          <w:rFonts w:ascii="Times New Roman" w:eastAsia="Times New Roman" w:hAnsi="Times New Roman" w:cs="Times New Roman"/>
+          <w:sz w:val="24"/>
+          <w:szCs w:val="24"/>
+          <w:lang w:eastAsia="fr-FR"/>
+        </w:rPr>
+        <w:t>Idéal pour les applications temps réel</w:t>
+      </w:r>
+    </w:p>
+    <w:p>
+      <w:pPr>
+        <w:numPr>
+          <w:ilvl w:val="0"/>
+          <w:numId w:val="35"/>
+        </w:numPr>
+        <w:spacing w:before="100" w:beforeAutospacing="1" w:after="100" w:afterAutospacing="1" w:line="240" w:lineRule="auto"/>
+        <w:rPr>
+          <w:rFonts w:ascii="Times New Roman" w:eastAsia="Times New Roman" w:hAnsi="Times New Roman" w:cs="Times New Roman"/>
+          <w:sz w:val="24"/>
+          <w:szCs w:val="24"/>
+          <w:lang w:val="en-GB" w:eastAsia="fr-FR"/>
+        </w:rPr>
+      </w:pPr>
+      <w:r>
+        <w:rPr>
+          <w:rFonts w:ascii="Times New Roman" w:eastAsia="Times New Roman" w:hAnsi="Times New Roman" w:cs="Times New Roman"/>
+          <w:sz w:val="24"/>
+          <w:szCs w:val="24"/>
+          <w:lang w:val="en-GB" w:eastAsia="fr-FR"/>
+        </w:rPr>
+        <w:t>Frameworks : Express.js, NestJS, Next.js</w:t>
+      </w:r>
+    </w:p>
+    <w:p>
+      <w:pPr>
+        <w:rPr>
+          <w:rFonts w:ascii="Times New Roman" w:hAnsi="Times New Roman" w:cs="Times New Roman"/>
+          <w:color w:val="000000" w:themeColor="text1"/>
+          <w:sz w:val="24"/>
+          <w:szCs w:val="24"/>
+        </w:rPr>
+      </w:pPr>
+      <w:r>
+        <w:rPr>
+          <w:rFonts w:ascii="Times New Roman" w:hAnsi="Times New Roman" w:cs="Times New Roman"/>
+          <w:sz w:val="24"/>
+          <w:szCs w:val="24"/>
+        </w:rPr>
+        <w:t>Justification du choix</w:t>
+      </w:r>
+      <w:r>
+        <w:rPr>
+          <w:rFonts w:ascii="Times New Roman" w:hAnsi="Times New Roman" w:cs="Times New Roman"/>
+          <w:sz w:val="24"/>
+          <w:szCs w:val="24"/>
+        </w:rPr>
+        <w:t xml:space="preserve"> du choix</w:t>
+      </w:r>
+      <w:r>
+        <w:rPr>
+          <w:rFonts w:ascii="Times New Roman" w:hAnsi="Times New Roman" w:cs="Times New Roman"/>
+          <w:sz w:val="24"/>
+          <w:szCs w:val="24"/>
+        </w:rPr>
+        <w:t xml:space="preserve"> </w:t>
+      </w:r>
+      <w:r>
+        <w:rPr>
+          <w:rFonts w:ascii="Times New Roman" w:hAnsi="Times New Roman" w:cs="Times New Roman"/>
+          <w:color w:val="000000" w:themeColor="text1"/>
+          <w:sz w:val="24"/>
+          <w:szCs w:val="24"/>
+        </w:rPr>
+        <w:t>de langage de programmation</w:t>
+      </w:r>
+    </w:p>
+    <w:p>
+      <w:pPr>
+        <w:rPr>
+          <w:rFonts w:ascii="Times New Roman" w:hAnsi="Times New Roman" w:cs="Times New Roman"/>
+          <w:sz w:val="24"/>
+          <w:szCs w:val="24"/>
+        </w:rPr>
+      </w:pPr>
+      <w:r>
+        <w:rPr>
+          <w:rFonts w:ascii="Times New Roman" w:hAnsi="Times New Roman" w:cs="Times New Roman"/>
+          <w:sz w:val="24"/>
+          <w:szCs w:val="24"/>
+        </w:rPr>
+        <w:t xml:space="preserve">Au regard de cette étude comparative, notre choix s'est porté sur le </w:t>
+      </w:r>
+      <w:r>
+        <w:rPr>
+          <w:rStyle w:val="lev"/>
+          <w:rFonts w:ascii="Times New Roman" w:hAnsi="Times New Roman" w:cs="Times New Roman"/>
+          <w:b w:val="0"/>
+          <w:sz w:val="24"/>
+          <w:szCs w:val="24"/>
+        </w:rPr>
+        <w:t>langage PHP</w:t>
+      </w:r>
+      <w:r>
+        <w:rPr>
+          <w:rFonts w:ascii="Times New Roman" w:hAnsi="Times New Roman" w:cs="Times New Roman"/>
+          <w:sz w:val="24"/>
+          <w:szCs w:val="24"/>
+        </w:rPr>
+        <w:t xml:space="preserve"> pour les raisons suivantes :</w:t>
+      </w:r>
+    </w:p>
+    <w:p>
+      <w:r>
+        <w:rPr>
+          <w:rStyle w:val="lev"/>
+        </w:rPr>
+        <w:t>Adéquation parfaite avec le type de projet</w:t>
+      </w:r>
+      <w:r>
+        <w:br/>
+        <w:t xml:space="preserve">Notre application est une application web de type </w:t>
+      </w:r>
+      <w:r>
+        <w:rPr>
+          <w:rStyle w:val="lev"/>
+        </w:rPr>
+        <w:t>CRUD</w:t>
+      </w:r>
+      <w:r>
+        <w:t xml:space="preserve"> (Create, Read, Update, Delete), avec gestion des utilisateurs, des interventions, des factures et du stock. PHP avec Laravel est reconnu comme l'une des meilleures combinaisons pour ce type d'application.</w:t>
+      </w:r>
+    </w:p>
+    <w:p>
+      <w:r>
+        <w:rPr>
+          <w:rStyle w:val="lev"/>
+        </w:rPr>
+        <w:t>Facilité de développement et de maintenance</w:t>
+      </w:r>
+      <w:r>
+        <w:br/>
+        <w:t>PHP est l'un des langages les plus accessibles, avec une syntaxe claire et une grande quantité de ressources pédagogiques disponibles. Cela facilite grandement le développement dans le cadre d'un mémoire de fin d'études de Licence.</w:t>
+      </w:r>
+    </w:p>
+    <w:p>
+      <w:r>
+        <w:rPr>
+          <w:rStyle w:val="lev"/>
+        </w:rPr>
+        <w:t>Coût d'hébergement réduit</w:t>
+      </w:r>
+      <w:r>
+        <w:br/>
+        <w:t>Les serveurs PHP sont très répandus et peu coûteux, ce qui est un avantage non négligeable pour le garage Génération Automobile, qui cherche à réduire ses coûts informatiques.</w:t>
+      </w:r>
+    </w:p>
+    <w:p>
+      <w:pPr>
+        <w:pStyle w:val="font-claude-response-body"/>
+      </w:pPr>
+      <w:r>
+        <w:rPr>
+          <w:rStyle w:val="lev"/>
+        </w:rPr>
+        <w:t>Sécurité avec Laravel</w:t>
+      </w:r>
+      <w:r>
+        <w:br/>
+        <w:t>Laravel intègre nativement de nombreux mécanismes de sécurité : protection CSRF, chiffrement des mots de passe, gestion des sessions, validation des données et système d'authentification complet.</w:t>
+      </w:r>
+    </w:p>
+    <w:p>
+      <w:pPr>
+        <w:pStyle w:val="font-claude-response-body"/>
+      </w:pPr>
+      <w:r>
+        <w:rPr>
+          <w:rStyle w:val="lev"/>
+        </w:rPr>
+        <w:lastRenderedPageBreak/>
+        <w:t>Écosystème riche</w:t>
+      </w:r>
+      <w:r>
+        <w:br/>
+        <w:t>Laravel propose un écosystème très complet : Eloquent ORM pour la gestion de la base de données, Blade pour les templates, Artisan pour la ligne de commande, et de nombreux packages via Composer.</w:t>
+      </w:r>
+    </w:p>
+    <w:p>
+      <w:pPr>
+        <w:pStyle w:val="font-claude-response-body"/>
+      </w:pPr>
+      <w:r>
+        <w:rPr>
+          <w:rStyle w:val="lev"/>
+        </w:rPr>
+        <w:t>Grande communauté</w:t>
+      </w:r>
+      <w:r>
+        <w:br/>
+        <w:t>PHP bénéficie d'une communauté mondiale très active, ce qui facilite la résolution des problèmes et l'accès à la documentation.</w:t>
+      </w:r>
+    </w:p>
+    <w:p>
+      <w:pPr>
+        <w:pStyle w:val="Paragraphedeliste"/>
+        <w:numPr>
+          <w:ilvl w:val="0"/>
+          <w:numId w:val="31"/>
+        </w:numPr>
+        <w:jc w:val="both"/>
+        <w:rPr>
+          <w:rFonts w:ascii="Times New Roman" w:hAnsi="Times New Roman" w:cs="Times New Roman"/>
+          <w:bCs/>
+          <w:sz w:val="24"/>
+          <w:szCs w:val="24"/>
+        </w:rPr>
+      </w:pPr>
+      <w:r>
+        <w:rPr>
+          <w:rFonts w:ascii="Times New Roman" w:hAnsi="Times New Roman" w:cs="Times New Roman"/>
+          <w:bCs/>
+          <w:sz w:val="24"/>
+          <w:szCs w:val="24"/>
+        </w:rPr>
+        <w:t>Etude et choix du Framework</w:t>
+      </w:r>
+    </w:p>
+    <w:p>
+      <w:pPr>
+        <w:jc w:val="both"/>
+        <w:rPr>
+          <w:rFonts w:ascii="Times New Roman" w:hAnsi="Times New Roman" w:cs="Times New Roman"/>
+          <w:sz w:val="24"/>
+          <w:szCs w:val="24"/>
+        </w:rPr>
+      </w:pPr>
+      <w:r>
+        <w:rPr>
+          <w:rFonts w:ascii="Times New Roman" w:hAnsi="Times New Roman" w:cs="Times New Roman"/>
+          <w:sz w:val="24"/>
+          <w:szCs w:val="24"/>
+        </w:rPr>
+        <w:t>Un framework est un ensemble d'outils, de bibliothèques et de conventions qui facilitent et accélèrent le développement d'une application. Il impose une structure de code et fournit des fonctionnalités prêtes à l'emploi, permettant au développeur de se concentrer sur la logique métier plutôt que sur les aspects techniques répétitifs.</w:t>
+      </w:r>
+    </w:p>
+    <w:p>
+      <w:pPr>
+        <w:pStyle w:val="font-claude-response-body"/>
+      </w:pPr>
+      <w:r>
+        <w:t>Laravel</w:t>
+      </w:r>
+      <w:r>
+        <w:br/>
+        <w:t xml:space="preserve">Laravel est un framework PHP open source créé par </w:t>
+      </w:r>
+      <w:r>
+        <w:rPr>
+          <w:rStyle w:val="lev"/>
+        </w:rPr>
+        <w:t>Taylor Otwell en 2011</w:t>
+      </w:r>
+      <w:r>
+        <w:t>. Il est aujourd'hui le framework PHP le plus populaire au monde, reconnu pour son élégance, sa richesse fonctionnelle et sa facilité d'utilisation.</w:t>
+      </w:r>
+    </w:p>
+    <w:p>
+      <w:pPr>
+        <w:pStyle w:val="font-claude-response-body"/>
+      </w:pPr>
+      <w:r>
+        <w:rPr>
+          <w:rStyle w:val="lev"/>
+        </w:rPr>
+        <w:t>Caractéristiques principales</w:t>
+      </w:r>
+    </w:p>
+    <w:p>
+      <w:pPr>
+        <w:numPr>
+          <w:ilvl w:val="0"/>
+          <w:numId w:val="36"/>
+        </w:numPr>
+        <w:spacing w:before="100" w:beforeAutospacing="1" w:after="100" w:afterAutospacing="1" w:line="240" w:lineRule="auto"/>
+      </w:pPr>
+      <w:r>
+        <w:t xml:space="preserve">Architecture </w:t>
+      </w:r>
+      <w:r>
+        <w:rPr>
+          <w:rStyle w:val="lev"/>
+        </w:rPr>
+        <w:t>MVC</w:t>
+      </w:r>
+      <w:r>
+        <w:t xml:space="preserve"> (Modèle-Vue-Contrôleur)</w:t>
+      </w:r>
+    </w:p>
+    <w:p>
+      <w:pPr>
+        <w:numPr>
+          <w:ilvl w:val="0"/>
+          <w:numId w:val="36"/>
+        </w:numPr>
+        <w:spacing w:before="100" w:beforeAutospacing="1" w:after="100" w:afterAutospacing="1" w:line="240" w:lineRule="auto"/>
+      </w:pPr>
+      <w:r>
+        <w:rPr>
+          <w:rStyle w:val="lev"/>
+        </w:rPr>
+        <w:t>Eloquent ORM</w:t>
+      </w:r>
+      <w:r>
+        <w:t xml:space="preserve"> : gestion intuitive de la base de données</w:t>
+      </w:r>
+    </w:p>
+    <w:p>
+      <w:pPr>
+        <w:numPr>
+          <w:ilvl w:val="0"/>
+          <w:numId w:val="36"/>
+        </w:numPr>
+        <w:spacing w:before="100" w:beforeAutospacing="1" w:after="100" w:afterAutospacing="1" w:line="240" w:lineRule="auto"/>
+      </w:pPr>
+      <w:r>
+        <w:rPr>
+          <w:rStyle w:val="lev"/>
+        </w:rPr>
+        <w:t>Blade</w:t>
+      </w:r>
+      <w:r>
+        <w:t xml:space="preserve"> : moteur de templates puissant et simple</w:t>
+      </w:r>
+    </w:p>
+    <w:p>
+      <w:pPr>
+        <w:numPr>
+          <w:ilvl w:val="0"/>
+          <w:numId w:val="36"/>
+        </w:numPr>
+        <w:spacing w:before="100" w:beforeAutospacing="1" w:after="100" w:afterAutospacing="1" w:line="240" w:lineRule="auto"/>
+      </w:pPr>
+      <w:r>
+        <w:rPr>
+          <w:rStyle w:val="lev"/>
+        </w:rPr>
+        <w:t>Artisan</w:t>
+      </w:r>
+      <w:r>
+        <w:t xml:space="preserve"> : outil en ligne de commande pour automatiser les tâches</w:t>
+      </w:r>
+    </w:p>
+    <w:p>
+      <w:pPr>
+        <w:numPr>
+          <w:ilvl w:val="0"/>
+          <w:numId w:val="36"/>
+        </w:numPr>
+        <w:spacing w:before="100" w:beforeAutospacing="1" w:after="100" w:afterAutospacing="1" w:line="240" w:lineRule="auto"/>
+      </w:pPr>
+      <w:r>
+        <w:rPr>
+          <w:rStyle w:val="lev"/>
+        </w:rPr>
+        <w:t>Laravel Sanctum/Passport</w:t>
+      </w:r>
+      <w:r>
+        <w:t xml:space="preserve"> : gestion de l'authentification API</w:t>
+      </w:r>
+    </w:p>
+    <w:p>
+      <w:pPr>
+        <w:numPr>
+          <w:ilvl w:val="0"/>
+          <w:numId w:val="36"/>
+        </w:numPr>
+        <w:spacing w:before="100" w:beforeAutospacing="1" w:after="100" w:afterAutospacing="1" w:line="240" w:lineRule="auto"/>
+      </w:pPr>
+      <w:r>
+        <w:rPr>
+          <w:rStyle w:val="lev"/>
+        </w:rPr>
+        <w:t>Migrations</w:t>
+      </w:r>
+      <w:r>
+        <w:t xml:space="preserve"> : gestion versionnée de la base de données</w:t>
+      </w:r>
+    </w:p>
+    <w:p>
+      <w:pPr>
+        <w:pStyle w:val="font-claude-response-body"/>
+      </w:pPr>
+      <w:r>
+        <w:t>Symfony</w:t>
+      </w:r>
+      <w:r>
+        <w:br/>
+        <w:t xml:space="preserve">Symfony est un framework PHP open source créé par </w:t>
+      </w:r>
+      <w:r>
+        <w:rPr>
+          <w:rStyle w:val="lev"/>
+        </w:rPr>
+        <w:t>Fabien Potencier en 2005</w:t>
+      </w:r>
+      <w:r>
+        <w:t>. Il est très utilisé dans les grandes entreprises et les projets complexes nécessitant une architecture robuste.</w:t>
+      </w:r>
+    </w:p>
+    <w:p>
+      <w:pPr>
+        <w:pStyle w:val="font-claude-response-body"/>
+      </w:pPr>
+      <w:r>
+        <w:rPr>
+          <w:rStyle w:val="lev"/>
+        </w:rPr>
+        <w:t>Caractéristiques principales</w:t>
+      </w:r>
+    </w:p>
+    <w:p>
+      <w:pPr>
+        <w:numPr>
+          <w:ilvl w:val="0"/>
+          <w:numId w:val="37"/>
+        </w:numPr>
+        <w:spacing w:before="100" w:beforeAutospacing="1" w:after="100" w:afterAutospacing="1" w:line="240" w:lineRule="auto"/>
+      </w:pPr>
+      <w:r>
+        <w:t xml:space="preserve">Architecture </w:t>
+      </w:r>
+      <w:r>
+        <w:rPr>
+          <w:rStyle w:val="lev"/>
+        </w:rPr>
+        <w:t>MVC</w:t>
+      </w:r>
+      <w:r>
+        <w:t xml:space="preserve"> avec composants réutilisables</w:t>
+      </w:r>
+    </w:p>
+    <w:p>
+      <w:pPr>
+        <w:numPr>
+          <w:ilvl w:val="0"/>
+          <w:numId w:val="37"/>
+        </w:numPr>
+        <w:spacing w:before="100" w:beforeAutospacing="1" w:after="100" w:afterAutospacing="1" w:line="240" w:lineRule="auto"/>
+      </w:pPr>
+      <w:r>
+        <w:t>Très modulaire : on utilise uniquement les composants nécessaires</w:t>
+      </w:r>
+    </w:p>
+    <w:p>
+      <w:pPr>
+        <w:numPr>
+          <w:ilvl w:val="0"/>
+          <w:numId w:val="37"/>
+        </w:numPr>
+        <w:spacing w:before="100" w:beforeAutospacing="1" w:after="100" w:afterAutospacing="1" w:line="240" w:lineRule="auto"/>
+      </w:pPr>
+      <w:r>
+        <w:rPr>
+          <w:rStyle w:val="lev"/>
+        </w:rPr>
+        <w:t>Doctrine ORM</w:t>
+      </w:r>
+      <w:r>
+        <w:t xml:space="preserve"> pour la gestion de la base de données</w:t>
+      </w:r>
+    </w:p>
+    <w:p>
+      <w:pPr>
+        <w:numPr>
+          <w:ilvl w:val="0"/>
+          <w:numId w:val="37"/>
+        </w:numPr>
+        <w:spacing w:before="100" w:beforeAutospacing="1" w:after="100" w:afterAutospacing="1" w:line="240" w:lineRule="auto"/>
+      </w:pPr>
+      <w:r>
+        <w:rPr>
+          <w:rStyle w:val="lev"/>
+        </w:rPr>
+        <w:t>Twig</w:t>
+      </w:r>
+      <w:r>
+        <w:t xml:space="preserve"> comme moteur de templates</w:t>
+      </w:r>
+    </w:p>
+    <w:p>
+      <w:pPr>
+        <w:numPr>
+          <w:ilvl w:val="0"/>
+          <w:numId w:val="37"/>
+        </w:numPr>
+        <w:spacing w:before="100" w:beforeAutospacing="1" w:after="100" w:afterAutospacing="1" w:line="240" w:lineRule="auto"/>
+      </w:pPr>
+      <w:r>
+        <w:t>Utilisé comme base par d'autres frameworks (Laravel, Drupal)</w:t>
+      </w:r>
+    </w:p>
+    <w:p>
+      <w:pPr>
+        <w:spacing w:before="100" w:beforeAutospacing="1" w:after="100" w:afterAutospacing="1" w:line="240" w:lineRule="auto"/>
+        <w:rPr>
+          <w:rFonts w:ascii="Times New Roman" w:eastAsia="Times New Roman" w:hAnsi="Times New Roman" w:cs="Times New Roman"/>
+          <w:sz w:val="24"/>
+          <w:szCs w:val="24"/>
+          <w:lang w:eastAsia="fr-FR"/>
+        </w:rPr>
+      </w:pPr>
+      <w:r>
+        <w:t>CodeIgniter</w:t>
+      </w:r>
+      <w:r>
+        <w:rPr>
+          <w:rFonts w:ascii="Times New Roman" w:eastAsia="Times New Roman" w:hAnsi="Times New Roman" w:cs="Times New Roman"/>
+          <w:sz w:val="24"/>
+          <w:szCs w:val="24"/>
+          <w:lang w:eastAsia="fr-FR"/>
+        </w:rPr>
+        <w:br/>
+        <w:t xml:space="preserve">CodeIgniter est un framework PHP léger créé par </w:t>
+      </w:r>
+      <w:r>
+        <w:rPr>
+          <w:rFonts w:ascii="Times New Roman" w:eastAsia="Times New Roman" w:hAnsi="Times New Roman" w:cs="Times New Roman"/>
+          <w:b/>
+          <w:bCs/>
+          <w:sz w:val="24"/>
+          <w:szCs w:val="24"/>
+          <w:lang w:eastAsia="fr-FR"/>
+        </w:rPr>
+        <w:t>EllisLab en 2006</w:t>
+      </w:r>
+      <w:r>
+        <w:rPr>
+          <w:rFonts w:ascii="Times New Roman" w:eastAsia="Times New Roman" w:hAnsi="Times New Roman" w:cs="Times New Roman"/>
+          <w:sz w:val="24"/>
+          <w:szCs w:val="24"/>
+          <w:lang w:eastAsia="fr-FR"/>
+        </w:rPr>
+        <w:t>. Il est reconnu pour sa légèreté et sa simplicité, idéal pour les petits projets.</w:t>
+      </w:r>
+    </w:p>
+    <w:p>
+      <w:pPr>
+        <w:spacing w:before="100" w:beforeAutospacing="1" w:after="100" w:afterAutospacing="1" w:line="240" w:lineRule="auto"/>
+        <w:rPr>
+          <w:rFonts w:ascii="Times New Roman" w:eastAsia="Times New Roman" w:hAnsi="Times New Roman" w:cs="Times New Roman"/>
+          <w:sz w:val="24"/>
+          <w:szCs w:val="24"/>
+          <w:lang w:eastAsia="fr-FR"/>
+        </w:rPr>
+      </w:pPr>
+      <w:r>
+        <w:rPr>
+          <w:rFonts w:ascii="Times New Roman" w:eastAsia="Times New Roman" w:hAnsi="Times New Roman" w:cs="Times New Roman"/>
+          <w:b/>
+          <w:bCs/>
+          <w:sz w:val="24"/>
+          <w:szCs w:val="24"/>
+          <w:lang w:eastAsia="fr-FR"/>
+        </w:rPr>
+        <w:t>Caractéristiques principales</w:t>
+      </w:r>
+    </w:p>
+    <w:p>
+      <w:pPr>
+        <w:numPr>
+          <w:ilvl w:val="0"/>
+          <w:numId w:val="38"/>
+        </w:numPr>
+        <w:spacing w:before="100" w:beforeAutospacing="1" w:after="100" w:afterAutospacing="1" w:line="240" w:lineRule="auto"/>
+        <w:rPr>
+          <w:rFonts w:ascii="Times New Roman" w:eastAsia="Times New Roman" w:hAnsi="Times New Roman" w:cs="Times New Roman"/>
+          <w:sz w:val="24"/>
+          <w:szCs w:val="24"/>
+          <w:lang w:eastAsia="fr-FR"/>
+        </w:rPr>
+      </w:pPr>
+      <w:r>
+        <w:rPr>
+          <w:rFonts w:ascii="Times New Roman" w:eastAsia="Times New Roman" w:hAnsi="Times New Roman" w:cs="Times New Roman"/>
+          <w:sz w:val="24"/>
+          <w:szCs w:val="24"/>
+          <w:lang w:eastAsia="fr-FR"/>
+        </w:rPr>
+        <w:t>Framework très léger et rapide</w:t>
+      </w:r>
+    </w:p>
+    <w:p>
+      <w:pPr>
+        <w:numPr>
+          <w:ilvl w:val="0"/>
+          <w:numId w:val="38"/>
+        </w:numPr>
+        <w:spacing w:before="100" w:beforeAutospacing="1" w:after="100" w:afterAutospacing="1" w:line="240" w:lineRule="auto"/>
+        <w:rPr>
+          <w:rFonts w:ascii="Times New Roman" w:eastAsia="Times New Roman" w:hAnsi="Times New Roman" w:cs="Times New Roman"/>
+          <w:sz w:val="24"/>
+          <w:szCs w:val="24"/>
+          <w:lang w:eastAsia="fr-FR"/>
+        </w:rPr>
+      </w:pPr>
+      <w:r>
+        <w:rPr>
+          <w:rFonts w:ascii="Times New Roman" w:eastAsia="Times New Roman" w:hAnsi="Times New Roman" w:cs="Times New Roman"/>
+          <w:sz w:val="24"/>
+          <w:szCs w:val="24"/>
+          <w:lang w:eastAsia="fr-FR"/>
+        </w:rPr>
+        <w:lastRenderedPageBreak/>
+        <w:t>Configuration minimale requise</w:t>
+      </w:r>
+    </w:p>
+    <w:p>
+      <w:pPr>
+        <w:numPr>
+          <w:ilvl w:val="0"/>
+          <w:numId w:val="38"/>
+        </w:numPr>
+        <w:spacing w:before="100" w:beforeAutospacing="1" w:after="100" w:afterAutospacing="1" w:line="240" w:lineRule="auto"/>
+        <w:rPr>
+          <w:rFonts w:ascii="Times New Roman" w:eastAsia="Times New Roman" w:hAnsi="Times New Roman" w:cs="Times New Roman"/>
+          <w:sz w:val="24"/>
+          <w:szCs w:val="24"/>
+          <w:lang w:eastAsia="fr-FR"/>
+        </w:rPr>
+      </w:pPr>
+      <w:r>
+        <w:rPr>
+          <w:rFonts w:ascii="Times New Roman" w:eastAsia="Times New Roman" w:hAnsi="Times New Roman" w:cs="Times New Roman"/>
+          <w:sz w:val="24"/>
+          <w:szCs w:val="24"/>
+          <w:lang w:eastAsia="fr-FR"/>
+        </w:rPr>
+        <w:t>Pas d'ORM natif puissant</w:t>
+      </w:r>
+    </w:p>
+    <w:p>
+      <w:pPr>
+        <w:numPr>
+          <w:ilvl w:val="0"/>
+          <w:numId w:val="38"/>
+        </w:numPr>
+        <w:spacing w:before="100" w:beforeAutospacing="1" w:after="100" w:afterAutospacing="1" w:line="240" w:lineRule="auto"/>
+        <w:rPr>
+          <w:rFonts w:ascii="Times New Roman" w:eastAsia="Times New Roman" w:hAnsi="Times New Roman" w:cs="Times New Roman"/>
+          <w:sz w:val="24"/>
+          <w:szCs w:val="24"/>
+          <w:lang w:eastAsia="fr-FR"/>
+        </w:rPr>
+      </w:pPr>
+      <w:r>
+        <w:rPr>
+          <w:rFonts w:ascii="Times New Roman" w:eastAsia="Times New Roman" w:hAnsi="Times New Roman" w:cs="Times New Roman"/>
+          <w:sz w:val="24"/>
+          <w:szCs w:val="24"/>
+          <w:lang w:eastAsia="fr-FR"/>
+        </w:rPr>
+        <w:t>Documentation simple</w:t>
+      </w:r>
+    </w:p>
+    <w:p>
+      <w:pPr>
+        <w:spacing w:before="100" w:beforeAutospacing="1" w:after="100" w:afterAutospacing="1" w:line="240" w:lineRule="auto"/>
+      </w:pPr>
+      <w:r>
+        <w:t>CodeIgniter</w:t>
+      </w:r>
+    </w:p>
+    <w:p>
+      <w:pPr>
+        <w:spacing w:before="100" w:beforeAutospacing="1" w:after="100" w:afterAutospacing="1" w:line="240" w:lineRule="auto"/>
+        <w:rPr>
+          <w:rFonts w:ascii="Times New Roman" w:eastAsia="Times New Roman" w:hAnsi="Times New Roman" w:cs="Times New Roman"/>
+          <w:sz w:val="24"/>
+          <w:szCs w:val="24"/>
+          <w:lang w:eastAsia="fr-FR"/>
+        </w:rPr>
+      </w:pPr>
+      <w:r>
+        <w:rPr>
+          <w:rFonts w:ascii="Times New Roman" w:eastAsia="Times New Roman" w:hAnsi="Times New Roman" w:cs="Times New Roman"/>
+          <w:sz w:val="24"/>
+          <w:szCs w:val="24"/>
+          <w:lang w:eastAsia="fr-FR"/>
+        </w:rPr>
+        <w:t xml:space="preserve">CodeIgniter est un framework PHP léger créé par </w:t>
+      </w:r>
+      <w:r>
+        <w:rPr>
+          <w:rFonts w:ascii="Times New Roman" w:eastAsia="Times New Roman" w:hAnsi="Times New Roman" w:cs="Times New Roman"/>
+          <w:b/>
+          <w:bCs/>
+          <w:sz w:val="24"/>
+          <w:szCs w:val="24"/>
+          <w:lang w:eastAsia="fr-FR"/>
+        </w:rPr>
+        <w:t>EllisLab en 2006</w:t>
+      </w:r>
+      <w:r>
+        <w:rPr>
+          <w:rFonts w:ascii="Times New Roman" w:eastAsia="Times New Roman" w:hAnsi="Times New Roman" w:cs="Times New Roman"/>
+          <w:sz w:val="24"/>
+          <w:szCs w:val="24"/>
+          <w:lang w:eastAsia="fr-FR"/>
+        </w:rPr>
+        <w:t>. Il est reconnu pour sa légèreté et sa simplicité, idéal pour les petits projets.</w:t>
+      </w:r>
+    </w:p>
+    <w:p>
+      <w:pPr>
+        <w:spacing w:before="100" w:beforeAutospacing="1" w:after="100" w:afterAutospacing="1" w:line="240" w:lineRule="auto"/>
+        <w:rPr>
+          <w:rFonts w:ascii="Times New Roman" w:eastAsia="Times New Roman" w:hAnsi="Times New Roman" w:cs="Times New Roman"/>
+          <w:sz w:val="24"/>
+          <w:szCs w:val="24"/>
+          <w:lang w:eastAsia="fr-FR"/>
+        </w:rPr>
+      </w:pPr>
+      <w:r>
+        <w:rPr>
+          <w:rFonts w:ascii="Times New Roman" w:eastAsia="Times New Roman" w:hAnsi="Times New Roman" w:cs="Times New Roman"/>
+          <w:b/>
+          <w:bCs/>
+          <w:sz w:val="24"/>
+          <w:szCs w:val="24"/>
+          <w:lang w:eastAsia="fr-FR"/>
+        </w:rPr>
+        <w:t>Caractéristiques principales</w:t>
+      </w:r>
+    </w:p>
+    <w:p>
+      <w:pPr>
+        <w:numPr>
+          <w:ilvl w:val="0"/>
+          <w:numId w:val="39"/>
+        </w:numPr>
+        <w:spacing w:before="100" w:beforeAutospacing="1" w:after="100" w:afterAutospacing="1" w:line="240" w:lineRule="auto"/>
+        <w:rPr>
+          <w:rFonts w:ascii="Times New Roman" w:eastAsia="Times New Roman" w:hAnsi="Times New Roman" w:cs="Times New Roman"/>
+          <w:sz w:val="24"/>
+          <w:szCs w:val="24"/>
+          <w:lang w:eastAsia="fr-FR"/>
+        </w:rPr>
+      </w:pPr>
+      <w:r>
+        <w:rPr>
+          <w:rFonts w:ascii="Times New Roman" w:eastAsia="Times New Roman" w:hAnsi="Times New Roman" w:cs="Times New Roman"/>
+          <w:sz w:val="24"/>
+          <w:szCs w:val="24"/>
+          <w:lang w:eastAsia="fr-FR"/>
+        </w:rPr>
+        <w:t>Framework très léger et rapide</w:t>
+      </w:r>
+    </w:p>
+    <w:p>
+      <w:pPr>
+        <w:numPr>
+          <w:ilvl w:val="0"/>
+          <w:numId w:val="39"/>
+        </w:numPr>
+        <w:spacing w:before="100" w:beforeAutospacing="1" w:after="100" w:afterAutospacing="1" w:line="240" w:lineRule="auto"/>
+        <w:rPr>
+          <w:rFonts w:ascii="Times New Roman" w:eastAsia="Times New Roman" w:hAnsi="Times New Roman" w:cs="Times New Roman"/>
+          <w:sz w:val="24"/>
+          <w:szCs w:val="24"/>
+          <w:lang w:eastAsia="fr-FR"/>
+        </w:rPr>
+      </w:pPr>
+      <w:r>
+        <w:rPr>
+          <w:rFonts w:ascii="Times New Roman" w:eastAsia="Times New Roman" w:hAnsi="Times New Roman" w:cs="Times New Roman"/>
+          <w:sz w:val="24"/>
+          <w:szCs w:val="24"/>
+          <w:lang w:eastAsia="fr-FR"/>
+        </w:rPr>
+        <w:t>Configuration minimale requise</w:t>
+      </w:r>
+    </w:p>
+    <w:p>
+      <w:pPr>
+        <w:numPr>
+          <w:ilvl w:val="0"/>
+          <w:numId w:val="39"/>
+        </w:numPr>
+        <w:spacing w:before="100" w:beforeAutospacing="1" w:after="100" w:afterAutospacing="1" w:line="240" w:lineRule="auto"/>
+        <w:rPr>
+          <w:rFonts w:ascii="Times New Roman" w:eastAsia="Times New Roman" w:hAnsi="Times New Roman" w:cs="Times New Roman"/>
+          <w:sz w:val="24"/>
+          <w:szCs w:val="24"/>
+          <w:lang w:eastAsia="fr-FR"/>
+        </w:rPr>
+      </w:pPr>
+      <w:r>
+        <w:rPr>
+          <w:rFonts w:ascii="Times New Roman" w:eastAsia="Times New Roman" w:hAnsi="Times New Roman" w:cs="Times New Roman"/>
+          <w:sz w:val="24"/>
+          <w:szCs w:val="24"/>
+          <w:lang w:eastAsia="fr-FR"/>
+        </w:rPr>
+        <w:t>Pas d'ORM natif puissant</w:t>
+      </w:r>
+    </w:p>
+    <w:p>
+      <w:pPr>
+        <w:numPr>
+          <w:ilvl w:val="0"/>
+          <w:numId w:val="39"/>
+        </w:numPr>
+        <w:spacing w:before="100" w:beforeAutospacing="1" w:after="100" w:afterAutospacing="1" w:line="240" w:lineRule="auto"/>
+        <w:rPr>
+          <w:rFonts w:ascii="Times New Roman" w:eastAsia="Times New Roman" w:hAnsi="Times New Roman" w:cs="Times New Roman"/>
+          <w:sz w:val="24"/>
+          <w:szCs w:val="24"/>
+          <w:lang w:eastAsia="fr-FR"/>
+        </w:rPr>
+      </w:pPr>
+      <w:r>
+        <w:rPr>
+          <w:rFonts w:ascii="Times New Roman" w:eastAsia="Times New Roman" w:hAnsi="Times New Roman" w:cs="Times New Roman"/>
+          <w:sz w:val="24"/>
+          <w:szCs w:val="24"/>
+          <w:lang w:eastAsia="fr-FR"/>
+        </w:rPr>
+        <w:t>Documentation simple</w:t>
+      </w:r>
+    </w:p>
+    <w:p>
+      <w:pPr>
+        <w:spacing w:before="100" w:beforeAutospacing="1" w:after="100" w:afterAutospacing="1" w:line="240" w:lineRule="auto"/>
+        <w:rPr>
+          <w:rFonts w:ascii="Times New Roman" w:hAnsi="Times New Roman" w:cs="Times New Roman"/>
+          <w:sz w:val="24"/>
+          <w:szCs w:val="24"/>
+        </w:rPr>
+      </w:pPr>
+      <w:r>
+        <w:rPr>
+          <w:rFonts w:ascii="Times New Roman" w:hAnsi="Times New Roman" w:cs="Times New Roman"/>
+          <w:sz w:val="24"/>
+          <w:szCs w:val="24"/>
+        </w:rPr>
+        <w:t>Justification du choix du framework</w:t>
+      </w:r>
+    </w:p>
+    <w:p>
+      <w:pPr>
+        <w:spacing w:before="100" w:beforeAutospacing="1" w:after="100" w:afterAutospacing="1" w:line="240" w:lineRule="auto"/>
+        <w:rPr>
+          <w:rFonts w:ascii="Times New Roman" w:hAnsi="Times New Roman" w:cs="Times New Roman"/>
+          <w:sz w:val="24"/>
+          <w:szCs w:val="24"/>
+        </w:rPr>
+      </w:pPr>
+      <w:r>
+        <w:t xml:space="preserve">Notre choix s'est porté sur </w:t>
+      </w:r>
+      <w:r>
+        <w:rPr>
+          <w:rStyle w:val="lev"/>
+        </w:rPr>
+        <w:t>Laravel</w:t>
+      </w:r>
+      <w:r>
+        <w:t xml:space="preserve"> pour les raisons suivantes :</w:t>
+      </w:r>
+    </w:p>
+    <w:p>
+      <w:pPr>
+        <w:spacing w:before="100" w:beforeAutospacing="1" w:after="100" w:afterAutospacing="1" w:line="240" w:lineRule="auto"/>
+        <w:rPr>
+          <w:sz w:val="24"/>
+          <w:szCs w:val="24"/>
+        </w:rPr>
+      </w:pPr>
+      <w:r>
+        <w:rPr>
+          <w:rStyle w:val="lev"/>
+        </w:rPr>
+        <w:t>Architecture MVC claire et structurée</w:t>
+      </w:r>
+      <w:r>
+        <w:br/>
+      </w:r>
+      <w:r>
+        <w:rPr>
+          <w:sz w:val="24"/>
+          <w:szCs w:val="24"/>
+        </w:rPr>
+        <w:t>Laravel impose une séparation nette entre les modèles, les vues et les contrôleurs, ce qui garantit un code organisé, maintenable et facilement compréhensible dans le cadre d'un mémoire de fin d'études.</w:t>
+      </w:r>
+    </w:p>
+    <w:p>
+      <w:pPr>
+        <w:spacing w:after="0" w:line="240" w:lineRule="auto"/>
+        <w:rPr>
+          <w:b/>
+          <w:sz w:val="24"/>
+          <w:szCs w:val="24"/>
+        </w:rPr>
+      </w:pPr>
+      <w:r>
+        <w:rPr>
+          <w:b/>
+          <w:sz w:val="24"/>
+          <w:szCs w:val="24"/>
+        </w:rPr>
+        <w:t>Sécurité intégrée</w:t>
+      </w:r>
+    </w:p>
+    <w:p>
+      <w:pPr>
+        <w:jc w:val="both"/>
+        <w:rPr>
+          <w:sz w:val="24"/>
+          <w:szCs w:val="24"/>
+        </w:rPr>
+      </w:pPr>
+      <w:r>
+        <w:rPr>
+          <w:sz w:val="24"/>
+          <w:szCs w:val="24"/>
+        </w:rPr>
+        <w:t>Laravel intègre nativement la protection contre les principales failles de sécurité web : injection SQL (via Eloquent), CSRF, XSS, et chiffrement des mots de passe avec Bcrypt.</w:t>
+      </w:r>
+    </w:p>
+    <w:p>
+      <w:pPr>
+        <w:spacing w:after="0"/>
+        <w:jc w:val="both"/>
+        <w:rPr>
+          <w:b/>
+          <w:sz w:val="24"/>
+          <w:szCs w:val="24"/>
+        </w:rPr>
+      </w:pPr>
+      <w:r>
+        <w:rPr>
+          <w:b/>
+          <w:sz w:val="24"/>
+          <w:szCs w:val="24"/>
+        </w:rPr>
+        <w:t>Migrations et seeders</w:t>
+      </w:r>
+    </w:p>
+    <w:p>
+      <w:pPr>
+        <w:spacing w:after="0"/>
+        <w:jc w:val="both"/>
+        <w:rPr>
+          <w:sz w:val="24"/>
+          <w:szCs w:val="24"/>
+        </w:rPr>
+      </w:pPr>
+      <w:r>
+        <w:rPr>
+          <w:sz w:val="24"/>
+          <w:szCs w:val="24"/>
+        </w:rPr>
+        <w:t>Le système de migrations de Laravel permet de versionner la structure de la base de données, facilitant le déploiement et la mise à jour de l'application sans intervention manuelle.</w:t>
+      </w:r>
+    </w:p>
+    <w:p>
+      <w:pPr>
+        <w:spacing w:after="0"/>
+        <w:jc w:val="both"/>
+        <w:rPr>
+          <w:sz w:val="24"/>
+          <w:szCs w:val="24"/>
+        </w:rPr>
+      </w:pPr>
+    </w:p>
+    <w:p>
+      <w:pPr>
+        <w:pStyle w:val="Paragraphedeliste"/>
+        <w:numPr>
+          <w:ilvl w:val="0"/>
+          <w:numId w:val="31"/>
+        </w:numPr>
+        <w:jc w:val="both"/>
+        <w:rPr>
+          <w:rFonts w:ascii="Times New Roman" w:hAnsi="Times New Roman" w:cs="Times New Roman"/>
+          <w:bCs/>
+          <w:sz w:val="24"/>
+          <w:szCs w:val="24"/>
+        </w:rPr>
+      </w:pPr>
+      <w:r>
+        <w:rPr>
+          <w:rFonts w:ascii="Times New Roman" w:hAnsi="Times New Roman" w:cs="Times New Roman"/>
+          <w:bCs/>
+          <w:sz w:val="24"/>
+          <w:szCs w:val="24"/>
+        </w:rPr>
+        <w:t>Etude et choix du SGBD</w:t>
+      </w:r>
+    </w:p>
+    <w:p>
+      <w:pPr>
+        <w:spacing w:after="0"/>
+        <w:jc w:val="both"/>
+        <w:rPr>
+          <w:rFonts w:ascii="Times New Roman" w:hAnsi="Times New Roman" w:cs="Times New Roman"/>
+          <w:sz w:val="24"/>
+          <w:szCs w:val="24"/>
+        </w:rPr>
+      </w:pPr>
+      <w:r>
+        <w:rPr>
+          <w:rFonts w:ascii="Times New Roman" w:hAnsi="Times New Roman" w:cs="Times New Roman"/>
+          <w:sz w:val="24"/>
+          <w:szCs w:val="24"/>
+        </w:rPr>
+        <w:t xml:space="preserve">Un </w:t>
+      </w:r>
+      <w:r>
+        <w:rPr>
+          <w:rStyle w:val="lev"/>
+          <w:rFonts w:ascii="Times New Roman" w:hAnsi="Times New Roman" w:cs="Times New Roman"/>
+          <w:b w:val="0"/>
+          <w:sz w:val="24"/>
+          <w:szCs w:val="24"/>
+        </w:rPr>
+        <w:t>Système de Gestion de Base de Données (SGBD</w:t>
+      </w:r>
+      <w:r>
+        <w:rPr>
+          <w:rStyle w:val="lev"/>
+          <w:rFonts w:ascii="Times New Roman" w:hAnsi="Times New Roman" w:cs="Times New Roman"/>
+          <w:sz w:val="24"/>
+          <w:szCs w:val="24"/>
+        </w:rPr>
+        <w:t>)</w:t>
+      </w:r>
+      <w:r>
+        <w:rPr>
+          <w:rFonts w:ascii="Times New Roman" w:hAnsi="Times New Roman" w:cs="Times New Roman"/>
+          <w:sz w:val="24"/>
+          <w:szCs w:val="24"/>
+        </w:rPr>
+        <w:t xml:space="preserve"> est un logiciel qui permet de stocker, organiser, manipuler et sécuriser les données d'une application. Le choix du SGBD est fondamental car il conditionne les </w:t>
+      </w:r>
+      <w:r>
+        <w:rPr>
+          <w:rFonts w:ascii="Times New Roman" w:hAnsi="Times New Roman" w:cs="Times New Roman"/>
+          <w:sz w:val="24"/>
+          <w:szCs w:val="24"/>
+        </w:rPr>
+        <w:t>performances, la fiabilité et l’</w:t>
+      </w:r>
+      <w:r>
+        <w:rPr>
+          <w:rStyle w:val="lev"/>
+          <w:rFonts w:ascii="Times New Roman" w:hAnsi="Times New Roman" w:cs="Times New Roman"/>
+          <w:b w:val="0"/>
+          <w:sz w:val="24"/>
+          <w:szCs w:val="24"/>
+        </w:rPr>
+        <w:t>adaptabilité</w:t>
+      </w:r>
+      <w:r>
+        <w:rPr>
+          <w:rFonts w:ascii="Times New Roman" w:hAnsi="Times New Roman" w:cs="Times New Roman"/>
+          <w:sz w:val="24"/>
+          <w:szCs w:val="24"/>
+        </w:rPr>
+        <w:t xml:space="preserve"> </w:t>
+      </w:r>
+      <w:r>
+        <w:rPr>
+          <w:rFonts w:ascii="Times New Roman" w:hAnsi="Times New Roman" w:cs="Times New Roman"/>
+          <w:sz w:val="24"/>
+          <w:szCs w:val="24"/>
+        </w:rPr>
+        <w:t>de la solution.</w:t>
+      </w:r>
+    </w:p>
+    <w:p>
+      <w:pPr>
+        <w:spacing w:after="0"/>
+        <w:jc w:val="both"/>
+        <w:rPr>
+          <w:rFonts w:ascii="Times New Roman" w:hAnsi="Times New Roman" w:cs="Times New Roman"/>
+          <w:sz w:val="24"/>
+          <w:szCs w:val="24"/>
+        </w:rPr>
+      </w:pPr>
+    </w:p>
+    <w:p>
+      <w:pPr>
+        <w:spacing w:after="0" w:line="240" w:lineRule="auto"/>
+        <w:rPr>
+          <w:rFonts w:ascii="Times New Roman" w:eastAsia="Times New Roman" w:hAnsi="Times New Roman" w:cs="Times New Roman"/>
+          <w:sz w:val="24"/>
+          <w:szCs w:val="24"/>
+          <w:lang w:eastAsia="fr-FR"/>
+        </w:rPr>
+      </w:pPr>
+      <w:r>
+        <w:rPr>
+          <w:rFonts w:ascii="Times New Roman" w:hAnsi="Times New Roman" w:cs="Times New Roman"/>
+          <w:sz w:val="24"/>
+          <w:szCs w:val="24"/>
+        </w:rPr>
+        <w:t>MySQL</w:t>
+      </w:r>
+      <w:r>
+        <w:rPr>
+          <w:rFonts w:ascii="Times New Roman" w:eastAsia="Times New Roman" w:hAnsi="Times New Roman" w:cs="Times New Roman"/>
+          <w:sz w:val="24"/>
+          <w:szCs w:val="24"/>
+          <w:lang w:eastAsia="fr-FR"/>
+        </w:rPr>
+        <w:br/>
+        <w:t xml:space="preserve">MySQL est un SGBD relationnel open source créé par </w:t>
+      </w:r>
+      <w:r>
+        <w:rPr>
+          <w:rFonts w:ascii="Times New Roman" w:eastAsia="Times New Roman" w:hAnsi="Times New Roman" w:cs="Times New Roman"/>
+          <w:b/>
+          <w:bCs/>
+          <w:sz w:val="24"/>
+          <w:szCs w:val="24"/>
+          <w:lang w:eastAsia="fr-FR"/>
+        </w:rPr>
+        <w:t>Michael Widenius en 1995</w:t>
+      </w:r>
+      <w:r>
+        <w:rPr>
+          <w:rFonts w:ascii="Times New Roman" w:eastAsia="Times New Roman" w:hAnsi="Times New Roman" w:cs="Times New Roman"/>
+          <w:sz w:val="24"/>
+          <w:szCs w:val="24"/>
+          <w:lang w:eastAsia="fr-FR"/>
+        </w:rPr>
+        <w:t xml:space="preserve">, aujourd'hui maintenu par </w:t>
+      </w:r>
+      <w:r>
+        <w:rPr>
+          <w:rFonts w:ascii="Times New Roman" w:eastAsia="Times New Roman" w:hAnsi="Times New Roman" w:cs="Times New Roman"/>
+          <w:b/>
+          <w:bCs/>
+          <w:sz w:val="24"/>
+          <w:szCs w:val="24"/>
+          <w:lang w:eastAsia="fr-FR"/>
+        </w:rPr>
+        <w:t>Oracle</w:t>
+      </w:r>
+      <w:r>
+        <w:rPr>
+          <w:rFonts w:ascii="Times New Roman" w:eastAsia="Times New Roman" w:hAnsi="Times New Roman" w:cs="Times New Roman"/>
+          <w:sz w:val="24"/>
+          <w:szCs w:val="24"/>
+          <w:lang w:eastAsia="fr-FR"/>
+        </w:rPr>
+        <w:t>. C'est le SGBD le plus utilisé au monde, notamment dans le développement web.</w:t>
+      </w:r>
+    </w:p>
+    <w:p>
+      <w:pPr>
+        <w:spacing w:after="0" w:line="240" w:lineRule="auto"/>
+        <w:rPr>
+          <w:rFonts w:ascii="Times New Roman" w:eastAsia="Times New Roman" w:hAnsi="Times New Roman" w:cs="Times New Roman"/>
+          <w:b/>
+          <w:bCs/>
+          <w:sz w:val="24"/>
+          <w:szCs w:val="24"/>
+          <w:lang w:eastAsia="fr-FR"/>
+        </w:rPr>
+      </w:pPr>
+      <w:r>
+        <w:rPr>
+          <w:rFonts w:ascii="Times New Roman" w:eastAsia="Times New Roman" w:hAnsi="Times New Roman" w:cs="Times New Roman"/>
+          <w:b/>
+          <w:bCs/>
+          <w:sz w:val="24"/>
+          <w:szCs w:val="24"/>
+          <w:lang w:eastAsia="fr-FR"/>
+        </w:rPr>
+        <w:t>Caractéristiques principales</w:t>
+      </w:r>
+    </w:p>
+    <w:p>
+      <w:pPr>
+        <w:numPr>
+          <w:ilvl w:val="0"/>
+          <w:numId w:val="40"/>
+        </w:numPr>
+        <w:spacing w:after="0" w:line="240" w:lineRule="auto"/>
+        <w:rPr>
+          <w:rFonts w:ascii="Times New Roman" w:eastAsia="Times New Roman" w:hAnsi="Times New Roman" w:cs="Times New Roman"/>
+          <w:sz w:val="24"/>
+          <w:szCs w:val="24"/>
+          <w:lang w:eastAsia="fr-FR"/>
+        </w:rPr>
+      </w:pPr>
+      <w:r>
+        <w:rPr>
+          <w:rFonts w:ascii="Times New Roman" w:eastAsia="Times New Roman" w:hAnsi="Times New Roman" w:cs="Times New Roman"/>
+          <w:sz w:val="24"/>
+          <w:szCs w:val="24"/>
+          <w:lang w:eastAsia="fr-FR"/>
+        </w:rPr>
+        <w:t>SGBD relationnel open source</w:t>
+      </w:r>
+    </w:p>
+    <w:p>
+      <w:pPr>
+        <w:numPr>
+          <w:ilvl w:val="0"/>
+          <w:numId w:val="40"/>
+        </w:numPr>
+        <w:spacing w:before="100" w:beforeAutospacing="1" w:after="100" w:afterAutospacing="1" w:line="240" w:lineRule="auto"/>
+        <w:rPr>
+          <w:rFonts w:ascii="Times New Roman" w:eastAsia="Times New Roman" w:hAnsi="Times New Roman" w:cs="Times New Roman"/>
+          <w:sz w:val="24"/>
+          <w:szCs w:val="24"/>
+          <w:lang w:eastAsia="fr-FR"/>
+        </w:rPr>
+      </w:pPr>
+      <w:r>
+        <w:rPr>
+          <w:rFonts w:ascii="Times New Roman" w:eastAsia="Times New Roman" w:hAnsi="Times New Roman" w:cs="Times New Roman"/>
+          <w:sz w:val="24"/>
+          <w:szCs w:val="24"/>
+          <w:lang w:eastAsia="fr-FR"/>
+        </w:rPr>
+        <w:t>Utilise le langage SQL standard</w:t>
+      </w:r>
+    </w:p>
+    <w:p>
+      <w:pPr>
+        <w:numPr>
+          <w:ilvl w:val="0"/>
+          <w:numId w:val="40"/>
+        </w:numPr>
+        <w:spacing w:before="100" w:beforeAutospacing="1" w:after="100" w:afterAutospacing="1" w:line="240" w:lineRule="auto"/>
+        <w:rPr>
+          <w:rFonts w:ascii="Times New Roman" w:eastAsia="Times New Roman" w:hAnsi="Times New Roman" w:cs="Times New Roman"/>
+          <w:sz w:val="24"/>
+          <w:szCs w:val="24"/>
+          <w:lang w:eastAsia="fr-FR"/>
+        </w:rPr>
+      </w:pPr>
+      <w:r>
+        <w:rPr>
+          <w:rFonts w:ascii="Times New Roman" w:eastAsia="Times New Roman" w:hAnsi="Times New Roman" w:cs="Times New Roman"/>
+          <w:sz w:val="24"/>
+          <w:szCs w:val="24"/>
+          <w:lang w:eastAsia="fr-FR"/>
+        </w:rPr>
+        <w:t>Compatible avec la quasi-totalité des hébergeurs web</w:t>
+      </w:r>
+    </w:p>
+    <w:p>
+      <w:pPr>
+        <w:numPr>
+          <w:ilvl w:val="0"/>
+          <w:numId w:val="40"/>
+        </w:numPr>
+        <w:spacing w:before="100" w:beforeAutospacing="1" w:after="100" w:afterAutospacing="1" w:line="240" w:lineRule="auto"/>
+        <w:rPr>
+          <w:rFonts w:ascii="Times New Roman" w:eastAsia="Times New Roman" w:hAnsi="Times New Roman" w:cs="Times New Roman"/>
+          <w:sz w:val="24"/>
+          <w:szCs w:val="24"/>
+          <w:lang w:eastAsia="fr-FR"/>
+        </w:rPr>
+      </w:pPr>
+      <w:r>
+        <w:rPr>
+          <w:rFonts w:ascii="Times New Roman" w:eastAsia="Times New Roman" w:hAnsi="Times New Roman" w:cs="Times New Roman"/>
+          <w:sz w:val="24"/>
+          <w:szCs w:val="24"/>
+          <w:lang w:eastAsia="fr-FR"/>
+        </w:rPr>
+        <w:t>Moteurs de stockage multiples (InnoDB, MyISAM)</w:t>
+      </w:r>
+    </w:p>
+    <w:p>
+      <w:pPr>
+        <w:numPr>
+          <w:ilvl w:val="0"/>
+          <w:numId w:val="40"/>
+        </w:numPr>
+        <w:spacing w:before="100" w:beforeAutospacing="1" w:after="100" w:afterAutospacing="1" w:line="240" w:lineRule="auto"/>
+        <w:rPr>
+          <w:rFonts w:ascii="Times New Roman" w:eastAsia="Times New Roman" w:hAnsi="Times New Roman" w:cs="Times New Roman"/>
+          <w:sz w:val="24"/>
+          <w:szCs w:val="24"/>
+          <w:lang w:eastAsia="fr-FR"/>
+        </w:rPr>
+      </w:pPr>
+      <w:r>
+        <w:rPr>
+          <w:rFonts w:ascii="Times New Roman" w:eastAsia="Times New Roman" w:hAnsi="Times New Roman" w:cs="Times New Roman"/>
+          <w:sz w:val="24"/>
+          <w:szCs w:val="24"/>
+          <w:lang w:eastAsia="fr-FR"/>
+        </w:rPr>
+        <w:t>Très bien intégré avec PHP et Laravel</w:t>
+      </w:r>
+    </w:p>
+    <w:p>
+      <w:pPr>
+        <w:spacing w:before="100" w:beforeAutospacing="1" w:after="100" w:afterAutospacing="1" w:line="240" w:lineRule="auto"/>
+        <w:rPr>
+          <w:rFonts w:ascii="Times New Roman" w:hAnsi="Times New Roman" w:cs="Times New Roman"/>
+          <w:sz w:val="24"/>
+          <w:szCs w:val="24"/>
+        </w:rPr>
+      </w:pPr>
+      <w:r>
+        <w:rPr>
+          <w:rFonts w:ascii="Times New Roman" w:hAnsi="Times New Roman" w:cs="Times New Roman"/>
+          <w:sz w:val="24"/>
+          <w:szCs w:val="24"/>
+        </w:rPr>
+        <w:lastRenderedPageBreak/>
+        <w:t>PostgreSQL</w:t>
+      </w:r>
+    </w:p>
+    <w:p>
+      <w:pPr>
+        <w:spacing w:before="100" w:beforeAutospacing="1" w:after="100" w:afterAutospacing="1" w:line="240" w:lineRule="auto"/>
+        <w:rPr>
+          <w:rFonts w:ascii="Times New Roman" w:eastAsia="Times New Roman" w:hAnsi="Times New Roman" w:cs="Times New Roman"/>
+          <w:sz w:val="24"/>
+          <w:szCs w:val="24"/>
+          <w:lang w:eastAsia="fr-FR"/>
+        </w:rPr>
+      </w:pPr>
+      <w:r>
+        <w:rPr>
+          <w:rFonts w:ascii="Times New Roman" w:eastAsia="Times New Roman" w:hAnsi="Times New Roman" w:cs="Times New Roman"/>
+          <w:sz w:val="24"/>
+          <w:szCs w:val="24"/>
+          <w:lang w:eastAsia="fr-FR"/>
+        </w:rPr>
+        <w:t xml:space="preserve">PostgreSQL est un SGBD relationnel-objet open source créé en </w:t>
+      </w:r>
+      <w:r>
+        <w:rPr>
+          <w:rFonts w:ascii="Times New Roman" w:eastAsia="Times New Roman" w:hAnsi="Times New Roman" w:cs="Times New Roman"/>
+          <w:b/>
+          <w:bCs/>
+          <w:sz w:val="24"/>
+          <w:szCs w:val="24"/>
+          <w:lang w:eastAsia="fr-FR"/>
+        </w:rPr>
+        <w:t>1986</w:t>
+      </w:r>
+      <w:r>
+        <w:rPr>
+          <w:rFonts w:ascii="Times New Roman" w:eastAsia="Times New Roman" w:hAnsi="Times New Roman" w:cs="Times New Roman"/>
+          <w:sz w:val="24"/>
+          <w:szCs w:val="24"/>
+          <w:lang w:eastAsia="fr-FR"/>
+        </w:rPr>
+        <w:t xml:space="preserve"> à l'Université de Californie. Il est reconnu pour sa robustesse, sa conformité aux standards SQL et ses fonctionnalités avancées.</w:t>
+      </w:r>
+    </w:p>
+    <w:p>
+      <w:pPr>
+        <w:spacing w:before="100" w:beforeAutospacing="1" w:after="100" w:afterAutospacing="1" w:line="240" w:lineRule="auto"/>
+        <w:rPr>
+          <w:rFonts w:ascii="Times New Roman" w:eastAsia="Times New Roman" w:hAnsi="Times New Roman" w:cs="Times New Roman"/>
+          <w:sz w:val="24"/>
+          <w:szCs w:val="24"/>
+          <w:lang w:eastAsia="fr-FR"/>
+        </w:rPr>
+      </w:pPr>
+      <w:r>
+        <w:rPr>
+          <w:rFonts w:ascii="Times New Roman" w:eastAsia="Times New Roman" w:hAnsi="Times New Roman" w:cs="Times New Roman"/>
+          <w:b/>
+          <w:bCs/>
+          <w:sz w:val="24"/>
+          <w:szCs w:val="24"/>
+          <w:lang w:eastAsia="fr-FR"/>
+        </w:rPr>
+        <w:t>Caractéristiques principales</w:t>
+      </w:r>
+    </w:p>
+    <w:p>
+      <w:pPr>
+        <w:numPr>
+          <w:ilvl w:val="0"/>
+          <w:numId w:val="41"/>
+        </w:numPr>
+        <w:spacing w:before="100" w:beforeAutospacing="1" w:after="100" w:afterAutospacing="1" w:line="240" w:lineRule="auto"/>
+        <w:rPr>
+          <w:rFonts w:ascii="Times New Roman" w:eastAsia="Times New Roman" w:hAnsi="Times New Roman" w:cs="Times New Roman"/>
+          <w:sz w:val="24"/>
+          <w:szCs w:val="24"/>
+          <w:lang w:eastAsia="fr-FR"/>
+        </w:rPr>
+      </w:pPr>
+      <w:r>
+        <w:rPr>
+          <w:rFonts w:ascii="Times New Roman" w:eastAsia="Times New Roman" w:hAnsi="Times New Roman" w:cs="Times New Roman"/>
+          <w:sz w:val="24"/>
+          <w:szCs w:val="24"/>
+          <w:lang w:eastAsia="fr-FR"/>
+        </w:rPr>
+        <w:t>SGBD relationnel-objet très avancé</w:t>
+      </w:r>
+    </w:p>
+    <w:p>
+      <w:pPr>
+        <w:numPr>
+          <w:ilvl w:val="0"/>
+          <w:numId w:val="41"/>
+        </w:numPr>
+        <w:spacing w:before="100" w:beforeAutospacing="1" w:after="100" w:afterAutospacing="1" w:line="240" w:lineRule="auto"/>
+        <w:rPr>
+          <w:rFonts w:ascii="Times New Roman" w:eastAsia="Times New Roman" w:hAnsi="Times New Roman" w:cs="Times New Roman"/>
+          <w:sz w:val="24"/>
+          <w:szCs w:val="24"/>
+          <w:lang w:eastAsia="fr-FR"/>
+        </w:rPr>
+      </w:pPr>
+      <w:r>
+        <w:rPr>
+          <w:rFonts w:ascii="Times New Roman" w:eastAsia="Times New Roman" w:hAnsi="Times New Roman" w:cs="Times New Roman"/>
+          <w:sz w:val="24"/>
+          <w:szCs w:val="24"/>
+          <w:lang w:eastAsia="fr-FR"/>
+        </w:rPr>
+        <w:t>Conformité totale aux standards SQL</w:t>
+      </w:r>
+    </w:p>
+    <w:p>
+      <w:pPr>
+        <w:numPr>
+          <w:ilvl w:val="0"/>
+          <w:numId w:val="41"/>
+        </w:numPr>
+        <w:spacing w:before="100" w:beforeAutospacing="1" w:after="100" w:afterAutospacing="1" w:line="240" w:lineRule="auto"/>
+        <w:rPr>
+          <w:rFonts w:ascii="Times New Roman" w:eastAsia="Times New Roman" w:hAnsi="Times New Roman" w:cs="Times New Roman"/>
+          <w:sz w:val="24"/>
+          <w:szCs w:val="24"/>
+          <w:lang w:eastAsia="fr-FR"/>
+        </w:rPr>
+      </w:pPr>
+      <w:r>
+        <w:rPr>
+          <w:rFonts w:ascii="Times New Roman" w:eastAsia="Times New Roman" w:hAnsi="Times New Roman" w:cs="Times New Roman"/>
+          <w:sz w:val="24"/>
+          <w:szCs w:val="24"/>
+          <w:lang w:eastAsia="fr-FR"/>
+        </w:rPr>
+        <w:t>Support des types de données avancés (JSON, Arrays, UUID)</w:t>
+      </w:r>
+    </w:p>
+    <w:p>
+      <w:pPr>
+        <w:numPr>
+          <w:ilvl w:val="0"/>
+          <w:numId w:val="41"/>
+        </w:numPr>
+        <w:spacing w:before="100" w:beforeAutospacing="1" w:after="100" w:afterAutospacing="1" w:line="240" w:lineRule="auto"/>
+        <w:rPr>
+          <w:rFonts w:ascii="Times New Roman" w:eastAsia="Times New Roman" w:hAnsi="Times New Roman" w:cs="Times New Roman"/>
+          <w:sz w:val="24"/>
+          <w:szCs w:val="24"/>
+          <w:lang w:eastAsia="fr-FR"/>
+        </w:rPr>
+      </w:pPr>
+      <w:r>
+        <w:rPr>
+          <w:rFonts w:ascii="Times New Roman" w:eastAsia="Times New Roman" w:hAnsi="Times New Roman" w:cs="Times New Roman"/>
+          <w:sz w:val="24"/>
+          <w:szCs w:val="24"/>
+          <w:lang w:eastAsia="fr-FR"/>
+        </w:rPr>
+        <w:t>Excellente gestion des transactions (ACID)</w:t>
+      </w:r>
+    </w:p>
+    <w:p>
+      <w:pPr>
+        <w:numPr>
+          <w:ilvl w:val="0"/>
+          <w:numId w:val="41"/>
+        </w:numPr>
+        <w:spacing w:before="100" w:beforeAutospacing="1" w:after="100" w:afterAutospacing="1" w:line="240" w:lineRule="auto"/>
+        <w:rPr>
+          <w:rFonts w:ascii="Times New Roman" w:eastAsia="Times New Roman" w:hAnsi="Times New Roman" w:cs="Times New Roman"/>
+          <w:sz w:val="24"/>
+          <w:szCs w:val="24"/>
+          <w:lang w:eastAsia="fr-FR"/>
+        </w:rPr>
+      </w:pPr>
+      <w:r>
+        <w:rPr>
+          <w:rFonts w:ascii="Times New Roman" w:eastAsia="Times New Roman" w:hAnsi="Times New Roman" w:cs="Times New Roman"/>
+          <w:sz w:val="24"/>
+          <w:szCs w:val="24"/>
+          <w:lang w:eastAsia="fr-FR"/>
+        </w:rPr>
+        <w:t>Très utilisé dans les applications critiques</w:t>
+      </w:r>
+    </w:p>
+    <w:p>
+      <w:pPr>
+        <w:spacing w:after="0" w:line="240" w:lineRule="auto"/>
+      </w:pPr>
+      <w:r>
+        <w:t>MariaDB</w:t>
+      </w:r>
+    </w:p>
+    <w:p>
+      <w:pPr>
+        <w:spacing w:after="0" w:line="240" w:lineRule="auto"/>
+      </w:pPr>
+      <w:r>
+        <w:t xml:space="preserve">MariaDB est un fork de MySQL créé en </w:t>
+      </w:r>
+      <w:r>
+        <w:rPr>
+          <w:rStyle w:val="lev"/>
+        </w:rPr>
+        <w:t>2009</w:t>
+      </w:r>
+      <w:r>
+        <w:t xml:space="preserve"> par </w:t>
+      </w:r>
+      <w:r>
+        <w:rPr>
+          <w:rStyle w:val="lev"/>
+        </w:rPr>
+        <w:t>Michael Widenius</w:t>
+      </w:r>
+      <w:r>
+        <w:t xml:space="preserve"> (le créateur original de MySQL), suite au rachat de MySQL par Oracle. Il est conçu comme un remplaçant direct de MySQL, totalement compatible.</w:t>
+      </w:r>
+    </w:p>
+    <w:p>
+      <w:pPr>
+        <w:spacing w:before="100" w:beforeAutospacing="1" w:after="100" w:afterAutospacing="1" w:line="240" w:lineRule="auto"/>
+        <w:rPr>
+          <w:rFonts w:ascii="Times New Roman" w:eastAsia="Times New Roman" w:hAnsi="Times New Roman" w:cs="Times New Roman"/>
+          <w:sz w:val="24"/>
+          <w:szCs w:val="24"/>
+          <w:lang w:eastAsia="fr-FR"/>
+        </w:rPr>
+      </w:pPr>
+      <w:r>
+        <w:rPr>
+          <w:rFonts w:ascii="Times New Roman" w:eastAsia="Times New Roman" w:hAnsi="Times New Roman" w:cs="Times New Roman"/>
+          <w:b/>
+          <w:bCs/>
+          <w:sz w:val="24"/>
+          <w:szCs w:val="24"/>
+          <w:lang w:eastAsia="fr-FR"/>
+        </w:rPr>
+        <w:t>Caractéristiques principales</w:t>
+      </w:r>
+    </w:p>
+    <w:p>
+      <w:pPr>
+        <w:numPr>
+          <w:ilvl w:val="0"/>
+          <w:numId w:val="42"/>
+        </w:numPr>
+        <w:spacing w:before="100" w:beforeAutospacing="1" w:after="100" w:afterAutospacing="1" w:line="240" w:lineRule="auto"/>
+        <w:rPr>
+          <w:rFonts w:ascii="Times New Roman" w:eastAsia="Times New Roman" w:hAnsi="Times New Roman" w:cs="Times New Roman"/>
+          <w:sz w:val="24"/>
+          <w:szCs w:val="24"/>
+          <w:lang w:eastAsia="fr-FR"/>
+        </w:rPr>
+      </w:pPr>
+      <w:r>
+        <w:rPr>
+          <w:rFonts w:ascii="Times New Roman" w:eastAsia="Times New Roman" w:hAnsi="Times New Roman" w:cs="Times New Roman"/>
+          <w:sz w:val="24"/>
+          <w:szCs w:val="24"/>
+          <w:lang w:eastAsia="fr-FR"/>
+        </w:rPr>
+        <w:t>Fork open source de MySQL</w:t>
+      </w:r>
+    </w:p>
+    <w:p>
+      <w:pPr>
+        <w:numPr>
+          <w:ilvl w:val="0"/>
+          <w:numId w:val="42"/>
+        </w:numPr>
+        <w:spacing w:before="100" w:beforeAutospacing="1" w:after="100" w:afterAutospacing="1" w:line="240" w:lineRule="auto"/>
+        <w:rPr>
+          <w:rFonts w:ascii="Times New Roman" w:eastAsia="Times New Roman" w:hAnsi="Times New Roman" w:cs="Times New Roman"/>
+          <w:sz w:val="24"/>
+          <w:szCs w:val="24"/>
+          <w:lang w:eastAsia="fr-FR"/>
+        </w:rPr>
+      </w:pPr>
+      <w:r>
+        <w:rPr>
+          <w:rFonts w:ascii="Times New Roman" w:eastAsia="Times New Roman" w:hAnsi="Times New Roman" w:cs="Times New Roman"/>
+          <w:sz w:val="24"/>
+          <w:szCs w:val="24"/>
+          <w:lang w:eastAsia="fr-FR"/>
+        </w:rPr>
+        <w:t>Totalement compatible avec MySQL</w:t>
+      </w:r>
+    </w:p>
+    <w:p>
+      <w:pPr>
+        <w:numPr>
+          <w:ilvl w:val="0"/>
+          <w:numId w:val="42"/>
+        </w:numPr>
+        <w:spacing w:before="100" w:beforeAutospacing="1" w:after="100" w:afterAutospacing="1" w:line="240" w:lineRule="auto"/>
+        <w:rPr>
+          <w:rFonts w:ascii="Times New Roman" w:eastAsia="Times New Roman" w:hAnsi="Times New Roman" w:cs="Times New Roman"/>
+          <w:sz w:val="24"/>
+          <w:szCs w:val="24"/>
+          <w:lang w:eastAsia="fr-FR"/>
+        </w:rPr>
+      </w:pPr>
+      <w:r>
+        <w:rPr>
+          <w:rFonts w:ascii="Times New Roman" w:eastAsia="Times New Roman" w:hAnsi="Times New Roman" w:cs="Times New Roman"/>
+          <w:sz w:val="24"/>
+          <w:szCs w:val="24"/>
+          <w:lang w:eastAsia="fr-FR"/>
+        </w:rPr>
+        <w:t>Meilleures performances que MySQL sur certains points</w:t>
+      </w:r>
+    </w:p>
+    <w:p>
+      <w:pPr>
+        <w:numPr>
+          <w:ilvl w:val="0"/>
+          <w:numId w:val="42"/>
+        </w:numPr>
+        <w:spacing w:before="100" w:beforeAutospacing="1" w:after="100" w:afterAutospacing="1" w:line="240" w:lineRule="auto"/>
+        <w:rPr>
+          <w:rFonts w:ascii="Times New Roman" w:eastAsia="Times New Roman" w:hAnsi="Times New Roman" w:cs="Times New Roman"/>
+          <w:sz w:val="24"/>
+          <w:szCs w:val="24"/>
+          <w:lang w:eastAsia="fr-FR"/>
+        </w:rPr>
+      </w:pPr>
+      <w:r>
+        <w:rPr>
+          <w:rFonts w:ascii="Times New Roman" w:eastAsia="Times New Roman" w:hAnsi="Times New Roman" w:cs="Times New Roman"/>
+          <w:sz w:val="24"/>
+          <w:szCs w:val="24"/>
+          <w:lang w:eastAsia="fr-FR"/>
+        </w:rPr>
+        <w:t>Développement communautaire actif</w:t>
+      </w:r>
+    </w:p>
+    <w:p>
+      <w:pPr>
+        <w:numPr>
+          <w:ilvl w:val="0"/>
+          <w:numId w:val="42"/>
+        </w:numPr>
+        <w:spacing w:before="100" w:beforeAutospacing="1" w:after="100" w:afterAutospacing="1" w:line="240" w:lineRule="auto"/>
+        <w:rPr>
+          <w:rFonts w:ascii="Times New Roman" w:eastAsia="Times New Roman" w:hAnsi="Times New Roman" w:cs="Times New Roman"/>
+          <w:sz w:val="24"/>
+          <w:szCs w:val="24"/>
+          <w:lang w:eastAsia="fr-FR"/>
+        </w:rPr>
+      </w:pPr>
+      <w:r>
+        <w:rPr>
+          <w:rFonts w:ascii="Times New Roman" w:eastAsia="Times New Roman" w:hAnsi="Times New Roman" w:cs="Times New Roman"/>
+          <w:sz w:val="24"/>
+          <w:szCs w:val="24"/>
+          <w:lang w:eastAsia="fr-FR"/>
+        </w:rPr>
+        <w:t>Intégré par défaut dans de nombreuses distributions Linux</w:t>
+      </w:r>
+    </w:p>
+    <w:p>
+      <w:pPr>
+        <w:spacing w:after="0" w:line="240" w:lineRule="auto"/>
+      </w:pPr>
+      <w:r>
+        <w:t>SQLite</w:t>
+      </w:r>
+    </w:p>
+    <w:p>
+      <w:pPr>
+        <w:spacing w:before="100" w:beforeAutospacing="1" w:after="100" w:afterAutospacing="1" w:line="240" w:lineRule="auto"/>
+        <w:rPr>
+          <w:rFonts w:ascii="Times New Roman" w:eastAsia="Times New Roman" w:hAnsi="Times New Roman" w:cs="Times New Roman"/>
+          <w:sz w:val="24"/>
+          <w:szCs w:val="24"/>
+          <w:lang w:eastAsia="fr-FR"/>
+        </w:rPr>
+      </w:pPr>
+      <w:r>
+        <w:rPr>
+          <w:rFonts w:ascii="Times New Roman" w:eastAsia="Times New Roman" w:hAnsi="Times New Roman" w:cs="Times New Roman"/>
+          <w:sz w:val="24"/>
+          <w:szCs w:val="24"/>
+          <w:lang w:eastAsia="fr-FR"/>
+        </w:rPr>
+        <w:t>SQLite est un SGBD léger qui stocke toute la base de données dans un seul fichier. Il est principalement utilisé pour le développement, les tests et les applications mobiles.</w:t>
+      </w:r>
+    </w:p>
+    <w:p>
+      <w:pPr>
+        <w:spacing w:before="100" w:beforeAutospacing="1" w:after="100" w:afterAutospacing="1" w:line="240" w:lineRule="auto"/>
+        <w:rPr>
+          <w:rFonts w:ascii="Times New Roman" w:eastAsia="Times New Roman" w:hAnsi="Times New Roman" w:cs="Times New Roman"/>
+          <w:sz w:val="24"/>
+          <w:szCs w:val="24"/>
+          <w:lang w:eastAsia="fr-FR"/>
+        </w:rPr>
+      </w:pPr>
+      <w:r>
+        <w:rPr>
+          <w:rFonts w:ascii="Times New Roman" w:eastAsia="Times New Roman" w:hAnsi="Times New Roman" w:cs="Times New Roman"/>
+          <w:b/>
+          <w:bCs/>
+          <w:sz w:val="24"/>
+          <w:szCs w:val="24"/>
+          <w:lang w:eastAsia="fr-FR"/>
+        </w:rPr>
+        <w:t>Caractéristiques principales</w:t>
+      </w:r>
+    </w:p>
+    <w:p>
+      <w:pPr>
+        <w:numPr>
+          <w:ilvl w:val="0"/>
+          <w:numId w:val="43"/>
+        </w:numPr>
+        <w:spacing w:before="100" w:beforeAutospacing="1" w:after="100" w:afterAutospacing="1" w:line="240" w:lineRule="auto"/>
+        <w:rPr>
+          <w:rFonts w:ascii="Times New Roman" w:eastAsia="Times New Roman" w:hAnsi="Times New Roman" w:cs="Times New Roman"/>
+          <w:sz w:val="24"/>
+          <w:szCs w:val="24"/>
+          <w:lang w:eastAsia="fr-FR"/>
+        </w:rPr>
+      </w:pPr>
+      <w:r>
+        <w:rPr>
+          <w:rFonts w:ascii="Times New Roman" w:eastAsia="Times New Roman" w:hAnsi="Times New Roman" w:cs="Times New Roman"/>
+          <w:sz w:val="24"/>
+          <w:szCs w:val="24"/>
+          <w:lang w:eastAsia="fr-FR"/>
+        </w:rPr>
+        <w:t>SGBD sans serveur (serverless)</w:t>
+      </w:r>
+    </w:p>
+    <w:p>
+      <w:pPr>
+        <w:numPr>
+          <w:ilvl w:val="0"/>
+          <w:numId w:val="43"/>
+        </w:numPr>
+        <w:spacing w:before="100" w:beforeAutospacing="1" w:after="100" w:afterAutospacing="1" w:line="240" w:lineRule="auto"/>
+        <w:rPr>
+          <w:rFonts w:ascii="Times New Roman" w:eastAsia="Times New Roman" w:hAnsi="Times New Roman" w:cs="Times New Roman"/>
+          <w:sz w:val="24"/>
+          <w:szCs w:val="24"/>
+          <w:lang w:eastAsia="fr-FR"/>
+        </w:rPr>
+      </w:pPr>
+      <w:r>
+        <w:rPr>
+          <w:rFonts w:ascii="Times New Roman" w:eastAsia="Times New Roman" w:hAnsi="Times New Roman" w:cs="Times New Roman"/>
+          <w:sz w:val="24"/>
+          <w:szCs w:val="24"/>
+          <w:lang w:eastAsia="fr-FR"/>
+        </w:rPr>
+        <w:t>Stockage dans un fichier unique</w:t>
+      </w:r>
+    </w:p>
+    <w:p>
+      <w:pPr>
+        <w:numPr>
+          <w:ilvl w:val="0"/>
+          <w:numId w:val="43"/>
+        </w:numPr>
+        <w:spacing w:before="100" w:beforeAutospacing="1" w:after="100" w:afterAutospacing="1" w:line="240" w:lineRule="auto"/>
+        <w:rPr>
+          <w:rFonts w:ascii="Times New Roman" w:eastAsia="Times New Roman" w:hAnsi="Times New Roman" w:cs="Times New Roman"/>
+          <w:sz w:val="24"/>
+          <w:szCs w:val="24"/>
+          <w:lang w:eastAsia="fr-FR"/>
+        </w:rPr>
+      </w:pPr>
+      <w:r>
+        <w:rPr>
+          <w:rFonts w:ascii="Times New Roman" w:eastAsia="Times New Roman" w:hAnsi="Times New Roman" w:cs="Times New Roman"/>
+          <w:sz w:val="24"/>
+          <w:szCs w:val="24"/>
+          <w:lang w:eastAsia="fr-FR"/>
+        </w:rPr>
+        <w:t>Très léger et facile à configurer</w:t>
+      </w:r>
+    </w:p>
+    <w:p>
+      <w:pPr>
+        <w:numPr>
+          <w:ilvl w:val="0"/>
+          <w:numId w:val="43"/>
+        </w:numPr>
+        <w:spacing w:before="100" w:beforeAutospacing="1" w:after="100" w:afterAutospacing="1" w:line="240" w:lineRule="auto"/>
+        <w:rPr>
+          <w:rFonts w:ascii="Times New Roman" w:eastAsia="Times New Roman" w:hAnsi="Times New Roman" w:cs="Times New Roman"/>
+          <w:sz w:val="24"/>
+          <w:szCs w:val="24"/>
+          <w:lang w:eastAsia="fr-FR"/>
+        </w:rPr>
+      </w:pPr>
+      <w:r>
+        <w:rPr>
+          <w:rFonts w:ascii="Times New Roman" w:eastAsia="Times New Roman" w:hAnsi="Times New Roman" w:cs="Times New Roman"/>
+          <w:sz w:val="24"/>
+          <w:szCs w:val="24"/>
+          <w:lang w:eastAsia="fr-FR"/>
+        </w:rPr>
+        <w:t>Intégré nativement dans Laravel pour les tests</w:t>
+      </w:r>
+    </w:p>
+    <w:p>
+      <w:pPr>
+        <w:spacing w:before="100" w:beforeAutospacing="1" w:after="100" w:afterAutospacing="1" w:line="240" w:lineRule="auto"/>
+        <w:rPr>
+          <w:rFonts w:ascii="Times New Roman" w:hAnsi="Times New Roman" w:cs="Times New Roman"/>
+          <w:color w:val="000000" w:themeColor="text1"/>
+          <w:sz w:val="24"/>
+          <w:szCs w:val="24"/>
+        </w:rPr>
+      </w:pPr>
+      <w:r>
+        <w:rPr>
+          <w:rFonts w:ascii="Times New Roman" w:hAnsi="Times New Roman" w:cs="Times New Roman"/>
+          <w:sz w:val="24"/>
+          <w:szCs w:val="24"/>
+        </w:rPr>
+        <w:t xml:space="preserve">Justification du choix du </w:t>
+      </w:r>
+      <w:r>
+        <w:rPr>
+          <w:rFonts w:ascii="Times New Roman" w:hAnsi="Times New Roman" w:cs="Times New Roman"/>
+          <w:color w:val="000000" w:themeColor="text1"/>
+          <w:sz w:val="24"/>
+          <w:szCs w:val="24"/>
+        </w:rPr>
+        <w:t>SGBD</w:t>
+      </w:r>
+    </w:p>
+    <w:p>
+      <w:pPr>
+        <w:spacing w:before="100" w:beforeAutospacing="1" w:after="100" w:afterAutospacing="1" w:line="240" w:lineRule="auto"/>
+      </w:pPr>
+      <w:r>
+        <w:t xml:space="preserve">Notre choix s'est porté sur </w:t>
+      </w:r>
+      <w:r>
+        <w:rPr>
+          <w:rStyle w:val="lev"/>
+        </w:rPr>
+        <w:t>MySQL</w:t>
+      </w:r>
+      <w:r>
+        <w:t xml:space="preserve"> pour les raisons suivantes :</w:t>
+      </w:r>
+    </w:p>
+    <w:p>
+      <w:pPr>
+        <w:spacing w:before="100" w:beforeAutospacing="1" w:after="100" w:afterAutospacing="1" w:line="240" w:lineRule="auto"/>
+      </w:pPr>
+      <w:r>
+        <w:rPr>
+          <w:rStyle w:val="lev"/>
+        </w:rPr>
+        <w:t>Intégration native avec Laravel</w:t>
+      </w:r>
+      <w:r>
+        <w:br/>
+        <w:t xml:space="preserve">Laravel supporte MySQL nativement et la configuration ne nécessite que quelques lignes dans le fichier </w:t>
+      </w:r>
+      <w:r>
+        <w:rPr>
+          <w:rStyle w:val="CodeHTML"/>
+          <w:rFonts w:eastAsiaTheme="minorHAnsi"/>
+        </w:rPr>
+        <w:t>.env</w:t>
+      </w:r>
+      <w:r>
+        <w:t>. Eloquent ORM est parfaitement optimisé pour MySQL.</w:t>
+      </w:r>
+    </w:p>
+    <w:p>
+      <w:pPr>
+        <w:spacing w:before="100" w:beforeAutospacing="1" w:after="100" w:afterAutospacing="1" w:line="240" w:lineRule="auto"/>
+      </w:pPr>
+      <w:r>
+        <w:rPr>
+          <w:rStyle w:val="lev"/>
+        </w:rPr>
+        <w:t>Compatibilité universelle</w:t>
+      </w:r>
+      <w:r>
+        <w:br/>
+        <w:t xml:space="preserve">MySQL est compatible avec la quasi-totalité des hébergeurs web disponibles au Sénégal et dans le </w:t>
+      </w:r>
+      <w:r>
+        <w:lastRenderedPageBreak/>
+        <w:t>monde. Cela facilitera le déploiement de l'application sur le serveur du garage Génération Automobile.</w:t>
+      </w:r>
+    </w:p>
+    <w:p>
+      <w:pPr>
+        <w:spacing w:before="100" w:beforeAutospacing="1" w:after="100" w:afterAutospacing="1" w:line="240" w:lineRule="auto"/>
+      </w:pPr>
+      <w:r>
+        <w:rPr>
+          <w:rStyle w:val="lev"/>
+        </w:rPr>
+        <w:t>Performances adaptées</w:t>
+      </w:r>
+      <w:r>
+        <w:br/>
+        <w:t>Pour notre application de type CRUD (gestion des interventions, clients, factures, stock), MySQL offre des performances largement suffisantes et bien adaptées au volume de données attendu.</w:t>
+      </w:r>
+    </w:p>
+    <w:p>
+      <w:pPr>
+        <w:spacing w:before="100" w:beforeAutospacing="1" w:after="100" w:afterAutospacing="1" w:line="240" w:lineRule="auto"/>
+      </w:pPr>
+      <w:r>
+        <w:rPr>
+          <w:rStyle w:val="lev"/>
+        </w:rPr>
+        <w:t>Facilité d'administration</w:t>
+      </w:r>
+      <w:r>
+        <w:br/>
+        <w:t xml:space="preserve">MySQL s'administre facilement via </w:t>
+      </w:r>
+      <w:r>
+        <w:rPr>
+          <w:rStyle w:val="lev"/>
+          <w:b w:val="0"/>
+        </w:rPr>
+        <w:t>phpMyAdmin</w:t>
+      </w:r>
+      <w:r>
+        <w:t>, une interface graphique intuitive disponible sur la plupart des hébergeurs, ce qui facilite la gestion de la base de données sans expertise avancée.</w:t>
+      </w:r>
+    </w:p>
+    <w:p>
+      <w:pPr>
+        <w:spacing w:before="100" w:beforeAutospacing="1" w:after="100" w:afterAutospacing="1" w:line="240" w:lineRule="auto"/>
+        <w:rPr>
+          <w:rFonts w:ascii="Times New Roman" w:eastAsia="Times New Roman" w:hAnsi="Times New Roman" w:cs="Times New Roman"/>
+          <w:sz w:val="24"/>
+          <w:szCs w:val="24"/>
+          <w:lang w:eastAsia="fr-FR"/>
+        </w:rPr>
+      </w:pPr>
+      <w:r>
+        <w:rPr>
+          <w:rStyle w:val="lev"/>
+        </w:rPr>
+        <w:t>Documentation abondante</w:t>
+      </w:r>
+      <w:r>
+        <w:br/>
+        <w:t>MySQL bénéficie d'une documentation très fournie et d'une communauté mondiale active, facilitant la résolution des problèmes rencontrés durant le développement.</w:t>
+      </w:r>
+    </w:p>
+    <w:p>
+      <w:pPr>
+        <w:pStyle w:val="font-claude-response-body"/>
+      </w:pPr>
+      <w:r>
+        <w:rPr>
+          <w:rStyle w:val="lev"/>
+        </w:rPr>
+        <w:t>Coût nul</w:t>
+      </w:r>
+      <w:r>
+        <w:br/>
+        <w:t>MySQL est gratuit dans sa version communautaire, ce qui est cohérent avec l'objectif de réduction des coûts informatiques du garage Génération Automobile.</w:t>
+      </w:r>
+    </w:p>
+    <w:p>
+      <w:pPr>
+        <w:spacing w:line="240" w:lineRule="auto"/>
+        <w:jc w:val="both"/>
+        <w:rPr>
+          <w:rFonts w:ascii="Times New Roman" w:hAnsi="Times New Roman" w:cs="Times New Roman"/>
+          <w:sz w:val="24"/>
+          <w:szCs w:val="24"/>
+        </w:rPr>
+      </w:pPr>
+      <w:r>
+        <w:rPr>
+          <w:rFonts w:ascii="Times New Roman" w:hAnsi="Times New Roman" w:cs="Times New Roman"/>
+          <w:sz w:val="24"/>
+          <w:szCs w:val="24"/>
+        </w:rPr>
+        <w:t>Chapitre 8 : Réalisation</w:t>
+      </w:r>
+    </w:p>
+    <w:p>
+      <w:pPr>
+        <w:pStyle w:val="font-claude-response-body"/>
+        <w:numPr>
+          <w:ilvl w:val="0"/>
+          <w:numId w:val="44"/>
+        </w:numPr>
+      </w:pPr>
+      <w:r>
+        <w:t>Architecture et environnement de développement</w:t>
+      </w:r>
+    </w:p>
+    <w:p>
+      <w:pPr>
+        <w:pStyle w:val="font-claude-response-body"/>
+        <w:ind w:left="360"/>
+      </w:pPr>
+      <w:r>
+        <w:t>La mise en place d'une architecture solide et d'un environnement de développement adapté est une étape fondamentale dans la réalisation d'une application web. Cette section présente l'architecture technique retenue pour notre application de gestion des interventions du garage Génération Automobile, ainsi que l'ensemble des outils utilisés durant la phase de développement.</w:t>
+      </w:r>
+    </w:p>
+    <w:p>
+      <w:pPr>
+        <w:pStyle w:val="font-claude-response-body"/>
+        <w:ind w:left="360"/>
+      </w:pPr>
+      <w:r>
+        <w:t>Architecture d</w:t>
+      </w:r>
+      <w:r>
+        <w:t>e l’application</w:t>
+      </w:r>
+    </w:p>
+    <w:p>
+      <w:pPr>
+        <w:pStyle w:val="font-claude-response-body"/>
+        <w:ind w:left="360"/>
+      </w:pPr>
+      <w:r>
+        <w:t xml:space="preserve">Notre application repose sur une </w:t>
+      </w:r>
+      <w:r>
+        <w:rPr>
+          <w:rStyle w:val="lev"/>
+          <w:b w:val="0"/>
+        </w:rPr>
+        <w:t>architecture Client-Serveur à trois niveaux</w:t>
+      </w:r>
+      <w:r>
+        <w:t xml:space="preserve"> (architecture 3-tiers), qui est le modèle le plus adapté aux applications web modernes.</w:t>
+      </w:r>
+    </w:p>
+    <w:p>
+      <w:pPr>
+        <w:pStyle w:val="font-claude-response-body"/>
+        <w:spacing w:after="0" w:afterAutospacing="0"/>
+        <w:rPr>
+          <w:color w:val="000000" w:themeColor="text1"/>
+        </w:rPr>
+      </w:pPr>
+      <w:r>
+        <w:rPr>
+          <w:color w:val="000000" w:themeColor="text1"/>
+        </w:rPr>
+        <w:t>Serveur Web</w:t>
+      </w:r>
+    </w:p>
+    <w:p>
+      <w:pPr>
+        <w:spacing w:after="0"/>
+        <w:jc w:val="both"/>
+        <w:rPr>
+          <w:rFonts w:ascii="Times New Roman" w:hAnsi="Times New Roman" w:cs="Times New Roman"/>
+          <w:sz w:val="24"/>
+          <w:szCs w:val="24"/>
+        </w:rPr>
+      </w:pPr>
+      <w:r>
+        <w:rPr>
+          <w:rFonts w:ascii="Times New Roman" w:hAnsi="Times New Roman" w:cs="Times New Roman"/>
+          <w:sz w:val="24"/>
+          <w:szCs w:val="24"/>
+        </w:rPr>
+        <w:t>Un serveur web est un logiciel informatique qui répond aux requêtes HTTP (HyperText Transfer Protocol) des clients, tels que les navigateurs web, pour afficher des pages web. Il est responsable de la gestion et de la distribution des fichiers, tels que les documents HTML, les images, les fichiers CSS et JavaScript, aux clients qui les demandent.</w:t>
+      </w:r>
+    </w:p>
+    <w:p>
+      <w:pPr>
+        <w:pStyle w:val="font-claude-response-body"/>
+        <w:rPr>
+          <w:lang w:val="en-GB"/>
+        </w:rPr>
+      </w:pPr>
+      <w:r>
+        <w:rPr>
+          <w:noProof/>
+        </w:rPr>
+        <w:drawing>
+          <wp:inline distT="0" distB="0" distL="0" distR="0">
+            <wp:extent cx="2539326" cy="1525630"/>
+            <wp:effectExtent l="0" t="0" r="0" b="0"/>
+            <wp:docPr id="17" name="Image 17" descr="D:\l3\Memoire_De_Fin_Cycle\photo\images.png"/>
+            <wp:cNvGraphicFramePr>
+              <a:graphicFrameLocks xmlns:a="http://schemas.openxmlformats.org/drawingml/2006/main" noChangeAspect="1"/>
+            </wp:cNvGraphicFramePr>
+            <a:graphic xmlns:a="http://schemas.openxmlformats.org/drawingml/2006/main">
+              <a:graphicData uri="http://schemas.openxmlformats.org/drawingml/2006/picture">
+                <pic:pic xmlns:pic="http://schemas.openxmlformats.org/drawingml/2006/picture">
+                  <pic:nvPicPr>
+                    <pic:cNvPr id="0" name="Picture 5" descr="D:\l3\Memoire_De_Fin_Cycle\photo\images.png"/>
+                    <pic:cNvPicPr>
+                      <a:picLocks noChangeAspect="1" noChangeArrowheads="1"/>
+                    </pic:cNvPicPr>
+                  </pic:nvPicPr>
+                  <pic:blipFill>
+                    <a:blip r:embed="rId29">
+                      <a:extLst>
+                        <a:ext uri="{28A0092B-C50C-407E-A947-70E740481C1C}">
+                          <a14:useLocalDpi xmlns:a14="http://schemas.microsoft.com/office/drawing/2010/main" val="0"/>
+                        </a:ext>
+                      </a:extLst>
+                    </a:blip>
+                    <a:srcRect/>
+                    <a:stretch>
+                      <a:fillRect/>
+                    </a:stretch>
+                  </pic:blipFill>
+                  <pic:spPr bwMode="auto">
+                    <a:xfrm>
+                      <a:off x="0" y="0"/>
+                      <a:ext cx="2590530" cy="1556393"/>
+                    </a:xfrm>
+                    <a:prstGeom prst="rect">
+                      <a:avLst/>
+                    </a:prstGeom>
+                    <a:noFill/>
+                    <a:ln>
+                      <a:noFill/>
+                    </a:ln>
+                  </pic:spPr>
+                </pic:pic>
+              </a:graphicData>
+            </a:graphic>
+          </wp:inline>
+        </w:drawing>
+      </w:r>
+    </w:p>
+    <w:p>
+      <w:pPr>
+        <w:pStyle w:val="font-claude-response-body"/>
+        <w:ind w:left="360"/>
+        <w:rPr>
+          <w:lang w:val="en-GB"/>
+        </w:rPr>
+      </w:pPr>
+    </w:p>
+    <w:p>
+      <w:pPr>
+        <w:pStyle w:val="font-claude-response-body"/>
+        <w:spacing w:after="0" w:afterAutospacing="0"/>
+        <w:rPr>
+          <w:color w:val="000000" w:themeColor="text1"/>
+        </w:rPr>
+      </w:pPr>
+      <w:r>
+        <w:rPr>
+          <w:color w:val="000000" w:themeColor="text1"/>
+        </w:rPr>
+        <w:t>Serveur de base de données</w:t>
+      </w:r>
+    </w:p>
+    <w:p>
+      <w:pPr>
+        <w:spacing w:after="0"/>
+        <w:jc w:val="both"/>
+        <w:rPr>
+          <w:rFonts w:ascii="Times New Roman" w:hAnsi="Times New Roman" w:cs="Times New Roman"/>
+          <w:sz w:val="24"/>
+          <w:szCs w:val="24"/>
+        </w:rPr>
+      </w:pPr>
+      <w:r>
+        <w:rPr>
+          <w:rFonts w:ascii="Times New Roman" w:hAnsi="Times New Roman" w:cs="Times New Roman"/>
+          <w:sz w:val="24"/>
+          <w:szCs w:val="24"/>
+        </w:rPr>
+        <w:t>Un serveur de base de données est un logiciel ou un système informatique conçu pour gérer, stocker et fournir un accès sécurisé aux données d'une base de données. Il s'agit d'un élément central d'une infrastructure de base de données, responsable de la gestion des requêtes, de la manipulation des données et de la coordination des transactions.</w:t>
+      </w:r>
+    </w:p>
+    <w:p>
+      <w:pPr>
+        <w:spacing w:after="0"/>
+        <w:jc w:val="both"/>
+        <w:rPr>
+          <w:rFonts w:ascii="Times New Roman" w:hAnsi="Times New Roman" w:cs="Times New Roman"/>
+          <w:sz w:val="24"/>
+          <w:szCs w:val="24"/>
+        </w:rPr>
+      </w:pPr>
+    </w:p>
+    <w:p>
+      <w:pPr>
+        <w:spacing w:after="0"/>
+        <w:jc w:val="both"/>
+        <w:rPr>
+          <w:rFonts w:ascii="Times New Roman" w:hAnsi="Times New Roman" w:cs="Times New Roman"/>
+          <w:sz w:val="24"/>
+          <w:szCs w:val="24"/>
+        </w:rPr>
+      </w:pPr>
+      <w:r>
+        <w:rPr>
+          <w:noProof/>
+          <w:lang w:eastAsia="fr-FR"/>
+        </w:rPr>
+        <w:drawing>
+          <wp:inline distT="0" distB="0" distL="0" distR="0">
+            <wp:extent cx="1540300" cy="1904045"/>
+            <wp:effectExtent l="0" t="0" r="3175" b="1270"/>
+            <wp:docPr id="19" name="Image 19" descr="Développement base de données SQL serveur, Oracle, SQLite, SQL compact édition, mySQL, access"/>
+            <wp:cNvGraphicFramePr>
+              <a:graphicFrameLocks xmlns:a="http://schemas.openxmlformats.org/drawingml/2006/main" noChangeAspect="1"/>
+            </wp:cNvGraphicFramePr>
+            <a:graphic xmlns:a="http://schemas.openxmlformats.org/drawingml/2006/main">
+              <a:graphicData uri="http://schemas.openxmlformats.org/drawingml/2006/picture">
+                <pic:pic xmlns:pic="http://schemas.openxmlformats.org/drawingml/2006/picture">
+                  <pic:nvPicPr>
+                    <pic:cNvPr id="0" name="Picture 6" descr="Développement base de données SQL serveur, Oracle, SQLite, SQL compact édition, mySQL, access"/>
+                    <pic:cNvPicPr>
+                      <a:picLocks noChangeAspect="1" noChangeArrowheads="1"/>
+                    </pic:cNvPicPr>
+                  </pic:nvPicPr>
+                  <pic:blipFill>
+                    <a:blip r:embed="rId30" cstate="print">
+                      <a:extLst>
+                        <a:ext uri="{28A0092B-C50C-407E-A947-70E740481C1C}">
+                          <a14:useLocalDpi xmlns:a14="http://schemas.microsoft.com/office/drawing/2010/main" val="0"/>
+                        </a:ext>
+                      </a:extLst>
+                    </a:blip>
+                    <a:srcRect/>
+                    <a:stretch>
+                      <a:fillRect/>
+                    </a:stretch>
+                  </pic:blipFill>
+                  <pic:spPr bwMode="auto">
+                    <a:xfrm>
+                      <a:off x="0" y="0"/>
+                      <a:ext cx="1563418" cy="1932623"/>
+                    </a:xfrm>
+                    <a:prstGeom prst="rect">
+                      <a:avLst/>
+                    </a:prstGeom>
+                    <a:noFill/>
+                    <a:ln>
+                      <a:noFill/>
+                    </a:ln>
+                  </pic:spPr>
+                </pic:pic>
+              </a:graphicData>
+            </a:graphic>
+          </wp:inline>
+        </w:drawing>
+      </w:r>
+    </w:p>
+    <w:p>
+      <w:pPr>
+        <w:spacing w:after="0"/>
+        <w:jc w:val="both"/>
+        <w:rPr>
+          <w:rFonts w:ascii="Times New Roman" w:hAnsi="Times New Roman" w:cs="Times New Roman"/>
+          <w:sz w:val="24"/>
+          <w:szCs w:val="24"/>
+        </w:rPr>
+      </w:pPr>
+    </w:p>
+    <w:p>
+      <w:pPr>
+        <w:pStyle w:val="Titre2"/>
+        <w:keepNext/>
+        <w:keepLines/>
+        <w:spacing w:before="40" w:beforeAutospacing="0" w:after="0" w:afterAutospacing="0" w:line="259" w:lineRule="auto"/>
+        <w:jc w:val="both"/>
+        <w:rPr>
+          <w:b w:val="0"/>
+          <w:sz w:val="24"/>
+          <w:szCs w:val="24"/>
+        </w:rPr>
+      </w:pPr>
+      <w:bookmarkStart w:id="0" w:name="_Toc139051828"/>
+      <w:bookmarkStart w:id="1" w:name="_Toc139052710"/>
+      <w:bookmarkStart w:id="2" w:name="_Toc140167712"/>
+      <w:bookmarkStart w:id="3" w:name="_Toc140169869"/>
+      <w:bookmarkStart w:id="4" w:name="_Toc140514109"/>
+      <w:r>
+        <w:rPr>
+          <w:b w:val="0"/>
+          <w:sz w:val="24"/>
+          <w:szCs w:val="24"/>
+        </w:rPr>
+        <w:t>Architecture de l’application</w:t>
+      </w:r>
+      <w:bookmarkEnd w:id="0"/>
+      <w:bookmarkEnd w:id="1"/>
+      <w:bookmarkEnd w:id="2"/>
+      <w:bookmarkEnd w:id="3"/>
+      <w:bookmarkEnd w:id="4"/>
+    </w:p>
+    <w:p>
+      <w:pPr>
+        <w:pStyle w:val="Titre2"/>
+        <w:keepNext/>
+        <w:keepLines/>
+        <w:spacing w:before="40" w:beforeAutospacing="0" w:after="0" w:afterAutospacing="0" w:line="259" w:lineRule="auto"/>
+        <w:jc w:val="both"/>
+        <w:rPr>
+          <w:b w:val="0"/>
+          <w:sz w:val="24"/>
+          <w:szCs w:val="24"/>
+        </w:rPr>
+      </w:pPr>
+      <w:r>
+        <w:rPr>
+          <w:b w:val="0"/>
+          <w:sz w:val="24"/>
+          <w:szCs w:val="24"/>
+        </w:rPr>
+        <w:t>Laravel implémente le patron de conception</w:t>
+      </w:r>
+      <w:r>
+        <w:rPr>
+          <w:sz w:val="24"/>
+          <w:szCs w:val="24"/>
+        </w:rPr>
+        <w:t xml:space="preserve"> </w:t>
+      </w:r>
+      <w:r>
+        <w:rPr>
+          <w:rStyle w:val="lev"/>
+          <w:sz w:val="24"/>
+          <w:szCs w:val="24"/>
+        </w:rPr>
+        <w:t>MVC (Modèle-Vue-Contrôleur)</w:t>
+      </w:r>
+      <w:r>
+        <w:rPr>
+          <w:sz w:val="24"/>
+          <w:szCs w:val="24"/>
+        </w:rPr>
+        <w:t xml:space="preserve">, </w:t>
+      </w:r>
+      <w:r>
+        <w:rPr>
+          <w:b w:val="0"/>
+          <w:sz w:val="24"/>
+          <w:szCs w:val="24"/>
+        </w:rPr>
+        <w:t>qui organise le</w:t>
+      </w:r>
+      <w:r>
+        <w:rPr>
+          <w:sz w:val="24"/>
+          <w:szCs w:val="24"/>
+        </w:rPr>
+        <w:t xml:space="preserve"> </w:t>
+      </w:r>
+      <w:r>
+        <w:rPr>
+          <w:b w:val="0"/>
+          <w:sz w:val="24"/>
+          <w:szCs w:val="24"/>
+        </w:rPr>
+        <w:t>code en trois composants distincts et indépendants.</w:t>
+      </w:r>
+    </w:p>
+    <w:p>
+      <w:pPr>
+        <w:pStyle w:val="Titre2"/>
+        <w:keepNext/>
+        <w:keepLines/>
+        <w:spacing w:before="40" w:beforeAutospacing="0" w:after="0" w:afterAutospacing="0" w:line="259" w:lineRule="auto"/>
+        <w:jc w:val="both"/>
+        <w:rPr>
+          <w:b w:val="0"/>
+          <w:sz w:val="24"/>
+          <w:szCs w:val="24"/>
+        </w:rPr>
+      </w:pPr>
+      <w:r>
+        <w:rPr>
+          <w:noProof/>
+        </w:rPr>
+        <w:drawing>
+          <wp:anchor distT="0" distB="0" distL="114300" distR="114300" simplePos="0" relativeHeight="251667456" behindDoc="0" locked="0" layoutInCell="1" allowOverlap="1" wp14:anchorId="3F3A36DA" wp14:editId="37572EA6">
+            <wp:simplePos x="0" y="0"/>
+            <wp:positionH relativeFrom="column">
+              <wp:posOffset>0</wp:posOffset>
+            </wp:positionH>
+            <wp:positionV relativeFrom="paragraph">
+              <wp:posOffset>214630</wp:posOffset>
+            </wp:positionV>
+            <wp:extent cx="2857500" cy="1600200"/>
+            <wp:effectExtent l="0" t="0" r="0" b="0"/>
+            <wp:wrapSquare wrapText="bothSides"/>
+            <wp:docPr id="34" name="Image 34"/>
+            <wp:cNvGraphicFramePr>
+              <a:graphicFrameLocks xmlns:a="http://schemas.openxmlformats.org/drawingml/2006/main" noChangeAspect="1"/>
+            </wp:cNvGraphicFramePr>
+            <a:graphic xmlns:a="http://schemas.openxmlformats.org/drawingml/2006/main">
+              <a:graphicData uri="http://schemas.openxmlformats.org/drawingml/2006/picture">
+                <pic:pic xmlns:pic="http://schemas.openxmlformats.org/drawingml/2006/picture">
+                  <pic:nvPicPr>
+                    <pic:cNvPr id="34" name="modele.jpeg"/>
+                    <pic:cNvPicPr/>
+                  </pic:nvPicPr>
+                  <pic:blipFill>
+                    <a:blip r:embed="rId31">
+                      <a:extLst>
+                        <a:ext uri="{28A0092B-C50C-407E-A947-70E740481C1C}">
+                          <a14:useLocalDpi xmlns:a14="http://schemas.microsoft.com/office/drawing/2010/main" val="0"/>
+                        </a:ext>
+                      </a:extLst>
+                    </a:blip>
+                    <a:stretch>
+                      <a:fillRect/>
+                    </a:stretch>
+                  </pic:blipFill>
+                  <pic:spPr>
+                    <a:xfrm>
+                      <a:off x="0" y="0"/>
+                      <a:ext cx="2857500" cy="1600200"/>
+                    </a:xfrm>
+                    <a:prstGeom prst="rect">
+                      <a:avLst/>
+                    </a:prstGeom>
+                  </pic:spPr>
+                </pic:pic>
+              </a:graphicData>
+            </a:graphic>
+          </wp:anchor>
+        </w:drawing>
+      </w:r>
+    </w:p>
+    <w:p>
+      <w:pPr>
+        <w:pStyle w:val="Titre2"/>
+        <w:keepNext/>
+        <w:keepLines/>
+        <w:spacing w:before="40" w:beforeAutospacing="0" w:after="0" w:afterAutospacing="0" w:line="259" w:lineRule="auto"/>
+        <w:jc w:val="both"/>
+        <w:rPr>
+          <w:color w:val="000000" w:themeColor="text1"/>
+          <w:sz w:val="24"/>
+          <w:szCs w:val="24"/>
+        </w:rPr>
+      </w:pPr>
+    </w:p>
+    <w:p>
+      <w:pPr>
+        <w:pStyle w:val="Titre2"/>
+        <w:keepNext/>
+        <w:keepLines/>
+        <w:spacing w:before="40" w:beforeAutospacing="0" w:after="0" w:afterAutospacing="0" w:line="259" w:lineRule="auto"/>
+        <w:jc w:val="both"/>
+        <w:rPr>
+          <w:color w:val="000000" w:themeColor="text1"/>
+          <w:sz w:val="24"/>
+          <w:szCs w:val="24"/>
+        </w:rPr>
+      </w:pPr>
+    </w:p>
+    <w:p>
+      <w:pPr>
+        <w:pStyle w:val="Titre2"/>
+        <w:keepNext/>
+        <w:keepLines/>
+        <w:spacing w:before="40" w:beforeAutospacing="0" w:after="0" w:afterAutospacing="0" w:line="259" w:lineRule="auto"/>
+        <w:jc w:val="both"/>
+        <w:rPr>
+          <w:color w:val="000000" w:themeColor="text1"/>
+          <w:sz w:val="24"/>
+          <w:szCs w:val="24"/>
+        </w:rPr>
+      </w:pPr>
+    </w:p>
+    <w:p>
+      <w:pPr>
+        <w:pStyle w:val="Titre2"/>
+        <w:keepNext/>
+        <w:keepLines/>
+        <w:spacing w:before="40" w:beforeAutospacing="0" w:after="0" w:afterAutospacing="0" w:line="259" w:lineRule="auto"/>
+        <w:jc w:val="both"/>
+        <w:rPr>
+          <w:color w:val="000000" w:themeColor="text1"/>
+          <w:sz w:val="24"/>
+          <w:szCs w:val="24"/>
+        </w:rPr>
+      </w:pPr>
+    </w:p>
+    <w:p>
+      <w:pPr>
+        <w:pStyle w:val="Titre2"/>
+        <w:keepNext/>
+        <w:keepLines/>
+        <w:spacing w:before="40" w:beforeAutospacing="0" w:after="0" w:afterAutospacing="0" w:line="259" w:lineRule="auto"/>
+        <w:jc w:val="both"/>
+        <w:rPr>
+          <w:color w:val="000000" w:themeColor="text1"/>
+          <w:sz w:val="24"/>
+          <w:szCs w:val="24"/>
+        </w:rPr>
+      </w:pPr>
+    </w:p>
+    <w:p>
+      <w:pPr>
+        <w:pStyle w:val="Titre2"/>
+        <w:keepNext/>
+        <w:keepLines/>
+        <w:spacing w:before="40" w:beforeAutospacing="0" w:after="0" w:afterAutospacing="0" w:line="259" w:lineRule="auto"/>
+        <w:jc w:val="both"/>
+        <w:rPr>
+          <w:color w:val="000000" w:themeColor="text1"/>
+          <w:sz w:val="24"/>
+          <w:szCs w:val="24"/>
+        </w:rPr>
+      </w:pPr>
+    </w:p>
+    <w:p>
+      <w:pPr>
+        <w:pStyle w:val="Titre2"/>
+        <w:keepNext/>
+        <w:keepLines/>
+        <w:spacing w:before="40" w:beforeAutospacing="0" w:after="0" w:afterAutospacing="0" w:line="259" w:lineRule="auto"/>
+        <w:jc w:val="both"/>
+        <w:rPr>
+          <w:color w:val="000000" w:themeColor="text1"/>
+          <w:sz w:val="24"/>
+          <w:szCs w:val="24"/>
+        </w:rPr>
+      </w:pPr>
+    </w:p>
+    <w:p>
+      <w:pPr>
+        <w:pStyle w:val="Titre2"/>
+        <w:keepNext/>
+        <w:keepLines/>
+        <w:spacing w:before="40" w:beforeAutospacing="0" w:after="0" w:afterAutospacing="0" w:line="259" w:lineRule="auto"/>
+        <w:jc w:val="both"/>
+        <w:rPr>
+          <w:color w:val="000000" w:themeColor="text1"/>
+          <w:sz w:val="24"/>
+          <w:szCs w:val="24"/>
+        </w:rPr>
+      </w:pPr>
+    </w:p>
+    <w:p>
+      <w:pPr>
+        <w:pStyle w:val="Titre2"/>
+        <w:keepNext/>
+        <w:keepLines/>
+        <w:spacing w:before="40" w:beforeAutospacing="0" w:after="0" w:afterAutospacing="0" w:line="259" w:lineRule="auto"/>
+        <w:jc w:val="both"/>
+        <w:rPr>
+          <w:color w:val="000000" w:themeColor="text1"/>
+          <w:sz w:val="24"/>
+          <w:szCs w:val="24"/>
+        </w:rPr>
+      </w:pPr>
+    </w:p>
+    <w:p>
+      <w:pPr>
+        <w:pStyle w:val="Titre2"/>
+        <w:keepNext/>
+        <w:keepLines/>
+        <w:spacing w:before="40" w:beforeAutospacing="0" w:after="0" w:afterAutospacing="0" w:line="259" w:lineRule="auto"/>
+        <w:jc w:val="both"/>
+        <w:rPr>
+          <w:b w:val="0"/>
+          <w:sz w:val="24"/>
+          <w:szCs w:val="24"/>
+        </w:rPr>
+      </w:pPr>
+      <w:r>
+        <w:rPr>
+          <w:color w:val="000000" w:themeColor="text1"/>
+          <w:sz w:val="24"/>
+          <w:szCs w:val="24"/>
+        </w:rPr>
+        <w:t>Modèle</w:t>
+      </w:r>
+    </w:p>
+    <w:p>
+      <w:pPr>
+        <w:spacing w:after="0" w:line="240" w:lineRule="auto"/>
+        <w:jc w:val="both"/>
+        <w:rPr>
+          <w:rFonts w:ascii="Times New Roman" w:eastAsia="Times New Roman" w:hAnsi="Times New Roman" w:cs="Times New Roman"/>
+          <w:color w:val="000000"/>
+          <w:sz w:val="24"/>
+          <w:szCs w:val="24"/>
+          <w:lang w:eastAsia="fr-FR"/>
+        </w:rPr>
+      </w:pPr>
+      <w:r>
+        <w:rPr>
+          <w:rFonts w:ascii="Times New Roman" w:eastAsia="Times New Roman" w:hAnsi="Times New Roman" w:cs="Times New Roman"/>
+          <w:color w:val="000000"/>
+          <w:sz w:val="24"/>
+          <w:szCs w:val="24"/>
+          <w:lang w:eastAsia="fr-FR"/>
+        </w:rPr>
+        <w:t>Le modèle contient les données manipulées par le programme. Il assure la gestion de ces données et garantit leur intégrité. Dans le cas typique d'une base de données, c'est le modèle qui la contient.</w:t>
+      </w:r>
+    </w:p>
+    <w:p>
+      <w:pPr>
+        <w:spacing w:after="0" w:line="240" w:lineRule="auto"/>
+        <w:jc w:val="both"/>
+        <w:rPr>
+          <w:rFonts w:ascii="Times New Roman" w:eastAsia="Times New Roman" w:hAnsi="Times New Roman" w:cs="Times New Roman"/>
+          <w:color w:val="000000"/>
+          <w:sz w:val="24"/>
+          <w:szCs w:val="24"/>
+          <w:lang w:eastAsia="fr-FR"/>
+        </w:rPr>
+      </w:pPr>
+      <w:r>
+        <w:rPr>
+          <w:rFonts w:ascii="Times New Roman" w:eastAsia="Times New Roman" w:hAnsi="Times New Roman" w:cs="Times New Roman"/>
+          <w:color w:val="000000"/>
+          <w:sz w:val="24"/>
+          <w:szCs w:val="24"/>
+          <w:lang w:eastAsia="fr-FR"/>
+        </w:rPr>
+        <w:t>Le modèle offre des méthodes pour mettre à jour ces données (insertion suppression, changement de valeur). Il offre aussi des méthodes pour récupérer ses données. Dans le cas de données importantes, le modèle peut autoriser plusieurs vues partielles des données</w:t>
+      </w:r>
+      <w:r>
+        <w:rPr>
+          <w:rFonts w:ascii="Times New Roman" w:eastAsia="Times New Roman" w:hAnsi="Times New Roman" w:cs="Times New Roman"/>
+          <w:color w:val="000000"/>
+          <w:sz w:val="24"/>
+          <w:szCs w:val="24"/>
+          <w:lang w:eastAsia="fr-FR"/>
+        </w:rPr>
+        <w:t>.</w:t>
+      </w:r>
+    </w:p>
+    <w:p>
+      <w:pPr>
+        <w:spacing w:after="0" w:line="240" w:lineRule="auto"/>
+        <w:jc w:val="both"/>
+        <w:rPr>
+          <w:rFonts w:ascii="Times New Roman" w:eastAsia="Times New Roman" w:hAnsi="Times New Roman" w:cs="Times New Roman"/>
+          <w:color w:val="000000"/>
+          <w:sz w:val="24"/>
+          <w:szCs w:val="24"/>
+          <w:lang w:eastAsia="fr-FR"/>
+        </w:rPr>
+      </w:pPr>
+    </w:p>
+    <w:p>
+      <w:pPr>
+        <w:spacing w:after="0" w:line="240" w:lineRule="auto"/>
+        <w:jc w:val="both"/>
+        <w:rPr>
+          <w:rFonts w:ascii="Times New Roman" w:hAnsi="Times New Roman" w:cs="Times New Roman"/>
+          <w:b/>
+          <w:color w:val="000000" w:themeColor="text1"/>
+          <w:sz w:val="24"/>
+          <w:szCs w:val="24"/>
+        </w:rPr>
+      </w:pPr>
+      <w:r>
+        <w:rPr>
+          <w:rFonts w:ascii="Times New Roman" w:hAnsi="Times New Roman" w:cs="Times New Roman"/>
+          <w:b/>
+          <w:color w:val="000000" w:themeColor="text1"/>
+          <w:sz w:val="24"/>
+          <w:szCs w:val="24"/>
+        </w:rPr>
+        <w:t>Vue</w:t>
+      </w:r>
+    </w:p>
+    <w:p>
+      <w:pPr>
+        <w:jc w:val="both"/>
+        <w:rPr>
+          <w:rFonts w:ascii="Times New Roman" w:hAnsi="Times New Roman" w:cs="Times New Roman"/>
+          <w:color w:val="000000"/>
+          <w:sz w:val="24"/>
+          <w:szCs w:val="24"/>
+          <w:shd w:val="clear" w:color="auto" w:fill="FFFFFF"/>
+        </w:rPr>
+      </w:pPr>
+      <w:r>
+        <w:rPr>
+          <w:rFonts w:ascii="Times New Roman" w:hAnsi="Times New Roman" w:cs="Times New Roman"/>
+          <w:color w:val="000000"/>
+          <w:sz w:val="24"/>
+          <w:szCs w:val="24"/>
+          <w:shd w:val="clear" w:color="auto" w:fill="FFFFFF"/>
+        </w:rPr>
+        <w:t xml:space="preserve">La vue fait l'interface avec l'utilisateur. Sa première tâche est d'afficher les données qu'elle a récupérées auprès du modèle. Sa seconde tâche est de recevoir tous les actions de l'utilisateur (clic de souris, sélection d'une entrées, boutons, …). Ses différents événements sont envoyés au </w:t>
+      </w:r>
+    </w:p>
+    <w:p>
+      <w:pPr>
+        <w:jc w:val="both"/>
+        <w:rPr>
+          <w:rFonts w:ascii="Times New Roman" w:hAnsi="Times New Roman" w:cs="Times New Roman"/>
+          <w:color w:val="000000"/>
+          <w:sz w:val="24"/>
+          <w:szCs w:val="24"/>
+          <w:shd w:val="clear" w:color="auto" w:fill="FFFFFF"/>
+        </w:rPr>
+      </w:pPr>
+    </w:p>
+    <w:p>
+      <w:pPr>
+        <w:spacing w:after="0"/>
+        <w:jc w:val="both"/>
+        <w:rPr>
+          <w:rFonts w:ascii="Times New Roman" w:hAnsi="Times New Roman" w:cs="Times New Roman"/>
+          <w:color w:val="000000"/>
+          <w:sz w:val="24"/>
+          <w:szCs w:val="24"/>
+          <w:shd w:val="clear" w:color="auto" w:fill="FFFFFF"/>
+        </w:rPr>
+      </w:pPr>
+      <w:r>
+        <w:rPr>
+          <w:rFonts w:ascii="Times New Roman" w:hAnsi="Times New Roman" w:cs="Times New Roman"/>
+          <w:color w:val="000000"/>
+          <w:sz w:val="24"/>
+          <w:szCs w:val="24"/>
+          <w:shd w:val="clear" w:color="auto" w:fill="FFFFFF"/>
+        </w:rPr>
+        <w:lastRenderedPageBreak/>
+        <w:t>Contrôleur</w:t>
+      </w:r>
+    </w:p>
+    <w:p>
+      <w:pPr>
+        <w:spacing w:after="0"/>
+        <w:jc w:val="both"/>
+        <w:rPr>
+          <w:rFonts w:ascii="Times New Roman" w:hAnsi="Times New Roman" w:cs="Times New Roman"/>
+          <w:color w:val="000000"/>
+          <w:sz w:val="24"/>
+          <w:szCs w:val="24"/>
+          <w:shd w:val="clear" w:color="auto" w:fill="FFFFFF"/>
+        </w:rPr>
+      </w:pPr>
+      <w:r>
+        <w:rPr>
+          <w:rFonts w:ascii="Times New Roman" w:hAnsi="Times New Roman" w:cs="Times New Roman"/>
+          <w:color w:val="000000"/>
+          <w:sz w:val="24"/>
+          <w:szCs w:val="24"/>
+          <w:shd w:val="clear" w:color="auto" w:fill="FFFFFF"/>
+        </w:rPr>
+        <w:t>Le contrôleur est chargé de la synchronisation du modèle et de la vue. Il reçoit tous les événements de l'utilisateur et enclenche les actions à effectuer. Si une action nécessite un changement des données, le contrôleur demande la modification des données au modèle et ensuite avertit la vue que les données ont changé pour que celle-ci se mette à jour. Certains événements de l'utilisateur ne concernent pas les données mais la vue. Dans ce cas, le contrôleur demande à la vue de se modifier.</w:t>
+      </w:r>
+    </w:p>
+    <w:p>
+      <w:pPr>
+        <w:spacing w:after="0" w:line="240" w:lineRule="auto"/>
+        <w:jc w:val="both"/>
+        <w:rPr>
+          <w:rFonts w:ascii="Times New Roman" w:hAnsi="Times New Roman" w:cs="Times New Roman"/>
+          <w:color w:val="000000" w:themeColor="text1"/>
+          <w:sz w:val="24"/>
+          <w:szCs w:val="24"/>
+        </w:rPr>
+      </w:pPr>
+    </w:p>
+    <w:p>
+      <w:pPr>
+        <w:spacing w:after="0" w:line="240" w:lineRule="auto"/>
+        <w:jc w:val="both"/>
+      </w:pPr>
+      <w:r>
+        <w:t>Environnement de développement</w:t>
+      </w:r>
+    </w:p>
+    <w:p>
+      <w:pPr>
+        <w:spacing w:after="0" w:line="240" w:lineRule="auto"/>
+        <w:jc w:val="both"/>
+      </w:pPr>
+    </w:p>
+    <w:p>
+      <w:pPr>
+        <w:spacing w:after="0" w:line="240" w:lineRule="auto"/>
+        <w:jc w:val="both"/>
+      </w:pPr>
+      <w:r>
+        <w:t>Outils de développement utilisés</w:t>
+      </w:r>
+    </w:p>
+    <w:p>
+      <w:pPr>
+        <w:spacing w:after="0" w:line="240" w:lineRule="auto"/>
+        <w:jc w:val="both"/>
+      </w:pPr>
+    </w:p>
+    <w:tbl>
+      <w:tblPr>
+        <w:tblStyle w:val="TableauGrille4-Accentuation6"/>
+        <w:tblW w:w="10077" w:type="dxa"/>
+        <w:tblLook w:val="04A0" w:firstRow="1" w:lastRow="0" w:firstColumn="1" w:lastColumn="0" w:noHBand="0" w:noVBand="1"/>
+      </w:tblPr>
+      <w:tblGrid>
+        <w:gridCol w:w="2694"/>
+        <w:gridCol w:w="2241"/>
+        <w:gridCol w:w="5142"/>
+      </w:tblGrid>
+      <w:tr>
+        <w:trPr>
+          <w:cnfStyle w:val="100000000000" w:firstRow="1" w:lastRow="0" w:firstColumn="0" w:lastColumn="0" w:oddVBand="0" w:evenVBand="0" w:oddHBand="0" w:evenHBand="0" w:firstRowFirstColumn="0" w:firstRowLastColumn="0" w:lastRowFirstColumn="0" w:lastRowLastColumn="0"/>
+          <w:trHeight w:val="332"/>
+        </w:trPr>
+        <w:tc>
+          <w:tcPr>
+            <w:cnfStyle w:val="001000000000" w:firstRow="0" w:lastRow="0" w:firstColumn="1" w:lastColumn="0" w:oddVBand="0" w:evenVBand="0" w:oddHBand="0" w:evenHBand="0" w:firstRowFirstColumn="0" w:firstRowLastColumn="0" w:lastRowFirstColumn="0" w:lastRowLastColumn="0"/>
+            <w:tcW w:w="0" w:type="auto"/>
+            <w:hideMark/>
+          </w:tcPr>
+          <w:p>
+            <w:pPr>
+              <w:jc w:val="center"/>
+              <w:rPr>
+                <w:rFonts w:ascii="Times New Roman" w:eastAsia="Times New Roman" w:hAnsi="Times New Roman" w:cs="Times New Roman"/>
+                <w:sz w:val="24"/>
+                <w:szCs w:val="24"/>
+                <w:lang w:eastAsia="fr-FR"/>
+              </w:rPr>
+            </w:pPr>
+            <w:r>
+              <w:rPr>
+                <w:rFonts w:ascii="Times New Roman" w:eastAsia="Times New Roman" w:hAnsi="Times New Roman" w:cs="Times New Roman"/>
+                <w:sz w:val="24"/>
+                <w:szCs w:val="24"/>
+                <w:lang w:eastAsia="fr-FR"/>
+              </w:rPr>
+              <w:t>Outil</w:t>
+            </w:r>
+          </w:p>
+        </w:tc>
+        <w:tc>
+          <w:tcPr>
+            <w:tcW w:w="0" w:type="auto"/>
+            <w:hideMark/>
+          </w:tcPr>
+          <w:p>
+            <w:pPr>
+              <w:jc w:val="center"/>
+              <w:cnfStyle w:val="100000000000" w:firstRow="1" w:lastRow="0" w:firstColumn="0" w:lastColumn="0" w:oddVBand="0" w:evenVBand="0" w:oddHBand="0" w:evenHBand="0" w:firstRowFirstColumn="0" w:firstRowLastColumn="0" w:lastRowFirstColumn="0" w:lastRowLastColumn="0"/>
+              <w:rPr>
+                <w:rFonts w:ascii="Times New Roman" w:eastAsia="Times New Roman" w:hAnsi="Times New Roman" w:cs="Times New Roman"/>
+                <w:sz w:val="24"/>
+                <w:szCs w:val="24"/>
+                <w:lang w:eastAsia="fr-FR"/>
+              </w:rPr>
+            </w:pPr>
+            <w:r>
+              <w:rPr>
+                <w:rFonts w:ascii="Times New Roman" w:eastAsia="Times New Roman" w:hAnsi="Times New Roman" w:cs="Times New Roman"/>
+                <w:sz w:val="24"/>
+                <w:szCs w:val="24"/>
+                <w:lang w:eastAsia="fr-FR"/>
+              </w:rPr>
+              <w:t>Version</w:t>
+            </w:r>
+          </w:p>
+        </w:tc>
+        <w:tc>
+          <w:tcPr>
+            <w:tcW w:w="0" w:type="auto"/>
+            <w:hideMark/>
+          </w:tcPr>
+          <w:p>
+            <w:pPr>
+              <w:jc w:val="center"/>
+              <w:cnfStyle w:val="100000000000" w:firstRow="1" w:lastRow="0" w:firstColumn="0" w:lastColumn="0" w:oddVBand="0" w:evenVBand="0" w:oddHBand="0" w:evenHBand="0" w:firstRowFirstColumn="0" w:firstRowLastColumn="0" w:lastRowFirstColumn="0" w:lastRowLastColumn="0"/>
+              <w:rPr>
+                <w:rFonts w:ascii="Times New Roman" w:eastAsia="Times New Roman" w:hAnsi="Times New Roman" w:cs="Times New Roman"/>
+                <w:sz w:val="24"/>
+                <w:szCs w:val="24"/>
+                <w:lang w:eastAsia="fr-FR"/>
+              </w:rPr>
+            </w:pPr>
+            <w:r>
+              <w:rPr>
+                <w:rFonts w:ascii="Times New Roman" w:eastAsia="Times New Roman" w:hAnsi="Times New Roman" w:cs="Times New Roman"/>
+                <w:sz w:val="24"/>
+                <w:szCs w:val="24"/>
+                <w:lang w:eastAsia="fr-FR"/>
+              </w:rPr>
+              <w:t>Rôle</w:t>
+            </w:r>
+          </w:p>
+        </w:tc>
+      </w:tr>
+      <w:tr>
+        <w:trPr>
+          <w:cnfStyle w:val="000000100000" w:firstRow="0" w:lastRow="0" w:firstColumn="0" w:lastColumn="0" w:oddVBand="0" w:evenVBand="0" w:oddHBand="1" w:evenHBand="0" w:firstRowFirstColumn="0" w:firstRowLastColumn="0" w:lastRowFirstColumn="0" w:lastRowLastColumn="0"/>
+          <w:trHeight w:val="344"/>
+        </w:trPr>
+        <w:tc>
+          <w:tcPr>
+            <w:cnfStyle w:val="001000000000" w:firstRow="0" w:lastRow="0" w:firstColumn="1" w:lastColumn="0" w:oddVBand="0" w:evenVBand="0" w:oddHBand="0" w:evenHBand="0" w:firstRowFirstColumn="0" w:firstRowLastColumn="0" w:lastRowFirstColumn="0" w:lastRowLastColumn="0"/>
+            <w:tcW w:w="0" w:type="auto"/>
+            <w:hideMark/>
+          </w:tcPr>
+          <w:p>
+            <w:pPr>
+              <w:rPr>
+                <w:rFonts w:ascii="Times New Roman" w:eastAsia="Times New Roman" w:hAnsi="Times New Roman" w:cs="Times New Roman"/>
+                <w:sz w:val="24"/>
+                <w:szCs w:val="24"/>
+                <w:lang w:eastAsia="fr-FR"/>
+              </w:rPr>
+            </w:pPr>
+            <w:r>
+              <w:rPr>
+                <w:rFonts w:ascii="Times New Roman" w:eastAsia="Times New Roman" w:hAnsi="Times New Roman" w:cs="Times New Roman"/>
+                <w:sz w:val="24"/>
+                <w:szCs w:val="24"/>
+                <w:lang w:eastAsia="fr-FR"/>
+              </w:rPr>
+              <w:t>XAMPP</w:t>
+            </w:r>
+          </w:p>
+        </w:tc>
+        <w:tc>
+          <w:tcPr>
+            <w:tcW w:w="0" w:type="auto"/>
+            <w:hideMark/>
+          </w:tcPr>
+          <w:p>
+            <w:pPr>
+              <w:cnfStyle w:val="000000100000" w:firstRow="0" w:lastRow="0" w:firstColumn="0" w:lastColumn="0" w:oddVBand="0" w:evenVBand="0" w:oddHBand="1" w:evenHBand="0" w:firstRowFirstColumn="0" w:firstRowLastColumn="0" w:lastRowFirstColumn="0" w:lastRowLastColumn="0"/>
+              <w:rPr>
+                <w:rFonts w:ascii="Times New Roman" w:eastAsia="Times New Roman" w:hAnsi="Times New Roman" w:cs="Times New Roman"/>
+                <w:sz w:val="24"/>
+                <w:szCs w:val="24"/>
+                <w:lang w:eastAsia="fr-FR"/>
+              </w:rPr>
+            </w:pPr>
+            <w:r>
+              <w:rPr>
+                <w:rFonts w:ascii="Times New Roman" w:eastAsia="Times New Roman" w:hAnsi="Times New Roman" w:cs="Times New Roman"/>
+                <w:sz w:val="24"/>
+                <w:szCs w:val="24"/>
+                <w:lang w:eastAsia="fr-FR"/>
+              </w:rPr>
+              <w:t>8.2.12</w:t>
+            </w:r>
+          </w:p>
+        </w:tc>
+        <w:tc>
+          <w:tcPr>
+            <w:tcW w:w="0" w:type="auto"/>
+            <w:hideMark/>
+          </w:tcPr>
+          <w:p>
+            <w:pPr>
+              <w:cnfStyle w:val="000000100000" w:firstRow="0" w:lastRow="0" w:firstColumn="0" w:lastColumn="0" w:oddVBand="0" w:evenVBand="0" w:oddHBand="1" w:evenHBand="0" w:firstRowFirstColumn="0" w:firstRowLastColumn="0" w:lastRowFirstColumn="0" w:lastRowLastColumn="0"/>
+              <w:rPr>
+                <w:rFonts w:ascii="Times New Roman" w:eastAsia="Times New Roman" w:hAnsi="Times New Roman" w:cs="Times New Roman"/>
+                <w:sz w:val="24"/>
+                <w:szCs w:val="24"/>
+                <w:lang w:eastAsia="fr-FR"/>
+              </w:rPr>
+            </w:pPr>
+            <w:r>
+              <w:rPr>
+                <w:rFonts w:ascii="Times New Roman" w:eastAsia="Times New Roman" w:hAnsi="Times New Roman" w:cs="Times New Roman"/>
+                <w:sz w:val="24"/>
+                <w:szCs w:val="24"/>
+                <w:lang w:eastAsia="fr-FR"/>
+              </w:rPr>
+              <w:t>Serveur local (Apache + MySQL + PHP)</w:t>
+            </w:r>
+          </w:p>
+        </w:tc>
+      </w:tr>
+      <w:tr>
+        <w:trPr>
+          <w:trHeight w:val="332"/>
+        </w:trPr>
+        <w:tc>
+          <w:tcPr>
+            <w:cnfStyle w:val="001000000000" w:firstRow="0" w:lastRow="0" w:firstColumn="1" w:lastColumn="0" w:oddVBand="0" w:evenVBand="0" w:oddHBand="0" w:evenHBand="0" w:firstRowFirstColumn="0" w:firstRowLastColumn="0" w:lastRowFirstColumn="0" w:lastRowLastColumn="0"/>
+            <w:tcW w:w="0" w:type="auto"/>
+            <w:hideMark/>
+          </w:tcPr>
+          <w:p>
+            <w:pPr>
+              <w:rPr>
+                <w:rFonts w:ascii="Times New Roman" w:eastAsia="Times New Roman" w:hAnsi="Times New Roman" w:cs="Times New Roman"/>
+                <w:sz w:val="24"/>
+                <w:szCs w:val="24"/>
+                <w:lang w:eastAsia="fr-FR"/>
+              </w:rPr>
+            </w:pPr>
+            <w:r>
+              <w:rPr>
+                <w:rFonts w:ascii="Times New Roman" w:eastAsia="Times New Roman" w:hAnsi="Times New Roman" w:cs="Times New Roman"/>
+                <w:sz w:val="24"/>
+                <w:szCs w:val="24"/>
+                <w:lang w:eastAsia="fr-FR"/>
+              </w:rPr>
+              <w:t>Visual Studio Code</w:t>
+            </w:r>
+          </w:p>
+        </w:tc>
+        <w:tc>
+          <w:tcPr>
+            <w:tcW w:w="0" w:type="auto"/>
+            <w:hideMark/>
+          </w:tcPr>
+          <w:p>
+            <w:pPr>
+              <w:cnfStyle w:val="000000000000" w:firstRow="0" w:lastRow="0" w:firstColumn="0" w:lastColumn="0" w:oddVBand="0" w:evenVBand="0" w:oddHBand="0" w:evenHBand="0" w:firstRowFirstColumn="0" w:firstRowLastColumn="0" w:lastRowFirstColumn="0" w:lastRowLastColumn="0"/>
+              <w:rPr>
+                <w:rFonts w:ascii="Times New Roman" w:eastAsia="Times New Roman" w:hAnsi="Times New Roman" w:cs="Times New Roman"/>
+                <w:sz w:val="24"/>
+                <w:szCs w:val="24"/>
+                <w:lang w:eastAsia="fr-FR"/>
+              </w:rPr>
+            </w:pPr>
+            <w:r>
+              <w:rPr>
+                <w:rFonts w:ascii="Times New Roman" w:eastAsia="Times New Roman" w:hAnsi="Times New Roman" w:cs="Times New Roman"/>
+                <w:sz w:val="24"/>
+                <w:szCs w:val="24"/>
+                <w:lang w:eastAsia="fr-FR"/>
+              </w:rPr>
+              <w:t>Dernière version</w:t>
+            </w:r>
+          </w:p>
+        </w:tc>
+        <w:tc>
+          <w:tcPr>
+            <w:tcW w:w="0" w:type="auto"/>
+            <w:hideMark/>
+          </w:tcPr>
+          <w:p>
+            <w:pPr>
+              <w:cnfStyle w:val="000000000000" w:firstRow="0" w:lastRow="0" w:firstColumn="0" w:lastColumn="0" w:oddVBand="0" w:evenVBand="0" w:oddHBand="0" w:evenHBand="0" w:firstRowFirstColumn="0" w:firstRowLastColumn="0" w:lastRowFirstColumn="0" w:lastRowLastColumn="0"/>
+              <w:rPr>
+                <w:rFonts w:ascii="Times New Roman" w:eastAsia="Times New Roman" w:hAnsi="Times New Roman" w:cs="Times New Roman"/>
+                <w:sz w:val="24"/>
+                <w:szCs w:val="24"/>
+                <w:lang w:eastAsia="fr-FR"/>
+              </w:rPr>
+            </w:pPr>
+            <w:r>
+              <w:rPr>
+                <w:rFonts w:ascii="Times New Roman" w:eastAsia="Times New Roman" w:hAnsi="Times New Roman" w:cs="Times New Roman"/>
+                <w:sz w:val="24"/>
+                <w:szCs w:val="24"/>
+                <w:lang w:eastAsia="fr-FR"/>
+              </w:rPr>
+              <w:t>Éditeur de code principal</w:t>
+            </w:r>
+          </w:p>
+        </w:tc>
+      </w:tr>
+      <w:tr>
+        <w:trPr>
+          <w:cnfStyle w:val="000000100000" w:firstRow="0" w:lastRow="0" w:firstColumn="0" w:lastColumn="0" w:oddVBand="0" w:evenVBand="0" w:oddHBand="1" w:evenHBand="0" w:firstRowFirstColumn="0" w:firstRowLastColumn="0" w:lastRowFirstColumn="0" w:lastRowLastColumn="0"/>
+          <w:trHeight w:val="344"/>
+        </w:trPr>
+        <w:tc>
+          <w:tcPr>
+            <w:cnfStyle w:val="001000000000" w:firstRow="0" w:lastRow="0" w:firstColumn="1" w:lastColumn="0" w:oddVBand="0" w:evenVBand="0" w:oddHBand="0" w:evenHBand="0" w:firstRowFirstColumn="0" w:firstRowLastColumn="0" w:lastRowFirstColumn="0" w:lastRowLastColumn="0"/>
+            <w:tcW w:w="0" w:type="auto"/>
+            <w:hideMark/>
+          </w:tcPr>
+          <w:p>
+            <w:pPr>
+              <w:rPr>
+                <w:rFonts w:ascii="Times New Roman" w:eastAsia="Times New Roman" w:hAnsi="Times New Roman" w:cs="Times New Roman"/>
+                <w:sz w:val="24"/>
+                <w:szCs w:val="24"/>
+                <w:lang w:eastAsia="fr-FR"/>
+              </w:rPr>
+            </w:pPr>
+            <w:r>
+              <w:rPr>
+                <w:rFonts w:ascii="Times New Roman" w:eastAsia="Times New Roman" w:hAnsi="Times New Roman" w:cs="Times New Roman"/>
+                <w:sz w:val="24"/>
+                <w:szCs w:val="24"/>
+                <w:lang w:eastAsia="fr-FR"/>
+              </w:rPr>
+              <w:t>Composer</w:t>
+            </w:r>
+          </w:p>
+        </w:tc>
+        <w:tc>
+          <w:tcPr>
+            <w:tcW w:w="0" w:type="auto"/>
+            <w:hideMark/>
+          </w:tcPr>
+          <w:p>
+            <w:pPr>
+              <w:cnfStyle w:val="000000100000" w:firstRow="0" w:lastRow="0" w:firstColumn="0" w:lastColumn="0" w:oddVBand="0" w:evenVBand="0" w:oddHBand="1" w:evenHBand="0" w:firstRowFirstColumn="0" w:firstRowLastColumn="0" w:lastRowFirstColumn="0" w:lastRowLastColumn="0"/>
+              <w:rPr>
+                <w:rFonts w:ascii="Times New Roman" w:eastAsia="Times New Roman" w:hAnsi="Times New Roman" w:cs="Times New Roman"/>
+                <w:sz w:val="24"/>
+                <w:szCs w:val="24"/>
+                <w:lang w:eastAsia="fr-FR"/>
+              </w:rPr>
+            </w:pPr>
+            <w:r>
+              <w:rPr>
+                <w:rFonts w:ascii="Times New Roman" w:eastAsia="Times New Roman" w:hAnsi="Times New Roman" w:cs="Times New Roman"/>
+                <w:sz w:val="24"/>
+                <w:szCs w:val="24"/>
+                <w:lang w:eastAsia="fr-FR"/>
+              </w:rPr>
+              <w:t>2.9.1</w:t>
+            </w:r>
+          </w:p>
+        </w:tc>
+        <w:tc>
+          <w:tcPr>
+            <w:tcW w:w="0" w:type="auto"/>
+            <w:hideMark/>
+          </w:tcPr>
+          <w:p>
+            <w:pPr>
+              <w:cnfStyle w:val="000000100000" w:firstRow="0" w:lastRow="0" w:firstColumn="0" w:lastColumn="0" w:oddVBand="0" w:evenVBand="0" w:oddHBand="1" w:evenHBand="0" w:firstRowFirstColumn="0" w:firstRowLastColumn="0" w:lastRowFirstColumn="0" w:lastRowLastColumn="0"/>
+              <w:rPr>
+                <w:rFonts w:ascii="Times New Roman" w:eastAsia="Times New Roman" w:hAnsi="Times New Roman" w:cs="Times New Roman"/>
+                <w:sz w:val="24"/>
+                <w:szCs w:val="24"/>
+                <w:lang w:eastAsia="fr-FR"/>
+              </w:rPr>
+            </w:pPr>
+            <w:r>
+              <w:rPr>
+                <w:rFonts w:ascii="Times New Roman" w:eastAsia="Times New Roman" w:hAnsi="Times New Roman" w:cs="Times New Roman"/>
+                <w:sz w:val="24"/>
+                <w:szCs w:val="24"/>
+                <w:lang w:eastAsia="fr-FR"/>
+              </w:rPr>
+              <w:t>Gestionnaire de dépendances PHP</w:t>
+            </w:r>
+          </w:p>
+        </w:tc>
+      </w:tr>
+      <w:tr>
+        <w:trPr>
+          <w:trHeight w:val="332"/>
+        </w:trPr>
+        <w:tc>
+          <w:tcPr>
+            <w:cnfStyle w:val="001000000000" w:firstRow="0" w:lastRow="0" w:firstColumn="1" w:lastColumn="0" w:oddVBand="0" w:evenVBand="0" w:oddHBand="0" w:evenHBand="0" w:firstRowFirstColumn="0" w:firstRowLastColumn="0" w:lastRowFirstColumn="0" w:lastRowLastColumn="0"/>
+            <w:tcW w:w="0" w:type="auto"/>
+            <w:hideMark/>
+          </w:tcPr>
+          <w:p>
+            <w:pPr>
+              <w:rPr>
+                <w:rFonts w:ascii="Times New Roman" w:eastAsia="Times New Roman" w:hAnsi="Times New Roman" w:cs="Times New Roman"/>
+                <w:sz w:val="24"/>
+                <w:szCs w:val="24"/>
+                <w:lang w:eastAsia="fr-FR"/>
+              </w:rPr>
+            </w:pPr>
+            <w:r>
+              <w:rPr>
+                <w:rFonts w:ascii="Times New Roman" w:eastAsia="Times New Roman" w:hAnsi="Times New Roman" w:cs="Times New Roman"/>
+                <w:sz w:val="24"/>
+                <w:szCs w:val="24"/>
+                <w:lang w:eastAsia="fr-FR"/>
+              </w:rPr>
+              <w:t>Laravel</w:t>
+            </w:r>
+          </w:p>
+        </w:tc>
+        <w:tc>
+          <w:tcPr>
+            <w:tcW w:w="0" w:type="auto"/>
+            <w:hideMark/>
+          </w:tcPr>
+          <w:p>
+            <w:pPr>
+              <w:cnfStyle w:val="000000000000" w:firstRow="0" w:lastRow="0" w:firstColumn="0" w:lastColumn="0" w:oddVBand="0" w:evenVBand="0" w:oddHBand="0" w:evenHBand="0" w:firstRowFirstColumn="0" w:firstRowLastColumn="0" w:lastRowFirstColumn="0" w:lastRowLastColumn="0"/>
+              <w:rPr>
+                <w:rFonts w:ascii="Times New Roman" w:eastAsia="Times New Roman" w:hAnsi="Times New Roman" w:cs="Times New Roman"/>
+                <w:sz w:val="24"/>
+                <w:szCs w:val="24"/>
+                <w:lang w:eastAsia="fr-FR"/>
+              </w:rPr>
+            </w:pPr>
+            <w:r>
+              <w:rPr>
+                <w:rFonts w:ascii="Times New Roman" w:eastAsia="Times New Roman" w:hAnsi="Times New Roman" w:cs="Times New Roman"/>
+                <w:sz w:val="24"/>
+                <w:szCs w:val="24"/>
+                <w:lang w:eastAsia="fr-FR"/>
+              </w:rPr>
+              <w:t>10.x</w:t>
+            </w:r>
+          </w:p>
+        </w:tc>
+        <w:tc>
+          <w:tcPr>
+            <w:tcW w:w="0" w:type="auto"/>
+            <w:hideMark/>
+          </w:tcPr>
+          <w:p>
+            <w:pPr>
+              <w:cnfStyle w:val="000000000000" w:firstRow="0" w:lastRow="0" w:firstColumn="0" w:lastColumn="0" w:oddVBand="0" w:evenVBand="0" w:oddHBand="0" w:evenHBand="0" w:firstRowFirstColumn="0" w:firstRowLastColumn="0" w:lastRowFirstColumn="0" w:lastRowLastColumn="0"/>
+              <w:rPr>
+                <w:rFonts w:ascii="Times New Roman" w:eastAsia="Times New Roman" w:hAnsi="Times New Roman" w:cs="Times New Roman"/>
+                <w:sz w:val="24"/>
+                <w:szCs w:val="24"/>
+                <w:lang w:eastAsia="fr-FR"/>
+              </w:rPr>
+            </w:pPr>
+            <w:r>
+              <w:rPr>
+                <w:rFonts w:ascii="Times New Roman" w:eastAsia="Times New Roman" w:hAnsi="Times New Roman" w:cs="Times New Roman"/>
+                <w:sz w:val="24"/>
+                <w:szCs w:val="24"/>
+                <w:lang w:eastAsia="fr-FR"/>
+              </w:rPr>
+              <w:t>Framework PHP</w:t>
+            </w:r>
+          </w:p>
+        </w:tc>
+      </w:tr>
+      <w:tr>
+        <w:trPr>
+          <w:cnfStyle w:val="000000100000" w:firstRow="0" w:lastRow="0" w:firstColumn="0" w:lastColumn="0" w:oddVBand="0" w:evenVBand="0" w:oddHBand="1" w:evenHBand="0" w:firstRowFirstColumn="0" w:firstRowLastColumn="0" w:lastRowFirstColumn="0" w:lastRowLastColumn="0"/>
+          <w:trHeight w:val="344"/>
+        </w:trPr>
+        <w:tc>
+          <w:tcPr>
+            <w:cnfStyle w:val="001000000000" w:firstRow="0" w:lastRow="0" w:firstColumn="1" w:lastColumn="0" w:oddVBand="0" w:evenVBand="0" w:oddHBand="0" w:evenHBand="0" w:firstRowFirstColumn="0" w:firstRowLastColumn="0" w:lastRowFirstColumn="0" w:lastRowLastColumn="0"/>
+            <w:tcW w:w="0" w:type="auto"/>
+            <w:hideMark/>
+          </w:tcPr>
+          <w:p>
+            <w:pPr>
+              <w:rPr>
+                <w:rFonts w:ascii="Times New Roman" w:eastAsia="Times New Roman" w:hAnsi="Times New Roman" w:cs="Times New Roman"/>
+                <w:sz w:val="24"/>
+                <w:szCs w:val="24"/>
+                <w:lang w:eastAsia="fr-FR"/>
+              </w:rPr>
+            </w:pPr>
+            <w:r>
+              <w:rPr>
+                <w:rFonts w:ascii="Times New Roman" w:eastAsia="Times New Roman" w:hAnsi="Times New Roman" w:cs="Times New Roman"/>
+                <w:sz w:val="24"/>
+                <w:szCs w:val="24"/>
+                <w:lang w:eastAsia="fr-FR"/>
+              </w:rPr>
+              <w:t>MySQL</w:t>
+            </w:r>
+          </w:p>
+        </w:tc>
+        <w:tc>
+          <w:tcPr>
+            <w:tcW w:w="0" w:type="auto"/>
+            <w:hideMark/>
+          </w:tcPr>
+          <w:p>
+            <w:pPr>
+              <w:cnfStyle w:val="000000100000" w:firstRow="0" w:lastRow="0" w:firstColumn="0" w:lastColumn="0" w:oddVBand="0" w:evenVBand="0" w:oddHBand="1" w:evenHBand="0" w:firstRowFirstColumn="0" w:firstRowLastColumn="0" w:lastRowFirstColumn="0" w:lastRowLastColumn="0"/>
+              <w:rPr>
+                <w:rFonts w:ascii="Times New Roman" w:eastAsia="Times New Roman" w:hAnsi="Times New Roman" w:cs="Times New Roman"/>
+                <w:sz w:val="24"/>
+                <w:szCs w:val="24"/>
+                <w:lang w:eastAsia="fr-FR"/>
+              </w:rPr>
+            </w:pPr>
+            <w:r>
+              <w:rPr>
+                <w:rFonts w:ascii="Times New Roman" w:eastAsia="Times New Roman" w:hAnsi="Times New Roman" w:cs="Times New Roman"/>
+                <w:sz w:val="24"/>
+                <w:szCs w:val="24"/>
+                <w:lang w:eastAsia="fr-FR"/>
+              </w:rPr>
+              <w:t>8.x</w:t>
+            </w:r>
+          </w:p>
+        </w:tc>
+        <w:tc>
+          <w:tcPr>
+            <w:tcW w:w="0" w:type="auto"/>
+            <w:hideMark/>
+          </w:tcPr>
+          <w:p>
+            <w:pPr>
+              <w:cnfStyle w:val="000000100000" w:firstRow="0" w:lastRow="0" w:firstColumn="0" w:lastColumn="0" w:oddVBand="0" w:evenVBand="0" w:oddHBand="1" w:evenHBand="0" w:firstRowFirstColumn="0" w:firstRowLastColumn="0" w:lastRowFirstColumn="0" w:lastRowLastColumn="0"/>
+              <w:rPr>
+                <w:rFonts w:ascii="Times New Roman" w:eastAsia="Times New Roman" w:hAnsi="Times New Roman" w:cs="Times New Roman"/>
+                <w:sz w:val="24"/>
+                <w:szCs w:val="24"/>
+                <w:lang w:eastAsia="fr-FR"/>
+              </w:rPr>
+            </w:pPr>
+            <w:r>
+              <w:rPr>
+                <w:rFonts w:ascii="Times New Roman" w:eastAsia="Times New Roman" w:hAnsi="Times New Roman" w:cs="Times New Roman"/>
+                <w:sz w:val="24"/>
+                <w:szCs w:val="24"/>
+                <w:lang w:eastAsia="fr-FR"/>
+              </w:rPr>
+              <w:t>Système de gestion de base de données</w:t>
+            </w:r>
+          </w:p>
+        </w:tc>
+      </w:tr>
+      <w:tr>
+        <w:trPr>
+          <w:trHeight w:val="344"/>
+        </w:trPr>
+        <w:tc>
+          <w:tcPr>
+            <w:cnfStyle w:val="001000000000" w:firstRow="0" w:lastRow="0" w:firstColumn="1" w:lastColumn="0" w:oddVBand="0" w:evenVBand="0" w:oddHBand="0" w:evenHBand="0" w:firstRowFirstColumn="0" w:firstRowLastColumn="0" w:lastRowFirstColumn="0" w:lastRowLastColumn="0"/>
+            <w:tcW w:w="0" w:type="auto"/>
+            <w:hideMark/>
+          </w:tcPr>
+          <w:p>
+            <w:pPr>
+              <w:rPr>
+                <w:rFonts w:ascii="Times New Roman" w:eastAsia="Times New Roman" w:hAnsi="Times New Roman" w:cs="Times New Roman"/>
+                <w:sz w:val="24"/>
+                <w:szCs w:val="24"/>
+                <w:lang w:eastAsia="fr-FR"/>
+              </w:rPr>
+            </w:pPr>
+            <w:r>
+              <w:rPr>
+                <w:rFonts w:ascii="Times New Roman" w:eastAsia="Times New Roman" w:hAnsi="Times New Roman" w:cs="Times New Roman"/>
+                <w:sz w:val="24"/>
+                <w:szCs w:val="24"/>
+                <w:lang w:eastAsia="fr-FR"/>
+              </w:rPr>
+              <w:t>phpMyAdmin</w:t>
+            </w:r>
+          </w:p>
+        </w:tc>
+        <w:tc>
+          <w:tcPr>
+            <w:tcW w:w="0" w:type="auto"/>
+            <w:hideMark/>
+          </w:tcPr>
+          <w:p>
+            <w:pPr>
+              <w:cnfStyle w:val="000000000000" w:firstRow="0" w:lastRow="0" w:firstColumn="0" w:lastColumn="0" w:oddVBand="0" w:evenVBand="0" w:oddHBand="0" w:evenHBand="0" w:firstRowFirstColumn="0" w:firstRowLastColumn="0" w:lastRowFirstColumn="0" w:lastRowLastColumn="0"/>
+              <w:rPr>
+                <w:rFonts w:ascii="Times New Roman" w:eastAsia="Times New Roman" w:hAnsi="Times New Roman" w:cs="Times New Roman"/>
+                <w:sz w:val="24"/>
+                <w:szCs w:val="24"/>
+                <w:lang w:eastAsia="fr-FR"/>
+              </w:rPr>
+            </w:pPr>
+            <w:r>
+              <w:rPr>
+                <w:rFonts w:ascii="Times New Roman" w:eastAsia="Times New Roman" w:hAnsi="Times New Roman" w:cs="Times New Roman"/>
+                <w:sz w:val="24"/>
+                <w:szCs w:val="24"/>
+                <w:lang w:eastAsia="fr-FR"/>
+              </w:rPr>
+              <w:t>5.x</w:t>
+            </w:r>
+          </w:p>
+        </w:tc>
+        <w:tc>
+          <w:tcPr>
+            <w:tcW w:w="0" w:type="auto"/>
+            <w:hideMark/>
+          </w:tcPr>
+          <w:p>
+            <w:pPr>
+              <w:cnfStyle w:val="000000000000" w:firstRow="0" w:lastRow="0" w:firstColumn="0" w:lastColumn="0" w:oddVBand="0" w:evenVBand="0" w:oddHBand="0" w:evenHBand="0" w:firstRowFirstColumn="0" w:firstRowLastColumn="0" w:lastRowFirstColumn="0" w:lastRowLastColumn="0"/>
+              <w:rPr>
+                <w:rFonts w:ascii="Times New Roman" w:eastAsia="Times New Roman" w:hAnsi="Times New Roman" w:cs="Times New Roman"/>
+                <w:sz w:val="24"/>
+                <w:szCs w:val="24"/>
+                <w:lang w:eastAsia="fr-FR"/>
+              </w:rPr>
+            </w:pPr>
+            <w:r>
+              <w:rPr>
+                <w:rFonts w:ascii="Times New Roman" w:eastAsia="Times New Roman" w:hAnsi="Times New Roman" w:cs="Times New Roman"/>
+                <w:sz w:val="24"/>
+                <w:szCs w:val="24"/>
+                <w:lang w:eastAsia="fr-FR"/>
+              </w:rPr>
+              <w:t>Interface d'administration MySQL</w:t>
+            </w:r>
+          </w:p>
+        </w:tc>
+      </w:tr>
+      <w:tr>
+        <w:trPr>
+          <w:cnfStyle w:val="000000100000" w:firstRow="0" w:lastRow="0" w:firstColumn="0" w:lastColumn="0" w:oddVBand="0" w:evenVBand="0" w:oddHBand="1" w:evenHBand="0" w:firstRowFirstColumn="0" w:firstRowLastColumn="0" w:lastRowFirstColumn="0" w:lastRowLastColumn="0"/>
+          <w:trHeight w:val="332"/>
+        </w:trPr>
+        <w:tc>
+          <w:tcPr>
+            <w:cnfStyle w:val="001000000000" w:firstRow="0" w:lastRow="0" w:firstColumn="1" w:lastColumn="0" w:oddVBand="0" w:evenVBand="0" w:oddHBand="0" w:evenHBand="0" w:firstRowFirstColumn="0" w:firstRowLastColumn="0" w:lastRowFirstColumn="0" w:lastRowLastColumn="0"/>
+            <w:tcW w:w="0" w:type="auto"/>
+            <w:hideMark/>
+          </w:tcPr>
+          <w:p>
+            <w:pPr>
+              <w:rPr>
+                <w:rFonts w:ascii="Times New Roman" w:eastAsia="Times New Roman" w:hAnsi="Times New Roman" w:cs="Times New Roman"/>
+                <w:sz w:val="24"/>
+                <w:szCs w:val="24"/>
+                <w:lang w:eastAsia="fr-FR"/>
+              </w:rPr>
+            </w:pPr>
+            <w:r>
+              <w:rPr>
+                <w:rFonts w:ascii="Times New Roman" w:eastAsia="Times New Roman" w:hAnsi="Times New Roman" w:cs="Times New Roman"/>
+                <w:sz w:val="24"/>
+                <w:szCs w:val="24"/>
+                <w:lang w:eastAsia="fr-FR"/>
+              </w:rPr>
+              <w:t>Git</w:t>
+            </w:r>
+          </w:p>
+        </w:tc>
+        <w:tc>
+          <w:tcPr>
+            <w:tcW w:w="0" w:type="auto"/>
+            <w:hideMark/>
+          </w:tcPr>
+          <w:p>
+            <w:pPr>
+              <w:cnfStyle w:val="000000100000" w:firstRow="0" w:lastRow="0" w:firstColumn="0" w:lastColumn="0" w:oddVBand="0" w:evenVBand="0" w:oddHBand="1" w:evenHBand="0" w:firstRowFirstColumn="0" w:firstRowLastColumn="0" w:lastRowFirstColumn="0" w:lastRowLastColumn="0"/>
+              <w:rPr>
+                <w:rFonts w:ascii="Times New Roman" w:eastAsia="Times New Roman" w:hAnsi="Times New Roman" w:cs="Times New Roman"/>
+                <w:sz w:val="24"/>
+                <w:szCs w:val="24"/>
+                <w:lang w:eastAsia="fr-FR"/>
+              </w:rPr>
+            </w:pPr>
+            <w:r>
+              <w:rPr>
+                <w:rFonts w:ascii="Times New Roman" w:eastAsia="Times New Roman" w:hAnsi="Times New Roman" w:cs="Times New Roman"/>
+                <w:sz w:val="24"/>
+                <w:szCs w:val="24"/>
+                <w:lang w:eastAsia="fr-FR"/>
+              </w:rPr>
+              <w:t>2.x</w:t>
+            </w:r>
+          </w:p>
+        </w:tc>
+        <w:tc>
+          <w:tcPr>
+            <w:tcW w:w="0" w:type="auto"/>
+            <w:hideMark/>
+          </w:tcPr>
+          <w:p>
+            <w:pPr>
+              <w:cnfStyle w:val="000000100000" w:firstRow="0" w:lastRow="0" w:firstColumn="0" w:lastColumn="0" w:oddVBand="0" w:evenVBand="0" w:oddHBand="1" w:evenHBand="0" w:firstRowFirstColumn="0" w:firstRowLastColumn="0" w:lastRowFirstColumn="0" w:lastRowLastColumn="0"/>
+              <w:rPr>
+                <w:rFonts w:ascii="Times New Roman" w:eastAsia="Times New Roman" w:hAnsi="Times New Roman" w:cs="Times New Roman"/>
+                <w:sz w:val="24"/>
+                <w:szCs w:val="24"/>
+                <w:lang w:eastAsia="fr-FR"/>
+              </w:rPr>
+            </w:pPr>
+            <w:r>
+              <w:rPr>
+                <w:rFonts w:ascii="Times New Roman" w:eastAsia="Times New Roman" w:hAnsi="Times New Roman" w:cs="Times New Roman"/>
+                <w:sz w:val="24"/>
+                <w:szCs w:val="24"/>
+                <w:lang w:eastAsia="fr-FR"/>
+              </w:rPr>
+              <w:t>Gestion de versions</w:t>
+            </w:r>
+          </w:p>
+        </w:tc>
+      </w:tr>
+      <w:tr>
+        <w:trPr>
+          <w:trHeight w:val="344"/>
+        </w:trPr>
+        <w:tc>
+          <w:tcPr>
+            <w:cnfStyle w:val="001000000000" w:firstRow="0" w:lastRow="0" w:firstColumn="1" w:lastColumn="0" w:oddVBand="0" w:evenVBand="0" w:oddHBand="0" w:evenHBand="0" w:firstRowFirstColumn="0" w:firstRowLastColumn="0" w:lastRowFirstColumn="0" w:lastRowLastColumn="0"/>
+            <w:tcW w:w="0" w:type="auto"/>
+            <w:hideMark/>
+          </w:tcPr>
+          <w:p>
+            <w:pPr>
+              <w:rPr>
+                <w:rFonts w:ascii="Times New Roman" w:eastAsia="Times New Roman" w:hAnsi="Times New Roman" w:cs="Times New Roman"/>
+                <w:sz w:val="24"/>
+                <w:szCs w:val="24"/>
+                <w:lang w:eastAsia="fr-FR"/>
+              </w:rPr>
+            </w:pPr>
+            <w:r>
+              <w:rPr>
+                <w:rFonts w:ascii="Times New Roman" w:eastAsia="Times New Roman" w:hAnsi="Times New Roman" w:cs="Times New Roman"/>
+                <w:sz w:val="24"/>
+                <w:szCs w:val="24"/>
+                <w:lang w:eastAsia="fr-FR"/>
+              </w:rPr>
+              <w:t>GitHub</w:t>
+            </w:r>
+          </w:p>
+        </w:tc>
+        <w:tc>
+          <w:tcPr>
+            <w:tcW w:w="0" w:type="auto"/>
+            <w:hideMark/>
+          </w:tcPr>
+          <w:p>
+            <w:pPr>
+              <w:cnfStyle w:val="000000000000" w:firstRow="0" w:lastRow="0" w:firstColumn="0" w:lastColumn="0" w:oddVBand="0" w:evenVBand="0" w:oddHBand="0" w:evenHBand="0" w:firstRowFirstColumn="0" w:firstRowLastColumn="0" w:lastRowFirstColumn="0" w:lastRowLastColumn="0"/>
+              <w:rPr>
+                <w:rFonts w:ascii="Times New Roman" w:eastAsia="Times New Roman" w:hAnsi="Times New Roman" w:cs="Times New Roman"/>
+                <w:sz w:val="24"/>
+                <w:szCs w:val="24"/>
+                <w:lang w:eastAsia="fr-FR"/>
+              </w:rPr>
+            </w:pPr>
+            <w:r>
+              <w:rPr>
+                <w:rFonts w:ascii="Times New Roman" w:eastAsia="Times New Roman" w:hAnsi="Times New Roman" w:cs="Times New Roman"/>
+                <w:sz w:val="24"/>
+                <w:szCs w:val="24"/>
+                <w:lang w:eastAsia="fr-FR"/>
+              </w:rPr>
+              <w:t>—</w:t>
+            </w:r>
+          </w:p>
+        </w:tc>
+        <w:tc>
+          <w:tcPr>
+            <w:tcW w:w="0" w:type="auto"/>
+            <w:hideMark/>
+          </w:tcPr>
+          <w:p>
+            <w:pPr>
+              <w:cnfStyle w:val="000000000000" w:firstRow="0" w:lastRow="0" w:firstColumn="0" w:lastColumn="0" w:oddVBand="0" w:evenVBand="0" w:oddHBand="0" w:evenHBand="0" w:firstRowFirstColumn="0" w:firstRowLastColumn="0" w:lastRowFirstColumn="0" w:lastRowLastColumn="0"/>
+              <w:rPr>
+                <w:rFonts w:ascii="Times New Roman" w:eastAsia="Times New Roman" w:hAnsi="Times New Roman" w:cs="Times New Roman"/>
+                <w:sz w:val="24"/>
+                <w:szCs w:val="24"/>
+                <w:lang w:eastAsia="fr-FR"/>
+              </w:rPr>
+            </w:pPr>
+            <w:r>
+              <w:rPr>
+                <w:rFonts w:ascii="Times New Roman" w:eastAsia="Times New Roman" w:hAnsi="Times New Roman" w:cs="Times New Roman"/>
+                <w:sz w:val="24"/>
+                <w:szCs w:val="24"/>
+                <w:lang w:eastAsia="fr-FR"/>
+              </w:rPr>
+              <w:t>Hébergement du code source</w:t>
+            </w:r>
+          </w:p>
+        </w:tc>
+      </w:tr>
+      <w:tr>
+        <w:trPr>
+          <w:cnfStyle w:val="000000100000" w:firstRow="0" w:lastRow="0" w:firstColumn="0" w:lastColumn="0" w:oddVBand="0" w:evenVBand="0" w:oddHBand="1" w:evenHBand="0" w:firstRowFirstColumn="0" w:firstRowLastColumn="0" w:lastRowFirstColumn="0" w:lastRowLastColumn="0"/>
+          <w:trHeight w:val="332"/>
+        </w:trPr>
+        <w:tc>
+          <w:tcPr>
+            <w:cnfStyle w:val="001000000000" w:firstRow="0" w:lastRow="0" w:firstColumn="1" w:lastColumn="0" w:oddVBand="0" w:evenVBand="0" w:oddHBand="0" w:evenHBand="0" w:firstRowFirstColumn="0" w:firstRowLastColumn="0" w:lastRowFirstColumn="0" w:lastRowLastColumn="0"/>
+            <w:tcW w:w="0" w:type="auto"/>
+            <w:hideMark/>
+          </w:tcPr>
+          <w:p>
+            <w:pPr>
+              <w:rPr>
+                <w:rFonts w:ascii="Times New Roman" w:eastAsia="Times New Roman" w:hAnsi="Times New Roman" w:cs="Times New Roman"/>
+                <w:sz w:val="24"/>
+                <w:szCs w:val="24"/>
+                <w:lang w:eastAsia="fr-FR"/>
+              </w:rPr>
+            </w:pPr>
+            <w:r>
+              <w:rPr>
+                <w:rFonts w:ascii="Times New Roman" w:eastAsia="Times New Roman" w:hAnsi="Times New Roman" w:cs="Times New Roman"/>
+                <w:sz w:val="24"/>
+                <w:szCs w:val="24"/>
+                <w:lang w:eastAsia="fr-FR"/>
+              </w:rPr>
+              <w:t>Draw.io</w:t>
+            </w:r>
+          </w:p>
+        </w:tc>
+        <w:tc>
+          <w:tcPr>
+            <w:tcW w:w="0" w:type="auto"/>
+            <w:hideMark/>
+          </w:tcPr>
+          <w:p>
+            <w:pPr>
+              <w:cnfStyle w:val="000000100000" w:firstRow="0" w:lastRow="0" w:firstColumn="0" w:lastColumn="0" w:oddVBand="0" w:evenVBand="0" w:oddHBand="1" w:evenHBand="0" w:firstRowFirstColumn="0" w:firstRowLastColumn="0" w:lastRowFirstColumn="0" w:lastRowLastColumn="0"/>
+              <w:rPr>
+                <w:rFonts w:ascii="Times New Roman" w:eastAsia="Times New Roman" w:hAnsi="Times New Roman" w:cs="Times New Roman"/>
+                <w:sz w:val="24"/>
+                <w:szCs w:val="24"/>
+                <w:lang w:eastAsia="fr-FR"/>
+              </w:rPr>
+            </w:pPr>
+            <w:r>
+              <w:rPr>
+                <w:rFonts w:ascii="Times New Roman" w:eastAsia="Times New Roman" w:hAnsi="Times New Roman" w:cs="Times New Roman"/>
+                <w:sz w:val="24"/>
+                <w:szCs w:val="24"/>
+                <w:lang w:eastAsia="fr-FR"/>
+              </w:rPr>
+              <w:t>—</w:t>
+            </w:r>
+          </w:p>
+        </w:tc>
+        <w:tc>
+          <w:tcPr>
+            <w:tcW w:w="0" w:type="auto"/>
+            <w:hideMark/>
+          </w:tcPr>
+          <w:p>
+            <w:pPr>
+              <w:cnfStyle w:val="000000100000" w:firstRow="0" w:lastRow="0" w:firstColumn="0" w:lastColumn="0" w:oddVBand="0" w:evenVBand="0" w:oddHBand="1" w:evenHBand="0" w:firstRowFirstColumn="0" w:firstRowLastColumn="0" w:lastRowFirstColumn="0" w:lastRowLastColumn="0"/>
+              <w:rPr>
+                <w:rFonts w:ascii="Times New Roman" w:eastAsia="Times New Roman" w:hAnsi="Times New Roman" w:cs="Times New Roman"/>
+                <w:sz w:val="24"/>
+                <w:szCs w:val="24"/>
+                <w:lang w:eastAsia="fr-FR"/>
+              </w:rPr>
+            </w:pPr>
+            <w:r>
+              <w:rPr>
+                <w:rFonts w:ascii="Times New Roman" w:eastAsia="Times New Roman" w:hAnsi="Times New Roman" w:cs="Times New Roman"/>
+                <w:sz w:val="24"/>
+                <w:szCs w:val="24"/>
+                <w:lang w:eastAsia="fr-FR"/>
+              </w:rPr>
+              <w:t>Modélisation UML</w:t>
+            </w:r>
+          </w:p>
+        </w:tc>
+      </w:tr>
+      <w:tr>
+        <w:trPr>
+          <w:trHeight w:val="344"/>
+        </w:trPr>
+        <w:tc>
+          <w:tcPr>
+            <w:cnfStyle w:val="001000000000" w:firstRow="0" w:lastRow="0" w:firstColumn="1" w:lastColumn="0" w:oddVBand="0" w:evenVBand="0" w:oddHBand="0" w:evenHBand="0" w:firstRowFirstColumn="0" w:firstRowLastColumn="0" w:lastRowFirstColumn="0" w:lastRowLastColumn="0"/>
+            <w:tcW w:w="0" w:type="auto"/>
+            <w:hideMark/>
+          </w:tcPr>
+          <w:p>
+            <w:pPr>
+              <w:rPr>
+                <w:rFonts w:ascii="Times New Roman" w:eastAsia="Times New Roman" w:hAnsi="Times New Roman" w:cs="Times New Roman"/>
+                <w:sz w:val="24"/>
+                <w:szCs w:val="24"/>
+                <w:lang w:eastAsia="fr-FR"/>
+              </w:rPr>
+            </w:pPr>
+            <w:r>
+              <w:rPr>
+                <w:rFonts w:ascii="Times New Roman" w:eastAsia="Times New Roman" w:hAnsi="Times New Roman" w:cs="Times New Roman"/>
+                <w:sz w:val="24"/>
+                <w:szCs w:val="24"/>
+                <w:lang w:eastAsia="fr-FR"/>
+              </w:rPr>
+              <w:t>Postman</w:t>
+            </w:r>
+          </w:p>
+        </w:tc>
+        <w:tc>
+          <w:tcPr>
+            <w:tcW w:w="0" w:type="auto"/>
+            <w:hideMark/>
+          </w:tcPr>
+          <w:p>
+            <w:pPr>
+              <w:cnfStyle w:val="000000000000" w:firstRow="0" w:lastRow="0" w:firstColumn="0" w:lastColumn="0" w:oddVBand="0" w:evenVBand="0" w:oddHBand="0" w:evenHBand="0" w:firstRowFirstColumn="0" w:firstRowLastColumn="0" w:lastRowFirstColumn="0" w:lastRowLastColumn="0"/>
+              <w:rPr>
+                <w:rFonts w:ascii="Times New Roman" w:eastAsia="Times New Roman" w:hAnsi="Times New Roman" w:cs="Times New Roman"/>
+                <w:sz w:val="24"/>
+                <w:szCs w:val="24"/>
+                <w:lang w:eastAsia="fr-FR"/>
+              </w:rPr>
+            </w:pPr>
+            <w:r>
+              <w:rPr>
+                <w:rFonts w:ascii="Times New Roman" w:eastAsia="Times New Roman" w:hAnsi="Times New Roman" w:cs="Times New Roman"/>
+                <w:sz w:val="24"/>
+                <w:szCs w:val="24"/>
+                <w:lang w:eastAsia="fr-FR"/>
+              </w:rPr>
+              <w:t>—</w:t>
+            </w:r>
+          </w:p>
+        </w:tc>
+        <w:tc>
+          <w:tcPr>
+            <w:tcW w:w="0" w:type="auto"/>
+            <w:hideMark/>
+          </w:tcPr>
+          <w:p>
+            <w:pPr>
+              <w:cnfStyle w:val="000000000000" w:firstRow="0" w:lastRow="0" w:firstColumn="0" w:lastColumn="0" w:oddVBand="0" w:evenVBand="0" w:oddHBand="0" w:evenHBand="0" w:firstRowFirstColumn="0" w:firstRowLastColumn="0" w:lastRowFirstColumn="0" w:lastRowLastColumn="0"/>
+              <w:rPr>
+                <w:rFonts w:ascii="Times New Roman" w:eastAsia="Times New Roman" w:hAnsi="Times New Roman" w:cs="Times New Roman"/>
+                <w:sz w:val="24"/>
+                <w:szCs w:val="24"/>
+                <w:lang w:eastAsia="fr-FR"/>
+              </w:rPr>
+            </w:pPr>
+            <w:r>
+              <w:rPr>
+                <w:rFonts w:ascii="Times New Roman" w:eastAsia="Times New Roman" w:hAnsi="Times New Roman" w:cs="Times New Roman"/>
+                <w:sz w:val="24"/>
+                <w:szCs w:val="24"/>
+                <w:lang w:eastAsia="fr-FR"/>
+              </w:rPr>
+              <w:t>Test des routes et API</w:t>
+            </w:r>
+          </w:p>
+        </w:tc>
+      </w:tr>
+      <w:tr>
+        <w:trPr>
+          <w:cnfStyle w:val="000000100000" w:firstRow="0" w:lastRow="0" w:firstColumn="0" w:lastColumn="0" w:oddVBand="0" w:evenVBand="0" w:oddHBand="1" w:evenHBand="0" w:firstRowFirstColumn="0" w:firstRowLastColumn="0" w:lastRowFirstColumn="0" w:lastRowLastColumn="0"/>
+          <w:trHeight w:val="332"/>
+        </w:trPr>
+        <w:tc>
+          <w:tcPr>
+            <w:cnfStyle w:val="001000000000" w:firstRow="0" w:lastRow="0" w:firstColumn="1" w:lastColumn="0" w:oddVBand="0" w:evenVBand="0" w:oddHBand="0" w:evenHBand="0" w:firstRowFirstColumn="0" w:firstRowLastColumn="0" w:lastRowFirstColumn="0" w:lastRowLastColumn="0"/>
+            <w:tcW w:w="0" w:type="auto"/>
+            <w:hideMark/>
+          </w:tcPr>
+          <w:p>
+            <w:pPr>
+              <w:rPr>
+                <w:rFonts w:ascii="Times New Roman" w:eastAsia="Times New Roman" w:hAnsi="Times New Roman" w:cs="Times New Roman"/>
+                <w:sz w:val="24"/>
+                <w:szCs w:val="24"/>
+                <w:lang w:eastAsia="fr-FR"/>
+              </w:rPr>
+            </w:pPr>
+            <w:r>
+              <w:rPr>
+                <w:rFonts w:ascii="Times New Roman" w:eastAsia="Times New Roman" w:hAnsi="Times New Roman" w:cs="Times New Roman"/>
+                <w:sz w:val="24"/>
+                <w:szCs w:val="24"/>
+                <w:lang w:eastAsia="fr-FR"/>
+              </w:rPr>
+              <w:t>Bootstrap</w:t>
+            </w:r>
+          </w:p>
+        </w:tc>
+        <w:tc>
+          <w:tcPr>
+            <w:tcW w:w="0" w:type="auto"/>
+            <w:hideMark/>
+          </w:tcPr>
+          <w:p>
+            <w:pPr>
+              <w:cnfStyle w:val="000000100000" w:firstRow="0" w:lastRow="0" w:firstColumn="0" w:lastColumn="0" w:oddVBand="0" w:evenVBand="0" w:oddHBand="1" w:evenHBand="0" w:firstRowFirstColumn="0" w:firstRowLastColumn="0" w:lastRowFirstColumn="0" w:lastRowLastColumn="0"/>
+              <w:rPr>
+                <w:rFonts w:ascii="Times New Roman" w:eastAsia="Times New Roman" w:hAnsi="Times New Roman" w:cs="Times New Roman"/>
+                <w:sz w:val="24"/>
+                <w:szCs w:val="24"/>
+                <w:lang w:eastAsia="fr-FR"/>
+              </w:rPr>
+            </w:pPr>
+            <w:r>
+              <w:rPr>
+                <w:rFonts w:ascii="Times New Roman" w:eastAsia="Times New Roman" w:hAnsi="Times New Roman" w:cs="Times New Roman"/>
+                <w:sz w:val="24"/>
+                <w:szCs w:val="24"/>
+                <w:lang w:eastAsia="fr-FR"/>
+              </w:rPr>
+              <w:t>5.3.8</w:t>
+            </w:r>
+          </w:p>
+        </w:tc>
+        <w:tc>
+          <w:tcPr>
+            <w:tcW w:w="0" w:type="auto"/>
+            <w:hideMark/>
+          </w:tcPr>
+          <w:p>
+            <w:pPr>
+              <w:cnfStyle w:val="000000100000" w:firstRow="0" w:lastRow="0" w:firstColumn="0" w:lastColumn="0" w:oddVBand="0" w:evenVBand="0" w:oddHBand="1" w:evenHBand="0" w:firstRowFirstColumn="0" w:firstRowLastColumn="0" w:lastRowFirstColumn="0" w:lastRowLastColumn="0"/>
+              <w:rPr>
+                <w:rFonts w:ascii="Times New Roman" w:eastAsia="Times New Roman" w:hAnsi="Times New Roman" w:cs="Times New Roman"/>
+                <w:sz w:val="24"/>
+                <w:szCs w:val="24"/>
+                <w:lang w:eastAsia="fr-FR"/>
+              </w:rPr>
+            </w:pPr>
+            <w:r>
+              <w:rPr>
+                <w:rFonts w:ascii="Times New Roman" w:eastAsia="Times New Roman" w:hAnsi="Times New Roman" w:cs="Times New Roman"/>
+                <w:sz w:val="24"/>
+                <w:szCs w:val="24"/>
+                <w:lang w:eastAsia="fr-FR"/>
+              </w:rPr>
+              <w:t>Framework CSS pour l'interface</w:t>
+            </w:r>
+          </w:p>
+        </w:tc>
+      </w:tr>
+    </w:tbl>
+    <w:p>
+      <w:pPr>
+        <w:spacing w:after="0" w:line="240" w:lineRule="auto"/>
+        <w:jc w:val="both"/>
+      </w:pPr>
+    </w:p>
+    <w:p>
+      <w:pPr>
+        <w:spacing w:after="0" w:line="240" w:lineRule="auto"/>
+        <w:jc w:val="both"/>
+      </w:pPr>
+    </w:p>
+    <w:p>
+      <w:pPr>
+        <w:spacing w:after="0" w:line="240" w:lineRule="auto"/>
+        <w:jc w:val="both"/>
+        <w:rPr>
+          <w:rFonts w:ascii="Times New Roman" w:hAnsi="Times New Roman" w:cs="Times New Roman"/>
+          <w:color w:val="000000" w:themeColor="text1"/>
+          <w:sz w:val="24"/>
+          <w:szCs w:val="24"/>
+        </w:rPr>
+      </w:pPr>
+      <w:r>
+        <w:rPr>
+          <w:rFonts w:ascii="Times New Roman" w:hAnsi="Times New Roman" w:cs="Times New Roman"/>
+          <w:color w:val="000000" w:themeColor="text1"/>
+          <w:sz w:val="24"/>
+          <w:szCs w:val="24"/>
+        </w:rPr>
+        <w:tab/>
+      </w:r>
+    </w:p>
+    <w:p>
+      <w:pPr>
+        <w:spacing w:after="0" w:line="240" w:lineRule="auto"/>
+        <w:jc w:val="both"/>
+        <w:rPr>
+          <w:rFonts w:ascii="Times New Roman" w:eastAsia="Times New Roman" w:hAnsi="Times New Roman" w:cs="Times New Roman"/>
+          <w:b/>
+          <w:color w:val="000000"/>
+          <w:sz w:val="24"/>
+          <w:szCs w:val="24"/>
+          <w:lang w:eastAsia="fr-FR"/>
+        </w:rPr>
+      </w:pPr>
+      <w:r>
+        <w:rPr>
+          <w:rFonts w:ascii="Times New Roman" w:hAnsi="Times New Roman" w:cs="Times New Roman"/>
+          <w:b/>
+          <w:sz w:val="24"/>
+          <w:szCs w:val="24"/>
+        </w:rPr>
+        <w:t>Configuration de l'environnement local</w:t>
+      </w:r>
+    </w:p>
+    <w:p>
+      <w:pPr>
+        <w:spacing w:after="0" w:line="240" w:lineRule="auto"/>
+        <w:jc w:val="both"/>
+      </w:pPr>
+    </w:p>
+    <w:p>
+      <w:pPr>
+        <w:spacing w:after="0" w:line="240" w:lineRule="auto"/>
+        <w:jc w:val="both"/>
+        <w:rPr>
+          <w:rFonts w:ascii="Times New Roman" w:hAnsi="Times New Roman" w:cs="Times New Roman"/>
+          <w:sz w:val="24"/>
+          <w:szCs w:val="24"/>
+        </w:rPr>
+      </w:pPr>
+      <w:r>
+        <w:rPr>
+          <w:rFonts w:ascii="Times New Roman" w:hAnsi="Times New Roman" w:cs="Times New Roman"/>
+          <w:b/>
+          <w:sz w:val="24"/>
+          <w:szCs w:val="24"/>
+        </w:rPr>
+        <w:t>Installation de XAMPP</w:t>
+      </w:r>
+      <w:r>
+        <w:rPr>
+          <w:rFonts w:ascii="Times New Roman" w:hAnsi="Times New Roman" w:cs="Times New Roman"/>
+          <w:sz w:val="24"/>
+          <w:szCs w:val="24"/>
+        </w:rPr>
+        <w:t xml:space="preserve">  </w:t>
+      </w:r>
+      <w:r>
+        <w:rPr>
+          <w:noProof/>
+          <w:lang w:eastAsia="fr-FR"/>
+        </w:rPr>
+        <w:drawing>
+          <wp:inline distT="0" distB="0" distL="0" distR="0">
+            <wp:extent cx="878205" cy="425020"/>
+            <wp:effectExtent l="0" t="0" r="0" b="0"/>
+            <wp:docPr id="7" name="Image 7" descr="XAMPP 8.0.28 pour Mac - Téléchargement sécurisé depuis Uptodown"/>
+            <wp:cNvGraphicFramePr>
+              <a:graphicFrameLocks xmlns:a="http://schemas.openxmlformats.org/drawingml/2006/main" noChangeAspect="1"/>
+            </wp:cNvGraphicFramePr>
+            <a:graphic xmlns:a="http://schemas.openxmlformats.org/drawingml/2006/main">
+              <a:graphicData uri="http://schemas.openxmlformats.org/drawingml/2006/picture">
+                <pic:pic xmlns:pic="http://schemas.openxmlformats.org/drawingml/2006/picture">
+                  <pic:nvPicPr>
+                    <pic:cNvPr id="0" name="Picture 2" descr="XAMPP 8.0.28 pour Mac - Téléchargement sécurisé depuis Uptodown"/>
+                    <pic:cNvPicPr>
+                      <a:picLocks noChangeAspect="1" noChangeArrowheads="1"/>
+                    </pic:cNvPicPr>
+                  </pic:nvPicPr>
+                  <pic:blipFill>
+                    <a:blip r:embed="rId32" cstate="print">
+                      <a:extLst>
+                        <a:ext uri="{28A0092B-C50C-407E-A947-70E740481C1C}">
+                          <a14:useLocalDpi xmlns:a14="http://schemas.microsoft.com/office/drawing/2010/main" val="0"/>
+                        </a:ext>
+                      </a:extLst>
+                    </a:blip>
+                    <a:srcRect/>
+                    <a:stretch>
+                      <a:fillRect/>
+                    </a:stretch>
+                  </pic:blipFill>
+                  <pic:spPr bwMode="auto">
+                    <a:xfrm>
+                      <a:off x="0" y="0"/>
+                      <a:ext cx="904354" cy="437675"/>
+                    </a:xfrm>
+                    <a:prstGeom prst="rect">
+                      <a:avLst/>
+                    </a:prstGeom>
+                    <a:noFill/>
+                    <a:ln>
+                      <a:noFill/>
+                    </a:ln>
+                  </pic:spPr>
+                </pic:pic>
+              </a:graphicData>
+            </a:graphic>
+          </wp:inline>
+        </w:drawing>
+      </w:r>
+    </w:p>
+    <w:p>
+      <w:pPr>
+        <w:spacing w:after="0" w:line="240" w:lineRule="auto"/>
+        <w:jc w:val="both"/>
+        <w:rPr>
+          <w:rFonts w:ascii="Times New Roman" w:hAnsi="Times New Roman" w:cs="Times New Roman"/>
+          <w:sz w:val="24"/>
+          <w:szCs w:val="24"/>
+        </w:rPr>
+      </w:pPr>
+    </w:p>
+    <w:p>
+      <w:pPr>
+        <w:spacing w:after="0" w:line="240" w:lineRule="auto"/>
+        <w:jc w:val="both"/>
+        <w:rPr>
+          <w:rFonts w:ascii="Times New Roman" w:hAnsi="Times New Roman" w:cs="Times New Roman"/>
+          <w:sz w:val="24"/>
+          <w:szCs w:val="24"/>
+        </w:rPr>
+      </w:pPr>
+      <w:r>
+        <w:rPr>
+          <w:rFonts w:ascii="Times New Roman" w:hAnsi="Times New Roman" w:cs="Times New Roman"/>
+          <w:sz w:val="24"/>
+          <w:szCs w:val="24"/>
+        </w:rPr>
+        <w:t>XAMPP est un package qui regroupe Apache, MySQL et PHP en un seul installateur. Il permet de créer un serveur local complet pour le développement de l'application.</w:t>
+      </w:r>
+    </w:p>
+    <w:p>
+      <w:pPr>
+        <w:spacing w:after="0" w:line="240" w:lineRule="auto"/>
+        <w:jc w:val="both"/>
+        <w:rPr>
+          <w:rFonts w:ascii="Times New Roman" w:eastAsia="Times New Roman" w:hAnsi="Times New Roman" w:cs="Times New Roman"/>
+          <w:color w:val="000000"/>
+          <w:sz w:val="24"/>
+          <w:szCs w:val="24"/>
+          <w:lang w:eastAsia="fr-FR"/>
+        </w:rPr>
+      </w:pPr>
+      <w:r>
+        <w:rPr>
+          <w:rFonts w:ascii="Times New Roman" w:eastAsia="Times New Roman" w:hAnsi="Times New Roman" w:cs="Times New Roman"/>
+          <w:color w:val="000000"/>
+          <w:sz w:val="24"/>
+          <w:szCs w:val="24"/>
+          <w:lang w:eastAsia="fr-FR"/>
+        </w:rPr>
+        <w:t>Configuration XAMPP :</w:t>
+      </w:r>
+    </w:p>
+    <w:p>
+      <w:pPr>
+        <w:spacing w:after="0" w:line="240" w:lineRule="auto"/>
+        <w:jc w:val="both"/>
+        <w:rPr>
+          <w:rFonts w:ascii="Times New Roman" w:eastAsia="Times New Roman" w:hAnsi="Times New Roman" w:cs="Times New Roman"/>
+          <w:color w:val="000000"/>
+          <w:sz w:val="24"/>
+          <w:szCs w:val="24"/>
+          <w:lang w:eastAsia="fr-FR"/>
+        </w:rPr>
+      </w:pPr>
+      <w:r>
+        <w:rPr>
+          <w:rFonts w:ascii="Times New Roman" w:eastAsia="Times New Roman" w:hAnsi="Times New Roman" w:cs="Times New Roman"/>
+          <w:color w:val="000000"/>
+          <w:sz w:val="24"/>
+          <w:szCs w:val="24"/>
+          <w:lang w:eastAsia="fr-FR"/>
+        </w:rPr>
+        <w:t>- Serveur Apache : localhost (port 80)</w:t>
+      </w:r>
+    </w:p>
+    <w:p>
+      <w:pPr>
+        <w:spacing w:after="0" w:line="240" w:lineRule="auto"/>
+        <w:jc w:val="both"/>
+        <w:rPr>
+          <w:rFonts w:ascii="Times New Roman" w:eastAsia="Times New Roman" w:hAnsi="Times New Roman" w:cs="Times New Roman"/>
+          <w:color w:val="000000"/>
+          <w:sz w:val="24"/>
+          <w:szCs w:val="24"/>
+          <w:lang w:eastAsia="fr-FR"/>
+        </w:rPr>
+      </w:pPr>
+      <w:r>
+        <w:rPr>
+          <w:rFonts w:ascii="Times New Roman" w:eastAsia="Times New Roman" w:hAnsi="Times New Roman" w:cs="Times New Roman"/>
+          <w:color w:val="000000"/>
+          <w:sz w:val="24"/>
+          <w:szCs w:val="24"/>
+          <w:lang w:eastAsia="fr-FR"/>
+        </w:rPr>
+        <w:t>- Serveur MySQL   : localhost (port 3306)</w:t>
+      </w:r>
+    </w:p>
+    <w:p>
+      <w:pPr>
+        <w:spacing w:after="0" w:line="240" w:lineRule="auto"/>
+        <w:jc w:val="both"/>
+        <w:rPr>
+          <w:rFonts w:ascii="Times New Roman" w:eastAsia="Times New Roman" w:hAnsi="Times New Roman" w:cs="Times New Roman"/>
+          <w:color w:val="000000"/>
+          <w:sz w:val="24"/>
+          <w:szCs w:val="24"/>
+          <w:lang w:eastAsia="fr-FR"/>
+        </w:rPr>
+      </w:pPr>
+      <w:r>
+        <w:rPr>
+          <w:rFonts w:ascii="Times New Roman" w:eastAsia="Times New Roman" w:hAnsi="Times New Roman" w:cs="Times New Roman"/>
+          <w:color w:val="000000"/>
+          <w:sz w:val="24"/>
+          <w:szCs w:val="24"/>
+          <w:lang w:eastAsia="fr-FR"/>
+        </w:rPr>
+        <w:t>- PHP             : version 8.2.x</w:t>
+      </w:r>
+    </w:p>
+    <w:p>
+      <w:pPr>
+        <w:spacing w:after="0" w:line="240" w:lineRule="auto"/>
+        <w:jc w:val="both"/>
+        <w:rPr>
+          <w:rFonts w:ascii="Times New Roman" w:eastAsia="Times New Roman" w:hAnsi="Times New Roman" w:cs="Times New Roman"/>
+          <w:color w:val="000000"/>
+          <w:sz w:val="24"/>
+          <w:szCs w:val="24"/>
+          <w:lang w:eastAsia="fr-FR"/>
+        </w:rPr>
+      </w:pPr>
+      <w:r>
+        <w:rPr>
+          <w:rFonts w:ascii="Times New Roman" w:eastAsia="Times New Roman" w:hAnsi="Times New Roman" w:cs="Times New Roman"/>
+          <w:color w:val="000000"/>
+          <w:sz w:val="24"/>
+          <w:szCs w:val="24"/>
+          <w:lang w:eastAsia="fr-FR"/>
+        </w:rPr>
+        <w:t>- phpMyAdmin      : localhost/phpMyAdmin</w:t>
+      </w:r>
+    </w:p>
+    <w:p>
+      <w:pPr>
+        <w:spacing w:after="0" w:line="240" w:lineRule="auto"/>
+        <w:jc w:val="both"/>
+        <w:rPr>
+          <w:rFonts w:ascii="Times New Roman" w:eastAsia="Times New Roman" w:hAnsi="Times New Roman" w:cs="Times New Roman"/>
+          <w:color w:val="000000"/>
+          <w:sz w:val="24"/>
+          <w:szCs w:val="24"/>
+          <w:lang w:eastAsia="fr-FR"/>
+        </w:rPr>
+      </w:pPr>
+    </w:p>
+    <w:p>
+      <w:pPr>
+        <w:pStyle w:val="Titre2"/>
+        <w:keepNext/>
+        <w:keepLines/>
+        <w:spacing w:before="40" w:beforeAutospacing="0" w:after="0" w:afterAutospacing="0" w:line="259" w:lineRule="auto"/>
+        <w:jc w:val="both"/>
+        <w:rPr>
+          <w:b w:val="0"/>
+          <w:sz w:val="24"/>
+          <w:szCs w:val="24"/>
+        </w:rPr>
+      </w:pPr>
+      <w:r>
+        <w:rPr>
+          <w:sz w:val="24"/>
+          <w:szCs w:val="24"/>
+        </w:rPr>
+        <w:t>Configuration du fichier. env Laravel</w:t>
+      </w:r>
+    </w:p>
+    <w:p>
+      <w:pPr>
+        <w:pStyle w:val="font-claude-response-body"/>
+        <w:spacing w:before="0" w:beforeAutospacing="0" w:after="0" w:afterAutospacing="0"/>
+      </w:pPr>
+      <w:r>
+        <w:t>APP_NAME="Génération Automobile"</w:t>
+      </w:r>
+    </w:p>
+    <w:p>
+      <w:pPr>
+        <w:pStyle w:val="font-claude-response-body"/>
+        <w:spacing w:before="0" w:beforeAutospacing="0" w:after="0" w:afterAutospacing="0"/>
+      </w:pPr>
+      <w:r>
+        <w:t>APP_ENV=local</w:t>
+      </w:r>
+    </w:p>
+    <w:p>
+      <w:pPr>
+        <w:pStyle w:val="font-claude-response-body"/>
+        <w:spacing w:before="0" w:beforeAutospacing="0" w:after="0" w:afterAutospacing="0"/>
+      </w:pPr>
+      <w:r>
+        <w:t>APP_DEBUG=true</w:t>
+      </w:r>
+    </w:p>
+    <w:p>
+      <w:pPr>
+        <w:pStyle w:val="font-claude-response-body"/>
+        <w:spacing w:before="0" w:beforeAutospacing="0" w:after="0" w:afterAutospacing="0"/>
+      </w:pPr>
+      <w:r>
+        <w:t>APP_URL=http://localhost</w:t>
+      </w:r>
+    </w:p>
+    <w:p>
+      <w:pPr>
+        <w:pStyle w:val="font-claude-response-body"/>
+        <w:spacing w:before="0" w:beforeAutospacing="0" w:after="0" w:afterAutospacing="0"/>
+      </w:pPr>
+    </w:p>
+    <w:p>
+      <w:pPr>
+        <w:pStyle w:val="font-claude-response-body"/>
+        <w:spacing w:before="0" w:beforeAutospacing="0" w:after="0" w:afterAutospacing="0"/>
+        <w:rPr>
+          <w:lang w:val="en-GB"/>
+        </w:rPr>
+      </w:pPr>
+      <w:r>
+        <w:rPr>
+          <w:lang w:val="en-GB"/>
+        </w:rPr>
+        <w:lastRenderedPageBreak/>
+        <w:t>DB_CONNECTION=MySQL</w:t>
+      </w:r>
+    </w:p>
+    <w:p>
+      <w:pPr>
+        <w:pStyle w:val="font-claude-response-body"/>
+        <w:spacing w:before="0" w:beforeAutospacing="0" w:after="0" w:afterAutospacing="0"/>
+        <w:rPr>
+          <w:lang w:val="en-GB"/>
+        </w:rPr>
+      </w:pPr>
+      <w:r>
+        <w:rPr>
+          <w:lang w:val="en-GB"/>
+        </w:rPr>
+        <w:t>DB_HOST=127.0.0.1</w:t>
+      </w:r>
+    </w:p>
+    <w:p>
+      <w:pPr>
+        <w:pStyle w:val="font-claude-response-body"/>
+        <w:spacing w:before="0" w:beforeAutospacing="0" w:after="0" w:afterAutospacing="0"/>
+        <w:rPr>
+          <w:lang w:val="en-GB"/>
+        </w:rPr>
+      </w:pPr>
+      <w:r>
+        <w:rPr>
+          <w:lang w:val="en-GB"/>
+        </w:rPr>
+        <w:t>DB_PORT=3306</w:t>
+      </w:r>
+    </w:p>
+    <w:p>
+      <w:pPr>
+        <w:pStyle w:val="font-claude-response-body"/>
+        <w:spacing w:before="0" w:beforeAutospacing="0" w:after="0" w:afterAutospacing="0"/>
+        <w:rPr>
+          <w:lang w:val="en-GB"/>
+        </w:rPr>
+      </w:pPr>
+      <w:r>
+        <w:rPr>
+          <w:lang w:val="en-GB"/>
+        </w:rPr>
+        <w:t>DB_DATABASE=garage_generation_auto</w:t>
+      </w:r>
+    </w:p>
+    <w:p>
+      <w:pPr>
+        <w:pStyle w:val="font-claude-response-body"/>
+        <w:spacing w:before="0" w:beforeAutospacing="0" w:after="0" w:afterAutospacing="0"/>
+        <w:rPr>
+          <w:lang w:val="en-GB"/>
+        </w:rPr>
+      </w:pPr>
+      <w:r>
+        <w:rPr>
+          <w:lang w:val="en-GB"/>
+        </w:rPr>
+        <w:t>DB_USERNAME=root</w:t>
+      </w:r>
+    </w:p>
+    <w:p>
+      <w:pPr>
+        <w:pStyle w:val="font-claude-response-body"/>
+        <w:spacing w:before="0" w:beforeAutospacing="0" w:after="0" w:afterAutospacing="0"/>
+        <w:rPr>
+          <w:lang w:val="en-GB"/>
+        </w:rPr>
+      </w:pPr>
+      <w:r>
+        <w:rPr>
+          <w:lang w:val="en-GB"/>
+        </w:rPr>
+        <w:t>DB_PASSWORD=</w:t>
+      </w:r>
+    </w:p>
+    <w:p>
+      <w:pPr>
+        <w:pStyle w:val="font-claude-response-body"/>
+        <w:spacing w:before="0" w:beforeAutospacing="0" w:after="0" w:afterAutospacing="0"/>
+        <w:rPr>
+          <w:lang w:val="en-GB"/>
+        </w:rPr>
+      </w:pPr>
+    </w:p>
+    <w:p>
+      <w:pPr>
+        <w:pStyle w:val="font-claude-response-body"/>
+        <w:spacing w:before="0" w:beforeAutospacing="0" w:after="0" w:afterAutospacing="0"/>
+        <w:rPr>
+          <w:lang w:val="en-GB"/>
+        </w:rPr>
+      </w:pPr>
+      <w:r>
+        <w:rPr>
+          <w:lang w:val="en-GB"/>
+        </w:rPr>
+        <w:t>MAIL_MAILER=smtp</w:t>
+      </w:r>
+    </w:p>
+    <w:p>
+      <w:pPr>
+        <w:pStyle w:val="font-claude-response-body"/>
+        <w:spacing w:before="0" w:beforeAutospacing="0" w:after="0" w:afterAutospacing="0"/>
+      </w:pPr>
+      <w:r>
+        <w:t>MAIL_HOST=smtp.mailtrap.io</w:t>
+      </w:r>
+    </w:p>
+    <w:p>
+      <w:pPr>
+        <w:pStyle w:val="font-claude-response-body"/>
+        <w:spacing w:before="0" w:beforeAutospacing="0" w:after="0" w:afterAutospacing="0"/>
+      </w:pPr>
+      <w:r>
+        <w:t>MAIL_PORT=2525</w:t>
+      </w:r>
+    </w:p>
+    <w:p>
+      <w:pPr>
+        <w:pStyle w:val="font-claude-response-body"/>
+        <w:spacing w:before="0" w:beforeAutospacing="0" w:after="0" w:afterAutospacing="0"/>
+      </w:pPr>
+      <w:r>
+        <w:t>MAIL_USERNAME=null</w:t>
+      </w:r>
+    </w:p>
+    <w:p>
+      <w:pPr>
+        <w:pStyle w:val="font-claude-response-body"/>
+        <w:spacing w:before="0" w:beforeAutospacing="0" w:after="0" w:afterAutospacing="0"/>
+      </w:pPr>
+      <w:r>
+        <w:t>MAIL_PASSWORD=null</w:t>
+      </w:r>
+    </w:p>
+    <w:p>
+      <w:pPr>
+        <w:pStyle w:val="font-claude-response-body"/>
+        <w:rPr>
+          <w:b/>
+        </w:rPr>
+      </w:pPr>
+      <w:r>
+        <w:rPr>
+          <w:b/>
+        </w:rPr>
+        <w:t>Commandes Artisan utilisées</w:t>
+      </w:r>
+    </w:p>
+    <w:p>
+      <w:pPr>
+        <w:pStyle w:val="font-claude-response-body"/>
+      </w:pPr>
+      <w:r>
+        <w:t xml:space="preserve">Laravel met à disposition un outil en ligne de commande appelé </w:t>
+      </w:r>
+      <w:r>
+        <w:rPr>
+          <w:rStyle w:val="lev"/>
+        </w:rPr>
+        <w:t>Artisan</w:t>
+      </w:r>
+      <w:r>
+        <w:t>, qui automatise de nombreuses tâches de développement.</w:t>
+      </w:r>
+    </w:p>
+    <w:p>
+      <w:pPr>
+        <w:pStyle w:val="font-claude-response-body"/>
+        <w:spacing w:before="0" w:beforeAutospacing="0" w:after="0" w:afterAutospacing="0"/>
+      </w:pPr>
+      <w:r>
+        <w:t>Créer un nouveau projet Laravel :</w:t>
+      </w:r>
+    </w:p>
+    <w:p>
+      <w:pPr>
+        <w:pStyle w:val="font-claude-response-body"/>
+        <w:spacing w:before="0" w:beforeAutospacing="0" w:after="0" w:afterAutospacing="0"/>
+      </w:pPr>
+      <w:r>
+        <w:t>Composer create-project laravel/laravel garage-generation-auto</w:t>
+      </w:r>
+    </w:p>
+    <w:p>
+      <w:pPr>
+        <w:pStyle w:val="font-claude-response-body"/>
+        <w:spacing w:before="0" w:beforeAutospacing="0" w:after="0" w:afterAutospacing="0"/>
+      </w:pPr>
+    </w:p>
+    <w:p>
+      <w:pPr>
+        <w:pStyle w:val="font-claude-response-body"/>
+        <w:spacing w:before="0" w:beforeAutospacing="0" w:after="0" w:afterAutospacing="0"/>
+      </w:pPr>
+      <w:r>
+        <w:t>Créer un modèle avec migration :</w:t>
+      </w:r>
+    </w:p>
+    <w:p>
+      <w:pPr>
+        <w:pStyle w:val="font-claude-response-body"/>
+        <w:spacing w:before="0" w:beforeAutospacing="0" w:after="0" w:afterAutospacing="0"/>
+        <w:rPr>
+          <w:lang w:val="en-GB"/>
+        </w:rPr>
+      </w:pPr>
+      <w:r>
+        <w:rPr>
+          <w:lang w:val="en-GB"/>
+        </w:rPr>
+        <w:t>php artisan make:model Intervention -m</w:t>
+      </w:r>
+    </w:p>
+    <w:p>
+      <w:pPr>
+        <w:pStyle w:val="font-claude-response-body"/>
+        <w:spacing w:before="0" w:beforeAutospacing="0" w:after="0" w:afterAutospacing="0"/>
+        <w:rPr>
+          <w:lang w:val="en-GB"/>
+        </w:rPr>
+      </w:pPr>
+    </w:p>
+    <w:p>
+      <w:pPr>
+        <w:pStyle w:val="font-claude-response-body"/>
+        <w:spacing w:before="0" w:beforeAutospacing="0" w:after="0" w:afterAutospacing="0"/>
+      </w:pPr>
+      <w:r>
+        <w:t>Créer un contrôleur :</w:t>
+      </w:r>
+    </w:p>
+    <w:p>
+      <w:pPr>
+        <w:pStyle w:val="font-claude-response-body"/>
+        <w:spacing w:before="0" w:beforeAutospacing="0" w:after="0" w:afterAutospacing="0"/>
+      </w:pPr>
+      <w:r>
+        <w:t>php artisan make:controller InterventionController --resource</w:t>
+      </w:r>
+    </w:p>
+    <w:p>
+      <w:pPr>
+        <w:pStyle w:val="font-claude-response-body"/>
+        <w:spacing w:before="0" w:beforeAutospacing="0" w:after="0" w:afterAutospacing="0"/>
+      </w:pPr>
+    </w:p>
+    <w:p>
+      <w:pPr>
+        <w:pStyle w:val="font-claude-response-body"/>
+        <w:spacing w:before="0" w:beforeAutospacing="0" w:after="0" w:afterAutospacing="0"/>
+      </w:pPr>
+      <w:r>
+        <w:t>Exécuter les migrations (créer les tables) :</w:t>
+      </w:r>
+    </w:p>
+    <w:p>
+      <w:pPr>
+        <w:pStyle w:val="font-claude-response-body"/>
+        <w:spacing w:before="0" w:beforeAutospacing="0" w:after="0" w:afterAutospacing="0"/>
+      </w:pPr>
+      <w:r>
+        <w:t>php artisan migrate</w:t>
+      </w:r>
+    </w:p>
+    <w:p>
+      <w:pPr>
+        <w:pStyle w:val="font-claude-response-body"/>
+        <w:spacing w:before="0" w:beforeAutospacing="0" w:after="0" w:afterAutospacing="0"/>
+      </w:pPr>
+    </w:p>
+    <w:p>
+      <w:pPr>
+        <w:pStyle w:val="font-claude-response-body"/>
+        <w:spacing w:before="0" w:beforeAutospacing="0" w:after="0" w:afterAutospacing="0"/>
+      </w:pPr>
+      <w:r>
+        <w:t>Remplir la BDD avec des données de test :</w:t>
+      </w:r>
+    </w:p>
+    <w:p>
+      <w:pPr>
+        <w:pStyle w:val="font-claude-response-body"/>
+        <w:spacing w:before="0" w:beforeAutospacing="0" w:after="0" w:afterAutospacing="0"/>
+      </w:pPr>
+      <w:r>
+        <w:t>php artisan db:seed</w:t>
+      </w:r>
+    </w:p>
+    <w:p>
+      <w:pPr>
+        <w:pStyle w:val="font-claude-response-body"/>
+        <w:spacing w:before="0" w:beforeAutospacing="0" w:after="0" w:afterAutospacing="0"/>
+      </w:pPr>
+    </w:p>
+    <w:p>
+      <w:pPr>
+        <w:pStyle w:val="font-claude-response-body"/>
+        <w:spacing w:before="0" w:beforeAutospacing="0" w:after="0" w:afterAutospacing="0"/>
+      </w:pPr>
+      <w:r>
+        <w:t>Lancer le serveur de développement :</w:t>
+      </w:r>
+    </w:p>
+    <w:p>
+      <w:pPr>
+        <w:pStyle w:val="font-claude-response-body"/>
+        <w:spacing w:before="0" w:beforeAutospacing="0" w:after="0" w:afterAutospacing="0"/>
+      </w:pPr>
+      <w:r>
+        <w:t>php artisan serve</w:t>
+      </w:r>
+    </w:p>
+    <w:p>
+      <w:pPr>
+        <w:pStyle w:val="font-claude-response-body"/>
+        <w:spacing w:before="0" w:beforeAutospacing="0" w:after="0" w:afterAutospacing="0"/>
+      </w:pPr>
+    </w:p>
+    <w:p>
+      <w:pPr>
+        <w:pStyle w:val="font-claude-response-body"/>
+        <w:spacing w:before="0" w:beforeAutospacing="0" w:after="0" w:afterAutospacing="0"/>
+      </w:pPr>
+      <w:r>
+        <w:t>Créer un middleware (gestion des droits) :</w:t>
+      </w:r>
+    </w:p>
+    <w:p>
+      <w:pPr>
+        <w:pStyle w:val="font-claude-response-body"/>
+        <w:spacing w:before="0" w:beforeAutospacing="0" w:after="0" w:afterAutospacing="0"/>
+      </w:pPr>
+      <w:r>
+        <w:t>php artisan make:middleware CheckRole</w:t>
+      </w:r>
+    </w:p>
+    <w:p>
+      <w:pPr>
+        <w:pStyle w:val="font-claude-response-body"/>
+        <w:spacing w:before="0" w:beforeAutospacing="0" w:after="0" w:afterAutospacing="0"/>
+      </w:pPr>
+    </w:p>
+    <w:p>
+      <w:pPr>
+        <w:pStyle w:val="font-claude-response-body"/>
+        <w:spacing w:before="0" w:beforeAutospacing="0" w:after="0" w:afterAutospacing="0"/>
+      </w:pPr>
+      <w:r>
+        <w:t>Créer un système d'authentification :</w:t>
+      </w:r>
+    </w:p>
+    <w:p>
+      <w:pPr>
+        <w:pStyle w:val="font-claude-response-body"/>
+        <w:spacing w:before="0" w:beforeAutospacing="0" w:after="0" w:afterAutospacing="0"/>
+      </w:pPr>
+      <w:r>
+        <w:t>php artisan breeze:install</w:t>
+      </w:r>
+    </w:p>
+    <w:p>
+      <w:pPr>
+        <w:pStyle w:val="font-claude-response-body"/>
+        <w:spacing w:before="0" w:beforeAutospacing="0" w:after="0" w:afterAutospacing="0"/>
+      </w:pPr>
+    </w:p>
+    <w:p>
+      <w:pPr>
+        <w:pStyle w:val="Paragraphedeliste"/>
+        <w:numPr>
+          <w:ilvl w:val="0"/>
+          <w:numId w:val="44"/>
+        </w:numPr>
+        <w:spacing w:line="240" w:lineRule="auto"/>
+        <w:jc w:val="both"/>
+        <w:rPr>
+          <w:rFonts w:ascii="Times New Roman" w:hAnsi="Times New Roman" w:cs="Times New Roman"/>
+          <w:sz w:val="24"/>
+          <w:szCs w:val="24"/>
+        </w:rPr>
+      </w:pPr>
+      <w:r>
+        <w:rPr>
+          <w:rFonts w:ascii="Times New Roman" w:hAnsi="Times New Roman" w:cs="Times New Roman"/>
+          <w:sz w:val="24"/>
+          <w:szCs w:val="24"/>
+        </w:rPr>
+        <w:t>Gestion de la sécurité</w:t>
+      </w:r>
+    </w:p>
+    <w:p>
+      <w:pPr>
+        <w:pStyle w:val="font-claude-response-body"/>
+      </w:pPr>
+      <w:r>
+        <w:t>La sécurité d'une application web est un enjeu fondamental, particulièrement pour une application de gestion qui manipule des données sensibles telles que les informations personnelles des clients, les données financières (factures, devis) et les accès multi-profils. Dans cette section, nous présentons l'ensemble des mesures de sécurité mises en place pour protéger notre application de gestion des interventions du garage Génération Automobile.</w:t>
+      </w:r>
+    </w:p>
+    <w:p>
+      <w:pPr>
+        <w:pStyle w:val="font-claude-response-body"/>
+        <w:spacing w:before="0" w:beforeAutospacing="0" w:after="0" w:afterAutospacing="0"/>
+        <w:rPr>
+          <w:b/>
+        </w:rPr>
+      </w:pPr>
+      <w:r>
+        <w:rPr>
+          <w:b/>
+        </w:rPr>
+        <w:lastRenderedPageBreak/>
+        <w:t>Authentification des utilisateurs</w:t>
+      </w:r>
+      <w:r>
+        <w:rPr>
+          <w:b/>
+        </w:rPr>
+        <w:t xml:space="preserve"> </w:t>
+      </w:r>
+    </w:p>
+    <w:p>
+      <w:pPr>
+        <w:spacing w:after="0" w:line="240" w:lineRule="auto"/>
+        <w:rPr>
+          <w:rFonts w:ascii="Times New Roman" w:eastAsia="Times New Roman" w:hAnsi="Times New Roman" w:cs="Times New Roman"/>
+          <w:sz w:val="24"/>
+          <w:szCs w:val="24"/>
+          <w:lang w:eastAsia="fr-FR"/>
+        </w:rPr>
+      </w:pPr>
+      <w:r>
+        <w:rPr>
+          <w:rFonts w:ascii="Times New Roman" w:eastAsia="Times New Roman" w:hAnsi="Times New Roman" w:cs="Times New Roman"/>
+          <w:sz w:val="24"/>
+          <w:szCs w:val="24"/>
+          <w:lang w:eastAsia="fr-FR"/>
+        </w:rPr>
+        <w:t>L’authentification permet de vérifier l’identité d’un utilisateur avant de lui permettre d’accéder à l’application. Dans le système de gestion de Génération Automobile, chaque utilisateur dispose d’un compte personnel lui permettant de se connecter à l’application à l’aide de ses identifiants.</w:t>
+      </w:r>
+    </w:p>
+    <w:p>
+      <w:pPr>
+        <w:spacing w:after="0" w:line="240" w:lineRule="auto"/>
+        <w:rPr>
+          <w:rFonts w:ascii="Times New Roman" w:eastAsia="Times New Roman" w:hAnsi="Times New Roman" w:cs="Times New Roman"/>
+          <w:sz w:val="24"/>
+          <w:szCs w:val="24"/>
+          <w:lang w:eastAsia="fr-FR"/>
+        </w:rPr>
+      </w:pPr>
+      <w:r>
+        <w:rPr>
+          <w:rFonts w:ascii="Times New Roman" w:eastAsia="Times New Roman" w:hAnsi="Times New Roman" w:cs="Times New Roman"/>
+          <w:sz w:val="24"/>
+          <w:szCs w:val="24"/>
+          <w:lang w:eastAsia="fr-FR"/>
+        </w:rPr>
+        <w:t>Après une authentification réussie, Laravel crée une session permettant de maintenir l’utilisateur connecté pendant sa navigation. Les fonctionnalités sensibles, telles que la gestion des interventions, des clients ou des utilisateurs, peuvent ainsi être accessibles uniquement aux personnes authentifiées.</w:t>
+      </w:r>
+    </w:p>
+    <w:p>
+      <w:pPr>
+        <w:spacing w:after="0" w:line="240" w:lineRule="auto"/>
+        <w:rPr>
+          <w:rFonts w:ascii="Times New Roman" w:eastAsia="Times New Roman" w:hAnsi="Times New Roman" w:cs="Times New Roman"/>
+          <w:sz w:val="24"/>
+          <w:szCs w:val="24"/>
+          <w:lang w:eastAsia="fr-FR"/>
+        </w:rPr>
+      </w:pPr>
+    </w:p>
+    <w:p>
+      <w:pPr>
+        <w:pStyle w:val="font-claude-response-body"/>
+        <w:spacing w:before="0" w:beforeAutospacing="0" w:after="0" w:afterAutospacing="0"/>
+        <w:rPr>
+          <w:b/>
+        </w:rPr>
+      </w:pPr>
+      <w:r>
+        <w:rPr>
+          <w:b/>
+        </w:rPr>
+        <w:t xml:space="preserve">La confidentialité </w:t>
+      </w:r>
+    </w:p>
+    <w:p>
+      <w:pPr>
+        <w:pStyle w:val="font-claude-response-body"/>
+        <w:spacing w:before="0" w:beforeAutospacing="0" w:after="0" w:afterAutospacing="0"/>
+      </w:pPr>
+      <w:r>
+        <w:t>Les mots de passe des utilisateurs de l’application ne doivent jamais être enregistrés en clair dans la base de données. Laravel fournit un mécanisme de hachage permettant de protéger ces informations.</w:t>
+      </w:r>
+      <w:r>
+        <w:t xml:space="preserve"> </w:t>
+      </w:r>
+      <w:r>
+        <w:t xml:space="preserve">Lors de la création d’un compte, le mot de passe </w:t>
+      </w:r>
+      <w:r>
+        <w:t>peut-être</w:t>
+      </w:r>
+      <w:r>
+        <w:t xml:space="preserve"> haché avant son enregistrement</w:t>
+      </w:r>
+      <w:r>
+        <w:t>.</w:t>
+      </w:r>
+    </w:p>
+    <w:p>
+      <w:pPr>
+        <w:pStyle w:val="font-claude-response-body"/>
+        <w:spacing w:before="0" w:beforeAutospacing="0" w:after="0" w:afterAutospacing="0"/>
+      </w:pPr>
+    </w:p>
+    <w:p>
+      <w:pPr>
+        <w:pStyle w:val="font-claude-response-body"/>
+        <w:spacing w:before="0" w:beforeAutospacing="0" w:after="0" w:afterAutospacing="0"/>
+        <w:rPr>
+          <w:b/>
+        </w:rPr>
+      </w:pPr>
+      <w:r>
+        <w:rPr>
+          <w:b/>
+        </w:rPr>
+        <w:t>L’intégrité</w:t>
+      </w:r>
+    </w:p>
+    <w:p>
+      <w:pPr>
+        <w:spacing w:after="0" w:line="240" w:lineRule="auto"/>
+        <w:rPr>
+          <w:rFonts w:ascii="Times New Roman" w:eastAsia="Times New Roman" w:hAnsi="Times New Roman" w:cs="Times New Roman"/>
+          <w:sz w:val="24"/>
+          <w:szCs w:val="24"/>
+          <w:lang w:eastAsia="fr-FR"/>
+        </w:rPr>
+      </w:pPr>
+      <w:r>
+        <w:rPr>
+          <w:rFonts w:ascii="Times New Roman" w:eastAsia="Times New Roman" w:hAnsi="Times New Roman" w:cs="Times New Roman"/>
+          <w:sz w:val="24"/>
+          <w:szCs w:val="24"/>
+          <w:lang w:eastAsia="fr-FR"/>
+        </w:rPr>
+        <w:t>La validation des données permet de vérifier que les informations saisies par les utilisateurs respectent les règles définies par l’application.</w:t>
+      </w:r>
+    </w:p>
+    <w:p>
+      <w:pPr>
+        <w:spacing w:after="0" w:line="240" w:lineRule="auto"/>
+        <w:rPr>
+          <w:rFonts w:ascii="Times New Roman" w:eastAsia="Times New Roman" w:hAnsi="Times New Roman" w:cs="Times New Roman"/>
+          <w:sz w:val="24"/>
+          <w:szCs w:val="24"/>
+          <w:lang w:eastAsia="fr-FR"/>
+        </w:rPr>
+      </w:pPr>
+      <w:r>
+        <w:rPr>
+          <w:rFonts w:ascii="Times New Roman" w:eastAsia="Times New Roman" w:hAnsi="Times New Roman" w:cs="Times New Roman"/>
+          <w:sz w:val="24"/>
+          <w:szCs w:val="24"/>
+          <w:lang w:eastAsia="fr-FR"/>
+        </w:rPr>
+        <w:t>Dans le cas de Génération Automobile, cette validation est importante pour les formulaires concernant les clients, les véhicules et les interventions.</w:t>
+      </w:r>
+    </w:p>
+    <w:p>
+      <w:pPr>
+        <w:spacing w:after="0" w:line="240" w:lineRule="auto"/>
+        <w:rPr>
+          <w:rFonts w:ascii="Times New Roman" w:eastAsia="Times New Roman" w:hAnsi="Times New Roman" w:cs="Times New Roman"/>
+          <w:sz w:val="24"/>
+          <w:szCs w:val="24"/>
+          <w:lang w:eastAsia="fr-FR"/>
+        </w:rPr>
+      </w:pPr>
+      <w:r>
+        <w:rPr>
+          <w:rFonts w:ascii="Times New Roman" w:eastAsia="Times New Roman" w:hAnsi="Times New Roman" w:cs="Times New Roman"/>
+          <w:sz w:val="24"/>
+          <w:szCs w:val="24"/>
+          <w:lang w:eastAsia="fr-FR"/>
+        </w:rPr>
+        <w:t>Cette validation permet de vérifier que les informations obligatoires sont renseignées et que leur longueur respecte les limites définies.</w:t>
+      </w:r>
+    </w:p>
+    <w:p>
+      <w:pPr>
+        <w:spacing w:after="0" w:line="240" w:lineRule="auto"/>
+        <w:rPr>
+          <w:rFonts w:ascii="Times New Roman" w:eastAsia="Times New Roman" w:hAnsi="Times New Roman" w:cs="Times New Roman"/>
+          <w:sz w:val="24"/>
+          <w:szCs w:val="24"/>
+          <w:lang w:eastAsia="fr-FR"/>
+        </w:rPr>
+      </w:pPr>
+      <w:r>
+        <w:rPr>
+          <w:rFonts w:ascii="Times New Roman" w:eastAsia="Times New Roman" w:hAnsi="Times New Roman" w:cs="Times New Roman"/>
+          <w:sz w:val="24"/>
+          <w:szCs w:val="24"/>
+          <w:lang w:eastAsia="fr-FR"/>
+        </w:rPr>
+        <w:t>La validation permet également de réduire les erreurs de saisie et de garantir une meilleure qualité des données enregistrées dans le système.</w:t>
+      </w:r>
+    </w:p>
+    <w:p>
+      <w:pPr>
+        <w:spacing w:after="0" w:line="240" w:lineRule="auto"/>
+        <w:rPr>
+          <w:rFonts w:ascii="Times New Roman" w:eastAsia="Times New Roman" w:hAnsi="Times New Roman" w:cs="Times New Roman"/>
+          <w:sz w:val="24"/>
+          <w:szCs w:val="24"/>
+          <w:lang w:eastAsia="fr-FR"/>
+        </w:rPr>
+      </w:pPr>
+    </w:p>
+    <w:p>
+      <w:pPr>
+        <w:spacing w:after="0" w:line="240" w:lineRule="auto"/>
+        <w:rPr>
+          <w:rFonts w:ascii="Times New Roman" w:hAnsi="Times New Roman" w:cs="Times New Roman"/>
+          <w:b/>
+          <w:sz w:val="24"/>
+          <w:szCs w:val="24"/>
+        </w:rPr>
+      </w:pPr>
+      <w:r>
+        <w:rPr>
+          <w:rFonts w:ascii="Times New Roman" w:hAnsi="Times New Roman" w:cs="Times New Roman"/>
+          <w:b/>
+          <w:sz w:val="24"/>
+          <w:szCs w:val="24"/>
+        </w:rPr>
+        <w:t>Gestion des rôles et des autorisations</w:t>
+      </w:r>
+    </w:p>
+    <w:p>
+      <w:pPr>
+        <w:spacing w:after="0" w:line="240" w:lineRule="auto"/>
+      </w:pPr>
+      <w:r>
+        <w:t>L’authentification seule ne suffit pas à garantir la sécurité de l’application. Il est également nécessaire de déterminer les fonctionnalités auxquelles chaque utilisateur peut accéder.</w:t>
+      </w:r>
+      <w:r>
+        <w:t xml:space="preserve"> </w:t>
+      </w:r>
+    </w:p>
+    <w:p>
+      <w:pPr>
+        <w:spacing w:after="0" w:line="240" w:lineRule="auto"/>
+      </w:pPr>
+      <w:r>
+        <w:t>Dans le contexte de Génération Automobile, plusieurs profils peuvent être envisagés, par exemple un administrateur, un responsable du garage ou un mécanicien. Chaque profil peut disposer de droits différents.</w:t>
+      </w:r>
+      <w:r>
+        <w:t xml:space="preserve"> </w:t>
+      </w:r>
+    </w:p>
+    <w:p>
+      <w:pPr>
+        <w:spacing w:after="0" w:line="240" w:lineRule="auto"/>
+      </w:pPr>
+      <w:r>
+        <w:t>L’administrateur peut, par exemple, gérer les comptes utilisateurs et l’ensemble des données du système, tandis qu’un mécanicien peut principalement consulter les interventions qui lui sont attribuées et mettre à jour leur état.</w:t>
+      </w:r>
+      <w:r>
+        <w:t xml:space="preserve"> </w:t>
+      </w:r>
+    </w:p>
+    <w:p>
+      <w:pPr>
+        <w:spacing w:after="0" w:line="240" w:lineRule="auto"/>
+        <w:rPr>
+          <w:rFonts w:ascii="Times New Roman" w:eastAsia="Times New Roman" w:hAnsi="Times New Roman" w:cs="Times New Roman"/>
+          <w:sz w:val="24"/>
+          <w:szCs w:val="24"/>
+          <w:lang w:eastAsia="fr-FR"/>
+        </w:rPr>
+      </w:pPr>
+      <w:bookmarkStart w:id="5" w:name="_GoBack"/>
+      <w:bookmarkEnd w:id="5"/>
+      <w:r>
+        <w:t>Ainsi, avant de permettre la suppression d’une intervention ou la modification d’informations sensibles, l’application peut vérifier le rôle et les permissions de l’utilisateur connecté.</w:t>
+      </w:r>
+    </w:p>
+    <w:p>
+      <w:pPr>
+        <w:spacing w:after="0" w:line="240" w:lineRule="auto"/>
+        <w:rPr>
+          <w:rFonts w:ascii="Times New Roman" w:eastAsia="Times New Roman" w:hAnsi="Times New Roman" w:cs="Times New Roman"/>
+          <w:sz w:val="24"/>
+          <w:szCs w:val="24"/>
+          <w:lang w:eastAsia="fr-FR"/>
+        </w:rPr>
+      </w:pPr>
+    </w:p>
+    <w:p>
+      <w:pPr>
+        <w:pStyle w:val="font-claude-response-body"/>
+      </w:pPr>
+    </w:p>
+    <w:p>
+      <w:pPr>
+        <w:pStyle w:val="font-claude-response-body"/>
+        <w:ind w:left="360"/>
+      </w:pPr>
+    </w:p>
+    <w:p>
+      <w:pPr>
+        <w:pStyle w:val="font-claude-response-body"/>
+        <w:ind w:left="360"/>
+      </w:pPr>
+    </w:p>
+    <w:p>
+      <w:pPr>
+        <w:pStyle w:val="font-claude-response-body"/>
+      </w:pPr>
+    </w:p>
+    <w:p>
+      <w:pPr>
         <w:rPr>
           <w:rFonts w:ascii="Times New Roman" w:hAnsi="Times New Roman" w:cs="Times New Roman"/>
           <w:sz w:val="24"/>
@@ -29029,15 +35400,15 @@
         <v:path o:extrusionok="f" gradientshapeok="t" o:connecttype="rect"/>
         <o:lock v:ext="edit" aspectratio="t"/>
       </v:shapetype>
-      <v:shape id="_x0000_i1027" type="#_x0000_t75" style="width:11.4pt;height:11.4pt" o:bullet="t">
+      <v:shape id="_x0000_i1077" type="#_x0000_t75" style="width:11.4pt;height:11.4pt" o:bullet="t">
         <v:imagedata r:id="rId1" o:title="mso3B8"/>
       </v:shape>
     </w:pict>
   </w:numPicBullet>
   <w:abstractNum w:abstractNumId="0" w15:restartNumberingAfterBreak="0">
-    <w:nsid w:val="01316C4F"/>
+    <w:nsid w:val="007E0CC5"/>
     <w:multiLevelType w:val="multilevel"/>
-    <w:tmpl w:val="A0B0EA3E"/>
+    <w:tmpl w:val="0544776C"/>
     <w:lvl w:ilvl="0">
       <w:start w:val="1"/>
       <w:numFmt w:val="bullet"/>
@@ -29739,6 +36110,989 @@
     </w:lvl>
   </w:abstractNum>
   <w:abstractNum w:abstractNumId="7" w15:restartNumberingAfterBreak="0">
+    <w:nsid w:val="1A6D7D62"/>
+    <w:multiLevelType w:val="multilevel"/>
+    <w:tmpl w:val="BE4AC1C4"/>
+    <w:lvl w:ilvl="0">
+      <w:start w:val="1"/>
+      <w:numFmt w:val="bullet"/>
+      <w:lvlText w:val=""/>
+      <w:lvlJc w:val="left"/>
+      <w:pPr>
+        <w:tabs>
+          <w:tab w:val="num" w:pos="720"/>
+        </w:tabs>
+        <w:ind w:left="720" w:hanging="360"/>
+      </w:pPr>
+      <w:rPr>
+        <w:rFonts w:ascii="Symbol" w:hAnsi="Symbol" w:hint="default"/>
+        <w:sz w:val="20"/>
+      </w:rPr>
+    </w:lvl>
+    <w:lvl w:ilvl="1" w:tentative="1">
+      <w:start w:val="1"/>
+      <w:numFmt w:val="bullet"/>
+      <w:lvlText w:val="o"/>
+      <w:lvlJc w:val="left"/>
+      <w:pPr>
+        <w:tabs>
+          <w:tab w:val="num" w:pos="1440"/>
+        </w:tabs>
+        <w:ind w:left="1440" w:hanging="360"/>
+      </w:pPr>
+      <w:rPr>
+        <w:rFonts w:ascii="Courier New" w:hAnsi="Courier New" w:hint="default"/>
+        <w:sz w:val="20"/>
+      </w:rPr>
+    </w:lvl>
+    <w:lvl w:ilvl="2" w:tentative="1">
+      <w:start w:val="1"/>
+      <w:numFmt w:val="bullet"/>
+      <w:lvlText w:val=""/>
+      <w:lvlJc w:val="left"/>
+      <w:pPr>
+        <w:tabs>
+          <w:tab w:val="num" w:pos="2160"/>
+        </w:tabs>
+        <w:ind w:left="2160" w:hanging="360"/>
+      </w:pPr>
+      <w:rPr>
+        <w:rFonts w:ascii="Wingdings" w:hAnsi="Wingdings" w:hint="default"/>
+        <w:sz w:val="20"/>
+      </w:rPr>
+    </w:lvl>
+    <w:lvl w:ilvl="3" w:tentative="1">
+      <w:start w:val="1"/>
+      <w:numFmt w:val="bullet"/>
+      <w:lvlText w:val=""/>
+      <w:lvlJc w:val="left"/>
+      <w:pPr>
+        <w:tabs>
+          <w:tab w:val="num" w:pos="2880"/>
+        </w:tabs>
+        <w:ind w:left="2880" w:hanging="360"/>
+      </w:pPr>
+      <w:rPr>
+        <w:rFonts w:ascii="Wingdings" w:hAnsi="Wingdings" w:hint="default"/>
+        <w:sz w:val="20"/>
+      </w:rPr>
+    </w:lvl>
+    <w:lvl w:ilvl="4" w:tentative="1">
+      <w:start w:val="1"/>
+      <w:numFmt w:val="bullet"/>
+      <w:lvlText w:val=""/>
+      <w:lvlJc w:val="left"/>
+      <w:pPr>
+        <w:tabs>
+          <w:tab w:val="num" w:pos="3600"/>
+        </w:tabs>
+        <w:ind w:left="3600" w:hanging="360"/>
+      </w:pPr>
+      <w:rPr>
+        <w:rFonts w:ascii="Wingdings" w:hAnsi="Wingdings" w:hint="default"/>
+        <w:sz w:val="20"/>
+      </w:rPr>
+    </w:lvl>
+    <w:lvl w:ilvl="5" w:tentative="1">
+      <w:start w:val="1"/>
+      <w:numFmt w:val="bullet"/>
+      <w:lvlText w:val=""/>
+      <w:lvlJc w:val="left"/>
+      <w:pPr>
+        <w:tabs>
+          <w:tab w:val="num" w:pos="4320"/>
+        </w:tabs>
+        <w:ind w:left="4320" w:hanging="360"/>
+      </w:pPr>
+      <w:rPr>
+        <w:rFonts w:ascii="Wingdings" w:hAnsi="Wingdings" w:hint="default"/>
+        <w:sz w:val="20"/>
+      </w:rPr>
+    </w:lvl>
+    <w:lvl w:ilvl="6" w:tentative="1">
+      <w:start w:val="1"/>
+      <w:numFmt w:val="bullet"/>
+      <w:lvlText w:val=""/>
+      <w:lvlJc w:val="left"/>
+      <w:pPr>
+        <w:tabs>
+          <w:tab w:val="num" w:pos="5040"/>
+        </w:tabs>
+        <w:ind w:left="5040" w:hanging="360"/>
+      </w:pPr>
+      <w:rPr>
+        <w:rFonts w:ascii="Wingdings" w:hAnsi="Wingdings" w:hint="default"/>
+        <w:sz w:val="20"/>
+      </w:rPr>
+    </w:lvl>
+    <w:lvl w:ilvl="7" w:tentative="1">
+      <w:start w:val="1"/>
+      <w:numFmt w:val="bullet"/>
+      <w:lvlText w:val=""/>
+      <w:lvlJc w:val="left"/>
+      <w:pPr>
+        <w:tabs>
+          <w:tab w:val="num" w:pos="5760"/>
+        </w:tabs>
+        <w:ind w:left="5760" w:hanging="360"/>
+      </w:pPr>
+      <w:rPr>
+        <w:rFonts w:ascii="Wingdings" w:hAnsi="Wingdings" w:hint="default"/>
+        <w:sz w:val="20"/>
+      </w:rPr>
+    </w:lvl>
+    <w:lvl w:ilvl="8" w:tentative="1">
+      <w:start w:val="1"/>
+      <w:numFmt w:val="bullet"/>
+      <w:lvlText w:val=""/>
+      <w:lvlJc w:val="left"/>
+      <w:pPr>
+        <w:tabs>
+          <w:tab w:val="num" w:pos="6480"/>
+        </w:tabs>
+        <w:ind w:left="6480" w:hanging="360"/>
+      </w:pPr>
+      <w:rPr>
+        <w:rFonts w:ascii="Wingdings" w:hAnsi="Wingdings" w:hint="default"/>
+        <w:sz w:val="20"/>
+      </w:rPr>
+    </w:lvl>
+  </w:abstractNum>
+  <w:abstractNum w:abstractNumId="8" w15:restartNumberingAfterBreak="0">
+    <w:nsid w:val="20D24249"/>
+    <w:multiLevelType w:val="multilevel"/>
+    <w:tmpl w:val="3BFE0A34"/>
+    <w:lvl w:ilvl="0">
+      <w:start w:val="1"/>
+      <w:numFmt w:val="bullet"/>
+      <w:lvlText w:val=""/>
+      <w:lvlJc w:val="left"/>
+      <w:pPr>
+        <w:tabs>
+          <w:tab w:val="num" w:pos="720"/>
+        </w:tabs>
+        <w:ind w:left="720" w:hanging="360"/>
+      </w:pPr>
+      <w:rPr>
+        <w:rFonts w:ascii="Symbol" w:hAnsi="Symbol" w:hint="default"/>
+        <w:sz w:val="20"/>
+      </w:rPr>
+    </w:lvl>
+    <w:lvl w:ilvl="1" w:tentative="1">
+      <w:start w:val="1"/>
+      <w:numFmt w:val="bullet"/>
+      <w:lvlText w:val="o"/>
+      <w:lvlJc w:val="left"/>
+      <w:pPr>
+        <w:tabs>
+          <w:tab w:val="num" w:pos="1440"/>
+        </w:tabs>
+        <w:ind w:left="1440" w:hanging="360"/>
+      </w:pPr>
+      <w:rPr>
+        <w:rFonts w:ascii="Courier New" w:hAnsi="Courier New" w:hint="default"/>
+        <w:sz w:val="20"/>
+      </w:rPr>
+    </w:lvl>
+    <w:lvl w:ilvl="2" w:tentative="1">
+      <w:start w:val="1"/>
+      <w:numFmt w:val="bullet"/>
+      <w:lvlText w:val=""/>
+      <w:lvlJc w:val="left"/>
+      <w:pPr>
+        <w:tabs>
+          <w:tab w:val="num" w:pos="2160"/>
+        </w:tabs>
+        <w:ind w:left="2160" w:hanging="360"/>
+      </w:pPr>
+      <w:rPr>
+        <w:rFonts w:ascii="Wingdings" w:hAnsi="Wingdings" w:hint="default"/>
+        <w:sz w:val="20"/>
+      </w:rPr>
+    </w:lvl>
+    <w:lvl w:ilvl="3" w:tentative="1">
+      <w:start w:val="1"/>
+      <w:numFmt w:val="bullet"/>
+      <w:lvlText w:val=""/>
+      <w:lvlJc w:val="left"/>
+      <w:pPr>
+        <w:tabs>
+          <w:tab w:val="num" w:pos="2880"/>
+        </w:tabs>
+        <w:ind w:left="2880" w:hanging="360"/>
+      </w:pPr>
+      <w:rPr>
+        <w:rFonts w:ascii="Wingdings" w:hAnsi="Wingdings" w:hint="default"/>
+        <w:sz w:val="20"/>
+      </w:rPr>
+    </w:lvl>
+    <w:lvl w:ilvl="4" w:tentative="1">
+      <w:start w:val="1"/>
+      <w:numFmt w:val="bullet"/>
+      <w:lvlText w:val=""/>
+      <w:lvlJc w:val="left"/>
+      <w:pPr>
+        <w:tabs>
+          <w:tab w:val="num" w:pos="3600"/>
+        </w:tabs>
+        <w:ind w:left="3600" w:hanging="360"/>
+      </w:pPr>
+      <w:rPr>
+        <w:rFonts w:ascii="Wingdings" w:hAnsi="Wingdings" w:hint="default"/>
+        <w:sz w:val="20"/>
+      </w:rPr>
+    </w:lvl>
+    <w:lvl w:ilvl="5" w:tentative="1">
+      <w:start w:val="1"/>
+      <w:numFmt w:val="bullet"/>
+      <w:lvlText w:val=""/>
+      <w:lvlJc w:val="left"/>
+      <w:pPr>
+        <w:tabs>
+          <w:tab w:val="num" w:pos="4320"/>
+        </w:tabs>
+        <w:ind w:left="4320" w:hanging="360"/>
+      </w:pPr>
+      <w:rPr>
+        <w:rFonts w:ascii="Wingdings" w:hAnsi="Wingdings" w:hint="default"/>
+        <w:sz w:val="20"/>
+      </w:rPr>
+    </w:lvl>
+    <w:lvl w:ilvl="6" w:tentative="1">
+      <w:start w:val="1"/>
+      <w:numFmt w:val="bullet"/>
+      <w:lvlText w:val=""/>
+      <w:lvlJc w:val="left"/>
+      <w:pPr>
+        <w:tabs>
+          <w:tab w:val="num" w:pos="5040"/>
+        </w:tabs>
+        <w:ind w:left="5040" w:hanging="360"/>
+      </w:pPr>
+      <w:rPr>
+        <w:rFonts w:ascii="Wingdings" w:hAnsi="Wingdings" w:hint="default"/>
+        <w:sz w:val="20"/>
+      </w:rPr>
+    </w:lvl>
+    <w:lvl w:ilvl="7" w:tentative="1">
+      <w:start w:val="1"/>
+      <w:numFmt w:val="bullet"/>
+      <w:lvlText w:val=""/>
+      <w:lvlJc w:val="left"/>
+      <w:pPr>
+        <w:tabs>
+          <w:tab w:val="num" w:pos="5760"/>
+        </w:tabs>
+        <w:ind w:left="5760" w:hanging="360"/>
+      </w:pPr>
+      <w:rPr>
+        <w:rFonts w:ascii="Wingdings" w:hAnsi="Wingdings" w:hint="default"/>
+        <w:sz w:val="20"/>
+      </w:rPr>
+    </w:lvl>
+    <w:lvl w:ilvl="8" w:tentative="1">
+      <w:start w:val="1"/>
+      <w:numFmt w:val="bullet"/>
+      <w:lvlText w:val=""/>
+      <w:lvlJc w:val="left"/>
+      <w:pPr>
+        <w:tabs>
+          <w:tab w:val="num" w:pos="6480"/>
+        </w:tabs>
+        <w:ind w:left="6480" w:hanging="360"/>
+      </w:pPr>
+      <w:rPr>
+        <w:rFonts w:ascii="Wingdings" w:hAnsi="Wingdings" w:hint="default"/>
+        <w:sz w:val="20"/>
+      </w:rPr>
+    </w:lvl>
+  </w:abstractNum>
+  <w:abstractNum w:abstractNumId="9" w15:restartNumberingAfterBreak="0">
+    <w:nsid w:val="233561B0"/>
+    <w:multiLevelType w:val="multilevel"/>
+    <w:tmpl w:val="D8663826"/>
+    <w:lvl w:ilvl="0">
+      <w:start w:val="1"/>
+      <w:numFmt w:val="bullet"/>
+      <w:lvlText w:val=""/>
+      <w:lvlJc w:val="left"/>
+      <w:pPr>
+        <w:tabs>
+          <w:tab w:val="num" w:pos="720"/>
+        </w:tabs>
+        <w:ind w:left="720" w:hanging="360"/>
+      </w:pPr>
+      <w:rPr>
+        <w:rFonts w:ascii="Symbol" w:hAnsi="Symbol" w:hint="default"/>
+        <w:sz w:val="20"/>
+      </w:rPr>
+    </w:lvl>
+    <w:lvl w:ilvl="1" w:tentative="1">
+      <w:start w:val="1"/>
+      <w:numFmt w:val="bullet"/>
+      <w:lvlText w:val="o"/>
+      <w:lvlJc w:val="left"/>
+      <w:pPr>
+        <w:tabs>
+          <w:tab w:val="num" w:pos="1440"/>
+        </w:tabs>
+        <w:ind w:left="1440" w:hanging="360"/>
+      </w:pPr>
+      <w:rPr>
+        <w:rFonts w:ascii="Courier New" w:hAnsi="Courier New" w:hint="default"/>
+        <w:sz w:val="20"/>
+      </w:rPr>
+    </w:lvl>
+    <w:lvl w:ilvl="2" w:tentative="1">
+      <w:start w:val="1"/>
+      <w:numFmt w:val="bullet"/>
+      <w:lvlText w:val=""/>
+      <w:lvlJc w:val="left"/>
+      <w:pPr>
+        <w:tabs>
+          <w:tab w:val="num" w:pos="2160"/>
+        </w:tabs>
+        <w:ind w:left="2160" w:hanging="360"/>
+      </w:pPr>
+      <w:rPr>
+        <w:rFonts w:ascii="Wingdings" w:hAnsi="Wingdings" w:hint="default"/>
+        <w:sz w:val="20"/>
+      </w:rPr>
+    </w:lvl>
+    <w:lvl w:ilvl="3" w:tentative="1">
+      <w:start w:val="1"/>
+      <w:numFmt w:val="bullet"/>
+      <w:lvlText w:val=""/>
+      <w:lvlJc w:val="left"/>
+      <w:pPr>
+        <w:tabs>
+          <w:tab w:val="num" w:pos="2880"/>
+        </w:tabs>
+        <w:ind w:left="2880" w:hanging="360"/>
+      </w:pPr>
+      <w:rPr>
+        <w:rFonts w:ascii="Wingdings" w:hAnsi="Wingdings" w:hint="default"/>
+        <w:sz w:val="20"/>
+      </w:rPr>
+    </w:lvl>
+    <w:lvl w:ilvl="4" w:tentative="1">
+      <w:start w:val="1"/>
+      <w:numFmt w:val="bullet"/>
+      <w:lvlText w:val=""/>
+      <w:lvlJc w:val="left"/>
+      <w:pPr>
+        <w:tabs>
+          <w:tab w:val="num" w:pos="3600"/>
+        </w:tabs>
+        <w:ind w:left="3600" w:hanging="360"/>
+      </w:pPr>
+      <w:rPr>
+        <w:rFonts w:ascii="Wingdings" w:hAnsi="Wingdings" w:hint="default"/>
+        <w:sz w:val="20"/>
+      </w:rPr>
+    </w:lvl>
+    <w:lvl w:ilvl="5" w:tentative="1">
+      <w:start w:val="1"/>
+      <w:numFmt w:val="bullet"/>
+      <w:lvlText w:val=""/>
+      <w:lvlJc w:val="left"/>
+      <w:pPr>
+        <w:tabs>
+          <w:tab w:val="num" w:pos="4320"/>
+        </w:tabs>
+        <w:ind w:left="4320" w:hanging="360"/>
+      </w:pPr>
+      <w:rPr>
+        <w:rFonts w:ascii="Wingdings" w:hAnsi="Wingdings" w:hint="default"/>
+        <w:sz w:val="20"/>
+      </w:rPr>
+    </w:lvl>
+    <w:lvl w:ilvl="6" w:tentative="1">
+      <w:start w:val="1"/>
+      <w:numFmt w:val="bullet"/>
+      <w:lvlText w:val=""/>
+      <w:lvlJc w:val="left"/>
+      <w:pPr>
+        <w:tabs>
+          <w:tab w:val="num" w:pos="5040"/>
+        </w:tabs>
+        <w:ind w:left="5040" w:hanging="360"/>
+      </w:pPr>
+      <w:rPr>
+        <w:rFonts w:ascii="Wingdings" w:hAnsi="Wingdings" w:hint="default"/>
+        <w:sz w:val="20"/>
+      </w:rPr>
+    </w:lvl>
+    <w:lvl w:ilvl="7" w:tentative="1">
+      <w:start w:val="1"/>
+      <w:numFmt w:val="bullet"/>
+      <w:lvlText w:val=""/>
+      <w:lvlJc w:val="left"/>
+      <w:pPr>
+        <w:tabs>
+          <w:tab w:val="num" w:pos="5760"/>
+        </w:tabs>
+        <w:ind w:left="5760" w:hanging="360"/>
+      </w:pPr>
+      <w:rPr>
+        <w:rFonts w:ascii="Wingdings" w:hAnsi="Wingdings" w:hint="default"/>
+        <w:sz w:val="20"/>
+      </w:rPr>
+    </w:lvl>
+    <w:lvl w:ilvl="8" w:tentative="1">
+      <w:start w:val="1"/>
+      <w:numFmt w:val="bullet"/>
+      <w:lvlText w:val=""/>
+      <w:lvlJc w:val="left"/>
+      <w:pPr>
+        <w:tabs>
+          <w:tab w:val="num" w:pos="6480"/>
+        </w:tabs>
+        <w:ind w:left="6480" w:hanging="360"/>
+      </w:pPr>
+      <w:rPr>
+        <w:rFonts w:ascii="Wingdings" w:hAnsi="Wingdings" w:hint="default"/>
+        <w:sz w:val="20"/>
+      </w:rPr>
+    </w:lvl>
+  </w:abstractNum>
+  <w:abstractNum w:abstractNumId="10" w15:restartNumberingAfterBreak="0">
+    <w:nsid w:val="2598769E"/>
+    <w:multiLevelType w:val="multilevel"/>
+    <w:tmpl w:val="D07EEAAE"/>
+    <w:lvl w:ilvl="0">
+      <w:start w:val="1"/>
+      <w:numFmt w:val="bullet"/>
+      <w:lvlText w:val=""/>
+      <w:lvlJc w:val="left"/>
+      <w:pPr>
+        <w:tabs>
+          <w:tab w:val="num" w:pos="720"/>
+        </w:tabs>
+        <w:ind w:left="720" w:hanging="360"/>
+      </w:pPr>
+      <w:rPr>
+        <w:rFonts w:ascii="Symbol" w:hAnsi="Symbol" w:hint="default"/>
+        <w:sz w:val="20"/>
+      </w:rPr>
+    </w:lvl>
+    <w:lvl w:ilvl="1" w:tentative="1">
+      <w:start w:val="1"/>
+      <w:numFmt w:val="bullet"/>
+      <w:lvlText w:val="o"/>
+      <w:lvlJc w:val="left"/>
+      <w:pPr>
+        <w:tabs>
+          <w:tab w:val="num" w:pos="1440"/>
+        </w:tabs>
+        <w:ind w:left="1440" w:hanging="360"/>
+      </w:pPr>
+      <w:rPr>
+        <w:rFonts w:ascii="Courier New" w:hAnsi="Courier New" w:hint="default"/>
+        <w:sz w:val="20"/>
+      </w:rPr>
+    </w:lvl>
+    <w:lvl w:ilvl="2" w:tentative="1">
+      <w:start w:val="1"/>
+      <w:numFmt w:val="bullet"/>
+      <w:lvlText w:val=""/>
+      <w:lvlJc w:val="left"/>
+      <w:pPr>
+        <w:tabs>
+          <w:tab w:val="num" w:pos="2160"/>
+        </w:tabs>
+        <w:ind w:left="2160" w:hanging="360"/>
+      </w:pPr>
+      <w:rPr>
+        <w:rFonts w:ascii="Wingdings" w:hAnsi="Wingdings" w:hint="default"/>
+        <w:sz w:val="20"/>
+      </w:rPr>
+    </w:lvl>
+    <w:lvl w:ilvl="3" w:tentative="1">
+      <w:start w:val="1"/>
+      <w:numFmt w:val="bullet"/>
+      <w:lvlText w:val=""/>
+      <w:lvlJc w:val="left"/>
+      <w:pPr>
+        <w:tabs>
+          <w:tab w:val="num" w:pos="2880"/>
+        </w:tabs>
+        <w:ind w:left="2880" w:hanging="360"/>
+      </w:pPr>
+      <w:rPr>
+        <w:rFonts w:ascii="Wingdings" w:hAnsi="Wingdings" w:hint="default"/>
+        <w:sz w:val="20"/>
+      </w:rPr>
+    </w:lvl>
+    <w:lvl w:ilvl="4" w:tentative="1">
+      <w:start w:val="1"/>
+      <w:numFmt w:val="bullet"/>
+      <w:lvlText w:val=""/>
+      <w:lvlJc w:val="left"/>
+      <w:pPr>
+        <w:tabs>
+          <w:tab w:val="num" w:pos="3600"/>
+        </w:tabs>
+        <w:ind w:left="3600" w:hanging="360"/>
+      </w:pPr>
+      <w:rPr>
+        <w:rFonts w:ascii="Wingdings" w:hAnsi="Wingdings" w:hint="default"/>
+        <w:sz w:val="20"/>
+      </w:rPr>
+    </w:lvl>
+    <w:lvl w:ilvl="5" w:tentative="1">
+      <w:start w:val="1"/>
+      <w:numFmt w:val="bullet"/>
+      <w:lvlText w:val=""/>
+      <w:lvlJc w:val="left"/>
+      <w:pPr>
+        <w:tabs>
+          <w:tab w:val="num" w:pos="4320"/>
+        </w:tabs>
+        <w:ind w:left="4320" w:hanging="360"/>
+      </w:pPr>
+      <w:rPr>
+        <w:rFonts w:ascii="Wingdings" w:hAnsi="Wingdings" w:hint="default"/>
+        <w:sz w:val="20"/>
+      </w:rPr>
+    </w:lvl>
+    <w:lvl w:ilvl="6" w:tentative="1">
+      <w:start w:val="1"/>
+      <w:numFmt w:val="bullet"/>
+      <w:lvlText w:val=""/>
+      <w:lvlJc w:val="left"/>
+      <w:pPr>
+        <w:tabs>
+          <w:tab w:val="num" w:pos="5040"/>
+        </w:tabs>
+        <w:ind w:left="5040" w:hanging="360"/>
+      </w:pPr>
+      <w:rPr>
+        <w:rFonts w:ascii="Wingdings" w:hAnsi="Wingdings" w:hint="default"/>
+        <w:sz w:val="20"/>
+      </w:rPr>
+    </w:lvl>
+    <w:lvl w:ilvl="7" w:tentative="1">
+      <w:start w:val="1"/>
+      <w:numFmt w:val="bullet"/>
+      <w:lvlText w:val=""/>
+      <w:lvlJc w:val="left"/>
+      <w:pPr>
+        <w:tabs>
+          <w:tab w:val="num" w:pos="5760"/>
+        </w:tabs>
+        <w:ind w:left="5760" w:hanging="360"/>
+      </w:pPr>
+      <w:rPr>
+        <w:rFonts w:ascii="Wingdings" w:hAnsi="Wingdings" w:hint="default"/>
+        <w:sz w:val="20"/>
+      </w:rPr>
+    </w:lvl>
+    <w:lvl w:ilvl="8" w:tentative="1">
+      <w:start w:val="1"/>
+      <w:numFmt w:val="bullet"/>
+      <w:lvlText w:val=""/>
+      <w:lvlJc w:val="left"/>
+      <w:pPr>
+        <w:tabs>
+          <w:tab w:val="num" w:pos="6480"/>
+        </w:tabs>
+        <w:ind w:left="6480" w:hanging="360"/>
+      </w:pPr>
+      <w:rPr>
+        <w:rFonts w:ascii="Wingdings" w:hAnsi="Wingdings" w:hint="default"/>
+        <w:sz w:val="20"/>
+      </w:rPr>
+    </w:lvl>
+  </w:abstractNum>
+  <w:abstractNum w:abstractNumId="11" w15:restartNumberingAfterBreak="0">
+    <w:nsid w:val="25A85CD9"/>
+    <w:multiLevelType w:val="multilevel"/>
+    <w:tmpl w:val="5082E78C"/>
+    <w:lvl w:ilvl="0">
+      <w:start w:val="1"/>
+      <w:numFmt w:val="bullet"/>
+      <w:lvlText w:val=""/>
+      <w:lvlJc w:val="left"/>
+      <w:pPr>
+        <w:tabs>
+          <w:tab w:val="num" w:pos="720"/>
+        </w:tabs>
+        <w:ind w:left="720" w:hanging="360"/>
+      </w:pPr>
+      <w:rPr>
+        <w:rFonts w:ascii="Symbol" w:hAnsi="Symbol" w:hint="default"/>
+        <w:sz w:val="20"/>
+      </w:rPr>
+    </w:lvl>
+    <w:lvl w:ilvl="1" w:tentative="1">
+      <w:start w:val="1"/>
+      <w:numFmt w:val="bullet"/>
+      <w:lvlText w:val="o"/>
+      <w:lvlJc w:val="left"/>
+      <w:pPr>
+        <w:tabs>
+          <w:tab w:val="num" w:pos="1440"/>
+        </w:tabs>
+        <w:ind w:left="1440" w:hanging="360"/>
+      </w:pPr>
+      <w:rPr>
+        <w:rFonts w:ascii="Courier New" w:hAnsi="Courier New" w:hint="default"/>
+        <w:sz w:val="20"/>
+      </w:rPr>
+    </w:lvl>
+    <w:lvl w:ilvl="2" w:tentative="1">
+      <w:start w:val="1"/>
+      <w:numFmt w:val="bullet"/>
+      <w:lvlText w:val=""/>
+      <w:lvlJc w:val="left"/>
+      <w:pPr>
+        <w:tabs>
+          <w:tab w:val="num" w:pos="2160"/>
+        </w:tabs>
+        <w:ind w:left="2160" w:hanging="360"/>
+      </w:pPr>
+      <w:rPr>
+        <w:rFonts w:ascii="Wingdings" w:hAnsi="Wingdings" w:hint="default"/>
+        <w:sz w:val="20"/>
+      </w:rPr>
+    </w:lvl>
+    <w:lvl w:ilvl="3" w:tentative="1">
+      <w:start w:val="1"/>
+      <w:numFmt w:val="bullet"/>
+      <w:lvlText w:val=""/>
+      <w:lvlJc w:val="left"/>
+      <w:pPr>
+        <w:tabs>
+          <w:tab w:val="num" w:pos="2880"/>
+        </w:tabs>
+        <w:ind w:left="2880" w:hanging="360"/>
+      </w:pPr>
+      <w:rPr>
+        <w:rFonts w:ascii="Wingdings" w:hAnsi="Wingdings" w:hint="default"/>
+        <w:sz w:val="20"/>
+      </w:rPr>
+    </w:lvl>
+    <w:lvl w:ilvl="4" w:tentative="1">
+      <w:start w:val="1"/>
+      <w:numFmt w:val="bullet"/>
+      <w:lvlText w:val=""/>
+      <w:lvlJc w:val="left"/>
+      <w:pPr>
+        <w:tabs>
+          <w:tab w:val="num" w:pos="3600"/>
+        </w:tabs>
+        <w:ind w:left="3600" w:hanging="360"/>
+      </w:pPr>
+      <w:rPr>
+        <w:rFonts w:ascii="Wingdings" w:hAnsi="Wingdings" w:hint="default"/>
+        <w:sz w:val="20"/>
+      </w:rPr>
+    </w:lvl>
+    <w:lvl w:ilvl="5" w:tentative="1">
+      <w:start w:val="1"/>
+      <w:numFmt w:val="bullet"/>
+      <w:lvlText w:val=""/>
+      <w:lvlJc w:val="left"/>
+      <w:pPr>
+        <w:tabs>
+          <w:tab w:val="num" w:pos="4320"/>
+        </w:tabs>
+        <w:ind w:left="4320" w:hanging="360"/>
+      </w:pPr>
+      <w:rPr>
+        <w:rFonts w:ascii="Wingdings" w:hAnsi="Wingdings" w:hint="default"/>
+        <w:sz w:val="20"/>
+      </w:rPr>
+    </w:lvl>
+    <w:lvl w:ilvl="6" w:tentative="1">
+      <w:start w:val="1"/>
+      <w:numFmt w:val="bullet"/>
+      <w:lvlText w:val=""/>
+      <w:lvlJc w:val="left"/>
+      <w:pPr>
+        <w:tabs>
+          <w:tab w:val="num" w:pos="5040"/>
+        </w:tabs>
+        <w:ind w:left="5040" w:hanging="360"/>
+      </w:pPr>
+      <w:rPr>
+        <w:rFonts w:ascii="Wingdings" w:hAnsi="Wingdings" w:hint="default"/>
+        <w:sz w:val="20"/>
+      </w:rPr>
+    </w:lvl>
+    <w:lvl w:ilvl="7" w:tentative="1">
+      <w:start w:val="1"/>
+      <w:numFmt w:val="bullet"/>
+      <w:lvlText w:val=""/>
+      <w:lvlJc w:val="left"/>
+      <w:pPr>
+        <w:tabs>
+          <w:tab w:val="num" w:pos="5760"/>
+        </w:tabs>
+        <w:ind w:left="5760" w:hanging="360"/>
+      </w:pPr>
+      <w:rPr>
+        <w:rFonts w:ascii="Wingdings" w:hAnsi="Wingdings" w:hint="default"/>
+        <w:sz w:val="20"/>
+      </w:rPr>
+    </w:lvl>
+    <w:lvl w:ilvl="8" w:tentative="1">
+      <w:start w:val="1"/>
+      <w:numFmt w:val="bullet"/>
+      <w:lvlText w:val=""/>
+      <w:lvlJc w:val="left"/>
+      <w:pPr>
+        <w:tabs>
+          <w:tab w:val="num" w:pos="6480"/>
+        </w:tabs>
+        <w:ind w:left="6480" w:hanging="360"/>
+      </w:pPr>
+      <w:rPr>
+        <w:rFonts w:ascii="Wingdings" w:hAnsi="Wingdings" w:hint="default"/>
+        <w:sz w:val="20"/>
+      </w:rPr>
+    </w:lvl>
+  </w:abstractNum>
+  <w:abstractNum w:abstractNumId="12" w15:restartNumberingAfterBreak="0">
+    <w:nsid w:val="25BB22F1"/>
+    <w:multiLevelType w:val="hybridMultilevel"/>
+    <w:tmpl w:val="EE1EAF2E"/>
+    <w:lvl w:ilvl="0" w:tplc="7BA62CCC">
+      <w:start w:val="1"/>
+      <w:numFmt w:val="upperRoman"/>
+      <w:lvlText w:val="%1."/>
+      <w:lvlJc w:val="left"/>
+      <w:pPr>
+        <w:ind w:left="1080" w:hanging="720"/>
+      </w:pPr>
+      <w:rPr>
+        <w:rFonts w:hint="default"/>
+      </w:rPr>
+    </w:lvl>
+    <w:lvl w:ilvl="1" w:tplc="040C0019" w:tentative="1">
+      <w:start w:val="1"/>
+      <w:numFmt w:val="lowerLetter"/>
+      <w:lvlText w:val="%2."/>
+      <w:lvlJc w:val="left"/>
+      <w:pPr>
+        <w:ind w:left="1440" w:hanging="360"/>
+      </w:pPr>
+    </w:lvl>
+    <w:lvl w:ilvl="2" w:tplc="040C001B" w:tentative="1">
+      <w:start w:val="1"/>
+      <w:numFmt w:val="lowerRoman"/>
+      <w:lvlText w:val="%3."/>
+      <w:lvlJc w:val="right"/>
+      <w:pPr>
+        <w:ind w:left="2160" w:hanging="180"/>
+      </w:pPr>
+    </w:lvl>
+    <w:lvl w:ilvl="3" w:tplc="040C000F" w:tentative="1">
+      <w:start w:val="1"/>
+      <w:numFmt w:val="decimal"/>
+      <w:lvlText w:val="%4."/>
+      <w:lvlJc w:val="left"/>
+      <w:pPr>
+        <w:ind w:left="2880" w:hanging="360"/>
+      </w:pPr>
+    </w:lvl>
+    <w:lvl w:ilvl="4" w:tplc="040C0019" w:tentative="1">
+      <w:start w:val="1"/>
+      <w:numFmt w:val="lowerLetter"/>
+      <w:lvlText w:val="%5."/>
+      <w:lvlJc w:val="left"/>
+      <w:pPr>
+        <w:ind w:left="3600" w:hanging="360"/>
+      </w:pPr>
+    </w:lvl>
+    <w:lvl w:ilvl="5" w:tplc="040C001B" w:tentative="1">
+      <w:start w:val="1"/>
+      <w:numFmt w:val="lowerRoman"/>
+      <w:lvlText w:val="%6."/>
+      <w:lvlJc w:val="right"/>
+      <w:pPr>
+        <w:ind w:left="4320" w:hanging="180"/>
+      </w:pPr>
+    </w:lvl>
+    <w:lvl w:ilvl="6" w:tplc="040C000F" w:tentative="1">
+      <w:start w:val="1"/>
+      <w:numFmt w:val="decimal"/>
+      <w:lvlText w:val="%7."/>
+      <w:lvlJc w:val="left"/>
+      <w:pPr>
+        <w:ind w:left="5040" w:hanging="360"/>
+      </w:pPr>
+    </w:lvl>
+    <w:lvl w:ilvl="7" w:tplc="040C0019" w:tentative="1">
+      <w:start w:val="1"/>
+      <w:numFmt w:val="lowerLetter"/>
+      <w:lvlText w:val="%8."/>
+      <w:lvlJc w:val="left"/>
+      <w:pPr>
+        <w:ind w:left="5760" w:hanging="360"/>
+      </w:pPr>
+    </w:lvl>
+    <w:lvl w:ilvl="8" w:tplc="040C001B" w:tentative="1">
+      <w:start w:val="1"/>
+      <w:numFmt w:val="lowerRoman"/>
+      <w:lvlText w:val="%9."/>
+      <w:lvlJc w:val="right"/>
+      <w:pPr>
+        <w:ind w:left="6480" w:hanging="180"/>
+      </w:pPr>
+    </w:lvl>
+  </w:abstractNum>
+  <w:abstractNum w:abstractNumId="13" w15:restartNumberingAfterBreak="0">
+    <w:nsid w:val="29BB1EA3"/>
+    <w:multiLevelType w:val="multilevel"/>
+    <w:tmpl w:val="051A2B5A"/>
+    <w:lvl w:ilvl="0">
+      <w:start w:val="1"/>
+      <w:numFmt w:val="bullet"/>
+      <w:lvlText w:val=""/>
+      <w:lvlJc w:val="left"/>
+      <w:pPr>
+        <w:tabs>
+          <w:tab w:val="num" w:pos="720"/>
+        </w:tabs>
+        <w:ind w:left="720" w:hanging="360"/>
+      </w:pPr>
+      <w:rPr>
+        <w:rFonts w:ascii="Symbol" w:hAnsi="Symbol" w:hint="default"/>
+        <w:sz w:val="20"/>
+      </w:rPr>
+    </w:lvl>
+    <w:lvl w:ilvl="1" w:tentative="1">
+      <w:start w:val="1"/>
+      <w:numFmt w:val="bullet"/>
+      <w:lvlText w:val="o"/>
+      <w:lvlJc w:val="left"/>
+      <w:pPr>
+        <w:tabs>
+          <w:tab w:val="num" w:pos="1440"/>
+        </w:tabs>
+        <w:ind w:left="1440" w:hanging="360"/>
+      </w:pPr>
+      <w:rPr>
+        <w:rFonts w:ascii="Courier New" w:hAnsi="Courier New" w:hint="default"/>
+        <w:sz w:val="20"/>
+      </w:rPr>
+    </w:lvl>
+    <w:lvl w:ilvl="2" w:tentative="1">
+      <w:start w:val="1"/>
+      <w:numFmt w:val="bullet"/>
+      <w:lvlText w:val=""/>
+      <w:lvlJc w:val="left"/>
+      <w:pPr>
+        <w:tabs>
+          <w:tab w:val="num" w:pos="2160"/>
+        </w:tabs>
+        <w:ind w:left="2160" w:hanging="360"/>
+      </w:pPr>
+      <w:rPr>
+        <w:rFonts w:ascii="Wingdings" w:hAnsi="Wingdings" w:hint="default"/>
+        <w:sz w:val="20"/>
+      </w:rPr>
+    </w:lvl>
+    <w:lvl w:ilvl="3" w:tentative="1">
+      <w:start w:val="1"/>
+      <w:numFmt w:val="bullet"/>
+      <w:lvlText w:val=""/>
+      <w:lvlJc w:val="left"/>
+      <w:pPr>
+        <w:tabs>
+          <w:tab w:val="num" w:pos="2880"/>
+        </w:tabs>
+        <w:ind w:left="2880" w:hanging="360"/>
+      </w:pPr>
+      <w:rPr>
+        <w:rFonts w:ascii="Wingdings" w:hAnsi="Wingdings" w:hint="default"/>
+        <w:sz w:val="20"/>
+      </w:rPr>
+    </w:lvl>
+    <w:lvl w:ilvl="4" w:tentative="1">
+      <w:start w:val="1"/>
+      <w:numFmt w:val="bullet"/>
+      <w:lvlText w:val=""/>
+      <w:lvlJc w:val="left"/>
+      <w:pPr>
+        <w:tabs>
+          <w:tab w:val="num" w:pos="3600"/>
+        </w:tabs>
+        <w:ind w:left="3600" w:hanging="360"/>
+      </w:pPr>
+      <w:rPr>
+        <w:rFonts w:ascii="Wingdings" w:hAnsi="Wingdings" w:hint="default"/>
+        <w:sz w:val="20"/>
+      </w:rPr>
+    </w:lvl>
+    <w:lvl w:ilvl="5" w:tentative="1">
+      <w:start w:val="1"/>
+      <w:numFmt w:val="bullet"/>
+      <w:lvlText w:val=""/>
+      <w:lvlJc w:val="left"/>
+      <w:pPr>
+        <w:tabs>
+          <w:tab w:val="num" w:pos="4320"/>
+        </w:tabs>
+        <w:ind w:left="4320" w:hanging="360"/>
+      </w:pPr>
+      <w:rPr>
+        <w:rFonts w:ascii="Wingdings" w:hAnsi="Wingdings" w:hint="default"/>
+        <w:sz w:val="20"/>
+      </w:rPr>
+    </w:lvl>
+    <w:lvl w:ilvl="6" w:tentative="1">
+      <w:start w:val="1"/>
+      <w:numFmt w:val="bullet"/>
+      <w:lvlText w:val=""/>
+      <w:lvlJc w:val="left"/>
+      <w:pPr>
+        <w:tabs>
+          <w:tab w:val="num" w:pos="5040"/>
+        </w:tabs>
+        <w:ind w:left="5040" w:hanging="360"/>
+      </w:pPr>
+      <w:rPr>
+        <w:rFonts w:ascii="Wingdings" w:hAnsi="Wingdings" w:hint="default"/>
+        <w:sz w:val="20"/>
+      </w:rPr>
+    </w:lvl>
+    <w:lvl w:ilvl="7" w:tentative="1">
+      <w:start w:val="1"/>
+      <w:numFmt w:val="bullet"/>
+      <w:lvlText w:val=""/>
+      <w:lvlJc w:val="left"/>
+      <w:pPr>
+        <w:tabs>
+          <w:tab w:val="num" w:pos="5760"/>
+        </w:tabs>
+        <w:ind w:left="5760" w:hanging="360"/>
+      </w:pPr>
+      <w:rPr>
+        <w:rFonts w:ascii="Wingdings" w:hAnsi="Wingdings" w:hint="default"/>
+        <w:sz w:val="20"/>
+      </w:rPr>
+    </w:lvl>
+    <w:lvl w:ilvl="8" w:tentative="1">
+      <w:start w:val="1"/>
+      <w:numFmt w:val="bullet"/>
+      <w:lvlText w:val=""/>
+      <w:lvlJc w:val="left"/>
+      <w:pPr>
+        <w:tabs>
+          <w:tab w:val="num" w:pos="6480"/>
+        </w:tabs>
+        <w:ind w:left="6480" w:hanging="360"/>
+      </w:pPr>
+      <w:rPr>
+        <w:rFonts w:ascii="Wingdings" w:hAnsi="Wingdings" w:hint="default"/>
+        <w:sz w:val="20"/>
+      </w:rPr>
+    </w:lvl>
+  </w:abstractNum>
+  <w:abstractNum w:abstractNumId="14" w15:restartNumberingAfterBreak="0">
     <w:nsid w:val="2A815A03"/>
     <w:multiLevelType w:val="hybridMultilevel"/>
     <w:tmpl w:val="6C600D6A"/>
@@ -29852,7 +37206,156 @@
       </w:rPr>
     </w:lvl>
   </w:abstractNum>
-  <w:abstractNum w:abstractNumId="8" w15:restartNumberingAfterBreak="0">
+  <w:abstractNum w:abstractNumId="15" w15:restartNumberingAfterBreak="0">
+    <w:nsid w:val="2EE95BCA"/>
+    <w:multiLevelType w:val="multilevel"/>
+    <w:tmpl w:val="4DC28214"/>
+    <w:lvl w:ilvl="0">
+      <w:start w:val="1"/>
+      <w:numFmt w:val="bullet"/>
+      <w:lvlText w:val=""/>
+      <w:lvlJc w:val="left"/>
+      <w:pPr>
+        <w:tabs>
+          <w:tab w:val="num" w:pos="720"/>
+        </w:tabs>
+        <w:ind w:left="720" w:hanging="360"/>
+      </w:pPr>
+      <w:rPr>
+        <w:rFonts w:ascii="Symbol" w:hAnsi="Symbol" w:hint="default"/>
+        <w:sz w:val="20"/>
+      </w:rPr>
+    </w:lvl>
+    <w:lvl w:ilvl="1" w:tentative="1">
+      <w:start w:val="1"/>
+      <w:numFmt w:val="bullet"/>
+      <w:lvlText w:val="o"/>
+      <w:lvlJc w:val="left"/>
+      <w:pPr>
+        <w:tabs>
+          <w:tab w:val="num" w:pos="1440"/>
+        </w:tabs>
+        <w:ind w:left="1440" w:hanging="360"/>
+      </w:pPr>
+      <w:rPr>
+        <w:rFonts w:ascii="Courier New" w:hAnsi="Courier New" w:hint="default"/>
+        <w:sz w:val="20"/>
+      </w:rPr>
+    </w:lvl>
+    <w:lvl w:ilvl="2" w:tentative="1">
+      <w:start w:val="1"/>
+      <w:numFmt w:val="bullet"/>
+      <w:lvlText w:val=""/>
+      <w:lvlJc w:val="left"/>
+      <w:pPr>
+        <w:tabs>
+          <w:tab w:val="num" w:pos="2160"/>
+        </w:tabs>
+        <w:ind w:left="2160" w:hanging="360"/>
+      </w:pPr>
+      <w:rPr>
+        <w:rFonts w:ascii="Wingdings" w:hAnsi="Wingdings" w:hint="default"/>
+        <w:sz w:val="20"/>
+      </w:rPr>
+    </w:lvl>
+    <w:lvl w:ilvl="3" w:tentative="1">
+      <w:start w:val="1"/>
+      <w:numFmt w:val="bullet"/>
+      <w:lvlText w:val=""/>
+      <w:lvlJc w:val="left"/>
+      <w:pPr>
+        <w:tabs>
+          <w:tab w:val="num" w:pos="2880"/>
+        </w:tabs>
+        <w:ind w:left="2880" w:hanging="360"/>
+      </w:pPr>
+      <w:rPr>
+        <w:rFonts w:ascii="Wingdings" w:hAnsi="Wingdings" w:hint="default"/>
+        <w:sz w:val="20"/>
+      </w:rPr>
+    </w:lvl>
+    <w:lvl w:ilvl="4" w:tentative="1">
+      <w:start w:val="1"/>
+      <w:numFmt w:val="bullet"/>
+      <w:lvlText w:val=""/>
+      <w:lvlJc w:val="left"/>
+      <w:pPr>
+        <w:tabs>
+          <w:tab w:val="num" w:pos="3600"/>
+        </w:tabs>
+        <w:ind w:left="3600" w:hanging="360"/>
+      </w:pPr>
+      <w:rPr>
+        <w:rFonts w:ascii="Wingdings" w:hAnsi="Wingdings" w:hint="default"/>
+        <w:sz w:val="20"/>
+      </w:rPr>
+    </w:lvl>
+    <w:lvl w:ilvl="5" w:tentative="1">
+      <w:start w:val="1"/>
+      <w:numFmt w:val="bullet"/>
+      <w:lvlText w:val=""/>
+      <w:lvlJc w:val="left"/>
+      <w:pPr>
+        <w:tabs>
+          <w:tab w:val="num" w:pos="4320"/>
+        </w:tabs>
+        <w:ind w:left="4320" w:hanging="360"/>
+      </w:pPr>
+      <w:rPr>
+        <w:rFonts w:ascii="Wingdings" w:hAnsi="Wingdings" w:hint="default"/>
+        <w:sz w:val="20"/>
+      </w:rPr>
+    </w:lvl>
+    <w:lvl w:ilvl="6" w:tentative="1">
+      <w:start w:val="1"/>
+      <w:numFmt w:val="bullet"/>
+      <w:lvlText w:val=""/>
+      <w:lvlJc w:val="left"/>
+      <w:pPr>
+        <w:tabs>
+          <w:tab w:val="num" w:pos="5040"/>
+        </w:tabs>
+        <w:ind w:left="5040" w:hanging="360"/>
+      </w:pPr>
+      <w:rPr>
+        <w:rFonts w:ascii="Wingdings" w:hAnsi="Wingdings" w:hint="default"/>
+        <w:sz w:val="20"/>
+      </w:rPr>
+    </w:lvl>
+    <w:lvl w:ilvl="7" w:tentative="1">
+      <w:start w:val="1"/>
+      <w:numFmt w:val="bullet"/>
+      <w:lvlText w:val=""/>
+      <w:lvlJc w:val="left"/>
+      <w:pPr>
+        <w:tabs>
+          <w:tab w:val="num" w:pos="5760"/>
+        </w:tabs>
+        <w:ind w:left="5760" w:hanging="360"/>
+      </w:pPr>
+      <w:rPr>
+        <w:rFonts w:ascii="Wingdings" w:hAnsi="Wingdings" w:hint="default"/>
+        <w:sz w:val="20"/>
+      </w:rPr>
+    </w:lvl>
+    <w:lvl w:ilvl="8" w:tentative="1">
+      <w:start w:val="1"/>
+      <w:numFmt w:val="bullet"/>
+      <w:lvlText w:val=""/>
+      <w:lvlJc w:val="left"/>
+      <w:pPr>
+        <w:tabs>
+          <w:tab w:val="num" w:pos="6480"/>
+        </w:tabs>
+        <w:ind w:left="6480" w:hanging="360"/>
+      </w:pPr>
+      <w:rPr>
+        <w:rFonts w:ascii="Wingdings" w:hAnsi="Wingdings" w:hint="default"/>
+        <w:sz w:val="20"/>
+      </w:rPr>
+    </w:lvl>
+  </w:abstractNum>
+  <w:abstractNum w:abstractNumId="16" w15:restartNumberingAfterBreak="0">
     <w:nsid w:val="2F3C3E58"/>
     <w:multiLevelType w:val="multilevel"/>
     <w:tmpl w:val="F68E67AE"/>
@@ -29970,7 +37473,7 @@
       </w:rPr>
     </w:lvl>
   </w:abstractNum>
-  <w:abstractNum w:abstractNumId="9" w15:restartNumberingAfterBreak="0">
+  <w:abstractNum w:abstractNumId="17" w15:restartNumberingAfterBreak="0">
     <w:nsid w:val="3120469C"/>
     <w:multiLevelType w:val="hybridMultilevel"/>
     <w:tmpl w:val="506EDCE4"/>
@@ -30084,7 +37587,7 @@
       </w:rPr>
     </w:lvl>
   </w:abstractNum>
-  <w:abstractNum w:abstractNumId="10" w15:restartNumberingAfterBreak="0">
+  <w:abstractNum w:abstractNumId="18" w15:restartNumberingAfterBreak="0">
     <w:nsid w:val="34BD0000"/>
     <w:multiLevelType w:val="hybridMultilevel"/>
     <w:tmpl w:val="05B43A46"/>
@@ -30198,7 +37701,7 @@
       </w:rPr>
     </w:lvl>
   </w:abstractNum>
-  <w:abstractNum w:abstractNumId="11" w15:restartNumberingAfterBreak="0">
+  <w:abstractNum w:abstractNumId="19" w15:restartNumberingAfterBreak="0">
     <w:nsid w:val="350E17E6"/>
     <w:multiLevelType w:val="hybridMultilevel"/>
     <w:tmpl w:val="7CBA4C22"/>
@@ -30312,7 +37815,7 @@
       </w:rPr>
     </w:lvl>
   </w:abstractNum>
-  <w:abstractNum w:abstractNumId="12" w15:restartNumberingAfterBreak="0">
+  <w:abstractNum w:abstractNumId="20" w15:restartNumberingAfterBreak="0">
     <w:nsid w:val="3568036F"/>
     <w:multiLevelType w:val="hybridMultilevel"/>
     <w:tmpl w:val="0DB404DA"/>
@@ -30426,7 +37929,156 @@
       </w:rPr>
     </w:lvl>
   </w:abstractNum>
-  <w:abstractNum w:abstractNumId="13" w15:restartNumberingAfterBreak="0">
+  <w:abstractNum w:abstractNumId="21" w15:restartNumberingAfterBreak="0">
+    <w:nsid w:val="3A756862"/>
+    <w:multiLevelType w:val="multilevel"/>
+    <w:tmpl w:val="71AC55D4"/>
+    <w:lvl w:ilvl="0">
+      <w:start w:val="1"/>
+      <w:numFmt w:val="bullet"/>
+      <w:lvlText w:val=""/>
+      <w:lvlJc w:val="left"/>
+      <w:pPr>
+        <w:tabs>
+          <w:tab w:val="num" w:pos="720"/>
+        </w:tabs>
+        <w:ind w:left="720" w:hanging="360"/>
+      </w:pPr>
+      <w:rPr>
+        <w:rFonts w:ascii="Symbol" w:hAnsi="Symbol" w:hint="default"/>
+        <w:sz w:val="20"/>
+      </w:rPr>
+    </w:lvl>
+    <w:lvl w:ilvl="1" w:tentative="1">
+      <w:start w:val="1"/>
+      <w:numFmt w:val="bullet"/>
+      <w:lvlText w:val="o"/>
+      <w:lvlJc w:val="left"/>
+      <w:pPr>
+        <w:tabs>
+          <w:tab w:val="num" w:pos="1440"/>
+        </w:tabs>
+        <w:ind w:left="1440" w:hanging="360"/>
+      </w:pPr>
+      <w:rPr>
+        <w:rFonts w:ascii="Courier New" w:hAnsi="Courier New" w:hint="default"/>
+        <w:sz w:val="20"/>
+      </w:rPr>
+    </w:lvl>
+    <w:lvl w:ilvl="2" w:tentative="1">
+      <w:start w:val="1"/>
+      <w:numFmt w:val="bullet"/>
+      <w:lvlText w:val=""/>
+      <w:lvlJc w:val="left"/>
+      <w:pPr>
+        <w:tabs>
+          <w:tab w:val="num" w:pos="2160"/>
+        </w:tabs>
+        <w:ind w:left="2160" w:hanging="360"/>
+      </w:pPr>
+      <w:rPr>
+        <w:rFonts w:ascii="Wingdings" w:hAnsi="Wingdings" w:hint="default"/>
+        <w:sz w:val="20"/>
+      </w:rPr>
+    </w:lvl>
+    <w:lvl w:ilvl="3" w:tentative="1">
+      <w:start w:val="1"/>
+      <w:numFmt w:val="bullet"/>
+      <w:lvlText w:val=""/>
+      <w:lvlJc w:val="left"/>
+      <w:pPr>
+        <w:tabs>
+          <w:tab w:val="num" w:pos="2880"/>
+        </w:tabs>
+        <w:ind w:left="2880" w:hanging="360"/>
+      </w:pPr>
+      <w:rPr>
+        <w:rFonts w:ascii="Wingdings" w:hAnsi="Wingdings" w:hint="default"/>
+        <w:sz w:val="20"/>
+      </w:rPr>
+    </w:lvl>
+    <w:lvl w:ilvl="4" w:tentative="1">
+      <w:start w:val="1"/>
+      <w:numFmt w:val="bullet"/>
+      <w:lvlText w:val=""/>
+      <w:lvlJc w:val="left"/>
+      <w:pPr>
+        <w:tabs>
+          <w:tab w:val="num" w:pos="3600"/>
+        </w:tabs>
+        <w:ind w:left="3600" w:hanging="360"/>
+      </w:pPr>
+      <w:rPr>
+        <w:rFonts w:ascii="Wingdings" w:hAnsi="Wingdings" w:hint="default"/>
+        <w:sz w:val="20"/>
+      </w:rPr>
+    </w:lvl>
+    <w:lvl w:ilvl="5" w:tentative="1">
+      <w:start w:val="1"/>
+      <w:numFmt w:val="bullet"/>
+      <w:lvlText w:val=""/>
+      <w:lvlJc w:val="left"/>
+      <w:pPr>
+        <w:tabs>
+          <w:tab w:val="num" w:pos="4320"/>
+        </w:tabs>
+        <w:ind w:left="4320" w:hanging="360"/>
+      </w:pPr>
+      <w:rPr>
+        <w:rFonts w:ascii="Wingdings" w:hAnsi="Wingdings" w:hint="default"/>
+        <w:sz w:val="20"/>
+      </w:rPr>
+    </w:lvl>
+    <w:lvl w:ilvl="6" w:tentative="1">
+      <w:start w:val="1"/>
+      <w:numFmt w:val="bullet"/>
+      <w:lvlText w:val=""/>
+      <w:lvlJc w:val="left"/>
+      <w:pPr>
+        <w:tabs>
+          <w:tab w:val="num" w:pos="5040"/>
+        </w:tabs>
+        <w:ind w:left="5040" w:hanging="360"/>
+      </w:pPr>
+      <w:rPr>
+        <w:rFonts w:ascii="Wingdings" w:hAnsi="Wingdings" w:hint="default"/>
+        <w:sz w:val="20"/>
+      </w:rPr>
+    </w:lvl>
+    <w:lvl w:ilvl="7" w:tentative="1">
+      <w:start w:val="1"/>
+      <w:numFmt w:val="bullet"/>
+      <w:lvlText w:val=""/>
+      <w:lvlJc w:val="left"/>
+      <w:pPr>
+        <w:tabs>
+          <w:tab w:val="num" w:pos="5760"/>
+        </w:tabs>
+        <w:ind w:left="5760" w:hanging="360"/>
+      </w:pPr>
+      <w:rPr>
+        <w:rFonts w:ascii="Wingdings" w:hAnsi="Wingdings" w:hint="default"/>
+        <w:sz w:val="20"/>
+      </w:rPr>
+    </w:lvl>
+    <w:lvl w:ilvl="8" w:tentative="1">
+      <w:start w:val="1"/>
+      <w:numFmt w:val="bullet"/>
+      <w:lvlText w:val=""/>
+      <w:lvlJc w:val="left"/>
+      <w:pPr>
+        <w:tabs>
+          <w:tab w:val="num" w:pos="6480"/>
+        </w:tabs>
+        <w:ind w:left="6480" w:hanging="360"/>
+      </w:pPr>
+      <w:rPr>
+        <w:rFonts w:ascii="Wingdings" w:hAnsi="Wingdings" w:hint="default"/>
+        <w:sz w:val="20"/>
+      </w:rPr>
+    </w:lvl>
+  </w:abstractNum>
+  <w:abstractNum w:abstractNumId="22" w15:restartNumberingAfterBreak="0">
     <w:nsid w:val="3D1A40BD"/>
     <w:multiLevelType w:val="hybridMultilevel"/>
     <w:tmpl w:val="9CCE0CCA"/>
@@ -30512,7 +38164,7 @@
       </w:pPr>
     </w:lvl>
   </w:abstractNum>
-  <w:abstractNum w:abstractNumId="14" w15:restartNumberingAfterBreak="0">
+  <w:abstractNum w:abstractNumId="23" w15:restartNumberingAfterBreak="0">
     <w:nsid w:val="3DD5625B"/>
     <w:multiLevelType w:val="hybridMultilevel"/>
     <w:tmpl w:val="0164A644"/>
@@ -30626,7 +38278,7 @@
       </w:rPr>
     </w:lvl>
   </w:abstractNum>
-  <w:abstractNum w:abstractNumId="15" w15:restartNumberingAfterBreak="0">
+  <w:abstractNum w:abstractNumId="24" w15:restartNumberingAfterBreak="0">
     <w:nsid w:val="3F7B1310"/>
     <w:multiLevelType w:val="hybridMultilevel"/>
     <w:tmpl w:val="4BD207A2"/>
@@ -30740,7 +38392,7 @@
       </w:rPr>
     </w:lvl>
   </w:abstractNum>
-  <w:abstractNum w:abstractNumId="16" w15:restartNumberingAfterBreak="0">
+  <w:abstractNum w:abstractNumId="25" w15:restartNumberingAfterBreak="0">
     <w:nsid w:val="3F987975"/>
     <w:multiLevelType w:val="hybridMultilevel"/>
     <w:tmpl w:val="F12A8F68"/>
@@ -30826,7 +38478,93 @@
       </w:pPr>
     </w:lvl>
   </w:abstractNum>
-  <w:abstractNum w:abstractNumId="17" w15:restartNumberingAfterBreak="0">
+  <w:abstractNum w:abstractNumId="26" w15:restartNumberingAfterBreak="0">
+    <w:nsid w:val="43820DD3"/>
+    <w:multiLevelType w:val="hybridMultilevel"/>
+    <w:tmpl w:val="9CCE0CCA"/>
+    <w:lvl w:ilvl="0" w:tplc="040C0013">
+      <w:start w:val="1"/>
+      <w:numFmt w:val="upperRoman"/>
+      <w:lvlText w:val="%1."/>
+      <w:lvlJc w:val="right"/>
+      <w:pPr>
+        <w:ind w:left="720" w:hanging="360"/>
+      </w:pPr>
+    </w:lvl>
+    <w:lvl w:ilvl="1" w:tplc="040C0019" w:tentative="1">
+      <w:start w:val="1"/>
+      <w:numFmt w:val="lowerLetter"/>
+      <w:lvlText w:val="%2."/>
+      <w:lvlJc w:val="left"/>
+      <w:pPr>
+        <w:ind w:left="1440" w:hanging="360"/>
+      </w:pPr>
+    </w:lvl>
+    <w:lvl w:ilvl="2" w:tplc="040C001B" w:tentative="1">
+      <w:start w:val="1"/>
+      <w:numFmt w:val="lowerRoman"/>
+      <w:lvlText w:val="%3."/>
+      <w:lvlJc w:val="right"/>
+      <w:pPr>
+        <w:ind w:left="2160" w:hanging="180"/>
+      </w:pPr>
+    </w:lvl>
+    <w:lvl w:ilvl="3" w:tplc="040C000F" w:tentative="1">
+      <w:start w:val="1"/>
+      <w:numFmt w:val="decimal"/>
+      <w:lvlText w:val="%4."/>
+      <w:lvlJc w:val="left"/>
+      <w:pPr>
+        <w:ind w:left="2880" w:hanging="360"/>
+      </w:pPr>
+    </w:lvl>
+    <w:lvl w:ilvl="4" w:tplc="040C0019" w:tentative="1">
+      <w:start w:val="1"/>
+      <w:numFmt w:val="lowerLetter"/>
+      <w:lvlText w:val="%5."/>
+      <w:lvlJc w:val="left"/>
+      <w:pPr>
+        <w:ind w:left="3600" w:hanging="360"/>
+      </w:pPr>
+    </w:lvl>
+    <w:lvl w:ilvl="5" w:tplc="040C001B" w:tentative="1">
+      <w:start w:val="1"/>
+      <w:numFmt w:val="lowerRoman"/>
+      <w:lvlText w:val="%6."/>
+      <w:lvlJc w:val="right"/>
+      <w:pPr>
+        <w:ind w:left="4320" w:hanging="180"/>
+      </w:pPr>
+    </w:lvl>
+    <w:lvl w:ilvl="6" w:tplc="040C000F" w:tentative="1">
+      <w:start w:val="1"/>
+      <w:numFmt w:val="decimal"/>
+      <w:lvlText w:val="%7."/>
+      <w:lvlJc w:val="left"/>
+      <w:pPr>
+        <w:ind w:left="5040" w:hanging="360"/>
+      </w:pPr>
+    </w:lvl>
+    <w:lvl w:ilvl="7" w:tplc="040C0019" w:tentative="1">
+      <w:start w:val="1"/>
+      <w:numFmt w:val="lowerLetter"/>
+      <w:lvlText w:val="%8."/>
+      <w:lvlJc w:val="left"/>
+      <w:pPr>
+        <w:ind w:left="5760" w:hanging="360"/>
+      </w:pPr>
+    </w:lvl>
+    <w:lvl w:ilvl="8" w:tplc="040C001B" w:tentative="1">
+      <w:start w:val="1"/>
+      <w:numFmt w:val="lowerRoman"/>
+      <w:lvlText w:val="%9."/>
+      <w:lvlJc w:val="right"/>
+      <w:pPr>
+        <w:ind w:left="6480" w:hanging="180"/>
+      </w:pPr>
+    </w:lvl>
+  </w:abstractNum>
+  <w:abstractNum w:abstractNumId="27" w15:restartNumberingAfterBreak="0">
     <w:nsid w:val="46241633"/>
     <w:multiLevelType w:val="hybridMultilevel"/>
     <w:tmpl w:val="18885B92"/>
@@ -30940,7 +38678,7 @@
       </w:rPr>
     </w:lvl>
   </w:abstractNum>
-  <w:abstractNum w:abstractNumId="18" w15:restartNumberingAfterBreak="0">
+  <w:abstractNum w:abstractNumId="28" w15:restartNumberingAfterBreak="0">
     <w:nsid w:val="4C37266F"/>
     <w:multiLevelType w:val="hybridMultilevel"/>
     <w:tmpl w:val="AE383B10"/>
@@ -31029,7 +38767,7 @@
       </w:pPr>
     </w:lvl>
   </w:abstractNum>
-  <w:abstractNum w:abstractNumId="19" w15:restartNumberingAfterBreak="0">
+  <w:abstractNum w:abstractNumId="29" w15:restartNumberingAfterBreak="0">
     <w:nsid w:val="4EF60916"/>
     <w:multiLevelType w:val="hybridMultilevel"/>
     <w:tmpl w:val="4E72E368"/>
@@ -31115,7 +38853,7 @@
       </w:pPr>
     </w:lvl>
   </w:abstractNum>
-  <w:abstractNum w:abstractNumId="20" w15:restartNumberingAfterBreak="0">
+  <w:abstractNum w:abstractNumId="30" w15:restartNumberingAfterBreak="0">
     <w:nsid w:val="51237EFE"/>
     <w:multiLevelType w:val="hybridMultilevel"/>
     <w:tmpl w:val="39FAAA06"/>
@@ -31229,7 +38967,7 @@
       </w:rPr>
     </w:lvl>
   </w:abstractNum>
-  <w:abstractNum w:abstractNumId="21" w15:restartNumberingAfterBreak="0">
+  <w:abstractNum w:abstractNumId="31" w15:restartNumberingAfterBreak="0">
     <w:nsid w:val="533979B0"/>
     <w:multiLevelType w:val="hybridMultilevel"/>
     <w:tmpl w:val="254C5428"/>
@@ -31318,7 +39056,7 @@
       </w:pPr>
     </w:lvl>
   </w:abstractNum>
-  <w:abstractNum w:abstractNumId="22" w15:restartNumberingAfterBreak="0">
+  <w:abstractNum w:abstractNumId="32" w15:restartNumberingAfterBreak="0">
     <w:nsid w:val="56565DA3"/>
     <w:multiLevelType w:val="hybridMultilevel"/>
     <w:tmpl w:val="DE2E271C"/>
@@ -31432,7 +39170,7 @@
       </w:rPr>
     </w:lvl>
   </w:abstractNum>
-  <w:abstractNum w:abstractNumId="23" w15:restartNumberingAfterBreak="0">
+  <w:abstractNum w:abstractNumId="33" w15:restartNumberingAfterBreak="0">
     <w:nsid w:val="569C642E"/>
     <w:multiLevelType w:val="hybridMultilevel"/>
     <w:tmpl w:val="715AE654"/>
@@ -31518,7 +39256,156 @@
       </w:pPr>
     </w:lvl>
   </w:abstractNum>
-  <w:abstractNum w:abstractNumId="24" w15:restartNumberingAfterBreak="0">
+  <w:abstractNum w:abstractNumId="34" w15:restartNumberingAfterBreak="0">
+    <w:nsid w:val="59487656"/>
+    <w:multiLevelType w:val="multilevel"/>
+    <w:tmpl w:val="1D387812"/>
+    <w:lvl w:ilvl="0">
+      <w:start w:val="1"/>
+      <w:numFmt w:val="bullet"/>
+      <w:lvlText w:val=""/>
+      <w:lvlJc w:val="left"/>
+      <w:pPr>
+        <w:tabs>
+          <w:tab w:val="num" w:pos="720"/>
+        </w:tabs>
+        <w:ind w:left="720" w:hanging="360"/>
+      </w:pPr>
+      <w:rPr>
+        <w:rFonts w:ascii="Symbol" w:hAnsi="Symbol" w:hint="default"/>
+        <w:sz w:val="20"/>
+      </w:rPr>
+    </w:lvl>
+    <w:lvl w:ilvl="1" w:tentative="1">
+      <w:start w:val="1"/>
+      <w:numFmt w:val="bullet"/>
+      <w:lvlText w:val="o"/>
+      <w:lvlJc w:val="left"/>
+      <w:pPr>
+        <w:tabs>
+          <w:tab w:val="num" w:pos="1440"/>
+        </w:tabs>
+        <w:ind w:left="1440" w:hanging="360"/>
+      </w:pPr>
+      <w:rPr>
+        <w:rFonts w:ascii="Courier New" w:hAnsi="Courier New" w:hint="default"/>
+        <w:sz w:val="20"/>
+      </w:rPr>
+    </w:lvl>
+    <w:lvl w:ilvl="2" w:tentative="1">
+      <w:start w:val="1"/>
+      <w:numFmt w:val="bullet"/>
+      <w:lvlText w:val=""/>
+      <w:lvlJc w:val="left"/>
+      <w:pPr>
+        <w:tabs>
+          <w:tab w:val="num" w:pos="2160"/>
+        </w:tabs>
+        <w:ind w:left="2160" w:hanging="360"/>
+      </w:pPr>
+      <w:rPr>
+        <w:rFonts w:ascii="Wingdings" w:hAnsi="Wingdings" w:hint="default"/>
+        <w:sz w:val="20"/>
+      </w:rPr>
+    </w:lvl>
+    <w:lvl w:ilvl="3" w:tentative="1">
+      <w:start w:val="1"/>
+      <w:numFmt w:val="bullet"/>
+      <w:lvlText w:val=""/>
+      <w:lvlJc w:val="left"/>
+      <w:pPr>
+        <w:tabs>
+          <w:tab w:val="num" w:pos="2880"/>
+        </w:tabs>
+        <w:ind w:left="2880" w:hanging="360"/>
+      </w:pPr>
+      <w:rPr>
+        <w:rFonts w:ascii="Wingdings" w:hAnsi="Wingdings" w:hint="default"/>
+        <w:sz w:val="20"/>
+      </w:rPr>
+    </w:lvl>
+    <w:lvl w:ilvl="4" w:tentative="1">
+      <w:start w:val="1"/>
+      <w:numFmt w:val="bullet"/>
+      <w:lvlText w:val=""/>
+      <w:lvlJc w:val="left"/>
+      <w:pPr>
+        <w:tabs>
+          <w:tab w:val="num" w:pos="3600"/>
+        </w:tabs>
+        <w:ind w:left="3600" w:hanging="360"/>
+      </w:pPr>
+      <w:rPr>
+        <w:rFonts w:ascii="Wingdings" w:hAnsi="Wingdings" w:hint="default"/>
+        <w:sz w:val="20"/>
+      </w:rPr>
+    </w:lvl>
+    <w:lvl w:ilvl="5" w:tentative="1">
+      <w:start w:val="1"/>
+      <w:numFmt w:val="bullet"/>
+      <w:lvlText w:val=""/>
+      <w:lvlJc w:val="left"/>
+      <w:pPr>
+        <w:tabs>
+          <w:tab w:val="num" w:pos="4320"/>
+        </w:tabs>
+        <w:ind w:left="4320" w:hanging="360"/>
+      </w:pPr>
+      <w:rPr>
+        <w:rFonts w:ascii="Wingdings" w:hAnsi="Wingdings" w:hint="default"/>
+        <w:sz w:val="20"/>
+      </w:rPr>
+    </w:lvl>
+    <w:lvl w:ilvl="6" w:tentative="1">
+      <w:start w:val="1"/>
+      <w:numFmt w:val="bullet"/>
+      <w:lvlText w:val=""/>
+      <w:lvlJc w:val="left"/>
+      <w:pPr>
+        <w:tabs>
+          <w:tab w:val="num" w:pos="5040"/>
+        </w:tabs>
+        <w:ind w:left="5040" w:hanging="360"/>
+      </w:pPr>
+      <w:rPr>
+        <w:rFonts w:ascii="Wingdings" w:hAnsi="Wingdings" w:hint="default"/>
+        <w:sz w:val="20"/>
+      </w:rPr>
+    </w:lvl>
+    <w:lvl w:ilvl="7" w:tentative="1">
+      <w:start w:val="1"/>
+      <w:numFmt w:val="bullet"/>
+      <w:lvlText w:val=""/>
+      <w:lvlJc w:val="left"/>
+      <w:pPr>
+        <w:tabs>
+          <w:tab w:val="num" w:pos="5760"/>
+        </w:tabs>
+        <w:ind w:left="5760" w:hanging="360"/>
+      </w:pPr>
+      <w:rPr>
+        <w:rFonts w:ascii="Wingdings" w:hAnsi="Wingdings" w:hint="default"/>
+        <w:sz w:val="20"/>
+      </w:rPr>
+    </w:lvl>
+    <w:lvl w:ilvl="8" w:tentative="1">
+      <w:start w:val="1"/>
+      <w:numFmt w:val="bullet"/>
+      <w:lvlText w:val=""/>
+      <w:lvlJc w:val="left"/>
+      <w:pPr>
+        <w:tabs>
+          <w:tab w:val="num" w:pos="6480"/>
+        </w:tabs>
+        <w:ind w:left="6480" w:hanging="360"/>
+      </w:pPr>
+      <w:rPr>
+        <w:rFonts w:ascii="Wingdings" w:hAnsi="Wingdings" w:hint="default"/>
+        <w:sz w:val="20"/>
+      </w:rPr>
+    </w:lvl>
+  </w:abstractNum>
+  <w:abstractNum w:abstractNumId="35" w15:restartNumberingAfterBreak="0">
     <w:nsid w:val="61EA2572"/>
     <w:multiLevelType w:val="hybridMultilevel"/>
     <w:tmpl w:val="1C7AD70E"/>
@@ -31632,7 +39519,7 @@
       </w:rPr>
     </w:lvl>
   </w:abstractNum>
-  <w:abstractNum w:abstractNumId="25" w15:restartNumberingAfterBreak="0">
+  <w:abstractNum w:abstractNumId="36" w15:restartNumberingAfterBreak="0">
     <w:nsid w:val="6275799D"/>
     <w:multiLevelType w:val="hybridMultilevel"/>
     <w:tmpl w:val="6FBCF0F8"/>
@@ -31746,7 +39633,7 @@
       </w:rPr>
     </w:lvl>
   </w:abstractNum>
-  <w:abstractNum w:abstractNumId="26" w15:restartNumberingAfterBreak="0">
+  <w:abstractNum w:abstractNumId="37" w15:restartNumberingAfterBreak="0">
     <w:nsid w:val="6B9E633D"/>
     <w:multiLevelType w:val="hybridMultilevel"/>
     <w:tmpl w:val="0A64DC9A"/>
@@ -31832,7 +39719,156 @@
       </w:pPr>
     </w:lvl>
   </w:abstractNum>
-  <w:abstractNum w:abstractNumId="27" w15:restartNumberingAfterBreak="0">
+  <w:abstractNum w:abstractNumId="38" w15:restartNumberingAfterBreak="0">
+    <w:nsid w:val="6FCE7A84"/>
+    <w:multiLevelType w:val="multilevel"/>
+    <w:tmpl w:val="CD4EAE4E"/>
+    <w:lvl w:ilvl="0">
+      <w:start w:val="1"/>
+      <w:numFmt w:val="bullet"/>
+      <w:lvlText w:val=""/>
+      <w:lvlJc w:val="left"/>
+      <w:pPr>
+        <w:tabs>
+          <w:tab w:val="num" w:pos="720"/>
+        </w:tabs>
+        <w:ind w:left="720" w:hanging="360"/>
+      </w:pPr>
+      <w:rPr>
+        <w:rFonts w:ascii="Symbol" w:hAnsi="Symbol" w:hint="default"/>
+        <w:sz w:val="20"/>
+      </w:rPr>
+    </w:lvl>
+    <w:lvl w:ilvl="1" w:tentative="1">
+      <w:start w:val="1"/>
+      <w:numFmt w:val="bullet"/>
+      <w:lvlText w:val="o"/>
+      <w:lvlJc w:val="left"/>
+      <w:pPr>
+        <w:tabs>
+          <w:tab w:val="num" w:pos="1440"/>
+        </w:tabs>
+        <w:ind w:left="1440" w:hanging="360"/>
+      </w:pPr>
+      <w:rPr>
+        <w:rFonts w:ascii="Courier New" w:hAnsi="Courier New" w:hint="default"/>
+        <w:sz w:val="20"/>
+      </w:rPr>
+    </w:lvl>
+    <w:lvl w:ilvl="2" w:tentative="1">
+      <w:start w:val="1"/>
+      <w:numFmt w:val="bullet"/>
+      <w:lvlText w:val=""/>
+      <w:lvlJc w:val="left"/>
+      <w:pPr>
+        <w:tabs>
+          <w:tab w:val="num" w:pos="2160"/>
+        </w:tabs>
+        <w:ind w:left="2160" w:hanging="360"/>
+      </w:pPr>
+      <w:rPr>
+        <w:rFonts w:ascii="Wingdings" w:hAnsi="Wingdings" w:hint="default"/>
+        <w:sz w:val="20"/>
+      </w:rPr>
+    </w:lvl>
+    <w:lvl w:ilvl="3" w:tentative="1">
+      <w:start w:val="1"/>
+      <w:numFmt w:val="bullet"/>
+      <w:lvlText w:val=""/>
+      <w:lvlJc w:val="left"/>
+      <w:pPr>
+        <w:tabs>
+          <w:tab w:val="num" w:pos="2880"/>
+        </w:tabs>
+        <w:ind w:left="2880" w:hanging="360"/>
+      </w:pPr>
+      <w:rPr>
+        <w:rFonts w:ascii="Wingdings" w:hAnsi="Wingdings" w:hint="default"/>
+        <w:sz w:val="20"/>
+      </w:rPr>
+    </w:lvl>
+    <w:lvl w:ilvl="4" w:tentative="1">
+      <w:start w:val="1"/>
+      <w:numFmt w:val="bullet"/>
+      <w:lvlText w:val=""/>
+      <w:lvlJc w:val="left"/>
+      <w:pPr>
+        <w:tabs>
+          <w:tab w:val="num" w:pos="3600"/>
+        </w:tabs>
+        <w:ind w:left="3600" w:hanging="360"/>
+      </w:pPr>
+      <w:rPr>
+        <w:rFonts w:ascii="Wingdings" w:hAnsi="Wingdings" w:hint="default"/>
+        <w:sz w:val="20"/>
+      </w:rPr>
+    </w:lvl>
+    <w:lvl w:ilvl="5" w:tentative="1">
+      <w:start w:val="1"/>
+      <w:numFmt w:val="bullet"/>
+      <w:lvlText w:val=""/>
+      <w:lvlJc w:val="left"/>
+      <w:pPr>
+        <w:tabs>
+          <w:tab w:val="num" w:pos="4320"/>
+        </w:tabs>
+        <w:ind w:left="4320" w:hanging="360"/>
+      </w:pPr>
+      <w:rPr>
+        <w:rFonts w:ascii="Wingdings" w:hAnsi="Wingdings" w:hint="default"/>
+        <w:sz w:val="20"/>
+      </w:rPr>
+    </w:lvl>
+    <w:lvl w:ilvl="6" w:tentative="1">
+      <w:start w:val="1"/>
+      <w:numFmt w:val="bullet"/>
+      <w:lvlText w:val=""/>
+      <w:lvlJc w:val="left"/>
+      <w:pPr>
+        <w:tabs>
+          <w:tab w:val="num" w:pos="5040"/>
+        </w:tabs>
+        <w:ind w:left="5040" w:hanging="360"/>
+      </w:pPr>
+      <w:rPr>
+        <w:rFonts w:ascii="Wingdings" w:hAnsi="Wingdings" w:hint="default"/>
+        <w:sz w:val="20"/>
+      </w:rPr>
+    </w:lvl>
+    <w:lvl w:ilvl="7" w:tentative="1">
+      <w:start w:val="1"/>
+      <w:numFmt w:val="bullet"/>
+      <w:lvlText w:val=""/>
+      <w:lvlJc w:val="left"/>
+      <w:pPr>
+        <w:tabs>
+          <w:tab w:val="num" w:pos="5760"/>
+        </w:tabs>
+        <w:ind w:left="5760" w:hanging="360"/>
+      </w:pPr>
+      <w:rPr>
+        <w:rFonts w:ascii="Wingdings" w:hAnsi="Wingdings" w:hint="default"/>
+        <w:sz w:val="20"/>
+      </w:rPr>
+    </w:lvl>
+    <w:lvl w:ilvl="8" w:tentative="1">
+      <w:start w:val="1"/>
+      <w:numFmt w:val="bullet"/>
+      <w:lvlText w:val=""/>
+      <w:lvlJc w:val="left"/>
+      <w:pPr>
+        <w:tabs>
+          <w:tab w:val="num" w:pos="6480"/>
+        </w:tabs>
+        <w:ind w:left="6480" w:hanging="360"/>
+      </w:pPr>
+      <w:rPr>
+        <w:rFonts w:ascii="Wingdings" w:hAnsi="Wingdings" w:hint="default"/>
+        <w:sz w:val="20"/>
+      </w:rPr>
+    </w:lvl>
+  </w:abstractNum>
+  <w:abstractNum w:abstractNumId="39" w15:restartNumberingAfterBreak="0">
     <w:nsid w:val="70B648FC"/>
     <w:multiLevelType w:val="hybridMultilevel"/>
     <w:tmpl w:val="30ACA1F8"/>
@@ -31946,7 +39982,7 @@
       </w:rPr>
     </w:lvl>
   </w:abstractNum>
-  <w:abstractNum w:abstractNumId="28" w15:restartNumberingAfterBreak="0">
+  <w:abstractNum w:abstractNumId="40" w15:restartNumberingAfterBreak="0">
     <w:nsid w:val="7101114E"/>
     <w:multiLevelType w:val="multilevel"/>
     <w:tmpl w:val="25FEFEC0"/>
@@ -32067,10 +40103,10 @@
       </w:rPr>
     </w:lvl>
   </w:abstractNum>
-  <w:abstractNum w:abstractNumId="29" w15:restartNumberingAfterBreak="0">
-    <w:nsid w:val="7C8A02D5"/>
+  <w:abstractNum w:abstractNumId="41" w15:restartNumberingAfterBreak="0">
+    <w:nsid w:val="76F60232"/>
     <w:multiLevelType w:val="multilevel"/>
-    <w:tmpl w:val="A23EC48E"/>
+    <w:tmpl w:val="B3148712"/>
     <w:lvl w:ilvl="0">
       <w:start w:val="1"/>
       <w:numFmt w:val="bullet"/>
@@ -32216,7 +40252,93 @@
       </w:rPr>
     </w:lvl>
   </w:abstractNum>
-  <w:abstractNum w:abstractNumId="30" w15:restartNumberingAfterBreak="0">
+  <w:abstractNum w:abstractNumId="42" w15:restartNumberingAfterBreak="0">
+    <w:nsid w:val="7DF03D37"/>
+    <w:multiLevelType w:val="hybridMultilevel"/>
+    <w:tmpl w:val="B478D954"/>
+    <w:lvl w:ilvl="0" w:tplc="040C0013">
+      <w:start w:val="1"/>
+      <w:numFmt w:val="upperRoman"/>
+      <w:lvlText w:val="%1."/>
+      <w:lvlJc w:val="right"/>
+      <w:pPr>
+        <w:ind w:left="720" w:hanging="360"/>
+      </w:pPr>
+    </w:lvl>
+    <w:lvl w:ilvl="1" w:tplc="040C0019" w:tentative="1">
+      <w:start w:val="1"/>
+      <w:numFmt w:val="lowerLetter"/>
+      <w:lvlText w:val="%2."/>
+      <w:lvlJc w:val="left"/>
+      <w:pPr>
+        <w:ind w:left="1440" w:hanging="360"/>
+      </w:pPr>
+    </w:lvl>
+    <w:lvl w:ilvl="2" w:tplc="040C001B" w:tentative="1">
+      <w:start w:val="1"/>
+      <w:numFmt w:val="lowerRoman"/>
+      <w:lvlText w:val="%3."/>
+      <w:lvlJc w:val="right"/>
+      <w:pPr>
+        <w:ind w:left="2160" w:hanging="180"/>
+      </w:pPr>
+    </w:lvl>
+    <w:lvl w:ilvl="3" w:tplc="040C000F" w:tentative="1">
+      <w:start w:val="1"/>
+      <w:numFmt w:val="decimal"/>
+      <w:lvlText w:val="%4."/>
+      <w:lvlJc w:val="left"/>
+      <w:pPr>
+        <w:ind w:left="2880" w:hanging="360"/>
+      </w:pPr>
+    </w:lvl>
+    <w:lvl w:ilvl="4" w:tplc="040C0019" w:tentative="1">
+      <w:start w:val="1"/>
+      <w:numFmt w:val="lowerLetter"/>
+      <w:lvlText w:val="%5."/>
+      <w:lvlJc w:val="left"/>
+      <w:pPr>
+        <w:ind w:left="3600" w:hanging="360"/>
+      </w:pPr>
+    </w:lvl>
+    <w:lvl w:ilvl="5" w:tplc="040C001B" w:tentative="1">
+      <w:start w:val="1"/>
+      <w:numFmt w:val="lowerRoman"/>
+      <w:lvlText w:val="%6."/>
+      <w:lvlJc w:val="right"/>
+      <w:pPr>
+        <w:ind w:left="4320" w:hanging="180"/>
+      </w:pPr>
+    </w:lvl>
+    <w:lvl w:ilvl="6" w:tplc="040C000F" w:tentative="1">
+      <w:start w:val="1"/>
+      <w:numFmt w:val="decimal"/>
+      <w:lvlText w:val="%7."/>
+      <w:lvlJc w:val="left"/>
+      <w:pPr>
+        <w:ind w:left="5040" w:hanging="360"/>
+      </w:pPr>
+    </w:lvl>
+    <w:lvl w:ilvl="7" w:tplc="040C0019" w:tentative="1">
+      <w:start w:val="1"/>
+      <w:numFmt w:val="lowerLetter"/>
+      <w:lvlText w:val="%8."/>
+      <w:lvlJc w:val="left"/>
+      <w:pPr>
+        <w:ind w:left="5760" w:hanging="360"/>
+      </w:pPr>
+    </w:lvl>
+    <w:lvl w:ilvl="8" w:tplc="040C001B" w:tentative="1">
+      <w:start w:val="1"/>
+      <w:numFmt w:val="lowerRoman"/>
+      <w:lvlText w:val="%9."/>
+      <w:lvlJc w:val="right"/>
+      <w:pPr>
+        <w:ind w:left="6480" w:hanging="180"/>
+      </w:pPr>
+    </w:lvl>
+  </w:abstractNum>
+  <w:abstractNum w:abstractNumId="43" w15:restartNumberingAfterBreak="0">
     <w:nsid w:val="7E055ECD"/>
     <w:multiLevelType w:val="hybridMultilevel"/>
     <w:tmpl w:val="08BA0BD6"/>
@@ -32340,90 +40462,129 @@
     <w:abstractNumId w:val="6"/>
   </w:num>
   <w:num w:numId="4">
-    <w:abstractNumId w:val="26"/>
+    <w:abstractNumId w:val="37"/>
   </w:num>
   <w:num w:numId="5">
-    <w:abstractNumId w:val="23"/>
+    <w:abstractNumId w:val="33"/>
   </w:num>
   <w:num w:numId="6">
-    <w:abstractNumId w:val="13"/>
+    <w:abstractNumId w:val="22"/>
   </w:num>
   <w:num w:numId="7">
     <w:abstractNumId w:val="5"/>
   </w:num>
   <w:num w:numId="8">
-    <w:abstractNumId w:val="16"/>
+    <w:abstractNumId w:val="25"/>
   </w:num>
   <w:num w:numId="9">
-    <w:abstractNumId w:val="22"/>
+    <w:abstractNumId w:val="32"/>
   </w:num>
   <w:num w:numId="10">
-    <w:abstractNumId w:val="19"/>
+    <w:abstractNumId w:val="29"/>
   </w:num>
   <w:num w:numId="11">
-    <w:abstractNumId w:val="7"/>
+    <w:abstractNumId w:val="14"/>
   </w:num>
   <w:num w:numId="12">
+    <w:abstractNumId w:val="27"/>
+  </w:num>
+  <w:num w:numId="13">
     <w:abstractNumId w:val="17"/>
   </w:num>
-  <w:num w:numId="13">
-    <w:abstractNumId w:val="9"/>
-  </w:num>
   <w:num w:numId="14">
-    <w:abstractNumId w:val="15"/>
+    <w:abstractNumId w:val="24"/>
   </w:num>
   <w:num w:numId="15">
     <w:abstractNumId w:val="1"/>
   </w:num>
   <w:num w:numId="16">
-    <w:abstractNumId w:val="27"/>
+    <w:abstractNumId w:val="39"/>
   </w:num>
   <w:num w:numId="17">
-    <w:abstractNumId w:val="14"/>
+    <w:abstractNumId w:val="23"/>
   </w:num>
   <w:num w:numId="18">
-    <w:abstractNumId w:val="24"/>
+    <w:abstractNumId w:val="35"/>
   </w:num>
   <w:num w:numId="19">
+    <w:abstractNumId w:val="30"/>
+  </w:num>
+  <w:num w:numId="20">
+    <w:abstractNumId w:val="18"/>
+  </w:num>
+  <w:num w:numId="21">
+    <w:abstractNumId w:val="43"/>
+  </w:num>
+  <w:num w:numId="22">
+    <w:abstractNumId w:val="19"/>
+  </w:num>
+  <w:num w:numId="23">
     <w:abstractNumId w:val="20"/>
   </w:num>
-  <w:num w:numId="20">
-    <w:abstractNumId w:val="10"/>
-  </w:num>
-  <w:num w:numId="21">
-    <w:abstractNumId w:val="30"/>
-  </w:num>
-  <w:num w:numId="22">
-    <w:abstractNumId w:val="11"/>
-  </w:num>
-  <w:num w:numId="23">
-    <w:abstractNumId w:val="12"/>
-  </w:num>
   <w:num w:numId="24">
-    <w:abstractNumId w:val="8"/>
+    <w:abstractNumId w:val="16"/>
   </w:num>
   <w:num w:numId="25">
-    <w:abstractNumId w:val="21"/>
+    <w:abstractNumId w:val="31"/>
   </w:num>
   <w:num w:numId="26">
-    <w:abstractNumId w:val="18"/>
+    <w:abstractNumId w:val="28"/>
   </w:num>
   <w:num w:numId="27">
-    <w:abstractNumId w:val="25"/>
+    <w:abstractNumId w:val="36"/>
   </w:num>
   <w:num w:numId="28">
     <w:abstractNumId w:val="3"/>
   </w:num>
   <w:num w:numId="29">
-    <w:abstractNumId w:val="28"/>
+    <w:abstractNumId w:val="40"/>
   </w:num>
   <w:num w:numId="30">
-    <w:abstractNumId w:val="29"/>
+    <w:abstractNumId w:val="26"/>
   </w:num>
   <w:num w:numId="31">
+    <w:abstractNumId w:val="42"/>
+  </w:num>
+  <w:num w:numId="32">
+    <w:abstractNumId w:val="7"/>
+  </w:num>
+  <w:num w:numId="33">
+    <w:abstractNumId w:val="9"/>
+  </w:num>
+  <w:num w:numId="34">
+    <w:abstractNumId w:val="38"/>
+  </w:num>
+  <w:num w:numId="35">
+    <w:abstractNumId w:val="34"/>
+  </w:num>
+  <w:num w:numId="36">
+    <w:abstractNumId w:val="10"/>
+  </w:num>
+  <w:num w:numId="37">
     <w:abstractNumId w:val="0"/>
   </w:num>
-  <w:numIdMacAtCleanup w:val="29"/>
+  <w:num w:numId="38">
+    <w:abstractNumId w:val="15"/>
+  </w:num>
+  <w:num w:numId="39">
+    <w:abstractNumId w:val="41"/>
+  </w:num>
+  <w:num w:numId="40">
+    <w:abstractNumId w:val="21"/>
+  </w:num>
+  <w:num w:numId="41">
+    <w:abstractNumId w:val="13"/>
+  </w:num>
+  <w:num w:numId="42">
+    <w:abstractNumId w:val="8"/>
+  </w:num>
+  <w:num w:numId="43">
+    <w:abstractNumId w:val="11"/>
+  </w:num>
+  <w:num w:numId="44">
+    <w:abstractNumId w:val="12"/>
+  </w:num>
+  <w:numIdMacAtCleanup w:val="44"/>
 </w:numbering>
 </file>
 
@@ -32822,6 +40983,27 @@
     <w:qFormat/>
     <w:rsid w:val="007B300A"/>
   </w:style>
+  <w:style w:type="paragraph" w:styleId="Titre1">
+    <w:name w:val="heading 1"/>
+    <w:basedOn w:val="Normal"/>
+    <w:next w:val="Normal"/>
+    <w:link w:val="Titre1Car"/>
+    <w:uiPriority w:val="9"/>
+    <w:qFormat/>
+    <w:rsid w:val="00B42E1F"/>
+    <w:pPr>
+      <w:keepNext/>
+      <w:keepLines/>
+      <w:spacing w:before="240" w:after="0"/>
+      <w:outlineLvl w:val="0"/>
+    </w:pPr>
+    <w:rPr>
+      <w:rFonts w:asciiTheme="majorHAnsi" w:eastAsiaTheme="majorEastAsia" w:hAnsiTheme="majorHAnsi" w:cstheme="majorBidi"/>
+      <w:color w:val="2E74B5" w:themeColor="accent1" w:themeShade="BF"/>
+      <w:sz w:val="32"/>
+      <w:szCs w:val="32"/>
+    </w:rPr>
+  </w:style>
   <w:style w:type="paragraph" w:styleId="Titre2">
     <w:name w:val="heading 2"/>
     <w:basedOn w:val="Normal"/>
@@ -32848,7 +41030,6 @@
     <w:next w:val="Normal"/>
     <w:link w:val="Titre3Car"/>
     <w:uiPriority w:val="9"/>
-    <w:semiHidden/>
     <w:unhideWhenUsed/>
     <w:qFormat/>
     <w:rsid w:val="00B05713"/>
@@ -32871,7 +41052,6 @@
     <w:next w:val="Normal"/>
     <w:link w:val="Titre4Car"/>
     <w:uiPriority w:val="9"/>
-    <w:semiHidden/>
     <w:unhideWhenUsed/>
     <w:qFormat/>
     <w:rsid w:val="00594615"/>
@@ -32894,7 +41074,6 @@
     <w:next w:val="Normal"/>
     <w:link w:val="Titre5Car"/>
     <w:uiPriority w:val="9"/>
-    <w:semiHidden/>
     <w:unhideWhenUsed/>
     <w:qFormat/>
     <w:rsid w:val="00146E5D"/>
@@ -32907,6 +41086,107 @@
     <w:rPr>
       <w:rFonts w:asciiTheme="majorHAnsi" w:eastAsiaTheme="majorEastAsia" w:hAnsiTheme="majorHAnsi" w:cstheme="majorBidi"/>
       <w:color w:val="2E74B5" w:themeColor="accent1" w:themeShade="BF"/>
+    </w:rPr>
+  </w:style>
+  <w:style w:type="paragraph" w:styleId="Titre6">
+    <w:name w:val="heading 6"/>
+    <w:basedOn w:val="Normal"/>
+    <w:next w:val="Normal"/>
+    <w:link w:val="Titre6Car"/>
+    <w:uiPriority w:val="9"/>
+    <w:unhideWhenUsed/>
+    <w:qFormat/>
+    <w:rsid w:val="00B42E1F"/>
+    <w:pPr>
+      <w:keepNext/>
+      <w:keepLines/>
+      <w:spacing w:before="40" w:after="0"/>
+      <w:ind w:left="1152" w:hanging="432"/>
+      <w:outlineLvl w:val="5"/>
+    </w:pPr>
+    <w:rPr>
+      <w:rFonts w:ascii="Algerian" w:eastAsiaTheme="majorEastAsia" w:hAnsi="Algerian" w:cstheme="majorBidi"/>
+      <w:color w:val="538135" w:themeColor="accent6" w:themeShade="BF"/>
+      <w:sz w:val="52"/>
+      <w:lang w:val="fr-SN"/>
+    </w:rPr>
+  </w:style>
+  <w:style w:type="paragraph" w:styleId="Titre7">
+    <w:name w:val="heading 7"/>
+    <w:basedOn w:val="Normal"/>
+    <w:next w:val="Normal"/>
+    <w:link w:val="Titre7Car"/>
+    <w:uiPriority w:val="9"/>
+    <w:unhideWhenUsed/>
+    <w:qFormat/>
+    <w:rsid w:val="00B42E1F"/>
+    <w:pPr>
+      <w:keepNext/>
+      <w:keepLines/>
+      <w:spacing w:before="40" w:after="0" w:line="360" w:lineRule="auto"/>
+      <w:ind w:left="1296" w:hanging="288"/>
+      <w:jc w:val="center"/>
+      <w:outlineLvl w:val="6"/>
+    </w:pPr>
+    <w:rPr>
+      <w:rFonts w:ascii="Arial Rounded MT Bold" w:eastAsiaTheme="majorEastAsia" w:hAnsi="Arial Rounded MT Bold" w:cstheme="majorBidi"/>
+      <w:i/>
+      <w:iCs/>
+      <w:color w:val="000000" w:themeColor="text1"/>
+      <w:sz w:val="28"/>
+      <w:lang w:val="fr-SN"/>
+    </w:rPr>
+  </w:style>
+  <w:style w:type="paragraph" w:styleId="Titre8">
+    <w:name w:val="heading 8"/>
+    <w:basedOn w:val="Normal"/>
+    <w:next w:val="Normal"/>
+    <w:link w:val="Titre8Car"/>
+    <w:uiPriority w:val="9"/>
+    <w:semiHidden/>
+    <w:unhideWhenUsed/>
+    <w:qFormat/>
+    <w:rsid w:val="00B42E1F"/>
+    <w:pPr>
+      <w:keepNext/>
+      <w:keepLines/>
+      <w:spacing w:before="40" w:after="0"/>
+      <w:ind w:left="1440" w:hanging="432"/>
+      <w:outlineLvl w:val="7"/>
+    </w:pPr>
+    <w:rPr>
+      <w:rFonts w:asciiTheme="majorHAnsi" w:eastAsiaTheme="majorEastAsia" w:hAnsiTheme="majorHAnsi" w:cstheme="majorBidi"/>
+      <w:color w:val="272727" w:themeColor="text1" w:themeTint="D8"/>
+      <w:sz w:val="21"/>
+      <w:szCs w:val="21"/>
+      <w:lang w:val="fr-SN"/>
+    </w:rPr>
+  </w:style>
+  <w:style w:type="paragraph" w:styleId="Titre9">
+    <w:name w:val="heading 9"/>
+    <w:basedOn w:val="Normal"/>
+    <w:next w:val="Normal"/>
+    <w:link w:val="Titre9Car"/>
+    <w:uiPriority w:val="9"/>
+    <w:semiHidden/>
+    <w:unhideWhenUsed/>
+    <w:qFormat/>
+    <w:rsid w:val="00B42E1F"/>
+    <w:pPr>
+      <w:keepNext/>
+      <w:keepLines/>
+      <w:spacing w:before="40" w:after="0"/>
+      <w:ind w:left="1584" w:hanging="144"/>
+      <w:outlineLvl w:val="8"/>
+    </w:pPr>
+    <w:rPr>
+      <w:rFonts w:asciiTheme="majorHAnsi" w:eastAsiaTheme="majorEastAsia" w:hAnsiTheme="majorHAnsi" w:cstheme="majorBidi"/>
+      <w:i/>
+      <w:iCs/>
+      <w:color w:val="272727" w:themeColor="text1" w:themeTint="D8"/>
+      <w:sz w:val="21"/>
+      <w:szCs w:val="21"/>
+      <w:lang w:val="fr-SN"/>
     </w:rPr>
   </w:style>
   <w:style w:type="character" w:default="1" w:styleId="Policepardfaut">
@@ -33384,6 +41664,117 @@
     <w:link w:val="Pieddepage"/>
     <w:uiPriority w:val="99"/>
     <w:rsid w:val="00431A97"/>
+  </w:style>
+  <w:style w:type="character" w:styleId="Lienhypertexte">
+    <w:name w:val="Hyperlink"/>
+    <w:basedOn w:val="Policepardfaut"/>
+    <w:uiPriority w:val="99"/>
+    <w:unhideWhenUsed/>
+    <w:rsid w:val="005C3A1F"/>
+    <w:rPr>
+      <w:color w:val="0563C1" w:themeColor="hyperlink"/>
+      <w:u w:val="single"/>
+    </w:rPr>
+  </w:style>
+  <w:style w:type="character" w:styleId="CodeHTML">
+    <w:name w:val="HTML Code"/>
+    <w:basedOn w:val="Policepardfaut"/>
+    <w:uiPriority w:val="99"/>
+    <w:semiHidden/>
+    <w:unhideWhenUsed/>
+    <w:rsid w:val="00E47A21"/>
+    <w:rPr>
+      <w:rFonts w:ascii="Courier New" w:eastAsia="Times New Roman" w:hAnsi="Courier New" w:cs="Courier New"/>
+      <w:sz w:val="20"/>
+      <w:szCs w:val="20"/>
+    </w:rPr>
+  </w:style>
+  <w:style w:type="paragraph" w:customStyle="1" w:styleId="isselectedend">
+    <w:name w:val="isselectedend"/>
+    <w:basedOn w:val="Normal"/>
+    <w:rsid w:val="008D77FE"/>
+    <w:pPr>
+      <w:spacing w:before="100" w:beforeAutospacing="1" w:after="100" w:afterAutospacing="1" w:line="240" w:lineRule="auto"/>
+    </w:pPr>
+    <w:rPr>
+      <w:rFonts w:ascii="Times New Roman" w:eastAsia="Times New Roman" w:hAnsi="Times New Roman" w:cs="Times New Roman"/>
+      <w:sz w:val="24"/>
+      <w:szCs w:val="24"/>
+      <w:lang w:eastAsia="fr-FR"/>
+    </w:rPr>
+  </w:style>
+  <w:style w:type="character" w:customStyle="1" w:styleId="Titre1Car">
+    <w:name w:val="Titre 1 Car"/>
+    <w:basedOn w:val="Policepardfaut"/>
+    <w:link w:val="Titre1"/>
+    <w:uiPriority w:val="9"/>
+    <w:rsid w:val="00B42E1F"/>
+    <w:rPr>
+      <w:rFonts w:asciiTheme="majorHAnsi" w:eastAsiaTheme="majorEastAsia" w:hAnsiTheme="majorHAnsi" w:cstheme="majorBidi"/>
+      <w:color w:val="2E74B5" w:themeColor="accent1" w:themeShade="BF"/>
+      <w:sz w:val="32"/>
+      <w:szCs w:val="32"/>
+    </w:rPr>
+  </w:style>
+  <w:style w:type="character" w:customStyle="1" w:styleId="Titre6Car">
+    <w:name w:val="Titre 6 Car"/>
+    <w:basedOn w:val="Policepardfaut"/>
+    <w:link w:val="Titre6"/>
+    <w:uiPriority w:val="9"/>
+    <w:rsid w:val="00B42E1F"/>
+    <w:rPr>
+      <w:rFonts w:ascii="Algerian" w:eastAsiaTheme="majorEastAsia" w:hAnsi="Algerian" w:cstheme="majorBidi"/>
+      <w:color w:val="538135" w:themeColor="accent6" w:themeShade="BF"/>
+      <w:sz w:val="52"/>
+      <w:lang w:val="fr-SN"/>
+    </w:rPr>
+  </w:style>
+  <w:style w:type="character" w:customStyle="1" w:styleId="Titre7Car">
+    <w:name w:val="Titre 7 Car"/>
+    <w:basedOn w:val="Policepardfaut"/>
+    <w:link w:val="Titre7"/>
+    <w:uiPriority w:val="9"/>
+    <w:rsid w:val="00B42E1F"/>
+    <w:rPr>
+      <w:rFonts w:ascii="Arial Rounded MT Bold" w:eastAsiaTheme="majorEastAsia" w:hAnsi="Arial Rounded MT Bold" w:cstheme="majorBidi"/>
+      <w:i/>
+      <w:iCs/>
+      <w:color w:val="000000" w:themeColor="text1"/>
+      <w:sz w:val="28"/>
+      <w:lang w:val="fr-SN"/>
+    </w:rPr>
+  </w:style>
+  <w:style w:type="character" w:customStyle="1" w:styleId="Titre8Car">
+    <w:name w:val="Titre 8 Car"/>
+    <w:basedOn w:val="Policepardfaut"/>
+    <w:link w:val="Titre8"/>
+    <w:uiPriority w:val="9"/>
+    <w:semiHidden/>
+    <w:rsid w:val="00B42E1F"/>
+    <w:rPr>
+      <w:rFonts w:asciiTheme="majorHAnsi" w:eastAsiaTheme="majorEastAsia" w:hAnsiTheme="majorHAnsi" w:cstheme="majorBidi"/>
+      <w:color w:val="272727" w:themeColor="text1" w:themeTint="D8"/>
+      <w:sz w:val="21"/>
+      <w:szCs w:val="21"/>
+      <w:lang w:val="fr-SN"/>
+    </w:rPr>
+  </w:style>
+  <w:style w:type="character" w:customStyle="1" w:styleId="Titre9Car">
+    <w:name w:val="Titre 9 Car"/>
+    <w:basedOn w:val="Policepardfaut"/>
+    <w:link w:val="Titre9"/>
+    <w:uiPriority w:val="9"/>
+    <w:semiHidden/>
+    <w:rsid w:val="00B42E1F"/>
+    <w:rPr>
+      <w:rFonts w:asciiTheme="majorHAnsi" w:eastAsiaTheme="majorEastAsia" w:hAnsiTheme="majorHAnsi" w:cstheme="majorBidi"/>
+      <w:i/>
+      <w:iCs/>
+      <w:color w:val="272727" w:themeColor="text1" w:themeTint="D8"/>
+      <w:sz w:val="21"/>
+      <w:szCs w:val="21"/>
+      <w:lang w:val="fr-SN"/>
+    </w:rPr>
   </w:style>
 </w:styles>
 </file>
@@ -33654,7 +42045,7 @@
 </file>
 
 <file path=customXml/itemProps1.xml><?xml version="1.0" encoding="utf-8"?>
-<ds:datastoreItem xmlns:ds="http://schemas.openxmlformats.org/officeDocument/2006/customXml" ds:itemID="{1FA90143-A869-4524-9B6D-C22535A53D5A}">
+<ds:datastoreItem xmlns:ds="http://schemas.openxmlformats.org/officeDocument/2006/customXml" ds:itemID="{0BBA8B25-5162-4B16-9D66-C398EB41019C}">
   <ds:schemaRefs>
     <ds:schemaRef ds:uri="http://schemas.openxmlformats.org/officeDocument/2006/bibliography"/>
   </ds:schemaRefs>
